--- a/exports/QUIN102_Pretest_Results_Report.docx
+++ b/exports/QUIN102_Pretest_Results_Report.docx
@@ -48,7 +48,7 @@
           <w:sz w:val="28"/>
           <w:szCs w:val="28"/>
         </w:rPr>
-        <w:t xml:space="preserve">Assessment Window: February 2–10, 2026</w:t>
+        <w:t xml:space="preserve">Assessment Window: February 2-10, 2026</w:t>
       </w:r>
     </w:p>
     <w:p>
@@ -109,7 +109,7 @@
           <w:sz w:val="24"/>
           <w:szCs w:val="24"/>
         </w:rPr>
-        <w:t xml:space="preserve"> This report summarizes the results of the QUIN 102 pre-course financial literacy assessment, including the Supplemental Diagnostic Module (SDM-10). It is written for the teaching team — not for publication. The goal is to translate pre-test findings into actionable guidance: what students know, where they struggle, and what the diagnostic data suggest about how to focus instruction this semester. All findings are descriptive. No causal claims are made.</w:t>
+        <w:t xml:space="preserve"> This report summarizes the results of the QUIN 102 pre-course financial literacy assessment, including the Supplemental Diagnostic Module (SDM-10). It is written for the teaching team - not for publication. The goal is to translate pre-test findings into actionable guidance: what students know, where they struggle, and what the diagnostic data suggest about how to focus instruction this semester. All findings are descriptive. No causal claims are made.</w:t>
       </w:r>
     </w:p>
     <w:p>
@@ -156,7 +156,7 @@
           <w:sz w:val="24"/>
           <w:szCs w:val="24"/>
         </w:rPr>
-        <w:t xml:space="preserve">The mean anchor score was 66.4% across all submitted students (N = 431). This is slightly above the 40–60% ranges typically seen in prior financial literacy research with college-age and adult populations (Chen &amp; Volpe, 1998; Lusardi, 2019).</w:t>
+        <w:t xml:space="preserve">The mean anchor score was 66.4% across all submitted students (N = 431). This is slightly above the 40-60% ranges typically seen in prior financial literacy research with college-age and adult populations (Chen &amp; Volpe, 1998; Lusardi, 2019).</w:t>
       </w:r>
     </w:p>
     <w:p>
@@ -210,7 +210,7 @@
           <w:sz w:val="24"/>
           <w:szCs w:val="24"/>
         </w:rPr>
-        <w:t xml:space="preserve">About 30% of students were moderately or highly overconfident — their self-rated confidence exceeded their actual accuracy (N = 431).</w:t>
+        <w:t xml:space="preserve">About 30% of students were moderately or highly overconfident - their self-rated confidence exceeded their actual accuracy (N = 431).</w:t>
       </w:r>
     </w:p>
     <w:p>
@@ -228,7 +228,7 @@
           <w:sz w:val="24"/>
           <w:szCs w:val="24"/>
         </w:rPr>
-        <w:t xml:space="preserve">The three hardest items involved inflation mechanics and bond pricing, with correct rates below 37% (N = 431).</w:t>
+        <w:t xml:space="preserve">Male students scored about 5 percentage points higher than female students on average (69.2% vs. 64.3%), and students working full-time scored about 6 points higher than part-time workers (71.4% vs. 64.9%). First-generation college students, however, scored nearly identically to non-first-generation peers (N = 431).</w:t>
       </w:r>
     </w:p>
     <w:p>
@@ -246,7 +246,7 @@
           <w:sz w:val="24"/>
           <w:szCs w:val="24"/>
         </w:rPr>
-        <w:t xml:space="preserve">Among high-confidence errors in the consented diagnostic sample, 53.9% reflected misconceptions and 31.9% were selection errors — meaning almost one in three students who answered wrong actually understood the concept (n = 354 consented, 479 classified diagnose responses).</w:t>
+        <w:t xml:space="preserve">Students who rated their own financial knowledge as high scored 73.6% on average, compared to 62.3% among those who rated it as low - suggesting that group-level self-assessment broadly aligns with measured performance (N = 431).</w:t>
       </w:r>
     </w:p>
     <w:p>
@@ -264,7 +264,7 @@
           <w:sz w:val="24"/>
           <w:szCs w:val="24"/>
         </w:rPr>
-        <w:t xml:space="preserve">Among correct answers paired with low confidence, 13.7% were likely guesses — students picked the right answer but could not explain why (n = 354 consented, 285 confirm responses).</w:t>
+        <w:t xml:space="preserve">The three hardest items involved inflation mechanics and bond pricing, with correct rates below 37% (N = 431).</w:t>
       </w:r>
     </w:p>
     <w:p>
@@ -282,7 +282,7 @@
           <w:sz w:val="24"/>
           <w:szCs w:val="24"/>
         </w:rPr>
-        <w:t xml:space="preserve">The single most common misconception was confusing "lower inflation" with "falling prices" (INF-01), which appeared in 42 diagnosed responses from the consented sample.</w:t>
+        <w:t xml:space="preserve">Among high-confidence errors in the consented diagnostic sample, 53.9% reflected misconceptions and 31.9% were selection errors - meaning almost one in three students who answered wrong actually understood the concept (n = 354 consented, 479 classified diagnose responses).</w:t>
       </w:r>
     </w:p>
     <w:p>
@@ -300,7 +300,43 @@
           <w:sz w:val="24"/>
           <w:szCs w:val="24"/>
         </w:rPr>
-        <w:t xml:space="preserve">True/False items and negation-framed questions showed the highest selection error rates — up to 81% on Q36 (diversification principle).</w:t>
+        <w:t xml:space="preserve">Among correct answers paired with low confidence, 13.7% were likely guesses - students picked the right answer but could not explain why (n = 354 consented, 285 confirm responses).</w:t>
+      </w:r>
+    </w:p>
+    <w:p>
+      <w:pPr>
+        <w:pStyle w:val="ListParagraph"/>
+        <w:numPr>
+          <w:ilvl w:val="0"/>
+          <w:numId w:val="2"/>
+        </w:numPr>
+        <w:spacing w:line="360" w:after="100"/>
+      </w:pPr>
+      <w:r>
+        <w:rPr>
+          <w:rFonts w:ascii="Times New Roman" w:cs="Times New Roman" w:eastAsia="Times New Roman" w:hAnsi="Times New Roman"/>
+          <w:sz w:val="24"/>
+          <w:szCs w:val="24"/>
+        </w:rPr>
+        <w:t xml:space="preserve">The single most common misconception was confusing "lower inflation" with "falling prices" (INF-01), which appeared in 42 diagnosed responses from the consented sample.</w:t>
+      </w:r>
+    </w:p>
+    <w:p>
+      <w:pPr>
+        <w:pStyle w:val="ListParagraph"/>
+        <w:numPr>
+          <w:ilvl w:val="0"/>
+          <w:numId w:val="2"/>
+        </w:numPr>
+        <w:spacing w:line="360" w:after="100"/>
+      </w:pPr>
+      <w:r>
+        <w:rPr>
+          <w:rFonts w:ascii="Times New Roman" w:cs="Times New Roman" w:eastAsia="Times New Roman" w:hAnsi="Times New Roman"/>
+          <w:sz w:val="24"/>
+          <w:szCs w:val="24"/>
+        </w:rPr>
+        <w:t xml:space="preserve">True/False items and negation-framed questions showed the highest selection error rates - up to 81% on Q36 (diversification principle).</w:t>
       </w:r>
     </w:p>
     <w:p>
@@ -496,7 +532,7 @@
           <w:sz w:val="24"/>
           <w:szCs w:val="24"/>
         </w:rPr>
-        <w:t xml:space="preserve"> produce disproportionate selection errors. Q36 (diversification) had an 81% selection error rate — students understood the concept but picked "False." Converting these to standard MCQ format for the post-test is worth considering.</w:t>
+        <w:t xml:space="preserve"> produce disproportionate selection errors. Q36 (diversification) had an 81% selection error rate - students understood the concept but picked "False." Converting these to standard MCQ format for the post-test is worth considering.</w:t>
       </w:r>
     </w:p>
     <w:p>
@@ -637,7 +673,7 @@
           <w:sz w:val="24"/>
           <w:szCs w:val="24"/>
         </w:rPr>
-        <w:t xml:space="preserve">What Students Did</w:t>
+        <w:t xml:space="preserve">2.1 What Students Did</w:t>
       </w:r>
     </w:p>
     <w:p>
@@ -678,7 +714,7 @@
           <w:sz w:val="24"/>
           <w:szCs w:val="24"/>
         </w:rPr>
-        <w:t xml:space="preserve"> — 13 demographic and financial background questions (not scored)</w:t>
+        <w:t xml:space="preserve"> - 13 demographic and financial background questions (not scored)</w:t>
       </w:r>
     </w:p>
     <w:p>
@@ -706,7 +742,7 @@
           <w:sz w:val="24"/>
           <w:szCs w:val="24"/>
         </w:rPr>
-        <w:t xml:space="preserve"> — 40 items: 26 scored knowledge questions and 14 unscored preference/attitude questions, each with a confidence rating (1 = low, 2 = mid, 3 = high)</w:t>
+        <w:t xml:space="preserve"> - 40 items: 26 scored knowledge questions and 14 unscored preference/attitude questions, each with a confidence rating (1 = low, 2 = mid, 3 = high)</w:t>
       </w:r>
     </w:p>
     <w:p>
@@ -734,7 +770,7 @@
           <w:sz w:val="24"/>
           <w:szCs w:val="24"/>
         </w:rPr>
-        <w:t xml:space="preserve"> — up to 10 adaptive follow-up items selected based on the student's anchor responses</w:t>
+        <w:t xml:space="preserve"> - up to 10 adaptive follow-up items selected based on the student's anchor responses</w:t>
       </w:r>
     </w:p>
     <w:p>
@@ -761,7 +797,7 @@
           <w:sz w:val="24"/>
           <w:szCs w:val="24"/>
         </w:rPr>
-        <w:t xml:space="preserve">What the SDM-10 Adds</w:t>
+        <w:t xml:space="preserve">2.2 What the SDM-10 Adds</w:t>
       </w:r>
     </w:p>
     <w:p>
@@ -792,7 +828,7 @@
           <w:sz w:val="24"/>
           <w:szCs w:val="24"/>
         </w:rPr>
-        <w:t xml:space="preserve"> they got it wrong. The SDM-10 fills that gap.</w:t>
+        <w:t xml:space="preserve"> they got it wrong. A student who picks the wrong answer on a bond pricing question might hold a genuine misconception about how interest rates and prices relate, or they might understand the concept perfectly well but get tripped up by the question's True/False format. These two students need very different kinds of help. The SDM-10 fills that diagnostic gap.</w:t>
       </w:r>
     </w:p>
     <w:p>
@@ -802,10 +838,79 @@
       <w:r>
         <w:rPr>
           <w:rFonts w:ascii="Times New Roman" w:cs="Times New Roman" w:eastAsia="Times New Roman" w:hAnsi="Times New Roman"/>
-          <w:sz w:val="24"/>
-          <w:szCs w:val="24"/>
-        </w:rPr>
-        <w:t xml:space="preserve">Based on each student's anchor answers and confidence ratings, the algorithm selects follow-up items from a bank of 182 pre-written variants. Two types of open-ended follow-ups are particularly important:</w:t>
+          <w:b/>
+          <w:bCs/>
+          <w:sz w:val="24"/>
+          <w:szCs w:val="24"/>
+        </w:rPr>
+        <w:t xml:space="preserve">How variants work.</w:t>
+      </w:r>
+      <w:r>
+        <w:rPr>
+          <w:rFonts w:ascii="Times New Roman" w:cs="Times New Roman" w:eastAsia="Times New Roman" w:hAnsi="Times New Roman"/>
+          <w:sz w:val="24"/>
+          <w:szCs w:val="24"/>
+        </w:rPr>
+        <w:t xml:space="preserve"> Based on each student's anchor answers and confidence ratings, the algorithm selects follow-up items from a bank of 182 pre-written variants. These are not generated dynamically - every variant was authored and reviewed before the assessment opened. Each variant targets a specific anchor item and a specific diagnostic goal. The bank includes format variants (same concept, different question format), scenario variants (same concept, different real-world context), and open-ended prompts (student explains reasoning in their own words).</w:t>
+      </w:r>
+    </w:p>
+    <w:p>
+      <w:pPr>
+        <w:spacing w:line="360" w:after="200"/>
+      </w:pPr>
+      <w:r>
+        <w:rPr>
+          <w:rFonts w:ascii="Times New Roman" w:cs="Times New Roman" w:eastAsia="Times New Roman" w:hAnsi="Times New Roman"/>
+          <w:b/>
+          <w:bCs/>
+          <w:sz w:val="24"/>
+          <w:szCs w:val="24"/>
+        </w:rPr>
+        <w:t xml:space="preserve">Why variants exist.</w:t>
+      </w:r>
+      <w:r>
+        <w:rPr>
+          <w:rFonts w:ascii="Times New Roman" w:cs="Times New Roman" w:eastAsia="Times New Roman" w:hAnsi="Times New Roman"/>
+          <w:sz w:val="24"/>
+          <w:szCs w:val="24"/>
+        </w:rPr>
+        <w:t xml:space="preserve"> The anchor assessment tells you what a student got right or wrong. Variants tell you what kind of follow-up is most informative for that particular student. A student who answers a bond pricing item incorrectly with high confidence needs a different follow-up than a student who answers the same item correctly with low confidence. The variant bank lets the algorithm select the most diagnostically useful question for each student-item pair, without repeating the same format that may have contributed to the original response.</w:t>
+      </w:r>
+    </w:p>
+    <w:p>
+      <w:pPr>
+        <w:spacing w:line="360" w:after="200"/>
+      </w:pPr>
+      <w:r>
+        <w:rPr>
+          <w:rFonts w:ascii="Times New Roman" w:cs="Times New Roman" w:eastAsia="Times New Roman" w:hAnsi="Times New Roman"/>
+          <w:b/>
+          <w:bCs/>
+          <w:sz w:val="24"/>
+          <w:szCs w:val="24"/>
+        </w:rPr>
+        <w:t xml:space="preserve">Why open-ended follow-ups matter.</w:t>
+      </w:r>
+      <w:r>
+        <w:rPr>
+          <w:rFonts w:ascii="Times New Roman" w:cs="Times New Roman" w:eastAsia="Times New Roman" w:hAnsi="Times New Roman"/>
+          <w:sz w:val="24"/>
+          <w:szCs w:val="24"/>
+        </w:rPr>
+        <w:t xml:space="preserve"> Multiple-choice items, even when well-designed, constrain students to a fixed set of answer options. A student who picks the right answer may have arrived there by guessing, by partial reasoning, or by genuine understanding. A student who picks the wrong answer may hold a misconception, lack relevant knowledge entirely, or simply misread the question. Open-ended follow-ups ask the student to explain their reasoning, which makes it possible to distinguish between these very different situations.</w:t>
+      </w:r>
+    </w:p>
+    <w:p>
+      <w:pPr>
+        <w:spacing w:line="360" w:after="200"/>
+      </w:pPr>
+      <w:r>
+        <w:rPr>
+          <w:rFonts w:ascii="Times New Roman" w:cs="Times New Roman" w:eastAsia="Times New Roman" w:hAnsi="Times New Roman"/>
+          <w:sz w:val="24"/>
+          <w:szCs w:val="24"/>
+        </w:rPr>
+        <w:t xml:space="preserve">Two types of open-ended follow-ups are particularly important:</w:t>
       </w:r>
     </w:p>
     <w:p>
@@ -833,7 +938,7 @@
           <w:sz w:val="24"/>
           <w:szCs w:val="24"/>
         </w:rPr>
-        <w:t xml:space="preserve"> Triggered when a student answers incorrectly with high confidence. The student explains their reasoning. The response gets classified as a </w:t>
+        <w:t xml:space="preserve"> Triggered when a student answers incorrectly with high confidence. The student explains their reasoning in writing. The response is classified as a </w:t>
       </w:r>
       <w:r>
         <w:rPr>
@@ -869,7 +974,7 @@
           <w:sz w:val="24"/>
           <w:szCs w:val="24"/>
         </w:rPr>
-        <w:t xml:space="preserve"> (no knowledge), or a </w:t>
+        <w:t xml:space="preserve"> (no knowledge or no mental model), or a </w:t>
       </w:r>
       <w:r>
         <w:rPr>
@@ -887,7 +992,7 @@
           <w:sz w:val="24"/>
           <w:szCs w:val="24"/>
         </w:rPr>
-        <w:t xml:space="preserve"> (understood the concept but picked the wrong answer).</w:t>
+        <w:t xml:space="preserve"> (understood the concept but picked the wrong answer due to the question format).</w:t>
       </w:r>
     </w:p>
     <w:p>
@@ -915,7 +1020,7 @@
           <w:sz w:val="24"/>
           <w:szCs w:val="24"/>
         </w:rPr>
-        <w:t xml:space="preserve"> Triggered when a student answers correctly with low confidence. The student explains why the correct answer is right. The response gets classified as </w:t>
+        <w:t xml:space="preserve"> Triggered when a student answers correctly with low confidence. The student explains why the correct answer is right. The response is classified as </w:t>
       </w:r>
       <w:r>
         <w:rPr>
@@ -969,7 +1074,7 @@
           <w:sz w:val="24"/>
           <w:szCs w:val="24"/>
         </w:rPr>
-        <w:t xml:space="preserve"> (no real understanding).</w:t>
+        <w:t xml:space="preserve"> (no real understanding despite the correct answer).</w:t>
       </w:r>
     </w:p>
     <w:p>
@@ -979,10 +1084,20 @@
       <w:r>
         <w:rPr>
           <w:rFonts w:ascii="Times New Roman" w:cs="Times New Roman" w:eastAsia="Times New Roman" w:hAnsi="Times New Roman"/>
-          <w:sz w:val="24"/>
-          <w:szCs w:val="24"/>
-        </w:rPr>
-        <w:t xml:space="preserve">These two follow-up types are alternatives — a given anchor item triggers one or the other, never both.</w:t>
+          <w:b/>
+          <w:bCs/>
+          <w:sz w:val="24"/>
+          <w:szCs w:val="24"/>
+        </w:rPr>
+        <w:t xml:space="preserve">These two follow-up types are alternatives.</w:t>
+      </w:r>
+      <w:r>
+        <w:rPr>
+          <w:rFonts w:ascii="Times New Roman" w:cs="Times New Roman" w:eastAsia="Times New Roman" w:hAnsi="Times New Roman"/>
+          <w:sz w:val="24"/>
+          <w:szCs w:val="24"/>
+        </w:rPr>
+        <w:t xml:space="preserve"> A given anchor item triggers one or the other based on the student's response and confidence level - never both. If a student answers Q29 (bond pricing) incorrectly with high confidence, they get an Open_Diagnose prompt. If a different student answers Q29 correctly but with low confidence, they get an Open_Confirm prompt. This design means the diagnostic data from the two follow-up types describe complementary slices of student performance: the high-confidence wrong answers and the low-confidence right answers.</w:t>
       </w:r>
     </w:p>
     <w:p>
@@ -996,7 +1111,7 @@
           <w:sz w:val="24"/>
           <w:szCs w:val="24"/>
         </w:rPr>
-        <w:t xml:space="preserve">Denominator Map</w:t>
+        <w:t xml:space="preserve">2.3 Denominator Map</w:t>
       </w:r>
     </w:p>
     <w:tbl>
@@ -1441,7 +1556,7 @@
           <w:sz w:val="24"/>
           <w:szCs w:val="24"/>
         </w:rPr>
-        <w:t xml:space="preserve">Privacy and Suppression Rule</w:t>
+        <w:t xml:space="preserve">2.4 Privacy and Suppression Rule</w:t>
       </w:r>
     </w:p>
     <w:p>
@@ -1469,21 +1584,7 @@
           <w:sz w:val="24"/>
           <w:szCs w:val="24"/>
         </w:rPr>
-        <w:t xml:space="preserve">3. Results: Submitted Sample (N = 431)</w:t>
-      </w:r>
-    </w:p>
-    <w:p>
-      <w:pPr>
-        <w:pStyle w:val="Heading2"/>
-        <w:spacing w:before="360" w:after="180"/>
-      </w:pPr>
-      <w:r>
-        <w:rPr>
-          <w:rFonts w:ascii="Times New Roman" w:cs="Times New Roman" w:eastAsia="Times New Roman" w:hAnsi="Times New Roman"/>
-          <w:sz w:val="24"/>
-          <w:szCs w:val="24"/>
-        </w:rPr>
-        <w:t xml:space="preserve">3.1 Participation Funnel</w:t>
+        <w:t xml:space="preserve">3. Participation Funnel (N = 431)</w:t>
       </w:r>
     </w:p>
     <w:p>
@@ -1496,7 +1597,7 @@
           <w:sz w:val="24"/>
           <w:szCs w:val="24"/>
         </w:rPr>
-        <w:t xml:space="preserve">Of the 653 students on the QUIN 102 roster, 443 completed onboarding on the assessment platform. Of those, 431 submitted the full assessment — a 97.3% completion rate among those who started. The remaining 12 students began the assessment but did not finish.</w:t>
+        <w:t xml:space="preserve">Of the 653 students on the QUIN 102 roster, 443 completed onboarding on the assessment platform. Of those, 431 submitted the full assessment - a 97.3% completion rate among those who started. The remaining 12 students began the assessment but did not finish.</w:t>
       </w:r>
     </w:p>
     <w:p>
@@ -1558,7 +1659,7 @@
           <w:sz w:val="22"/>
           <w:szCs w:val="22"/>
         </w:rPr>
-        <w:t xml:space="preserve">Figure R3. Daily Enrollment and Completion (Feb 2–10, 2026). Bars show daily new enrollments and completions; the dashed line shows cumulative submitted assessments.</w:t>
+        <w:t xml:space="preserve">Figure R3. Daily Enrollment and Completion (Feb 2-10, 2026). Bars show daily new enrollments and completions; the dashed line shows cumulative submitted assessments.</w:t>
       </w:r>
     </w:p>
     <w:p>
@@ -1571,7 +1672,22 @@
           <w:sz w:val="24"/>
           <w:szCs w:val="24"/>
         </w:rPr>
-        <w:t xml:space="preserve">Enrollment was spread across the nine-day window, with the first day (Feb 2) and the last weekend (Feb 8–9) accounting for the largest cohorts.</w:t>
+        <w:t xml:space="preserve">Enrollment was spread across the nine-day window, with the first day (Feb 2) and the last weekend (Feb 8-9) accounting for the largest cohorts.</w:t>
+      </w:r>
+    </w:p>
+    <w:p>
+      <w:pPr>
+        <w:pStyle w:val="Heading1"/>
+        <w:pageBreakBefore/>
+        <w:spacing w:before="480" w:after="240"/>
+      </w:pPr>
+      <w:r>
+        <w:rPr>
+          <w:rFonts w:ascii="Times New Roman" w:cs="Times New Roman" w:eastAsia="Times New Roman" w:hAnsi="Times New Roman"/>
+          <w:sz w:val="24"/>
+          <w:szCs w:val="24"/>
+        </w:rPr>
+        <w:t xml:space="preserve">4. Results by Student Characteristics (N = 431)</w:t>
       </w:r>
     </w:p>
     <w:p>
@@ -1585,20 +1701,7 @@
           <w:sz w:val="24"/>
           <w:szCs w:val="24"/>
         </w:rPr>
-        <w:t xml:space="preserve">3.2 Overall Score Distribution</w:t>
-      </w:r>
-    </w:p>
-    <w:p>
-      <w:pPr>
-        <w:spacing w:line="360" w:after="200"/>
-      </w:pPr>
-      <w:r>
-        <w:rPr>
-          <w:rFonts w:ascii="Times New Roman" w:cs="Times New Roman" w:eastAsia="Times New Roman" w:hAnsi="Times New Roman"/>
-          <w:sz w:val="24"/>
-          <w:szCs w:val="24"/>
-        </w:rPr>
-        <w:t xml:space="preserve">The mean anchor score was 66.4% (N = 431). The score distribution was roughly bell-shaped, with the peak in the 60–69% range (125 students, 29.0% of the sample).</w:t>
+        <w:t xml:space="preserve">4.1 Demographics</w:t>
       </w:r>
     </w:p>
     <w:p>
@@ -1609,7 +1712,7 @@
       <w:r>
         <w:drawing>
           <wp:inline distT="0" distB="0" distL="0" distR="0">
-            <wp:extent cx="5524500" cy="3790950"/>
+            <wp:extent cx="5524500" cy="3619500"/>
             <wp:effectExtent t="0" r="0" b="0" l="0"/>
             <wp:docPr id="1" name="" descr="" title=""/>
             <wp:cNvGraphicFramePr>
@@ -1634,7 +1737,7 @@
                   <pic:spPr bwMode="auto">
                     <a:xfrm>
                       <a:off x="0" y="0"/>
-                      <a:ext cx="5524500" cy="3790950"/>
+                      <a:ext cx="5524500" cy="3619500"/>
                     </a:xfrm>
                     <a:prstGeom prst="rect">
                       <a:avLst/>
@@ -1660,7 +1763,7 @@
           <w:sz w:val="22"/>
           <w:szCs w:val="22"/>
         </w:rPr>
-        <w:t xml:space="preserve">Figure R1. Pre-Course Overall Score Distribution (N = 431). The dashed line marks the mean (66.4%). The gold bar highlights the modal bin (60–69%).</w:t>
+        <w:t xml:space="preserve">Figure R6. Sample Demographics (N = 431, submitted). Categories with fewer than 10 respondents are suppressed.</w:t>
       </w:r>
     </w:p>
     <w:p>
@@ -1673,435 +1776,60 @@
           <w:sz w:val="24"/>
           <w:szCs w:val="24"/>
         </w:rPr>
-        <w:t xml:space="preserve">When grouped into performance bands:</w:t>
-      </w:r>
-    </w:p>
-    <w:tbl>
-      <w:tblPr>
-        <w:tblW w:type="dxa" w:w="9360"/>
-        <w:tblBorders>
-          <w:top w:val="single" w:color="000000" w:sz="4"/>
-          <w:left w:val="single" w:color="000000" w:sz="4"/>
-          <w:bottom w:val="single" w:color="000000" w:sz="4"/>
-          <w:right w:val="single" w:color="000000" w:sz="4"/>
-          <w:insideH w:val="single" w:color="000000" w:sz="4"/>
-          <w:insideV w:val="single" w:color="000000" w:sz="4"/>
-        </w:tblBorders>
-        <w:tblLayout w:type="fixed"/>
-        <w:tblCellMar>
-          <w:top w:type="dxa" w:w="60"/>
-          <w:left w:type="dxa" w:w="120"/>
-          <w:bottom w:type="dxa" w:w="60"/>
-          <w:right w:type="dxa" w:w="120"/>
-        </w:tblCellMar>
-      </w:tblPr>
-      <w:tblGrid>
-        <w:gridCol w:w="3120"/>
-        <w:gridCol w:w="3120"/>
-        <w:gridCol w:w="3120"/>
-      </w:tblGrid>
-      <w:tr>
-        <w:trPr>
-          <w:tblHeader/>
-        </w:trPr>
-        <w:tc>
-          <w:tcPr>
-            <w:tcW w:type="dxa" w:w="3120"/>
-            <w:tcBorders>
-              <w:top w:val="single" w:color="000000" w:sz="4"/>
-              <w:left w:val="single" w:color="000000" w:sz="4"/>
-              <w:bottom w:val="single" w:color="000000" w:sz="4"/>
-              <w:right w:val="single" w:color="000000" w:sz="4"/>
-            </w:tcBorders>
-            <w:shd w:fill="D5E8F0" w:color="auto" w:val="clear"/>
-            <w:vAlign w:val="center"/>
-          </w:tcPr>
-          <w:p>
-            <w:pPr>
-              <w:jc w:val="center"/>
-            </w:pPr>
-            <w:r>
-              <w:rPr>
-                <w:rFonts w:ascii="Times New Roman" w:cs="Times New Roman" w:eastAsia="Times New Roman" w:hAnsi="Times New Roman"/>
-                <w:b/>
-                <w:bCs/>
-                <w:sz w:val="22"/>
-                <w:szCs w:val="22"/>
-              </w:rPr>
-              <w:t xml:space="preserve">Band</w:t>
-            </w:r>
-          </w:p>
-        </w:tc>
-        <w:tc>
-          <w:tcPr>
-            <w:tcW w:type="dxa" w:w="3120"/>
-            <w:tcBorders>
-              <w:top w:val="single" w:color="000000" w:sz="4"/>
-              <w:left w:val="single" w:color="000000" w:sz="4"/>
-              <w:bottom w:val="single" w:color="000000" w:sz="4"/>
-              <w:right w:val="single" w:color="000000" w:sz="4"/>
-            </w:tcBorders>
-            <w:shd w:fill="D5E8F0" w:color="auto" w:val="clear"/>
-            <w:vAlign w:val="center"/>
-          </w:tcPr>
-          <w:p>
-            <w:pPr>
-              <w:jc w:val="center"/>
-            </w:pPr>
-            <w:r>
-              <w:rPr>
-                <w:rFonts w:ascii="Times New Roman" w:cs="Times New Roman" w:eastAsia="Times New Roman" w:hAnsi="Times New Roman"/>
-                <w:b/>
-                <w:bCs/>
-                <w:sz w:val="22"/>
-                <w:szCs w:val="22"/>
-              </w:rPr>
-              <w:t xml:space="preserve">Students</w:t>
-            </w:r>
-          </w:p>
-        </w:tc>
-        <w:tc>
-          <w:tcPr>
-            <w:tcW w:type="dxa" w:w="3120"/>
-            <w:tcBorders>
-              <w:top w:val="single" w:color="000000" w:sz="4"/>
-              <w:left w:val="single" w:color="000000" w:sz="4"/>
-              <w:bottom w:val="single" w:color="000000" w:sz="4"/>
-              <w:right w:val="single" w:color="000000" w:sz="4"/>
-            </w:tcBorders>
-            <w:shd w:fill="D5E8F0" w:color="auto" w:val="clear"/>
-            <w:vAlign w:val="center"/>
-          </w:tcPr>
-          <w:p>
-            <w:pPr>
-              <w:jc w:val="center"/>
-            </w:pPr>
-            <w:r>
-              <w:rPr>
-                <w:rFonts w:ascii="Times New Roman" w:cs="Times New Roman" w:eastAsia="Times New Roman" w:hAnsi="Times New Roman"/>
-                <w:b/>
-                <w:bCs/>
-                <w:sz w:val="22"/>
-                <w:szCs w:val="22"/>
-              </w:rPr>
-              <w:t xml:space="preserve">% of N = 431</w:t>
-            </w:r>
-          </w:p>
-        </w:tc>
-      </w:tr>
-      <w:tr>
-        <w:tc>
-          <w:tcPr>
-            <w:tcW w:type="dxa" w:w="3120"/>
-            <w:tcBorders>
-              <w:top w:val="single" w:color="000000" w:sz="4"/>
-              <w:left w:val="single" w:color="000000" w:sz="4"/>
-              <w:bottom w:val="single" w:color="000000" w:sz="4"/>
-              <w:right w:val="single" w:color="000000" w:sz="4"/>
-            </w:tcBorders>
-            <w:vAlign w:val="center"/>
-          </w:tcPr>
-          <w:p>
-            <w:pPr>
-              <w:jc w:val="center"/>
-            </w:pPr>
-            <w:r>
-              <w:rPr>
-                <w:rFonts w:ascii="Times New Roman" w:cs="Times New Roman" w:eastAsia="Times New Roman" w:hAnsi="Times New Roman"/>
-                <w:sz w:val="22"/>
-                <w:szCs w:val="22"/>
-              </w:rPr>
-              <w:t xml:space="preserve">Below 50%</w:t>
-            </w:r>
-          </w:p>
-        </w:tc>
-        <w:tc>
-          <w:tcPr>
-            <w:tcW w:type="dxa" w:w="3120"/>
-            <w:tcBorders>
-              <w:top w:val="single" w:color="000000" w:sz="4"/>
-              <w:left w:val="single" w:color="000000" w:sz="4"/>
-              <w:bottom w:val="single" w:color="000000" w:sz="4"/>
-              <w:right w:val="single" w:color="000000" w:sz="4"/>
-            </w:tcBorders>
-            <w:vAlign w:val="center"/>
-          </w:tcPr>
-          <w:p>
-            <w:pPr>
-              <w:jc w:val="center"/>
-            </w:pPr>
-            <w:r>
-              <w:rPr>
-                <w:rFonts w:ascii="Times New Roman" w:cs="Times New Roman" w:eastAsia="Times New Roman" w:hAnsi="Times New Roman"/>
-                <w:sz w:val="22"/>
-                <w:szCs w:val="22"/>
-              </w:rPr>
-              <w:t xml:space="preserve">55</w:t>
-            </w:r>
-          </w:p>
-        </w:tc>
-        <w:tc>
-          <w:tcPr>
-            <w:tcW w:type="dxa" w:w="3120"/>
-            <w:tcBorders>
-              <w:top w:val="single" w:color="000000" w:sz="4"/>
-              <w:left w:val="single" w:color="000000" w:sz="4"/>
-              <w:bottom w:val="single" w:color="000000" w:sz="4"/>
-              <w:right w:val="single" w:color="000000" w:sz="4"/>
-            </w:tcBorders>
-            <w:vAlign w:val="center"/>
-          </w:tcPr>
-          <w:p>
-            <w:pPr>
-              <w:jc w:val="center"/>
-            </w:pPr>
-            <w:r>
-              <w:rPr>
-                <w:rFonts w:ascii="Times New Roman" w:cs="Times New Roman" w:eastAsia="Times New Roman" w:hAnsi="Times New Roman"/>
-                <w:sz w:val="22"/>
-                <w:szCs w:val="22"/>
-              </w:rPr>
-              <w:t xml:space="preserve">12.8%</w:t>
-            </w:r>
-          </w:p>
-        </w:tc>
-      </w:tr>
-      <w:tr>
-        <w:tc>
-          <w:tcPr>
-            <w:tcW w:type="dxa" w:w="3120"/>
-            <w:tcBorders>
-              <w:top w:val="single" w:color="000000" w:sz="4"/>
-              <w:left w:val="single" w:color="000000" w:sz="4"/>
-              <w:bottom w:val="single" w:color="000000" w:sz="4"/>
-              <w:right w:val="single" w:color="000000" w:sz="4"/>
-            </w:tcBorders>
-            <w:vAlign w:val="center"/>
-          </w:tcPr>
-          <w:p>
-            <w:pPr>
-              <w:jc w:val="center"/>
-            </w:pPr>
-            <w:r>
-              <w:rPr>
-                <w:rFonts w:ascii="Times New Roman" w:cs="Times New Roman" w:eastAsia="Times New Roman" w:hAnsi="Times New Roman"/>
-                <w:sz w:val="22"/>
-                <w:szCs w:val="22"/>
-              </w:rPr>
-              <w:t xml:space="preserve">50–69%</w:t>
-            </w:r>
-          </w:p>
-        </w:tc>
-        <w:tc>
-          <w:tcPr>
-            <w:tcW w:type="dxa" w:w="3120"/>
-            <w:tcBorders>
-              <w:top w:val="single" w:color="000000" w:sz="4"/>
-              <w:left w:val="single" w:color="000000" w:sz="4"/>
-              <w:bottom w:val="single" w:color="000000" w:sz="4"/>
-              <w:right w:val="single" w:color="000000" w:sz="4"/>
-            </w:tcBorders>
-            <w:vAlign w:val="center"/>
-          </w:tcPr>
-          <w:p>
-            <w:pPr>
-              <w:jc w:val="center"/>
-            </w:pPr>
-            <w:r>
-              <w:rPr>
-                <w:rFonts w:ascii="Times New Roman" w:cs="Times New Roman" w:eastAsia="Times New Roman" w:hAnsi="Times New Roman"/>
-                <w:sz w:val="22"/>
-                <w:szCs w:val="22"/>
-              </w:rPr>
-              <w:t xml:space="preserve">200</w:t>
-            </w:r>
-          </w:p>
-        </w:tc>
-        <w:tc>
-          <w:tcPr>
-            <w:tcW w:type="dxa" w:w="3120"/>
-            <w:tcBorders>
-              <w:top w:val="single" w:color="000000" w:sz="4"/>
-              <w:left w:val="single" w:color="000000" w:sz="4"/>
-              <w:bottom w:val="single" w:color="000000" w:sz="4"/>
-              <w:right w:val="single" w:color="000000" w:sz="4"/>
-            </w:tcBorders>
-            <w:vAlign w:val="center"/>
-          </w:tcPr>
-          <w:p>
-            <w:pPr>
-              <w:jc w:val="center"/>
-            </w:pPr>
-            <w:r>
-              <w:rPr>
-                <w:rFonts w:ascii="Times New Roman" w:cs="Times New Roman" w:eastAsia="Times New Roman" w:hAnsi="Times New Roman"/>
-                <w:sz w:val="22"/>
-                <w:szCs w:val="22"/>
-              </w:rPr>
-              <w:t xml:space="preserve">46.4%</w:t>
-            </w:r>
-          </w:p>
-        </w:tc>
-      </w:tr>
-      <w:tr>
-        <w:tc>
-          <w:tcPr>
-            <w:tcW w:type="dxa" w:w="3120"/>
-            <w:tcBorders>
-              <w:top w:val="single" w:color="000000" w:sz="4"/>
-              <w:left w:val="single" w:color="000000" w:sz="4"/>
-              <w:bottom w:val="single" w:color="000000" w:sz="4"/>
-              <w:right w:val="single" w:color="000000" w:sz="4"/>
-            </w:tcBorders>
-            <w:vAlign w:val="center"/>
-          </w:tcPr>
-          <w:p>
-            <w:pPr>
-              <w:jc w:val="center"/>
-            </w:pPr>
-            <w:r>
-              <w:rPr>
-                <w:rFonts w:ascii="Times New Roman" w:cs="Times New Roman" w:eastAsia="Times New Roman" w:hAnsi="Times New Roman"/>
-                <w:sz w:val="22"/>
-                <w:szCs w:val="22"/>
-              </w:rPr>
-              <w:t xml:space="preserve">70–79%</w:t>
-            </w:r>
-          </w:p>
-        </w:tc>
-        <w:tc>
-          <w:tcPr>
-            <w:tcW w:type="dxa" w:w="3120"/>
-            <w:tcBorders>
-              <w:top w:val="single" w:color="000000" w:sz="4"/>
-              <w:left w:val="single" w:color="000000" w:sz="4"/>
-              <w:bottom w:val="single" w:color="000000" w:sz="4"/>
-              <w:right w:val="single" w:color="000000" w:sz="4"/>
-            </w:tcBorders>
-            <w:vAlign w:val="center"/>
-          </w:tcPr>
-          <w:p>
-            <w:pPr>
-              <w:jc w:val="center"/>
-            </w:pPr>
-            <w:r>
-              <w:rPr>
-                <w:rFonts w:ascii="Times New Roman" w:cs="Times New Roman" w:eastAsia="Times New Roman" w:hAnsi="Times New Roman"/>
-                <w:sz w:val="22"/>
-                <w:szCs w:val="22"/>
-              </w:rPr>
-              <w:t xml:space="preserve">82</w:t>
-            </w:r>
-          </w:p>
-        </w:tc>
-        <w:tc>
-          <w:tcPr>
-            <w:tcW w:type="dxa" w:w="3120"/>
-            <w:tcBorders>
-              <w:top w:val="single" w:color="000000" w:sz="4"/>
-              <w:left w:val="single" w:color="000000" w:sz="4"/>
-              <w:bottom w:val="single" w:color="000000" w:sz="4"/>
-              <w:right w:val="single" w:color="000000" w:sz="4"/>
-            </w:tcBorders>
-            <w:vAlign w:val="center"/>
-          </w:tcPr>
-          <w:p>
-            <w:pPr>
-              <w:jc w:val="center"/>
-            </w:pPr>
-            <w:r>
-              <w:rPr>
-                <w:rFonts w:ascii="Times New Roman" w:cs="Times New Roman" w:eastAsia="Times New Roman" w:hAnsi="Times New Roman"/>
-                <w:sz w:val="22"/>
-                <w:szCs w:val="22"/>
-              </w:rPr>
-              <w:t xml:space="preserve">19.0%</w:t>
-            </w:r>
-          </w:p>
-        </w:tc>
-      </w:tr>
-      <w:tr>
-        <w:tc>
-          <w:tcPr>
-            <w:tcW w:type="dxa" w:w="3120"/>
-            <w:tcBorders>
-              <w:top w:val="single" w:color="000000" w:sz="4"/>
-              <w:left w:val="single" w:color="000000" w:sz="4"/>
-              <w:bottom w:val="single" w:color="000000" w:sz="4"/>
-              <w:right w:val="single" w:color="000000" w:sz="4"/>
-            </w:tcBorders>
-            <w:vAlign w:val="center"/>
-          </w:tcPr>
-          <w:p>
-            <w:pPr>
-              <w:jc w:val="center"/>
-            </w:pPr>
-            <w:r>
-              <w:rPr>
-                <w:rFonts w:ascii="Times New Roman" w:cs="Times New Roman" w:eastAsia="Times New Roman" w:hAnsi="Times New Roman"/>
-                <w:sz w:val="22"/>
-                <w:szCs w:val="22"/>
-              </w:rPr>
-              <w:t xml:space="preserve">80% and above</w:t>
-            </w:r>
-          </w:p>
-        </w:tc>
-        <w:tc>
-          <w:tcPr>
-            <w:tcW w:type="dxa" w:w="3120"/>
-            <w:tcBorders>
-              <w:top w:val="single" w:color="000000" w:sz="4"/>
-              <w:left w:val="single" w:color="000000" w:sz="4"/>
-              <w:bottom w:val="single" w:color="000000" w:sz="4"/>
-              <w:right w:val="single" w:color="000000" w:sz="4"/>
-            </w:tcBorders>
-            <w:vAlign w:val="center"/>
-          </w:tcPr>
-          <w:p>
-            <w:pPr>
-              <w:jc w:val="center"/>
-            </w:pPr>
-            <w:r>
-              <w:rPr>
-                <w:rFonts w:ascii="Times New Roman" w:cs="Times New Roman" w:eastAsia="Times New Roman" w:hAnsi="Times New Roman"/>
-                <w:sz w:val="22"/>
-                <w:szCs w:val="22"/>
-              </w:rPr>
-              <w:t xml:space="preserve">94</w:t>
-            </w:r>
-          </w:p>
-        </w:tc>
-        <w:tc>
-          <w:tcPr>
-            <w:tcW w:type="dxa" w:w="3120"/>
-            <w:tcBorders>
-              <w:top w:val="single" w:color="000000" w:sz="4"/>
-              <w:left w:val="single" w:color="000000" w:sz="4"/>
-              <w:bottom w:val="single" w:color="000000" w:sz="4"/>
-              <w:right w:val="single" w:color="000000" w:sz="4"/>
-            </w:tcBorders>
-            <w:vAlign w:val="center"/>
-          </w:tcPr>
-          <w:p>
-            <w:pPr>
-              <w:jc w:val="center"/>
-            </w:pPr>
-            <w:r>
-              <w:rPr>
-                <w:rFonts w:ascii="Times New Roman" w:cs="Times New Roman" w:eastAsia="Times New Roman" w:hAnsi="Times New Roman"/>
-                <w:sz w:val="22"/>
-                <w:szCs w:val="22"/>
-              </w:rPr>
-              <w:t xml:space="preserve">21.8%</w:t>
-            </w:r>
-          </w:p>
-        </w:tc>
-      </w:tr>
-    </w:tbl>
-    <w:p>
-      <w:pPr>
-        <w:spacing w:after="200"/>
-      </w:pPr>
+        <w:t xml:space="preserve">The submitted sample was majority female (58.2%), with males at 40.4% and a suppressed category for students who selected other options or preferred not to answer (&lt; 10 students).</w:t>
+      </w:r>
+    </w:p>
+    <w:p>
+      <w:pPr>
+        <w:spacing w:line="360" w:after="200"/>
+      </w:pPr>
+      <w:r>
+        <w:rPr>
+          <w:rFonts w:ascii="Times New Roman" w:cs="Times New Roman" w:eastAsia="Times New Roman" w:hAnsi="Times New Roman"/>
+          <w:sz w:val="24"/>
+          <w:szCs w:val="24"/>
+        </w:rPr>
+        <w:t xml:space="preserve">Most students (85.2%) were age 20 or younger. About 13.7% were over 20. A small group preferred not to answer (suppressed).</w:t>
+      </w:r>
+    </w:p>
+    <w:p>
+      <w:pPr>
+        <w:spacing w:line="360" w:after="200"/>
+      </w:pPr>
+      <w:r>
+        <w:rPr>
+          <w:rFonts w:ascii="Times New Roman" w:cs="Times New Roman" w:eastAsia="Times New Roman" w:hAnsi="Times New Roman"/>
+          <w:sz w:val="24"/>
+          <w:szCs w:val="24"/>
+        </w:rPr>
+        <w:t xml:space="preserve">The racial and ethnic composition was: White 48.7%, Hispanic/Latino 21.8%, Asian 12.5%, Black 6.7%, Two or More Races 6.5%, Other or Prefer Not to Say 3.7%.</w:t>
+      </w:r>
+    </w:p>
+    <w:p>
+      <w:pPr>
+        <w:spacing w:line="360" w:after="200"/>
+      </w:pPr>
+      <w:r>
+        <w:rPr>
+          <w:rFonts w:ascii="Times New Roman" w:cs="Times New Roman" w:eastAsia="Times New Roman" w:hAnsi="Times New Roman"/>
+          <w:sz w:val="24"/>
+          <w:szCs w:val="24"/>
+        </w:rPr>
+        <w:t xml:space="preserve">About 70.3% of students worked part-time. Full-time workers made up 13.2%, and 14.6% reported no employment. A small group preferred not to answer (suppressed).</w:t>
+      </w:r>
+    </w:p>
+    <w:p>
+      <w:pPr>
+        <w:spacing w:line="360" w:after="200"/>
+      </w:pPr>
+      <w:r>
+        <w:rPr>
+          <w:rFonts w:ascii="Times New Roman" w:cs="Times New Roman" w:eastAsia="Times New Roman" w:hAnsi="Times New Roman"/>
+          <w:sz w:val="24"/>
+          <w:szCs w:val="24"/>
+        </w:rPr>
+        <w:t xml:space="preserve">About 28.1% of students identified as first-generation college students. The remainder (68.9%) were not first-generation. A small group (3.0%) preferred not to answer.</w:t>
+      </w:r>
     </w:p>
     <w:p>
       <w:pPr>
@@ -2115,33 +1843,7 @@
           <w:sz w:val="24"/>
           <w:szCs w:val="24"/>
         </w:rPr>
-        <w:t xml:space="preserve">Source: docs/data/domain-score-distribution.csv, aggregated by band.</w:t>
-      </w:r>
-    </w:p>
-    <w:p>
-      <w:pPr>
-        <w:spacing w:line="360" w:after="200"/>
-      </w:pPr>
-      <w:r>
-        <w:rPr>
-          <w:rFonts w:ascii="Times New Roman" w:cs="Times New Roman" w:eastAsia="Times New Roman" w:hAnsi="Times New Roman"/>
-          <w:sz w:val="24"/>
-          <w:szCs w:val="24"/>
-        </w:rPr>
-        <w:t xml:space="preserve">Over half the submitted sample (59.2%) scored below 70%. The 12.8% below 50% are the students most at risk of struggling with course material without additional support.</w:t>
-      </w:r>
-    </w:p>
-    <w:p>
-      <w:pPr>
-        <w:spacing w:line="360" w:after="200"/>
-      </w:pPr>
-      <w:r>
-        <w:rPr>
-          <w:rFonts w:ascii="Times New Roman" w:cs="Times New Roman" w:eastAsia="Times New Roman" w:hAnsi="Times New Roman"/>
-          <w:sz w:val="24"/>
-          <w:szCs w:val="24"/>
-        </w:rPr>
-        <w:t xml:space="preserve">For context, prior financial literacy research with adult and college-age populations has typically reported mean scores in the 40–60% range. Chen and Volpe (1998) found a mean of about 53% among 924 college students, and Lusardi (2019) documented that roughly one-third of adults globally can answer basic financial literacy questions correctly. Our sample's 66.4% mean is slightly above that range, which may reflect the fact that QUIN 102 students have some prior interest in financial topics.</w:t>
+        <w:t xml:space="preserve">Source: generate_charts.py lines 297-366 (percentages only; categories with fewer than 10 respondents are suppressed).</w:t>
       </w:r>
     </w:p>
     <w:p>
@@ -2155,7 +1857,69 @@
           <w:sz w:val="24"/>
           <w:szCs w:val="24"/>
         </w:rPr>
-        <w:t xml:space="preserve">3.3 Domain Performance</w:t>
+        <w:t xml:space="preserve">4.2 Financial Background and Self-Assessment</w:t>
+      </w:r>
+    </w:p>
+    <w:p>
+      <w:pPr>
+        <w:spacing w:before="360" w:after="120"/>
+        <w:jc w:val="center"/>
+      </w:pPr>
+      <w:r>
+        <w:drawing>
+          <wp:inline distT="0" distB="0" distL="0" distR="0">
+            <wp:extent cx="5524500" cy="2743200"/>
+            <wp:effectExtent t="0" r="0" b="0" l="0"/>
+            <wp:docPr id="1" name="" descr="" title=""/>
+            <wp:cNvGraphicFramePr>
+              <a:graphicFrameLocks xmlns:a="http://schemas.openxmlformats.org/drawingml/2006/main" noChangeAspect="1"/>
+            </wp:cNvGraphicFramePr>
+            <a:graphic xmlns:a="http://schemas.openxmlformats.org/drawingml/2006/main">
+              <a:graphicData uri="http://schemas.openxmlformats.org/drawingml/2006/picture">
+                <pic:pic xmlns:pic="http://schemas.openxmlformats.org/drawingml/2006/picture">
+                  <pic:nvPicPr>
+                    <pic:cNvPr id="0" name="" descr=""/>
+                    <pic:cNvPicPr>
+                      <a:picLocks noChangeAspect="1" noChangeArrowheads="1"/>
+                    </pic:cNvPicPr>
+                  </pic:nvPicPr>
+                  <pic:blipFill>
+                    <a:blip r:embed="rId10" cstate="none"/>
+                    <a:srcRect/>
+                    <a:stretch>
+                      <a:fillRect/>
+                    </a:stretch>
+                  </pic:blipFill>
+                  <pic:spPr bwMode="auto">
+                    <a:xfrm>
+                      <a:off x="0" y="0"/>
+                      <a:ext cx="5524500" cy="2743200"/>
+                    </a:xfrm>
+                    <a:prstGeom prst="rect">
+                      <a:avLst/>
+                    </a:prstGeom>
+                  </pic:spPr>
+                </pic:pic>
+              </a:graphicData>
+            </a:graphic>
+          </wp:inline>
+        </w:drawing>
+      </w:r>
+    </w:p>
+    <w:p>
+      <w:pPr>
+        <w:spacing w:after="360"/>
+        <w:jc w:val="center"/>
+      </w:pPr>
+      <w:r>
+        <w:rPr>
+          <w:rFonts w:ascii="Times New Roman" w:cs="Times New Roman" w:eastAsia="Times New Roman" w:hAnsi="Times New Roman"/>
+          <w:i/>
+          <w:iCs/>
+          <w:sz w:val="22"/>
+          <w:szCs w:val="22"/>
+        </w:rPr>
+        <w:t xml:space="preserve">Figure R7. Financial Background and Self-Assessment (N = 431, submitted). Categories with fewer than 10 respondents are suppressed.</w:t>
       </w:r>
     </w:p>
     <w:p>
@@ -2165,10 +1929,113 @@
       <w:r>
         <w:rPr>
           <w:rFonts w:ascii="Times New Roman" w:cs="Times New Roman" w:eastAsia="Times New Roman" w:hAnsi="Times New Roman"/>
-          <w:sz w:val="24"/>
-          <w:szCs w:val="24"/>
-        </w:rPr>
-        <w:t xml:space="preserve">The 26 scored anchor items span three knowledge domains. Domain-level means (N = 431) were:</w:t>
+          <w:b/>
+          <w:bCs/>
+          <w:sz w:val="24"/>
+          <w:szCs w:val="24"/>
+        </w:rPr>
+        <w:t xml:space="preserve">Financial stress.</w:t>
+      </w:r>
+      <w:r>
+        <w:rPr>
+          <w:rFonts w:ascii="Times New Roman" w:cs="Times New Roman" w:eastAsia="Times New Roman" w:hAnsi="Times New Roman"/>
+          <w:sz w:val="24"/>
+          <w:szCs w:val="24"/>
+        </w:rPr>
+        <w:t xml:space="preserve"> The most common response was "sometimes" (43.9%), followed by "rarely" (21.6%), "often" (18.8%), and "never" (10.7%). A small group reported "always" (4.2%). Students who preferred not to answer were suppressed.</w:t>
+      </w:r>
+    </w:p>
+    <w:p>
+      <w:pPr>
+        <w:spacing w:line="360" w:after="200"/>
+      </w:pPr>
+      <w:r>
+        <w:rPr>
+          <w:rFonts w:ascii="Times New Roman" w:cs="Times New Roman" w:eastAsia="Times New Roman" w:hAnsi="Times New Roman"/>
+          <w:b/>
+          <w:bCs/>
+          <w:sz w:val="24"/>
+          <w:szCs w:val="24"/>
+        </w:rPr>
+        <w:t xml:space="preserve">Self-rated financial knowledge.</w:t>
+      </w:r>
+      <w:r>
+        <w:rPr>
+          <w:rFonts w:ascii="Times New Roman" w:cs="Times New Roman" w:eastAsia="Times New Roman" w:hAnsi="Times New Roman"/>
+          <w:sz w:val="24"/>
+          <w:szCs w:val="24"/>
+        </w:rPr>
+        <w:t xml:space="preserve"> The majority rated their knowledge as moderate (58.7%). About a quarter rated it as low or very low (combined: 26.9%), and about one in seven rated it as high or very high (combined: 13.7%). Students who preferred not to answer were suppressed.</w:t>
+      </w:r>
+    </w:p>
+    <w:p>
+      <w:pPr>
+        <w:spacing w:line="360" w:after="200"/>
+      </w:pPr>
+      <w:r>
+        <w:rPr>
+          <w:rFonts w:ascii="Times New Roman" w:cs="Times New Roman" w:eastAsia="Times New Roman" w:hAnsi="Times New Roman"/>
+          <w:i/>
+          <w:iCs/>
+          <w:sz w:val="24"/>
+          <w:szCs w:val="24"/>
+        </w:rPr>
+        <w:t xml:space="preserve">Source: generate_charts.py lines 387-420 (percentages only; "Very Low" and "Very High" categories each had fewer than 10 respondents and were collapsed into adjacent categories).</w:t>
+      </w:r>
+    </w:p>
+    <w:p>
+      <w:pPr>
+        <w:spacing w:line="360" w:after="200"/>
+      </w:pPr>
+      <w:r>
+        <w:rPr>
+          <w:rFonts w:ascii="Times New Roman" w:cs="Times New Roman" w:eastAsia="Times New Roman" w:hAnsi="Times New Roman"/>
+          <w:sz w:val="24"/>
+          <w:szCs w:val="24"/>
+        </w:rPr>
+        <w:t xml:space="preserve">The fact that nearly two-thirds of students experience financial stress at least sometimes is worth keeping in mind. Students dealing with financial pressure may engage differently with course material about budgeting, debt, and savings - not because they lack interest, but because the topics hit close to home.</w:t>
+      </w:r>
+    </w:p>
+    <w:p>
+      <w:pPr>
+        <w:pStyle w:val="Heading2"/>
+        <w:spacing w:before="360" w:after="180"/>
+      </w:pPr>
+      <w:r>
+        <w:rPr>
+          <w:rFonts w:ascii="Times New Roman" w:cs="Times New Roman" w:eastAsia="Times New Roman" w:hAnsi="Times New Roman"/>
+          <w:sz w:val="24"/>
+          <w:szCs w:val="24"/>
+        </w:rPr>
+        <w:t xml:space="preserve">4.3 Performance by Student Characteristics</w:t>
+      </w:r>
+    </w:p>
+    <w:p>
+      <w:pPr>
+        <w:spacing w:line="360" w:after="200"/>
+      </w:pPr>
+      <w:r>
+        <w:rPr>
+          <w:rFonts w:ascii="Times New Roman" w:cs="Times New Roman" w:eastAsia="Times New Roman" w:hAnsi="Times New Roman"/>
+          <w:sz w:val="24"/>
+          <w:szCs w:val="24"/>
+        </w:rPr>
+        <w:t xml:space="preserve">The table below shows mean overall scores by demographic group. All means are computed from the N = 431 submitted sample. Groups with fewer than 10 respondents are suppressed.</w:t>
+      </w:r>
+    </w:p>
+    <w:p>
+      <w:pPr>
+        <w:spacing w:line="360" w:after="200"/>
+      </w:pPr>
+      <w:r>
+        <w:rPr>
+          <w:rFonts w:ascii="Times New Roman" w:cs="Times New Roman" w:eastAsia="Times New Roman" w:hAnsi="Times New Roman"/>
+          <w:b/>
+          <w:bCs/>
+          <w:sz w:val="24"/>
+          <w:szCs w:val="24"/>
+        </w:rPr>
+        <w:t xml:space="preserve">Table 4.1: Mean Overall Score by Gender</w:t>
       </w:r>
     </w:p>
     <w:tbl>
@@ -2224,7 +2091,7 @@
                 <w:sz w:val="22"/>
                 <w:szCs w:val="22"/>
               </w:rPr>
-              <w:t xml:space="preserve">Domain</w:t>
+              <w:t xml:space="preserve">Group</w:t>
             </w:r>
           </w:p>
         </w:tc>
@@ -2252,7 +2119,7 @@
                 <w:sz w:val="22"/>
                 <w:szCs w:val="22"/>
               </w:rPr>
-              <w:t xml:space="preserve">Items</w:t>
+              <w:t xml:space="preserve">n</w:t>
             </w:r>
           </w:p>
         </w:tc>
@@ -2280,7 +2147,7 @@
                 <w:sz w:val="22"/>
                 <w:szCs w:val="22"/>
               </w:rPr>
-              <w:t xml:space="preserve">Mean % Correct</w:t>
+              <w:t xml:space="preserve">Mean (%)</w:t>
             </w:r>
           </w:p>
         </w:tc>
@@ -2335,82 +2202,82 @@
                 <w:sz w:val="22"/>
                 <w:szCs w:val="22"/>
               </w:rPr>
-              <w:t xml:space="preserve">Behavioral and Risk Management</w:t>
-            </w:r>
-          </w:p>
-        </w:tc>
-        <w:tc>
-          <w:tcPr>
-            <w:tcW w:type="dxa" w:w="2340"/>
-            <w:tcBorders>
-              <w:top w:val="single" w:color="000000" w:sz="4"/>
-              <w:left w:val="single" w:color="000000" w:sz="4"/>
-              <w:bottom w:val="single" w:color="000000" w:sz="4"/>
-              <w:right w:val="single" w:color="000000" w:sz="4"/>
-            </w:tcBorders>
-            <w:vAlign w:val="center"/>
-          </w:tcPr>
-          <w:p>
-            <w:pPr>
-              <w:jc w:val="center"/>
-            </w:pPr>
-            <w:r>
-              <w:rPr>
-                <w:rFonts w:ascii="Times New Roman" w:cs="Times New Roman" w:eastAsia="Times New Roman" w:hAnsi="Times New Roman"/>
-                <w:sz w:val="22"/>
-                <w:szCs w:val="22"/>
-              </w:rPr>
-              <w:t xml:space="preserve">4</w:t>
-            </w:r>
-          </w:p>
-        </w:tc>
-        <w:tc>
-          <w:tcPr>
-            <w:tcW w:type="dxa" w:w="2340"/>
-            <w:tcBorders>
-              <w:top w:val="single" w:color="000000" w:sz="4"/>
-              <w:left w:val="single" w:color="000000" w:sz="4"/>
-              <w:bottom w:val="single" w:color="000000" w:sz="4"/>
-              <w:right w:val="single" w:color="000000" w:sz="4"/>
-            </w:tcBorders>
-            <w:vAlign w:val="center"/>
-          </w:tcPr>
-          <w:p>
-            <w:pPr>
-              <w:jc w:val="center"/>
-            </w:pPr>
-            <w:r>
-              <w:rPr>
-                <w:rFonts w:ascii="Times New Roman" w:cs="Times New Roman" w:eastAsia="Times New Roman" w:hAnsi="Times New Roman"/>
-                <w:sz w:val="22"/>
-                <w:szCs w:val="22"/>
-              </w:rPr>
-              <w:t xml:space="preserve">73.3%</w:t>
-            </w:r>
-          </w:p>
-        </w:tc>
-        <w:tc>
-          <w:tcPr>
-            <w:tcW w:type="dxa" w:w="2340"/>
-            <w:tcBorders>
-              <w:top w:val="single" w:color="000000" w:sz="4"/>
-              <w:left w:val="single" w:color="000000" w:sz="4"/>
-              <w:bottom w:val="single" w:color="000000" w:sz="4"/>
-              <w:right w:val="single" w:color="000000" w:sz="4"/>
-            </w:tcBorders>
-            <w:vAlign w:val="center"/>
-          </w:tcPr>
-          <w:p>
-            <w:pPr>
-              <w:jc w:val="center"/>
-            </w:pPr>
-            <w:r>
-              <w:rPr>
-                <w:rFonts w:ascii="Times New Roman" w:cs="Times New Roman" w:eastAsia="Times New Roman" w:hAnsi="Times New Roman"/>
-                <w:sz w:val="22"/>
-                <w:szCs w:val="22"/>
-              </w:rPr>
-              <w:t xml:space="preserve">26.4%</w:t>
+              <w:t xml:space="preserve">Female</w:t>
+            </w:r>
+          </w:p>
+        </w:tc>
+        <w:tc>
+          <w:tcPr>
+            <w:tcW w:type="dxa" w:w="2340"/>
+            <w:tcBorders>
+              <w:top w:val="single" w:color="000000" w:sz="4"/>
+              <w:left w:val="single" w:color="000000" w:sz="4"/>
+              <w:bottom w:val="single" w:color="000000" w:sz="4"/>
+              <w:right w:val="single" w:color="000000" w:sz="4"/>
+            </w:tcBorders>
+            <w:vAlign w:val="center"/>
+          </w:tcPr>
+          <w:p>
+            <w:pPr>
+              <w:jc w:val="center"/>
+            </w:pPr>
+            <w:r>
+              <w:rPr>
+                <w:rFonts w:ascii="Times New Roman" w:cs="Times New Roman" w:eastAsia="Times New Roman" w:hAnsi="Times New Roman"/>
+                <w:sz w:val="22"/>
+                <w:szCs w:val="22"/>
+              </w:rPr>
+              <w:t xml:space="preserve">251</w:t>
+            </w:r>
+          </w:p>
+        </w:tc>
+        <w:tc>
+          <w:tcPr>
+            <w:tcW w:type="dxa" w:w="2340"/>
+            <w:tcBorders>
+              <w:top w:val="single" w:color="000000" w:sz="4"/>
+              <w:left w:val="single" w:color="000000" w:sz="4"/>
+              <w:bottom w:val="single" w:color="000000" w:sz="4"/>
+              <w:right w:val="single" w:color="000000" w:sz="4"/>
+            </w:tcBorders>
+            <w:vAlign w:val="center"/>
+          </w:tcPr>
+          <w:p>
+            <w:pPr>
+              <w:jc w:val="center"/>
+            </w:pPr>
+            <w:r>
+              <w:rPr>
+                <w:rFonts w:ascii="Times New Roman" w:cs="Times New Roman" w:eastAsia="Times New Roman" w:hAnsi="Times New Roman"/>
+                <w:sz w:val="22"/>
+                <w:szCs w:val="22"/>
+              </w:rPr>
+              <w:t xml:space="preserve">64.3</w:t>
+            </w:r>
+          </w:p>
+        </w:tc>
+        <w:tc>
+          <w:tcPr>
+            <w:tcW w:type="dxa" w:w="2340"/>
+            <w:tcBorders>
+              <w:top w:val="single" w:color="000000" w:sz="4"/>
+              <w:left w:val="single" w:color="000000" w:sz="4"/>
+              <w:bottom w:val="single" w:color="000000" w:sz="4"/>
+              <w:right w:val="single" w:color="000000" w:sz="4"/>
+            </w:tcBorders>
+            <w:vAlign w:val="center"/>
+          </w:tcPr>
+          <w:p>
+            <w:pPr>
+              <w:jc w:val="center"/>
+            </w:pPr>
+            <w:r>
+              <w:rPr>
+                <w:rFonts w:ascii="Times New Roman" w:cs="Times New Roman" w:eastAsia="Times New Roman" w:hAnsi="Times New Roman"/>
+                <w:sz w:val="22"/>
+                <w:szCs w:val="22"/>
+              </w:rPr>
+              <w:t xml:space="preserve">17.4</w:t>
             </w:r>
           </w:p>
         </w:tc>
@@ -2437,82 +2304,82 @@
                 <w:sz w:val="22"/>
                 <w:szCs w:val="22"/>
               </w:rPr>
-              <w:t xml:space="preserve">Borrowing, Interest, and Numeracy</w:t>
-            </w:r>
-          </w:p>
-        </w:tc>
-        <w:tc>
-          <w:tcPr>
-            <w:tcW w:type="dxa" w:w="2340"/>
-            <w:tcBorders>
-              <w:top w:val="single" w:color="000000" w:sz="4"/>
-              <w:left w:val="single" w:color="000000" w:sz="4"/>
-              <w:bottom w:val="single" w:color="000000" w:sz="4"/>
-              <w:right w:val="single" w:color="000000" w:sz="4"/>
-            </w:tcBorders>
-            <w:vAlign w:val="center"/>
-          </w:tcPr>
-          <w:p>
-            <w:pPr>
-              <w:jc w:val="center"/>
-            </w:pPr>
-            <w:r>
-              <w:rPr>
-                <w:rFonts w:ascii="Times New Roman" w:cs="Times New Roman" w:eastAsia="Times New Roman" w:hAnsi="Times New Roman"/>
-                <w:sz w:val="22"/>
-                <w:szCs w:val="22"/>
-              </w:rPr>
-              <w:t xml:space="preserve">10</w:t>
-            </w:r>
-          </w:p>
-        </w:tc>
-        <w:tc>
-          <w:tcPr>
-            <w:tcW w:type="dxa" w:w="2340"/>
-            <w:tcBorders>
-              <w:top w:val="single" w:color="000000" w:sz="4"/>
-              <w:left w:val="single" w:color="000000" w:sz="4"/>
-              <w:bottom w:val="single" w:color="000000" w:sz="4"/>
-              <w:right w:val="single" w:color="000000" w:sz="4"/>
-            </w:tcBorders>
-            <w:vAlign w:val="center"/>
-          </w:tcPr>
-          <w:p>
-            <w:pPr>
-              <w:jc w:val="center"/>
-            </w:pPr>
-            <w:r>
-              <w:rPr>
-                <w:rFonts w:ascii="Times New Roman" w:cs="Times New Roman" w:eastAsia="Times New Roman" w:hAnsi="Times New Roman"/>
-                <w:sz w:val="22"/>
-                <w:szCs w:val="22"/>
-              </w:rPr>
-              <w:t xml:space="preserve">69.2%</w:t>
-            </w:r>
-          </w:p>
-        </w:tc>
-        <w:tc>
-          <w:tcPr>
-            <w:tcW w:type="dxa" w:w="2340"/>
-            <w:tcBorders>
-              <w:top w:val="single" w:color="000000" w:sz="4"/>
-              <w:left w:val="single" w:color="000000" w:sz="4"/>
-              <w:bottom w:val="single" w:color="000000" w:sz="4"/>
-              <w:right w:val="single" w:color="000000" w:sz="4"/>
-            </w:tcBorders>
-            <w:vAlign w:val="center"/>
-          </w:tcPr>
-          <w:p>
-            <w:pPr>
-              <w:jc w:val="center"/>
-            </w:pPr>
-            <w:r>
-              <w:rPr>
-                <w:rFonts w:ascii="Times New Roman" w:cs="Times New Roman" w:eastAsia="Times New Roman" w:hAnsi="Times New Roman"/>
-                <w:sz w:val="22"/>
-                <w:szCs w:val="22"/>
-              </w:rPr>
-              <w:t xml:space="preserve">19.0%</w:t>
+              <w:t xml:space="preserve">Male</w:t>
+            </w:r>
+          </w:p>
+        </w:tc>
+        <w:tc>
+          <w:tcPr>
+            <w:tcW w:type="dxa" w:w="2340"/>
+            <w:tcBorders>
+              <w:top w:val="single" w:color="000000" w:sz="4"/>
+              <w:left w:val="single" w:color="000000" w:sz="4"/>
+              <w:bottom w:val="single" w:color="000000" w:sz="4"/>
+              <w:right w:val="single" w:color="000000" w:sz="4"/>
+            </w:tcBorders>
+            <w:vAlign w:val="center"/>
+          </w:tcPr>
+          <w:p>
+            <w:pPr>
+              <w:jc w:val="center"/>
+            </w:pPr>
+            <w:r>
+              <w:rPr>
+                <w:rFonts w:ascii="Times New Roman" w:cs="Times New Roman" w:eastAsia="Times New Roman" w:hAnsi="Times New Roman"/>
+                <w:sz w:val="22"/>
+                <w:szCs w:val="22"/>
+              </w:rPr>
+              <w:t xml:space="preserve">174</w:t>
+            </w:r>
+          </w:p>
+        </w:tc>
+        <w:tc>
+          <w:tcPr>
+            <w:tcW w:type="dxa" w:w="2340"/>
+            <w:tcBorders>
+              <w:top w:val="single" w:color="000000" w:sz="4"/>
+              <w:left w:val="single" w:color="000000" w:sz="4"/>
+              <w:bottom w:val="single" w:color="000000" w:sz="4"/>
+              <w:right w:val="single" w:color="000000" w:sz="4"/>
+            </w:tcBorders>
+            <w:vAlign w:val="center"/>
+          </w:tcPr>
+          <w:p>
+            <w:pPr>
+              <w:jc w:val="center"/>
+            </w:pPr>
+            <w:r>
+              <w:rPr>
+                <w:rFonts w:ascii="Times New Roman" w:cs="Times New Roman" w:eastAsia="Times New Roman" w:hAnsi="Times New Roman"/>
+                <w:sz w:val="22"/>
+                <w:szCs w:val="22"/>
+              </w:rPr>
+              <w:t xml:space="preserve">69.2</w:t>
+            </w:r>
+          </w:p>
+        </w:tc>
+        <w:tc>
+          <w:tcPr>
+            <w:tcW w:type="dxa" w:w="2340"/>
+            <w:tcBorders>
+              <w:top w:val="single" w:color="000000" w:sz="4"/>
+              <w:left w:val="single" w:color="000000" w:sz="4"/>
+              <w:bottom w:val="single" w:color="000000" w:sz="4"/>
+              <w:right w:val="single" w:color="000000" w:sz="4"/>
+            </w:tcBorders>
+            <w:vAlign w:val="center"/>
+          </w:tcPr>
+          <w:p>
+            <w:pPr>
+              <w:jc w:val="center"/>
+            </w:pPr>
+            <w:r>
+              <w:rPr>
+                <w:rFonts w:ascii="Times New Roman" w:cs="Times New Roman" w:eastAsia="Times New Roman" w:hAnsi="Times New Roman"/>
+                <w:sz w:val="22"/>
+                <w:szCs w:val="22"/>
+              </w:rPr>
+              <w:t xml:space="preserve">16.8</w:t>
             </w:r>
           </w:p>
         </w:tc>
@@ -2539,82 +2406,82 @@
                 <w:sz w:val="22"/>
                 <w:szCs w:val="22"/>
               </w:rPr>
-              <w:t xml:space="preserve">Investment and Risk/Return</w:t>
-            </w:r>
-          </w:p>
-        </w:tc>
-        <w:tc>
-          <w:tcPr>
-            <w:tcW w:type="dxa" w:w="2340"/>
-            <w:tcBorders>
-              <w:top w:val="single" w:color="000000" w:sz="4"/>
-              <w:left w:val="single" w:color="000000" w:sz="4"/>
-              <w:bottom w:val="single" w:color="000000" w:sz="4"/>
-              <w:right w:val="single" w:color="000000" w:sz="4"/>
-            </w:tcBorders>
-            <w:vAlign w:val="center"/>
-          </w:tcPr>
-          <w:p>
-            <w:pPr>
-              <w:jc w:val="center"/>
-            </w:pPr>
-            <w:r>
-              <w:rPr>
-                <w:rFonts w:ascii="Times New Roman" w:cs="Times New Roman" w:eastAsia="Times New Roman" w:hAnsi="Times New Roman"/>
-                <w:sz w:val="22"/>
-                <w:szCs w:val="22"/>
-              </w:rPr>
-              <w:t xml:space="preserve">12</w:t>
-            </w:r>
-          </w:p>
-        </w:tc>
-        <w:tc>
-          <w:tcPr>
-            <w:tcW w:type="dxa" w:w="2340"/>
-            <w:tcBorders>
-              <w:top w:val="single" w:color="000000" w:sz="4"/>
-              <w:left w:val="single" w:color="000000" w:sz="4"/>
-              <w:bottom w:val="single" w:color="000000" w:sz="4"/>
-              <w:right w:val="single" w:color="000000" w:sz="4"/>
-            </w:tcBorders>
-            <w:vAlign w:val="center"/>
-          </w:tcPr>
-          <w:p>
-            <w:pPr>
-              <w:jc w:val="center"/>
-            </w:pPr>
-            <w:r>
-              <w:rPr>
-                <w:rFonts w:ascii="Times New Roman" w:cs="Times New Roman" w:eastAsia="Times New Roman" w:hAnsi="Times New Roman"/>
-                <w:sz w:val="22"/>
-                <w:szCs w:val="22"/>
-              </w:rPr>
-              <w:t xml:space="preserve">63.8%</w:t>
-            </w:r>
-          </w:p>
-        </w:tc>
-        <w:tc>
-          <w:tcPr>
-            <w:tcW w:type="dxa" w:w="2340"/>
-            <w:tcBorders>
-              <w:top w:val="single" w:color="000000" w:sz="4"/>
-              <w:left w:val="single" w:color="000000" w:sz="4"/>
-              <w:bottom w:val="single" w:color="000000" w:sz="4"/>
-              <w:right w:val="single" w:color="000000" w:sz="4"/>
-            </w:tcBorders>
-            <w:vAlign w:val="center"/>
-          </w:tcPr>
-          <w:p>
-            <w:pPr>
-              <w:jc w:val="center"/>
-            </w:pPr>
-            <w:r>
-              <w:rPr>
-                <w:rFonts w:ascii="Times New Roman" w:cs="Times New Roman" w:eastAsia="Times New Roman" w:hAnsi="Times New Roman"/>
-                <w:sz w:val="22"/>
-                <w:szCs w:val="22"/>
-              </w:rPr>
-              <w:t xml:space="preserve">21.5%</w:t>
+              <w:t xml:space="preserve">Other / Prefer not to say</w:t>
+            </w:r>
+          </w:p>
+        </w:tc>
+        <w:tc>
+          <w:tcPr>
+            <w:tcW w:type="dxa" w:w="2340"/>
+            <w:tcBorders>
+              <w:top w:val="single" w:color="000000" w:sz="4"/>
+              <w:left w:val="single" w:color="000000" w:sz="4"/>
+              <w:bottom w:val="single" w:color="000000" w:sz="4"/>
+              <w:right w:val="single" w:color="000000" w:sz="4"/>
+            </w:tcBorders>
+            <w:vAlign w:val="center"/>
+          </w:tcPr>
+          <w:p>
+            <w:pPr>
+              <w:jc w:val="center"/>
+            </w:pPr>
+            <w:r>
+              <w:rPr>
+                <w:rFonts w:ascii="Times New Roman" w:cs="Times New Roman" w:eastAsia="Times New Roman" w:hAnsi="Times New Roman"/>
+                <w:sz w:val="22"/>
+                <w:szCs w:val="22"/>
+              </w:rPr>
+              <w:t xml:space="preserve">&lt; 10 (suppressed)</w:t>
+            </w:r>
+          </w:p>
+        </w:tc>
+        <w:tc>
+          <w:tcPr>
+            <w:tcW w:type="dxa" w:w="2340"/>
+            <w:tcBorders>
+              <w:top w:val="single" w:color="000000" w:sz="4"/>
+              <w:left w:val="single" w:color="000000" w:sz="4"/>
+              <w:bottom w:val="single" w:color="000000" w:sz="4"/>
+              <w:right w:val="single" w:color="000000" w:sz="4"/>
+            </w:tcBorders>
+            <w:vAlign w:val="center"/>
+          </w:tcPr>
+          <w:p>
+            <w:pPr>
+              <w:jc w:val="center"/>
+            </w:pPr>
+            <w:r>
+              <w:rPr>
+                <w:rFonts w:ascii="Times New Roman" w:cs="Times New Roman" w:eastAsia="Times New Roman" w:hAnsi="Times New Roman"/>
+                <w:sz w:val="22"/>
+                <w:szCs w:val="22"/>
+              </w:rPr>
+              <w:t xml:space="preserve">-</w:t>
+            </w:r>
+          </w:p>
+        </w:tc>
+        <w:tc>
+          <w:tcPr>
+            <w:tcW w:type="dxa" w:w="2340"/>
+            <w:tcBorders>
+              <w:top w:val="single" w:color="000000" w:sz="4"/>
+              <w:left w:val="single" w:color="000000" w:sz="4"/>
+              <w:bottom w:val="single" w:color="000000" w:sz="4"/>
+              <w:right w:val="single" w:color="000000" w:sz="4"/>
+            </w:tcBorders>
+            <w:vAlign w:val="center"/>
+          </w:tcPr>
+          <w:p>
+            <w:pPr>
+              <w:jc w:val="center"/>
+            </w:pPr>
+            <w:r>
+              <w:rPr>
+                <w:rFonts w:ascii="Times New Roman" w:cs="Times New Roman" w:eastAsia="Times New Roman" w:hAnsi="Times New Roman"/>
+                <w:sz w:val="22"/>
+                <w:szCs w:val="22"/>
+              </w:rPr>
+              <w:t xml:space="preserve">-</w:t>
             </w:r>
           </w:p>
         </w:tc>
@@ -2632,74 +2499,10 @@
       <w:r>
         <w:rPr>
           <w:rFonts w:ascii="Times New Roman" w:cs="Times New Roman" w:eastAsia="Times New Roman" w:hAnsi="Times New Roman"/>
-          <w:i/>
-          <w:iCs/>
-          <w:sz w:val="24"/>
-          <w:szCs w:val="24"/>
-        </w:rPr>
-        <w:t xml:space="preserve">Source: generate_charts.py lines 85-86 (not available in any CSV; confirmed by Final DOCX Figure 2).</w:t>
-      </w:r>
-    </w:p>
-    <w:p>
-      <w:pPr>
-        <w:spacing w:before="360" w:after="120"/>
-        <w:jc w:val="center"/>
-      </w:pPr>
-      <w:r>
-        <w:drawing>
-          <wp:inline distT="0" distB="0" distL="0" distR="0">
-            <wp:extent cx="5524500" cy="4076700"/>
-            <wp:effectExtent t="0" r="0" b="0" l="0"/>
-            <wp:docPr id="1" name="" descr="" title=""/>
-            <wp:cNvGraphicFramePr>
-              <a:graphicFrameLocks xmlns:a="http://schemas.openxmlformats.org/drawingml/2006/main" noChangeAspect="1"/>
-            </wp:cNvGraphicFramePr>
-            <a:graphic xmlns:a="http://schemas.openxmlformats.org/drawingml/2006/main">
-              <a:graphicData uri="http://schemas.openxmlformats.org/drawingml/2006/picture">
-                <pic:pic xmlns:pic="http://schemas.openxmlformats.org/drawingml/2006/picture">
-                  <pic:nvPicPr>
-                    <pic:cNvPr id="0" name="" descr=""/>
-                    <pic:cNvPicPr>
-                      <a:picLocks noChangeAspect="1" noChangeArrowheads="1"/>
-                    </pic:cNvPicPr>
-                  </pic:nvPicPr>
-                  <pic:blipFill>
-                    <a:blip r:embed="rId10" cstate="none"/>
-                    <a:srcRect/>
-                    <a:stretch>
-                      <a:fillRect/>
-                    </a:stretch>
-                  </pic:blipFill>
-                  <pic:spPr bwMode="auto">
-                    <a:xfrm>
-                      <a:off x="0" y="0"/>
-                      <a:ext cx="5524500" cy="4076700"/>
-                    </a:xfrm>
-                    <a:prstGeom prst="rect">
-                      <a:avLst/>
-                    </a:prstGeom>
-                  </pic:spPr>
-                </pic:pic>
-              </a:graphicData>
-            </a:graphic>
-          </wp:inline>
-        </w:drawing>
-      </w:r>
-    </w:p>
-    <w:p>
-      <w:pPr>
-        <w:spacing w:after="360"/>
-        <w:jc w:val="center"/>
-      </w:pPr>
-      <w:r>
-        <w:rPr>
-          <w:rFonts w:ascii="Times New Roman" w:cs="Times New Roman" w:eastAsia="Times New Roman" w:hAnsi="Times New Roman"/>
-          <w:i/>
-          <w:iCs/>
-          <w:sz w:val="22"/>
-          <w:szCs w:val="22"/>
-        </w:rPr>
-        <w:t xml:space="preserve">Figure R2. Domain-Level Performance Comparison (N = 431). Error bars show plus or minus one standard deviation. The dashed line marks the overall mean (66.4%).</w:t>
+          <w:sz w:val="24"/>
+          <w:szCs w:val="24"/>
+        </w:rPr>
+        <w:t xml:space="preserve">Male students scored about 5 percentage points higher than female students on average. This is a descriptive pattern; this report does not attempt to explain why the gap exists.</w:t>
       </w:r>
     </w:p>
     <w:p>
@@ -2709,37 +2512,12 @@
       <w:r>
         <w:rPr>
           <w:rFonts w:ascii="Times New Roman" w:cs="Times New Roman" w:eastAsia="Times New Roman" w:hAnsi="Times New Roman"/>
-          <w:sz w:val="24"/>
-          <w:szCs w:val="24"/>
-        </w:rPr>
-        <w:t xml:space="preserve">Investment and Risk/Return is the weakest area, about 10 percentage points below Risk Management. This gap is partly driven by difficult items on inflation protection (Q38, 23.7% correct) and bond pricing (Q29, 36.2% correct), though high selection error counts in this domain mean that some of the apparent weakness is format-related rather than knowledge-related.</w:t>
-      </w:r>
-    </w:p>
-    <w:p>
-      <w:pPr>
-        <w:pStyle w:val="Heading2"/>
-        <w:spacing w:before="360" w:after="180"/>
-      </w:pPr>
-      <w:r>
-        <w:rPr>
-          <w:rFonts w:ascii="Times New Roman" w:cs="Times New Roman" w:eastAsia="Times New Roman" w:hAnsi="Times New Roman"/>
-          <w:sz w:val="24"/>
-          <w:szCs w:val="24"/>
-        </w:rPr>
-        <w:t xml:space="preserve">3.4 Confidence Calibration</w:t>
-      </w:r>
-    </w:p>
-    <w:p>
-      <w:pPr>
-        <w:spacing w:line="360" w:after="200"/>
-      </w:pPr>
-      <w:r>
-        <w:rPr>
-          <w:rFonts w:ascii="Times New Roman" w:cs="Times New Roman" w:eastAsia="Times New Roman" w:hAnsi="Times New Roman"/>
-          <w:sz w:val="24"/>
-          <w:szCs w:val="24"/>
-        </w:rPr>
-        <w:t xml:space="preserve">Each anchor item includes a confidence rating (1 = low, 2 = mid, 3 = high). We computed an overconfidence index (OI) for each student as the difference between their average normalized confidence and their average accuracy. The thresholds are:</w:t>
+          <w:b/>
+          <w:bCs/>
+          <w:sz w:val="24"/>
+          <w:szCs w:val="24"/>
+        </w:rPr>
+        <w:t xml:space="preserve">Table 4.2: Mean Overall Score by Race/Ethnicity</w:t>
       </w:r>
     </w:p>
     <w:tbl>
@@ -2795,7 +2573,7 @@
                 <w:sz w:val="22"/>
                 <w:szCs w:val="22"/>
               </w:rPr>
-              <w:t xml:space="preserve">Category</w:t>
+              <w:t xml:space="preserve">Group</w:t>
             </w:r>
           </w:p>
         </w:tc>
@@ -2823,7 +2601,7 @@
                 <w:sz w:val="22"/>
                 <w:szCs w:val="22"/>
               </w:rPr>
-              <w:t xml:space="preserve">OI Range</w:t>
+              <w:t xml:space="preserve">n</w:t>
             </w:r>
           </w:p>
         </w:tc>
@@ -2851,7 +2629,7 @@
                 <w:sz w:val="22"/>
                 <w:szCs w:val="22"/>
               </w:rPr>
-              <w:t xml:space="preserve">Students</w:t>
+              <w:t xml:space="preserve">Mean (%)</w:t>
             </w:r>
           </w:p>
         </w:tc>
@@ -2879,7 +2657,7 @@
                 <w:sz w:val="22"/>
                 <w:szCs w:val="22"/>
               </w:rPr>
-              <w:t xml:space="preserve">% of N = 431</w:t>
+              <w:t xml:space="preserve">SD</w:t>
             </w:r>
           </w:p>
         </w:tc>
@@ -2906,82 +2684,82 @@
                 <w:sz w:val="22"/>
                 <w:szCs w:val="22"/>
               </w:rPr>
-              <w:t xml:space="preserve">Underconfident</w:t>
-            </w:r>
-          </w:p>
-        </w:tc>
-        <w:tc>
-          <w:tcPr>
-            <w:tcW w:type="dxa" w:w="2340"/>
-            <w:tcBorders>
-              <w:top w:val="single" w:color="000000" w:sz="4"/>
-              <w:left w:val="single" w:color="000000" w:sz="4"/>
-              <w:bottom w:val="single" w:color="000000" w:sz="4"/>
-              <w:right w:val="single" w:color="000000" w:sz="4"/>
-            </w:tcBorders>
-            <w:vAlign w:val="center"/>
-          </w:tcPr>
-          <w:p>
-            <w:pPr>
-              <w:jc w:val="center"/>
-            </w:pPr>
-            <w:r>
-              <w:rPr>
-                <w:rFonts w:ascii="Times New Roman" w:cs="Times New Roman" w:eastAsia="Times New Roman" w:hAnsi="Times New Roman"/>
-                <w:sz w:val="22"/>
-                <w:szCs w:val="22"/>
-              </w:rPr>
-              <w:t xml:space="preserve">OI &lt; −0.10</w:t>
-            </w:r>
-          </w:p>
-        </w:tc>
-        <w:tc>
-          <w:tcPr>
-            <w:tcW w:type="dxa" w:w="2340"/>
-            <w:tcBorders>
-              <w:top w:val="single" w:color="000000" w:sz="4"/>
-              <w:left w:val="single" w:color="000000" w:sz="4"/>
-              <w:bottom w:val="single" w:color="000000" w:sz="4"/>
-              <w:right w:val="single" w:color="000000" w:sz="4"/>
-            </w:tcBorders>
-            <w:vAlign w:val="center"/>
-          </w:tcPr>
-          <w:p>
-            <w:pPr>
-              <w:jc w:val="center"/>
-            </w:pPr>
-            <w:r>
-              <w:rPr>
-                <w:rFonts w:ascii="Times New Roman" w:cs="Times New Roman" w:eastAsia="Times New Roman" w:hAnsi="Times New Roman"/>
-                <w:sz w:val="22"/>
-                <w:szCs w:val="22"/>
-              </w:rPr>
-              <w:t xml:space="preserve">140</w:t>
-            </w:r>
-          </w:p>
-        </w:tc>
-        <w:tc>
-          <w:tcPr>
-            <w:tcW w:type="dxa" w:w="2340"/>
-            <w:tcBorders>
-              <w:top w:val="single" w:color="000000" w:sz="4"/>
-              <w:left w:val="single" w:color="000000" w:sz="4"/>
-              <w:bottom w:val="single" w:color="000000" w:sz="4"/>
-              <w:right w:val="single" w:color="000000" w:sz="4"/>
-            </w:tcBorders>
-            <w:vAlign w:val="center"/>
-          </w:tcPr>
-          <w:p>
-            <w:pPr>
-              <w:jc w:val="center"/>
-            </w:pPr>
-            <w:r>
-              <w:rPr>
-                <w:rFonts w:ascii="Times New Roman" w:cs="Times New Roman" w:eastAsia="Times New Roman" w:hAnsi="Times New Roman"/>
-                <w:sz w:val="22"/>
-                <w:szCs w:val="22"/>
-              </w:rPr>
-              <w:t xml:space="preserve">32.5%</w:t>
+              <w:t xml:space="preserve">White</w:t>
+            </w:r>
+          </w:p>
+        </w:tc>
+        <w:tc>
+          <w:tcPr>
+            <w:tcW w:type="dxa" w:w="2340"/>
+            <w:tcBorders>
+              <w:top w:val="single" w:color="000000" w:sz="4"/>
+              <w:left w:val="single" w:color="000000" w:sz="4"/>
+              <w:bottom w:val="single" w:color="000000" w:sz="4"/>
+              <w:right w:val="single" w:color="000000" w:sz="4"/>
+            </w:tcBorders>
+            <w:vAlign w:val="center"/>
+          </w:tcPr>
+          <w:p>
+            <w:pPr>
+              <w:jc w:val="center"/>
+            </w:pPr>
+            <w:r>
+              <w:rPr>
+                <w:rFonts w:ascii="Times New Roman" w:cs="Times New Roman" w:eastAsia="Times New Roman" w:hAnsi="Times New Roman"/>
+                <w:sz w:val="22"/>
+                <w:szCs w:val="22"/>
+              </w:rPr>
+              <w:t xml:space="preserve">210</w:t>
+            </w:r>
+          </w:p>
+        </w:tc>
+        <w:tc>
+          <w:tcPr>
+            <w:tcW w:type="dxa" w:w="2340"/>
+            <w:tcBorders>
+              <w:top w:val="single" w:color="000000" w:sz="4"/>
+              <w:left w:val="single" w:color="000000" w:sz="4"/>
+              <w:bottom w:val="single" w:color="000000" w:sz="4"/>
+              <w:right w:val="single" w:color="000000" w:sz="4"/>
+            </w:tcBorders>
+            <w:vAlign w:val="center"/>
+          </w:tcPr>
+          <w:p>
+            <w:pPr>
+              <w:jc w:val="center"/>
+            </w:pPr>
+            <w:r>
+              <w:rPr>
+                <w:rFonts w:ascii="Times New Roman" w:cs="Times New Roman" w:eastAsia="Times New Roman" w:hAnsi="Times New Roman"/>
+                <w:sz w:val="22"/>
+                <w:szCs w:val="22"/>
+              </w:rPr>
+              <w:t xml:space="preserve">67.3</w:t>
+            </w:r>
+          </w:p>
+        </w:tc>
+        <w:tc>
+          <w:tcPr>
+            <w:tcW w:type="dxa" w:w="2340"/>
+            <w:tcBorders>
+              <w:top w:val="single" w:color="000000" w:sz="4"/>
+              <w:left w:val="single" w:color="000000" w:sz="4"/>
+              <w:bottom w:val="single" w:color="000000" w:sz="4"/>
+              <w:right w:val="single" w:color="000000" w:sz="4"/>
+            </w:tcBorders>
+            <w:vAlign w:val="center"/>
+          </w:tcPr>
+          <w:p>
+            <w:pPr>
+              <w:jc w:val="center"/>
+            </w:pPr>
+            <w:r>
+              <w:rPr>
+                <w:rFonts w:ascii="Times New Roman" w:cs="Times New Roman" w:eastAsia="Times New Roman" w:hAnsi="Times New Roman"/>
+                <w:sz w:val="22"/>
+                <w:szCs w:val="22"/>
+              </w:rPr>
+              <w:t xml:space="preserve">16.6</w:t>
             </w:r>
           </w:p>
         </w:tc>
@@ -3008,82 +2786,82 @@
                 <w:sz w:val="22"/>
                 <w:szCs w:val="22"/>
               </w:rPr>
-              <w:t xml:space="preserve">Well-Calibrated</w:t>
-            </w:r>
-          </w:p>
-        </w:tc>
-        <w:tc>
-          <w:tcPr>
-            <w:tcW w:type="dxa" w:w="2340"/>
-            <w:tcBorders>
-              <w:top w:val="single" w:color="000000" w:sz="4"/>
-              <w:left w:val="single" w:color="000000" w:sz="4"/>
-              <w:bottom w:val="single" w:color="000000" w:sz="4"/>
-              <w:right w:val="single" w:color="000000" w:sz="4"/>
-            </w:tcBorders>
-            <w:vAlign w:val="center"/>
-          </w:tcPr>
-          <w:p>
-            <w:pPr>
-              <w:jc w:val="center"/>
-            </w:pPr>
-            <w:r>
-              <w:rPr>
-                <w:rFonts w:ascii="Times New Roman" w:cs="Times New Roman" w:eastAsia="Times New Roman" w:hAnsi="Times New Roman"/>
-                <w:sz w:val="22"/>
-                <w:szCs w:val="22"/>
-              </w:rPr>
-              <w:t xml:space="preserve">−0.10 to 0.10</w:t>
-            </w:r>
-          </w:p>
-        </w:tc>
-        <w:tc>
-          <w:tcPr>
-            <w:tcW w:type="dxa" w:w="2340"/>
-            <w:tcBorders>
-              <w:top w:val="single" w:color="000000" w:sz="4"/>
-              <w:left w:val="single" w:color="000000" w:sz="4"/>
-              <w:bottom w:val="single" w:color="000000" w:sz="4"/>
-              <w:right w:val="single" w:color="000000" w:sz="4"/>
-            </w:tcBorders>
-            <w:vAlign w:val="center"/>
-          </w:tcPr>
-          <w:p>
-            <w:pPr>
-              <w:jc w:val="center"/>
-            </w:pPr>
-            <w:r>
-              <w:rPr>
-                <w:rFonts w:ascii="Times New Roman" w:cs="Times New Roman" w:eastAsia="Times New Roman" w:hAnsi="Times New Roman"/>
-                <w:sz w:val="22"/>
-                <w:szCs w:val="22"/>
-              </w:rPr>
-              <w:t xml:space="preserve">160</w:t>
-            </w:r>
-          </w:p>
-        </w:tc>
-        <w:tc>
-          <w:tcPr>
-            <w:tcW w:type="dxa" w:w="2340"/>
-            <w:tcBorders>
-              <w:top w:val="single" w:color="000000" w:sz="4"/>
-              <w:left w:val="single" w:color="000000" w:sz="4"/>
-              <w:bottom w:val="single" w:color="000000" w:sz="4"/>
-              <w:right w:val="single" w:color="000000" w:sz="4"/>
-            </w:tcBorders>
-            <w:vAlign w:val="center"/>
-          </w:tcPr>
-          <w:p>
-            <w:pPr>
-              <w:jc w:val="center"/>
-            </w:pPr>
-            <w:r>
-              <w:rPr>
-                <w:rFonts w:ascii="Times New Roman" w:cs="Times New Roman" w:eastAsia="Times New Roman" w:hAnsi="Times New Roman"/>
-                <w:sz w:val="22"/>
-                <w:szCs w:val="22"/>
-              </w:rPr>
-              <w:t xml:space="preserve">37.1%</w:t>
+              <w:t xml:space="preserve">Asian</w:t>
+            </w:r>
+          </w:p>
+        </w:tc>
+        <w:tc>
+          <w:tcPr>
+            <w:tcW w:type="dxa" w:w="2340"/>
+            <w:tcBorders>
+              <w:top w:val="single" w:color="000000" w:sz="4"/>
+              <w:left w:val="single" w:color="000000" w:sz="4"/>
+              <w:bottom w:val="single" w:color="000000" w:sz="4"/>
+              <w:right w:val="single" w:color="000000" w:sz="4"/>
+            </w:tcBorders>
+            <w:vAlign w:val="center"/>
+          </w:tcPr>
+          <w:p>
+            <w:pPr>
+              <w:jc w:val="center"/>
+            </w:pPr>
+            <w:r>
+              <w:rPr>
+                <w:rFonts w:ascii="Times New Roman" w:cs="Times New Roman" w:eastAsia="Times New Roman" w:hAnsi="Times New Roman"/>
+                <w:sz w:val="22"/>
+                <w:szCs w:val="22"/>
+              </w:rPr>
+              <w:t xml:space="preserve">54</w:t>
+            </w:r>
+          </w:p>
+        </w:tc>
+        <w:tc>
+          <w:tcPr>
+            <w:tcW w:type="dxa" w:w="2340"/>
+            <w:tcBorders>
+              <w:top w:val="single" w:color="000000" w:sz="4"/>
+              <w:left w:val="single" w:color="000000" w:sz="4"/>
+              <w:bottom w:val="single" w:color="000000" w:sz="4"/>
+              <w:right w:val="single" w:color="000000" w:sz="4"/>
+            </w:tcBorders>
+            <w:vAlign w:val="center"/>
+          </w:tcPr>
+          <w:p>
+            <w:pPr>
+              <w:jc w:val="center"/>
+            </w:pPr>
+            <w:r>
+              <w:rPr>
+                <w:rFonts w:ascii="Times New Roman" w:cs="Times New Roman" w:eastAsia="Times New Roman" w:hAnsi="Times New Roman"/>
+                <w:sz w:val="22"/>
+                <w:szCs w:val="22"/>
+              </w:rPr>
+              <w:t xml:space="preserve">67.5</w:t>
+            </w:r>
+          </w:p>
+        </w:tc>
+        <w:tc>
+          <w:tcPr>
+            <w:tcW w:type="dxa" w:w="2340"/>
+            <w:tcBorders>
+              <w:top w:val="single" w:color="000000" w:sz="4"/>
+              <w:left w:val="single" w:color="000000" w:sz="4"/>
+              <w:bottom w:val="single" w:color="000000" w:sz="4"/>
+              <w:right w:val="single" w:color="000000" w:sz="4"/>
+            </w:tcBorders>
+            <w:vAlign w:val="center"/>
+          </w:tcPr>
+          <w:p>
+            <w:pPr>
+              <w:jc w:val="center"/>
+            </w:pPr>
+            <w:r>
+              <w:rPr>
+                <w:rFonts w:ascii="Times New Roman" w:cs="Times New Roman" w:eastAsia="Times New Roman" w:hAnsi="Times New Roman"/>
+                <w:sz w:val="22"/>
+                <w:szCs w:val="22"/>
+              </w:rPr>
+              <w:t xml:space="preserve">16.7</w:t>
             </w:r>
           </w:p>
         </w:tc>
@@ -3110,82 +2888,82 @@
                 <w:sz w:val="22"/>
                 <w:szCs w:val="22"/>
               </w:rPr>
-              <w:t xml:space="preserve">Moderately Overconfident</w:t>
-            </w:r>
-          </w:p>
-        </w:tc>
-        <w:tc>
-          <w:tcPr>
-            <w:tcW w:type="dxa" w:w="2340"/>
-            <w:tcBorders>
-              <w:top w:val="single" w:color="000000" w:sz="4"/>
-              <w:left w:val="single" w:color="000000" w:sz="4"/>
-              <w:bottom w:val="single" w:color="000000" w:sz="4"/>
-              <w:right w:val="single" w:color="000000" w:sz="4"/>
-            </w:tcBorders>
-            <w:vAlign w:val="center"/>
-          </w:tcPr>
-          <w:p>
-            <w:pPr>
-              <w:jc w:val="center"/>
-            </w:pPr>
-            <w:r>
-              <w:rPr>
-                <w:rFonts w:ascii="Times New Roman" w:cs="Times New Roman" w:eastAsia="Times New Roman" w:hAnsi="Times New Roman"/>
-                <w:sz w:val="22"/>
-                <w:szCs w:val="22"/>
-              </w:rPr>
-              <w:t xml:space="preserve">0.10 to 0.30</w:t>
-            </w:r>
-          </w:p>
-        </w:tc>
-        <w:tc>
-          <w:tcPr>
-            <w:tcW w:type="dxa" w:w="2340"/>
-            <w:tcBorders>
-              <w:top w:val="single" w:color="000000" w:sz="4"/>
-              <w:left w:val="single" w:color="000000" w:sz="4"/>
-              <w:bottom w:val="single" w:color="000000" w:sz="4"/>
-              <w:right w:val="single" w:color="000000" w:sz="4"/>
-            </w:tcBorders>
-            <w:vAlign w:val="center"/>
-          </w:tcPr>
-          <w:p>
-            <w:pPr>
-              <w:jc w:val="center"/>
-            </w:pPr>
-            <w:r>
-              <w:rPr>
-                <w:rFonts w:ascii="Times New Roman" w:cs="Times New Roman" w:eastAsia="Times New Roman" w:hAnsi="Times New Roman"/>
-                <w:sz w:val="22"/>
-                <w:szCs w:val="22"/>
-              </w:rPr>
-              <w:t xml:space="preserve">101</w:t>
-            </w:r>
-          </w:p>
-        </w:tc>
-        <w:tc>
-          <w:tcPr>
-            <w:tcW w:type="dxa" w:w="2340"/>
-            <w:tcBorders>
-              <w:top w:val="single" w:color="000000" w:sz="4"/>
-              <w:left w:val="single" w:color="000000" w:sz="4"/>
-              <w:bottom w:val="single" w:color="000000" w:sz="4"/>
-              <w:right w:val="single" w:color="000000" w:sz="4"/>
-            </w:tcBorders>
-            <w:vAlign w:val="center"/>
-          </w:tcPr>
-          <w:p>
-            <w:pPr>
-              <w:jc w:val="center"/>
-            </w:pPr>
-            <w:r>
-              <w:rPr>
-                <w:rFonts w:ascii="Times New Roman" w:cs="Times New Roman" w:eastAsia="Times New Roman" w:hAnsi="Times New Roman"/>
-                <w:sz w:val="22"/>
-                <w:szCs w:val="22"/>
-              </w:rPr>
-              <w:t xml:space="preserve">23.4%</w:t>
+              <w:t xml:space="preserve">Two or more</w:t>
+            </w:r>
+          </w:p>
+        </w:tc>
+        <w:tc>
+          <w:tcPr>
+            <w:tcW w:type="dxa" w:w="2340"/>
+            <w:tcBorders>
+              <w:top w:val="single" w:color="000000" w:sz="4"/>
+              <w:left w:val="single" w:color="000000" w:sz="4"/>
+              <w:bottom w:val="single" w:color="000000" w:sz="4"/>
+              <w:right w:val="single" w:color="000000" w:sz="4"/>
+            </w:tcBorders>
+            <w:vAlign w:val="center"/>
+          </w:tcPr>
+          <w:p>
+            <w:pPr>
+              <w:jc w:val="center"/>
+            </w:pPr>
+            <w:r>
+              <w:rPr>
+                <w:rFonts w:ascii="Times New Roman" w:cs="Times New Roman" w:eastAsia="Times New Roman" w:hAnsi="Times New Roman"/>
+                <w:sz w:val="22"/>
+                <w:szCs w:val="22"/>
+              </w:rPr>
+              <w:t xml:space="preserve">28</w:t>
+            </w:r>
+          </w:p>
+        </w:tc>
+        <w:tc>
+          <w:tcPr>
+            <w:tcW w:type="dxa" w:w="2340"/>
+            <w:tcBorders>
+              <w:top w:val="single" w:color="000000" w:sz="4"/>
+              <w:left w:val="single" w:color="000000" w:sz="4"/>
+              <w:bottom w:val="single" w:color="000000" w:sz="4"/>
+              <w:right w:val="single" w:color="000000" w:sz="4"/>
+            </w:tcBorders>
+            <w:vAlign w:val="center"/>
+          </w:tcPr>
+          <w:p>
+            <w:pPr>
+              <w:jc w:val="center"/>
+            </w:pPr>
+            <w:r>
+              <w:rPr>
+                <w:rFonts w:ascii="Times New Roman" w:cs="Times New Roman" w:eastAsia="Times New Roman" w:hAnsi="Times New Roman"/>
+                <w:sz w:val="22"/>
+                <w:szCs w:val="22"/>
+              </w:rPr>
+              <w:t xml:space="preserve">68.5</w:t>
+            </w:r>
+          </w:p>
+        </w:tc>
+        <w:tc>
+          <w:tcPr>
+            <w:tcW w:type="dxa" w:w="2340"/>
+            <w:tcBorders>
+              <w:top w:val="single" w:color="000000" w:sz="4"/>
+              <w:left w:val="single" w:color="000000" w:sz="4"/>
+              <w:bottom w:val="single" w:color="000000" w:sz="4"/>
+              <w:right w:val="single" w:color="000000" w:sz="4"/>
+            </w:tcBorders>
+            <w:vAlign w:val="center"/>
+          </w:tcPr>
+          <w:p>
+            <w:pPr>
+              <w:jc w:val="center"/>
+            </w:pPr>
+            <w:r>
+              <w:rPr>
+                <w:rFonts w:ascii="Times New Roman" w:cs="Times New Roman" w:eastAsia="Times New Roman" w:hAnsi="Times New Roman"/>
+                <w:sz w:val="22"/>
+                <w:szCs w:val="22"/>
+              </w:rPr>
+              <w:t xml:space="preserve">14.2</w:t>
             </w:r>
           </w:p>
         </w:tc>
@@ -3212,82 +2990,184 @@
                 <w:sz w:val="22"/>
                 <w:szCs w:val="22"/>
               </w:rPr>
-              <w:t xml:space="preserve">Highly Overconfident</w:t>
-            </w:r>
-          </w:p>
-        </w:tc>
-        <w:tc>
-          <w:tcPr>
-            <w:tcW w:type="dxa" w:w="2340"/>
-            <w:tcBorders>
-              <w:top w:val="single" w:color="000000" w:sz="4"/>
-              <w:left w:val="single" w:color="000000" w:sz="4"/>
-              <w:bottom w:val="single" w:color="000000" w:sz="4"/>
-              <w:right w:val="single" w:color="000000" w:sz="4"/>
-            </w:tcBorders>
-            <w:vAlign w:val="center"/>
-          </w:tcPr>
-          <w:p>
-            <w:pPr>
-              <w:jc w:val="center"/>
-            </w:pPr>
-            <w:r>
-              <w:rPr>
-                <w:rFonts w:ascii="Times New Roman" w:cs="Times New Roman" w:eastAsia="Times New Roman" w:hAnsi="Times New Roman"/>
-                <w:sz w:val="22"/>
-                <w:szCs w:val="22"/>
-              </w:rPr>
-              <w:t xml:space="preserve">OI ≥ 0.30</w:t>
-            </w:r>
-          </w:p>
-        </w:tc>
-        <w:tc>
-          <w:tcPr>
-            <w:tcW w:type="dxa" w:w="2340"/>
-            <w:tcBorders>
-              <w:top w:val="single" w:color="000000" w:sz="4"/>
-              <w:left w:val="single" w:color="000000" w:sz="4"/>
-              <w:bottom w:val="single" w:color="000000" w:sz="4"/>
-              <w:right w:val="single" w:color="000000" w:sz="4"/>
-            </w:tcBorders>
-            <w:vAlign w:val="center"/>
-          </w:tcPr>
-          <w:p>
-            <w:pPr>
-              <w:jc w:val="center"/>
-            </w:pPr>
-            <w:r>
-              <w:rPr>
-                <w:rFonts w:ascii="Times New Roman" w:cs="Times New Roman" w:eastAsia="Times New Roman" w:hAnsi="Times New Roman"/>
-                <w:sz w:val="22"/>
-                <w:szCs w:val="22"/>
-              </w:rPr>
-              <w:t xml:space="preserve">30</w:t>
-            </w:r>
-          </w:p>
-        </w:tc>
-        <w:tc>
-          <w:tcPr>
-            <w:tcW w:type="dxa" w:w="2340"/>
-            <w:tcBorders>
-              <w:top w:val="single" w:color="000000" w:sz="4"/>
-              <w:left w:val="single" w:color="000000" w:sz="4"/>
-              <w:bottom w:val="single" w:color="000000" w:sz="4"/>
-              <w:right w:val="single" w:color="000000" w:sz="4"/>
-            </w:tcBorders>
-            <w:vAlign w:val="center"/>
-          </w:tcPr>
-          <w:p>
-            <w:pPr>
-              <w:jc w:val="center"/>
-            </w:pPr>
-            <w:r>
-              <w:rPr>
-                <w:rFonts w:ascii="Times New Roman" w:cs="Times New Roman" w:eastAsia="Times New Roman" w:hAnsi="Times New Roman"/>
-                <w:sz w:val="22"/>
-                <w:szCs w:val="22"/>
-              </w:rPr>
-              <w:t xml:space="preserve">7.0%</w:t>
+              <w:t xml:space="preserve">Hispanic/Latino</w:t>
+            </w:r>
+          </w:p>
+        </w:tc>
+        <w:tc>
+          <w:tcPr>
+            <w:tcW w:type="dxa" w:w="2340"/>
+            <w:tcBorders>
+              <w:top w:val="single" w:color="000000" w:sz="4"/>
+              <w:left w:val="single" w:color="000000" w:sz="4"/>
+              <w:bottom w:val="single" w:color="000000" w:sz="4"/>
+              <w:right w:val="single" w:color="000000" w:sz="4"/>
+            </w:tcBorders>
+            <w:vAlign w:val="center"/>
+          </w:tcPr>
+          <w:p>
+            <w:pPr>
+              <w:jc w:val="center"/>
+            </w:pPr>
+            <w:r>
+              <w:rPr>
+                <w:rFonts w:ascii="Times New Roman" w:cs="Times New Roman" w:eastAsia="Times New Roman" w:hAnsi="Times New Roman"/>
+                <w:sz w:val="22"/>
+                <w:szCs w:val="22"/>
+              </w:rPr>
+              <w:t xml:space="preserve">94</w:t>
+            </w:r>
+          </w:p>
+        </w:tc>
+        <w:tc>
+          <w:tcPr>
+            <w:tcW w:type="dxa" w:w="2340"/>
+            <w:tcBorders>
+              <w:top w:val="single" w:color="000000" w:sz="4"/>
+              <w:left w:val="single" w:color="000000" w:sz="4"/>
+              <w:bottom w:val="single" w:color="000000" w:sz="4"/>
+              <w:right w:val="single" w:color="000000" w:sz="4"/>
+            </w:tcBorders>
+            <w:vAlign w:val="center"/>
+          </w:tcPr>
+          <w:p>
+            <w:pPr>
+              <w:jc w:val="center"/>
+            </w:pPr>
+            <w:r>
+              <w:rPr>
+                <w:rFonts w:ascii="Times New Roman" w:cs="Times New Roman" w:eastAsia="Times New Roman" w:hAnsi="Times New Roman"/>
+                <w:sz w:val="22"/>
+                <w:szCs w:val="22"/>
+              </w:rPr>
+              <w:t xml:space="preserve">63.6</w:t>
+            </w:r>
+          </w:p>
+        </w:tc>
+        <w:tc>
+          <w:tcPr>
+            <w:tcW w:type="dxa" w:w="2340"/>
+            <w:tcBorders>
+              <w:top w:val="single" w:color="000000" w:sz="4"/>
+              <w:left w:val="single" w:color="000000" w:sz="4"/>
+              <w:bottom w:val="single" w:color="000000" w:sz="4"/>
+              <w:right w:val="single" w:color="000000" w:sz="4"/>
+            </w:tcBorders>
+            <w:vAlign w:val="center"/>
+          </w:tcPr>
+          <w:p>
+            <w:pPr>
+              <w:jc w:val="center"/>
+            </w:pPr>
+            <w:r>
+              <w:rPr>
+                <w:rFonts w:ascii="Times New Roman" w:cs="Times New Roman" w:eastAsia="Times New Roman" w:hAnsi="Times New Roman"/>
+                <w:sz w:val="22"/>
+                <w:szCs w:val="22"/>
+              </w:rPr>
+              <w:t xml:space="preserve">19.1</w:t>
+            </w:r>
+          </w:p>
+        </w:tc>
+      </w:tr>
+      <w:tr>
+        <w:tc>
+          <w:tcPr>
+            <w:tcW w:type="dxa" w:w="2340"/>
+            <w:tcBorders>
+              <w:top w:val="single" w:color="000000" w:sz="4"/>
+              <w:left w:val="single" w:color="000000" w:sz="4"/>
+              <w:bottom w:val="single" w:color="000000" w:sz="4"/>
+              <w:right w:val="single" w:color="000000" w:sz="4"/>
+            </w:tcBorders>
+            <w:vAlign w:val="center"/>
+          </w:tcPr>
+          <w:p>
+            <w:pPr>
+              <w:jc w:val="center"/>
+            </w:pPr>
+            <w:r>
+              <w:rPr>
+                <w:rFonts w:ascii="Times New Roman" w:cs="Times New Roman" w:eastAsia="Times New Roman" w:hAnsi="Times New Roman"/>
+                <w:sz w:val="22"/>
+                <w:szCs w:val="22"/>
+              </w:rPr>
+              <w:t xml:space="preserve">Black</w:t>
+            </w:r>
+          </w:p>
+        </w:tc>
+        <w:tc>
+          <w:tcPr>
+            <w:tcW w:type="dxa" w:w="2340"/>
+            <w:tcBorders>
+              <w:top w:val="single" w:color="000000" w:sz="4"/>
+              <w:left w:val="single" w:color="000000" w:sz="4"/>
+              <w:bottom w:val="single" w:color="000000" w:sz="4"/>
+              <w:right w:val="single" w:color="000000" w:sz="4"/>
+            </w:tcBorders>
+            <w:vAlign w:val="center"/>
+          </w:tcPr>
+          <w:p>
+            <w:pPr>
+              <w:jc w:val="center"/>
+            </w:pPr>
+            <w:r>
+              <w:rPr>
+                <w:rFonts w:ascii="Times New Roman" w:cs="Times New Roman" w:eastAsia="Times New Roman" w:hAnsi="Times New Roman"/>
+                <w:sz w:val="22"/>
+                <w:szCs w:val="22"/>
+              </w:rPr>
+              <w:t xml:space="preserve">29</w:t>
+            </w:r>
+          </w:p>
+        </w:tc>
+        <w:tc>
+          <w:tcPr>
+            <w:tcW w:type="dxa" w:w="2340"/>
+            <w:tcBorders>
+              <w:top w:val="single" w:color="000000" w:sz="4"/>
+              <w:left w:val="single" w:color="000000" w:sz="4"/>
+              <w:bottom w:val="single" w:color="000000" w:sz="4"/>
+              <w:right w:val="single" w:color="000000" w:sz="4"/>
+            </w:tcBorders>
+            <w:vAlign w:val="center"/>
+          </w:tcPr>
+          <w:p>
+            <w:pPr>
+              <w:jc w:val="center"/>
+            </w:pPr>
+            <w:r>
+              <w:rPr>
+                <w:rFonts w:ascii="Times New Roman" w:cs="Times New Roman" w:eastAsia="Times New Roman" w:hAnsi="Times New Roman"/>
+                <w:sz w:val="22"/>
+                <w:szCs w:val="22"/>
+              </w:rPr>
+              <w:t xml:space="preserve">60.8</w:t>
+            </w:r>
+          </w:p>
+        </w:tc>
+        <w:tc>
+          <w:tcPr>
+            <w:tcW w:type="dxa" w:w="2340"/>
+            <w:tcBorders>
+              <w:top w:val="single" w:color="000000" w:sz="4"/>
+              <w:left w:val="single" w:color="000000" w:sz="4"/>
+              <w:bottom w:val="single" w:color="000000" w:sz="4"/>
+              <w:right w:val="single" w:color="000000" w:sz="4"/>
+            </w:tcBorders>
+            <w:vAlign w:val="center"/>
+          </w:tcPr>
+          <w:p>
+            <w:pPr>
+              <w:jc w:val="center"/>
+            </w:pPr>
+            <w:r>
+              <w:rPr>
+                <w:rFonts w:ascii="Times New Roman" w:cs="Times New Roman" w:eastAsia="Times New Roman" w:hAnsi="Times New Roman"/>
+                <w:sz w:val="22"/>
+                <w:szCs w:val="22"/>
+              </w:rPr>
+              <w:t xml:space="preserve">18.4</w:t>
             </w:r>
           </w:p>
         </w:tc>
@@ -3305,12 +3185,2120 @@
       <w:r>
         <w:rPr>
           <w:rFonts w:ascii="Times New Roman" w:cs="Times New Roman" w:eastAsia="Times New Roman" w:hAnsi="Times New Roman"/>
+          <w:sz w:val="24"/>
+          <w:szCs w:val="24"/>
+        </w:rPr>
+        <w:t xml:space="preserve">Performance varied across racial and ethnic groups, with a roughly 8-point range between the highest- and lowest-scoring groups. Hispanic/Latino and Black students scored below the overall mean, while White, Asian, and multiracial students scored near or above it. Standard deviations were substantial in every group, indicating wide within-group variation.</w:t>
+      </w:r>
+    </w:p>
+    <w:p>
+      <w:pPr>
+        <w:spacing w:line="360" w:after="200"/>
+      </w:pPr>
+      <w:r>
+        <w:rPr>
+          <w:rFonts w:ascii="Times New Roman" w:cs="Times New Roman" w:eastAsia="Times New Roman" w:hAnsi="Times New Roman"/>
+          <w:b/>
+          <w:bCs/>
+          <w:sz w:val="24"/>
+          <w:szCs w:val="24"/>
+        </w:rPr>
+        <w:t xml:space="preserve">Table 4.3: Mean Overall Score by Work Experience</w:t>
+      </w:r>
+    </w:p>
+    <w:tbl>
+      <w:tblPr>
+        <w:tblW w:type="dxa" w:w="9360"/>
+        <w:tblBorders>
+          <w:top w:val="single" w:color="000000" w:sz="4"/>
+          <w:left w:val="single" w:color="000000" w:sz="4"/>
+          <w:bottom w:val="single" w:color="000000" w:sz="4"/>
+          <w:right w:val="single" w:color="000000" w:sz="4"/>
+          <w:insideH w:val="single" w:color="000000" w:sz="4"/>
+          <w:insideV w:val="single" w:color="000000" w:sz="4"/>
+        </w:tblBorders>
+        <w:tblLayout w:type="fixed"/>
+        <w:tblCellMar>
+          <w:top w:type="dxa" w:w="60"/>
+          <w:left w:type="dxa" w:w="120"/>
+          <w:bottom w:type="dxa" w:w="60"/>
+          <w:right w:type="dxa" w:w="120"/>
+        </w:tblCellMar>
+      </w:tblPr>
+      <w:tblGrid>
+        <w:gridCol w:w="2340"/>
+        <w:gridCol w:w="2340"/>
+        <w:gridCol w:w="2340"/>
+        <w:gridCol w:w="2340"/>
+      </w:tblGrid>
+      <w:tr>
+        <w:trPr>
+          <w:tblHeader/>
+        </w:trPr>
+        <w:tc>
+          <w:tcPr>
+            <w:tcW w:type="dxa" w:w="2340"/>
+            <w:tcBorders>
+              <w:top w:val="single" w:color="000000" w:sz="4"/>
+              <w:left w:val="single" w:color="000000" w:sz="4"/>
+              <w:bottom w:val="single" w:color="000000" w:sz="4"/>
+              <w:right w:val="single" w:color="000000" w:sz="4"/>
+            </w:tcBorders>
+            <w:shd w:fill="D5E8F0" w:color="auto" w:val="clear"/>
+            <w:vAlign w:val="center"/>
+          </w:tcPr>
+          <w:p>
+            <w:pPr>
+              <w:jc w:val="center"/>
+            </w:pPr>
+            <w:r>
+              <w:rPr>
+                <w:rFonts w:ascii="Times New Roman" w:cs="Times New Roman" w:eastAsia="Times New Roman" w:hAnsi="Times New Roman"/>
+                <w:b/>
+                <w:bCs/>
+                <w:sz w:val="22"/>
+                <w:szCs w:val="22"/>
+              </w:rPr>
+              <w:t xml:space="preserve">Group</w:t>
+            </w:r>
+          </w:p>
+        </w:tc>
+        <w:tc>
+          <w:tcPr>
+            <w:tcW w:type="dxa" w:w="2340"/>
+            <w:tcBorders>
+              <w:top w:val="single" w:color="000000" w:sz="4"/>
+              <w:left w:val="single" w:color="000000" w:sz="4"/>
+              <w:bottom w:val="single" w:color="000000" w:sz="4"/>
+              <w:right w:val="single" w:color="000000" w:sz="4"/>
+            </w:tcBorders>
+            <w:shd w:fill="D5E8F0" w:color="auto" w:val="clear"/>
+            <w:vAlign w:val="center"/>
+          </w:tcPr>
+          <w:p>
+            <w:pPr>
+              <w:jc w:val="center"/>
+            </w:pPr>
+            <w:r>
+              <w:rPr>
+                <w:rFonts w:ascii="Times New Roman" w:cs="Times New Roman" w:eastAsia="Times New Roman" w:hAnsi="Times New Roman"/>
+                <w:b/>
+                <w:bCs/>
+                <w:sz w:val="22"/>
+                <w:szCs w:val="22"/>
+              </w:rPr>
+              <w:t xml:space="preserve">n</w:t>
+            </w:r>
+          </w:p>
+        </w:tc>
+        <w:tc>
+          <w:tcPr>
+            <w:tcW w:type="dxa" w:w="2340"/>
+            <w:tcBorders>
+              <w:top w:val="single" w:color="000000" w:sz="4"/>
+              <w:left w:val="single" w:color="000000" w:sz="4"/>
+              <w:bottom w:val="single" w:color="000000" w:sz="4"/>
+              <w:right w:val="single" w:color="000000" w:sz="4"/>
+            </w:tcBorders>
+            <w:shd w:fill="D5E8F0" w:color="auto" w:val="clear"/>
+            <w:vAlign w:val="center"/>
+          </w:tcPr>
+          <w:p>
+            <w:pPr>
+              <w:jc w:val="center"/>
+            </w:pPr>
+            <w:r>
+              <w:rPr>
+                <w:rFonts w:ascii="Times New Roman" w:cs="Times New Roman" w:eastAsia="Times New Roman" w:hAnsi="Times New Roman"/>
+                <w:b/>
+                <w:bCs/>
+                <w:sz w:val="22"/>
+                <w:szCs w:val="22"/>
+              </w:rPr>
+              <w:t xml:space="preserve">Mean (%)</w:t>
+            </w:r>
+          </w:p>
+        </w:tc>
+        <w:tc>
+          <w:tcPr>
+            <w:tcW w:type="dxa" w:w="2340"/>
+            <w:tcBorders>
+              <w:top w:val="single" w:color="000000" w:sz="4"/>
+              <w:left w:val="single" w:color="000000" w:sz="4"/>
+              <w:bottom w:val="single" w:color="000000" w:sz="4"/>
+              <w:right w:val="single" w:color="000000" w:sz="4"/>
+            </w:tcBorders>
+            <w:shd w:fill="D5E8F0" w:color="auto" w:val="clear"/>
+            <w:vAlign w:val="center"/>
+          </w:tcPr>
+          <w:p>
+            <w:pPr>
+              <w:jc w:val="center"/>
+            </w:pPr>
+            <w:r>
+              <w:rPr>
+                <w:rFonts w:ascii="Times New Roman" w:cs="Times New Roman" w:eastAsia="Times New Roman" w:hAnsi="Times New Roman"/>
+                <w:b/>
+                <w:bCs/>
+                <w:sz w:val="22"/>
+                <w:szCs w:val="22"/>
+              </w:rPr>
+              <w:t xml:space="preserve">SD</w:t>
+            </w:r>
+          </w:p>
+        </w:tc>
+      </w:tr>
+      <w:tr>
+        <w:tc>
+          <w:tcPr>
+            <w:tcW w:type="dxa" w:w="2340"/>
+            <w:tcBorders>
+              <w:top w:val="single" w:color="000000" w:sz="4"/>
+              <w:left w:val="single" w:color="000000" w:sz="4"/>
+              <w:bottom w:val="single" w:color="000000" w:sz="4"/>
+              <w:right w:val="single" w:color="000000" w:sz="4"/>
+            </w:tcBorders>
+            <w:vAlign w:val="center"/>
+          </w:tcPr>
+          <w:p>
+            <w:pPr>
+              <w:jc w:val="center"/>
+            </w:pPr>
+            <w:r>
+              <w:rPr>
+                <w:rFonts w:ascii="Times New Roman" w:cs="Times New Roman" w:eastAsia="Times New Roman" w:hAnsi="Times New Roman"/>
+                <w:sz w:val="22"/>
+                <w:szCs w:val="22"/>
+              </w:rPr>
+              <w:t xml:space="preserve">Full-time</w:t>
+            </w:r>
+          </w:p>
+        </w:tc>
+        <w:tc>
+          <w:tcPr>
+            <w:tcW w:type="dxa" w:w="2340"/>
+            <w:tcBorders>
+              <w:top w:val="single" w:color="000000" w:sz="4"/>
+              <w:left w:val="single" w:color="000000" w:sz="4"/>
+              <w:bottom w:val="single" w:color="000000" w:sz="4"/>
+              <w:right w:val="single" w:color="000000" w:sz="4"/>
+            </w:tcBorders>
+            <w:vAlign w:val="center"/>
+          </w:tcPr>
+          <w:p>
+            <w:pPr>
+              <w:jc w:val="center"/>
+            </w:pPr>
+            <w:r>
+              <w:rPr>
+                <w:rFonts w:ascii="Times New Roman" w:cs="Times New Roman" w:eastAsia="Times New Roman" w:hAnsi="Times New Roman"/>
+                <w:sz w:val="22"/>
+                <w:szCs w:val="22"/>
+              </w:rPr>
+              <w:t xml:space="preserve">57</w:t>
+            </w:r>
+          </w:p>
+        </w:tc>
+        <w:tc>
+          <w:tcPr>
+            <w:tcW w:type="dxa" w:w="2340"/>
+            <w:tcBorders>
+              <w:top w:val="single" w:color="000000" w:sz="4"/>
+              <w:left w:val="single" w:color="000000" w:sz="4"/>
+              <w:bottom w:val="single" w:color="000000" w:sz="4"/>
+              <w:right w:val="single" w:color="000000" w:sz="4"/>
+            </w:tcBorders>
+            <w:vAlign w:val="center"/>
+          </w:tcPr>
+          <w:p>
+            <w:pPr>
+              <w:jc w:val="center"/>
+            </w:pPr>
+            <w:r>
+              <w:rPr>
+                <w:rFonts w:ascii="Times New Roman" w:cs="Times New Roman" w:eastAsia="Times New Roman" w:hAnsi="Times New Roman"/>
+                <w:sz w:val="22"/>
+                <w:szCs w:val="22"/>
+              </w:rPr>
+              <w:t xml:space="preserve">71.4</w:t>
+            </w:r>
+          </w:p>
+        </w:tc>
+        <w:tc>
+          <w:tcPr>
+            <w:tcW w:type="dxa" w:w="2340"/>
+            <w:tcBorders>
+              <w:top w:val="single" w:color="000000" w:sz="4"/>
+              <w:left w:val="single" w:color="000000" w:sz="4"/>
+              <w:bottom w:val="single" w:color="000000" w:sz="4"/>
+              <w:right w:val="single" w:color="000000" w:sz="4"/>
+            </w:tcBorders>
+            <w:vAlign w:val="center"/>
+          </w:tcPr>
+          <w:p>
+            <w:pPr>
+              <w:jc w:val="center"/>
+            </w:pPr>
+            <w:r>
+              <w:rPr>
+                <w:rFonts w:ascii="Times New Roman" w:cs="Times New Roman" w:eastAsia="Times New Roman" w:hAnsi="Times New Roman"/>
+                <w:sz w:val="22"/>
+                <w:szCs w:val="22"/>
+              </w:rPr>
+              <w:t xml:space="preserve">15.3</w:t>
+            </w:r>
+          </w:p>
+        </w:tc>
+      </w:tr>
+      <w:tr>
+        <w:tc>
+          <w:tcPr>
+            <w:tcW w:type="dxa" w:w="2340"/>
+            <w:tcBorders>
+              <w:top w:val="single" w:color="000000" w:sz="4"/>
+              <w:left w:val="single" w:color="000000" w:sz="4"/>
+              <w:bottom w:val="single" w:color="000000" w:sz="4"/>
+              <w:right w:val="single" w:color="000000" w:sz="4"/>
+            </w:tcBorders>
+            <w:vAlign w:val="center"/>
+          </w:tcPr>
+          <w:p>
+            <w:pPr>
+              <w:jc w:val="center"/>
+            </w:pPr>
+            <w:r>
+              <w:rPr>
+                <w:rFonts w:ascii="Times New Roman" w:cs="Times New Roman" w:eastAsia="Times New Roman" w:hAnsi="Times New Roman"/>
+                <w:sz w:val="22"/>
+                <w:szCs w:val="22"/>
+              </w:rPr>
+              <w:t xml:space="preserve">No work experience</w:t>
+            </w:r>
+          </w:p>
+        </w:tc>
+        <w:tc>
+          <w:tcPr>
+            <w:tcW w:type="dxa" w:w="2340"/>
+            <w:tcBorders>
+              <w:top w:val="single" w:color="000000" w:sz="4"/>
+              <w:left w:val="single" w:color="000000" w:sz="4"/>
+              <w:bottom w:val="single" w:color="000000" w:sz="4"/>
+              <w:right w:val="single" w:color="000000" w:sz="4"/>
+            </w:tcBorders>
+            <w:vAlign w:val="center"/>
+          </w:tcPr>
+          <w:p>
+            <w:pPr>
+              <w:jc w:val="center"/>
+            </w:pPr>
+            <w:r>
+              <w:rPr>
+                <w:rFonts w:ascii="Times New Roman" w:cs="Times New Roman" w:eastAsia="Times New Roman" w:hAnsi="Times New Roman"/>
+                <w:sz w:val="22"/>
+                <w:szCs w:val="22"/>
+              </w:rPr>
+              <w:t xml:space="preserve">63</w:t>
+            </w:r>
+          </w:p>
+        </w:tc>
+        <w:tc>
+          <w:tcPr>
+            <w:tcW w:type="dxa" w:w="2340"/>
+            <w:tcBorders>
+              <w:top w:val="single" w:color="000000" w:sz="4"/>
+              <w:left w:val="single" w:color="000000" w:sz="4"/>
+              <w:bottom w:val="single" w:color="000000" w:sz="4"/>
+              <w:right w:val="single" w:color="000000" w:sz="4"/>
+            </w:tcBorders>
+            <w:vAlign w:val="center"/>
+          </w:tcPr>
+          <w:p>
+            <w:pPr>
+              <w:jc w:val="center"/>
+            </w:pPr>
+            <w:r>
+              <w:rPr>
+                <w:rFonts w:ascii="Times New Roman" w:cs="Times New Roman" w:eastAsia="Times New Roman" w:hAnsi="Times New Roman"/>
+                <w:sz w:val="22"/>
+                <w:szCs w:val="22"/>
+              </w:rPr>
+              <w:t xml:space="preserve">67.8</w:t>
+            </w:r>
+          </w:p>
+        </w:tc>
+        <w:tc>
+          <w:tcPr>
+            <w:tcW w:type="dxa" w:w="2340"/>
+            <w:tcBorders>
+              <w:top w:val="single" w:color="000000" w:sz="4"/>
+              <w:left w:val="single" w:color="000000" w:sz="4"/>
+              <w:bottom w:val="single" w:color="000000" w:sz="4"/>
+              <w:right w:val="single" w:color="000000" w:sz="4"/>
+            </w:tcBorders>
+            <w:vAlign w:val="center"/>
+          </w:tcPr>
+          <w:p>
+            <w:pPr>
+              <w:jc w:val="center"/>
+            </w:pPr>
+            <w:r>
+              <w:rPr>
+                <w:rFonts w:ascii="Times New Roman" w:cs="Times New Roman" w:eastAsia="Times New Roman" w:hAnsi="Times New Roman"/>
+                <w:sz w:val="22"/>
+                <w:szCs w:val="22"/>
+              </w:rPr>
+              <w:t xml:space="preserve">16.9</w:t>
+            </w:r>
+          </w:p>
+        </w:tc>
+      </w:tr>
+      <w:tr>
+        <w:tc>
+          <w:tcPr>
+            <w:tcW w:type="dxa" w:w="2340"/>
+            <w:tcBorders>
+              <w:top w:val="single" w:color="000000" w:sz="4"/>
+              <w:left w:val="single" w:color="000000" w:sz="4"/>
+              <w:bottom w:val="single" w:color="000000" w:sz="4"/>
+              <w:right w:val="single" w:color="000000" w:sz="4"/>
+            </w:tcBorders>
+            <w:vAlign w:val="center"/>
+          </w:tcPr>
+          <w:p>
+            <w:pPr>
+              <w:jc w:val="center"/>
+            </w:pPr>
+            <w:r>
+              <w:rPr>
+                <w:rFonts w:ascii="Times New Roman" w:cs="Times New Roman" w:eastAsia="Times New Roman" w:hAnsi="Times New Roman"/>
+                <w:sz w:val="22"/>
+                <w:szCs w:val="22"/>
+              </w:rPr>
+              <w:t xml:space="preserve">Part-time</w:t>
+            </w:r>
+          </w:p>
+        </w:tc>
+        <w:tc>
+          <w:tcPr>
+            <w:tcW w:type="dxa" w:w="2340"/>
+            <w:tcBorders>
+              <w:top w:val="single" w:color="000000" w:sz="4"/>
+              <w:left w:val="single" w:color="000000" w:sz="4"/>
+              <w:bottom w:val="single" w:color="000000" w:sz="4"/>
+              <w:right w:val="single" w:color="000000" w:sz="4"/>
+            </w:tcBorders>
+            <w:vAlign w:val="center"/>
+          </w:tcPr>
+          <w:p>
+            <w:pPr>
+              <w:jc w:val="center"/>
+            </w:pPr>
+            <w:r>
+              <w:rPr>
+                <w:rFonts w:ascii="Times New Roman" w:cs="Times New Roman" w:eastAsia="Times New Roman" w:hAnsi="Times New Roman"/>
+                <w:sz w:val="22"/>
+                <w:szCs w:val="22"/>
+              </w:rPr>
+              <w:t xml:space="preserve">303</w:t>
+            </w:r>
+          </w:p>
+        </w:tc>
+        <w:tc>
+          <w:tcPr>
+            <w:tcW w:type="dxa" w:w="2340"/>
+            <w:tcBorders>
+              <w:top w:val="single" w:color="000000" w:sz="4"/>
+              <w:left w:val="single" w:color="000000" w:sz="4"/>
+              <w:bottom w:val="single" w:color="000000" w:sz="4"/>
+              <w:right w:val="single" w:color="000000" w:sz="4"/>
+            </w:tcBorders>
+            <w:vAlign w:val="center"/>
+          </w:tcPr>
+          <w:p>
+            <w:pPr>
+              <w:jc w:val="center"/>
+            </w:pPr>
+            <w:r>
+              <w:rPr>
+                <w:rFonts w:ascii="Times New Roman" w:cs="Times New Roman" w:eastAsia="Times New Roman" w:hAnsi="Times New Roman"/>
+                <w:sz w:val="22"/>
+                <w:szCs w:val="22"/>
+              </w:rPr>
+              <w:t xml:space="preserve">64.9</w:t>
+            </w:r>
+          </w:p>
+        </w:tc>
+        <w:tc>
+          <w:tcPr>
+            <w:tcW w:type="dxa" w:w="2340"/>
+            <w:tcBorders>
+              <w:top w:val="single" w:color="000000" w:sz="4"/>
+              <w:left w:val="single" w:color="000000" w:sz="4"/>
+              <w:bottom w:val="single" w:color="000000" w:sz="4"/>
+              <w:right w:val="single" w:color="000000" w:sz="4"/>
+            </w:tcBorders>
+            <w:vAlign w:val="center"/>
+          </w:tcPr>
+          <w:p>
+            <w:pPr>
+              <w:jc w:val="center"/>
+            </w:pPr>
+            <w:r>
+              <w:rPr>
+                <w:rFonts w:ascii="Times New Roman" w:cs="Times New Roman" w:eastAsia="Times New Roman" w:hAnsi="Times New Roman"/>
+                <w:sz w:val="22"/>
+                <w:szCs w:val="22"/>
+              </w:rPr>
+              <w:t xml:space="preserve">17.7</w:t>
+            </w:r>
+          </w:p>
+        </w:tc>
+      </w:tr>
+    </w:tbl>
+    <w:p>
+      <w:pPr>
+        <w:spacing w:after="200"/>
+      </w:pPr>
+    </w:p>
+    <w:p>
+      <w:pPr>
+        <w:spacing w:line="360" w:after="200"/>
+      </w:pPr>
+      <w:r>
+        <w:rPr>
+          <w:rFonts w:ascii="Times New Roman" w:cs="Times New Roman" w:eastAsia="Times New Roman" w:hAnsi="Times New Roman"/>
+          <w:sz w:val="24"/>
+          <w:szCs w:val="24"/>
+        </w:rPr>
+        <w:t xml:space="preserve">Students who worked full-time had the highest mean score (71.4%), about 6.5 points above part-time workers. This pattern is consistent with full-time workers having more direct experience with budgeting, credit, and financial decision-making, though other explanations are possible.</w:t>
+      </w:r>
+    </w:p>
+    <w:p>
+      <w:pPr>
+        <w:spacing w:line="360" w:after="200"/>
+      </w:pPr>
+      <w:r>
+        <w:rPr>
+          <w:rFonts w:ascii="Times New Roman" w:cs="Times New Roman" w:eastAsia="Times New Roman" w:hAnsi="Times New Roman"/>
+          <w:b/>
+          <w:bCs/>
+          <w:sz w:val="24"/>
+          <w:szCs w:val="24"/>
+        </w:rPr>
+        <w:t xml:space="preserve">Table 4.4: Mean Overall Score by First-Generation Status</w:t>
+      </w:r>
+    </w:p>
+    <w:tbl>
+      <w:tblPr>
+        <w:tblW w:type="dxa" w:w="9360"/>
+        <w:tblBorders>
+          <w:top w:val="single" w:color="000000" w:sz="4"/>
+          <w:left w:val="single" w:color="000000" w:sz="4"/>
+          <w:bottom w:val="single" w:color="000000" w:sz="4"/>
+          <w:right w:val="single" w:color="000000" w:sz="4"/>
+          <w:insideH w:val="single" w:color="000000" w:sz="4"/>
+          <w:insideV w:val="single" w:color="000000" w:sz="4"/>
+        </w:tblBorders>
+        <w:tblLayout w:type="fixed"/>
+        <w:tblCellMar>
+          <w:top w:type="dxa" w:w="60"/>
+          <w:left w:type="dxa" w:w="120"/>
+          <w:bottom w:type="dxa" w:w="60"/>
+          <w:right w:type="dxa" w:w="120"/>
+        </w:tblCellMar>
+      </w:tblPr>
+      <w:tblGrid>
+        <w:gridCol w:w="2340"/>
+        <w:gridCol w:w="2340"/>
+        <w:gridCol w:w="2340"/>
+        <w:gridCol w:w="2340"/>
+      </w:tblGrid>
+      <w:tr>
+        <w:trPr>
+          <w:tblHeader/>
+        </w:trPr>
+        <w:tc>
+          <w:tcPr>
+            <w:tcW w:type="dxa" w:w="2340"/>
+            <w:tcBorders>
+              <w:top w:val="single" w:color="000000" w:sz="4"/>
+              <w:left w:val="single" w:color="000000" w:sz="4"/>
+              <w:bottom w:val="single" w:color="000000" w:sz="4"/>
+              <w:right w:val="single" w:color="000000" w:sz="4"/>
+            </w:tcBorders>
+            <w:shd w:fill="D5E8F0" w:color="auto" w:val="clear"/>
+            <w:vAlign w:val="center"/>
+          </w:tcPr>
+          <w:p>
+            <w:pPr>
+              <w:jc w:val="center"/>
+            </w:pPr>
+            <w:r>
+              <w:rPr>
+                <w:rFonts w:ascii="Times New Roman" w:cs="Times New Roman" w:eastAsia="Times New Roman" w:hAnsi="Times New Roman"/>
+                <w:b/>
+                <w:bCs/>
+                <w:sz w:val="22"/>
+                <w:szCs w:val="22"/>
+              </w:rPr>
+              <w:t xml:space="preserve">Group</w:t>
+            </w:r>
+          </w:p>
+        </w:tc>
+        <w:tc>
+          <w:tcPr>
+            <w:tcW w:type="dxa" w:w="2340"/>
+            <w:tcBorders>
+              <w:top w:val="single" w:color="000000" w:sz="4"/>
+              <w:left w:val="single" w:color="000000" w:sz="4"/>
+              <w:bottom w:val="single" w:color="000000" w:sz="4"/>
+              <w:right w:val="single" w:color="000000" w:sz="4"/>
+            </w:tcBorders>
+            <w:shd w:fill="D5E8F0" w:color="auto" w:val="clear"/>
+            <w:vAlign w:val="center"/>
+          </w:tcPr>
+          <w:p>
+            <w:pPr>
+              <w:jc w:val="center"/>
+            </w:pPr>
+            <w:r>
+              <w:rPr>
+                <w:rFonts w:ascii="Times New Roman" w:cs="Times New Roman" w:eastAsia="Times New Roman" w:hAnsi="Times New Roman"/>
+                <w:b/>
+                <w:bCs/>
+                <w:sz w:val="22"/>
+                <w:szCs w:val="22"/>
+              </w:rPr>
+              <w:t xml:space="preserve">n</w:t>
+            </w:r>
+          </w:p>
+        </w:tc>
+        <w:tc>
+          <w:tcPr>
+            <w:tcW w:type="dxa" w:w="2340"/>
+            <w:tcBorders>
+              <w:top w:val="single" w:color="000000" w:sz="4"/>
+              <w:left w:val="single" w:color="000000" w:sz="4"/>
+              <w:bottom w:val="single" w:color="000000" w:sz="4"/>
+              <w:right w:val="single" w:color="000000" w:sz="4"/>
+            </w:tcBorders>
+            <w:shd w:fill="D5E8F0" w:color="auto" w:val="clear"/>
+            <w:vAlign w:val="center"/>
+          </w:tcPr>
+          <w:p>
+            <w:pPr>
+              <w:jc w:val="center"/>
+            </w:pPr>
+            <w:r>
+              <w:rPr>
+                <w:rFonts w:ascii="Times New Roman" w:cs="Times New Roman" w:eastAsia="Times New Roman" w:hAnsi="Times New Roman"/>
+                <w:b/>
+                <w:bCs/>
+                <w:sz w:val="22"/>
+                <w:szCs w:val="22"/>
+              </w:rPr>
+              <w:t xml:space="preserve">Mean (%)</w:t>
+            </w:r>
+          </w:p>
+        </w:tc>
+        <w:tc>
+          <w:tcPr>
+            <w:tcW w:type="dxa" w:w="2340"/>
+            <w:tcBorders>
+              <w:top w:val="single" w:color="000000" w:sz="4"/>
+              <w:left w:val="single" w:color="000000" w:sz="4"/>
+              <w:bottom w:val="single" w:color="000000" w:sz="4"/>
+              <w:right w:val="single" w:color="000000" w:sz="4"/>
+            </w:tcBorders>
+            <w:shd w:fill="D5E8F0" w:color="auto" w:val="clear"/>
+            <w:vAlign w:val="center"/>
+          </w:tcPr>
+          <w:p>
+            <w:pPr>
+              <w:jc w:val="center"/>
+            </w:pPr>
+            <w:r>
+              <w:rPr>
+                <w:rFonts w:ascii="Times New Roman" w:cs="Times New Roman" w:eastAsia="Times New Roman" w:hAnsi="Times New Roman"/>
+                <w:b/>
+                <w:bCs/>
+                <w:sz w:val="22"/>
+                <w:szCs w:val="22"/>
+              </w:rPr>
+              <w:t xml:space="preserve">SD</w:t>
+            </w:r>
+          </w:p>
+        </w:tc>
+      </w:tr>
+      <w:tr>
+        <w:tc>
+          <w:tcPr>
+            <w:tcW w:type="dxa" w:w="2340"/>
+            <w:tcBorders>
+              <w:top w:val="single" w:color="000000" w:sz="4"/>
+              <w:left w:val="single" w:color="000000" w:sz="4"/>
+              <w:bottom w:val="single" w:color="000000" w:sz="4"/>
+              <w:right w:val="single" w:color="000000" w:sz="4"/>
+            </w:tcBorders>
+            <w:vAlign w:val="center"/>
+          </w:tcPr>
+          <w:p>
+            <w:pPr>
+              <w:jc w:val="center"/>
+            </w:pPr>
+            <w:r>
+              <w:rPr>
+                <w:rFonts w:ascii="Times New Roman" w:cs="Times New Roman" w:eastAsia="Times New Roman" w:hAnsi="Times New Roman"/>
+                <w:sz w:val="22"/>
+                <w:szCs w:val="22"/>
+              </w:rPr>
+              <w:t xml:space="preserve">No (not first-generation)</w:t>
+            </w:r>
+          </w:p>
+        </w:tc>
+        <w:tc>
+          <w:tcPr>
+            <w:tcW w:type="dxa" w:w="2340"/>
+            <w:tcBorders>
+              <w:top w:val="single" w:color="000000" w:sz="4"/>
+              <w:left w:val="single" w:color="000000" w:sz="4"/>
+              <w:bottom w:val="single" w:color="000000" w:sz="4"/>
+              <w:right w:val="single" w:color="000000" w:sz="4"/>
+            </w:tcBorders>
+            <w:vAlign w:val="center"/>
+          </w:tcPr>
+          <w:p>
+            <w:pPr>
+              <w:jc w:val="center"/>
+            </w:pPr>
+            <w:r>
+              <w:rPr>
+                <w:rFonts w:ascii="Times New Roman" w:cs="Times New Roman" w:eastAsia="Times New Roman" w:hAnsi="Times New Roman"/>
+                <w:sz w:val="22"/>
+                <w:szCs w:val="22"/>
+              </w:rPr>
+              <w:t xml:space="preserve">297</w:t>
+            </w:r>
+          </w:p>
+        </w:tc>
+        <w:tc>
+          <w:tcPr>
+            <w:tcW w:type="dxa" w:w="2340"/>
+            <w:tcBorders>
+              <w:top w:val="single" w:color="000000" w:sz="4"/>
+              <w:left w:val="single" w:color="000000" w:sz="4"/>
+              <w:bottom w:val="single" w:color="000000" w:sz="4"/>
+              <w:right w:val="single" w:color="000000" w:sz="4"/>
+            </w:tcBorders>
+            <w:vAlign w:val="center"/>
+          </w:tcPr>
+          <w:p>
+            <w:pPr>
+              <w:jc w:val="center"/>
+            </w:pPr>
+            <w:r>
+              <w:rPr>
+                <w:rFonts w:ascii="Times New Roman" w:cs="Times New Roman" w:eastAsia="Times New Roman" w:hAnsi="Times New Roman"/>
+                <w:sz w:val="22"/>
+                <w:szCs w:val="22"/>
+              </w:rPr>
+              <w:t xml:space="preserve">66.4</w:t>
+            </w:r>
+          </w:p>
+        </w:tc>
+        <w:tc>
+          <w:tcPr>
+            <w:tcW w:type="dxa" w:w="2340"/>
+            <w:tcBorders>
+              <w:top w:val="single" w:color="000000" w:sz="4"/>
+              <w:left w:val="single" w:color="000000" w:sz="4"/>
+              <w:bottom w:val="single" w:color="000000" w:sz="4"/>
+              <w:right w:val="single" w:color="000000" w:sz="4"/>
+            </w:tcBorders>
+            <w:vAlign w:val="center"/>
+          </w:tcPr>
+          <w:p>
+            <w:pPr>
+              <w:jc w:val="center"/>
+            </w:pPr>
+            <w:r>
+              <w:rPr>
+                <w:rFonts w:ascii="Times New Roman" w:cs="Times New Roman" w:eastAsia="Times New Roman" w:hAnsi="Times New Roman"/>
+                <w:sz w:val="22"/>
+                <w:szCs w:val="22"/>
+              </w:rPr>
+              <w:t xml:space="preserve">17.7</w:t>
+            </w:r>
+          </w:p>
+        </w:tc>
+      </w:tr>
+      <w:tr>
+        <w:tc>
+          <w:tcPr>
+            <w:tcW w:type="dxa" w:w="2340"/>
+            <w:tcBorders>
+              <w:top w:val="single" w:color="000000" w:sz="4"/>
+              <w:left w:val="single" w:color="000000" w:sz="4"/>
+              <w:bottom w:val="single" w:color="000000" w:sz="4"/>
+              <w:right w:val="single" w:color="000000" w:sz="4"/>
+            </w:tcBorders>
+            <w:vAlign w:val="center"/>
+          </w:tcPr>
+          <w:p>
+            <w:pPr>
+              <w:jc w:val="center"/>
+            </w:pPr>
+            <w:r>
+              <w:rPr>
+                <w:rFonts w:ascii="Times New Roman" w:cs="Times New Roman" w:eastAsia="Times New Roman" w:hAnsi="Times New Roman"/>
+                <w:sz w:val="22"/>
+                <w:szCs w:val="22"/>
+              </w:rPr>
+              <w:t xml:space="preserve">Yes (first-generation)</w:t>
+            </w:r>
+          </w:p>
+        </w:tc>
+        <w:tc>
+          <w:tcPr>
+            <w:tcW w:type="dxa" w:w="2340"/>
+            <w:tcBorders>
+              <w:top w:val="single" w:color="000000" w:sz="4"/>
+              <w:left w:val="single" w:color="000000" w:sz="4"/>
+              <w:bottom w:val="single" w:color="000000" w:sz="4"/>
+              <w:right w:val="single" w:color="000000" w:sz="4"/>
+            </w:tcBorders>
+            <w:vAlign w:val="center"/>
+          </w:tcPr>
+          <w:p>
+            <w:pPr>
+              <w:jc w:val="center"/>
+            </w:pPr>
+            <w:r>
+              <w:rPr>
+                <w:rFonts w:ascii="Times New Roman" w:cs="Times New Roman" w:eastAsia="Times New Roman" w:hAnsi="Times New Roman"/>
+                <w:sz w:val="22"/>
+                <w:szCs w:val="22"/>
+              </w:rPr>
+              <w:t xml:space="preserve">121</w:t>
+            </w:r>
+          </w:p>
+        </w:tc>
+        <w:tc>
+          <w:tcPr>
+            <w:tcW w:type="dxa" w:w="2340"/>
+            <w:tcBorders>
+              <w:top w:val="single" w:color="000000" w:sz="4"/>
+              <w:left w:val="single" w:color="000000" w:sz="4"/>
+              <w:bottom w:val="single" w:color="000000" w:sz="4"/>
+              <w:right w:val="single" w:color="000000" w:sz="4"/>
+            </w:tcBorders>
+            <w:vAlign w:val="center"/>
+          </w:tcPr>
+          <w:p>
+            <w:pPr>
+              <w:jc w:val="center"/>
+            </w:pPr>
+            <w:r>
+              <w:rPr>
+                <w:rFonts w:ascii="Times New Roman" w:cs="Times New Roman" w:eastAsia="Times New Roman" w:hAnsi="Times New Roman"/>
+                <w:sz w:val="22"/>
+                <w:szCs w:val="22"/>
+              </w:rPr>
+              <w:t xml:space="preserve">66.4</w:t>
+            </w:r>
+          </w:p>
+        </w:tc>
+        <w:tc>
+          <w:tcPr>
+            <w:tcW w:type="dxa" w:w="2340"/>
+            <w:tcBorders>
+              <w:top w:val="single" w:color="000000" w:sz="4"/>
+              <w:left w:val="single" w:color="000000" w:sz="4"/>
+              <w:bottom w:val="single" w:color="000000" w:sz="4"/>
+              <w:right w:val="single" w:color="000000" w:sz="4"/>
+            </w:tcBorders>
+            <w:vAlign w:val="center"/>
+          </w:tcPr>
+          <w:p>
+            <w:pPr>
+              <w:jc w:val="center"/>
+            </w:pPr>
+            <w:r>
+              <w:rPr>
+                <w:rFonts w:ascii="Times New Roman" w:cs="Times New Roman" w:eastAsia="Times New Roman" w:hAnsi="Times New Roman"/>
+                <w:sz w:val="22"/>
+                <w:szCs w:val="22"/>
+              </w:rPr>
+              <w:t xml:space="preserve">16.2</w:t>
+            </w:r>
+          </w:p>
+        </w:tc>
+      </w:tr>
+    </w:tbl>
+    <w:p>
+      <w:pPr>
+        <w:spacing w:after="200"/>
+      </w:pPr>
+    </w:p>
+    <w:p>
+      <w:pPr>
+        <w:spacing w:line="360" w:after="200"/>
+      </w:pPr>
+      <w:r>
+        <w:rPr>
+          <w:rFonts w:ascii="Times New Roman" w:cs="Times New Roman" w:eastAsia="Times New Roman" w:hAnsi="Times New Roman"/>
+          <w:sz w:val="24"/>
+          <w:szCs w:val="24"/>
+        </w:rPr>
+        <w:t xml:space="preserve">First-generation and non-first-generation students scored virtually identically. This is notable because first-generation students are sometimes assumed to have weaker financial literacy. In this sample, that assumption does not hold.</w:t>
+      </w:r>
+    </w:p>
+    <w:p>
+      <w:pPr>
+        <w:spacing w:line="360" w:after="200"/>
+      </w:pPr>
+      <w:r>
+        <w:rPr>
+          <w:rFonts w:ascii="Times New Roman" w:cs="Times New Roman" w:eastAsia="Times New Roman" w:hAnsi="Times New Roman"/>
+          <w:b/>
+          <w:bCs/>
+          <w:sz w:val="24"/>
+          <w:szCs w:val="24"/>
+        </w:rPr>
+        <w:t xml:space="preserve">Table 4.5: Mean Overall Score by Self-Rated Financial Knowledge</w:t>
+      </w:r>
+    </w:p>
+    <w:tbl>
+      <w:tblPr>
+        <w:tblW w:type="dxa" w:w="9360"/>
+        <w:tblBorders>
+          <w:top w:val="single" w:color="000000" w:sz="4"/>
+          <w:left w:val="single" w:color="000000" w:sz="4"/>
+          <w:bottom w:val="single" w:color="000000" w:sz="4"/>
+          <w:right w:val="single" w:color="000000" w:sz="4"/>
+          <w:insideH w:val="single" w:color="000000" w:sz="4"/>
+          <w:insideV w:val="single" w:color="000000" w:sz="4"/>
+        </w:tblBorders>
+        <w:tblLayout w:type="fixed"/>
+        <w:tblCellMar>
+          <w:top w:type="dxa" w:w="60"/>
+          <w:left w:type="dxa" w:w="120"/>
+          <w:bottom w:type="dxa" w:w="60"/>
+          <w:right w:type="dxa" w:w="120"/>
+        </w:tblCellMar>
+      </w:tblPr>
+      <w:tblGrid>
+        <w:gridCol w:w="2340"/>
+        <w:gridCol w:w="2340"/>
+        <w:gridCol w:w="2340"/>
+        <w:gridCol w:w="2340"/>
+      </w:tblGrid>
+      <w:tr>
+        <w:trPr>
+          <w:tblHeader/>
+        </w:trPr>
+        <w:tc>
+          <w:tcPr>
+            <w:tcW w:type="dxa" w:w="2340"/>
+            <w:tcBorders>
+              <w:top w:val="single" w:color="000000" w:sz="4"/>
+              <w:left w:val="single" w:color="000000" w:sz="4"/>
+              <w:bottom w:val="single" w:color="000000" w:sz="4"/>
+              <w:right w:val="single" w:color="000000" w:sz="4"/>
+            </w:tcBorders>
+            <w:shd w:fill="D5E8F0" w:color="auto" w:val="clear"/>
+            <w:vAlign w:val="center"/>
+          </w:tcPr>
+          <w:p>
+            <w:pPr>
+              <w:jc w:val="center"/>
+            </w:pPr>
+            <w:r>
+              <w:rPr>
+                <w:rFonts w:ascii="Times New Roman" w:cs="Times New Roman" w:eastAsia="Times New Roman" w:hAnsi="Times New Roman"/>
+                <w:b/>
+                <w:bCs/>
+                <w:sz w:val="22"/>
+                <w:szCs w:val="22"/>
+              </w:rPr>
+              <w:t xml:space="preserve">Group</w:t>
+            </w:r>
+          </w:p>
+        </w:tc>
+        <w:tc>
+          <w:tcPr>
+            <w:tcW w:type="dxa" w:w="2340"/>
+            <w:tcBorders>
+              <w:top w:val="single" w:color="000000" w:sz="4"/>
+              <w:left w:val="single" w:color="000000" w:sz="4"/>
+              <w:bottom w:val="single" w:color="000000" w:sz="4"/>
+              <w:right w:val="single" w:color="000000" w:sz="4"/>
+            </w:tcBorders>
+            <w:shd w:fill="D5E8F0" w:color="auto" w:val="clear"/>
+            <w:vAlign w:val="center"/>
+          </w:tcPr>
+          <w:p>
+            <w:pPr>
+              <w:jc w:val="center"/>
+            </w:pPr>
+            <w:r>
+              <w:rPr>
+                <w:rFonts w:ascii="Times New Roman" w:cs="Times New Roman" w:eastAsia="Times New Roman" w:hAnsi="Times New Roman"/>
+                <w:b/>
+                <w:bCs/>
+                <w:sz w:val="22"/>
+                <w:szCs w:val="22"/>
+              </w:rPr>
+              <w:t xml:space="preserve">n</w:t>
+            </w:r>
+          </w:p>
+        </w:tc>
+        <w:tc>
+          <w:tcPr>
+            <w:tcW w:type="dxa" w:w="2340"/>
+            <w:tcBorders>
+              <w:top w:val="single" w:color="000000" w:sz="4"/>
+              <w:left w:val="single" w:color="000000" w:sz="4"/>
+              <w:bottom w:val="single" w:color="000000" w:sz="4"/>
+              <w:right w:val="single" w:color="000000" w:sz="4"/>
+            </w:tcBorders>
+            <w:shd w:fill="D5E8F0" w:color="auto" w:val="clear"/>
+            <w:vAlign w:val="center"/>
+          </w:tcPr>
+          <w:p>
+            <w:pPr>
+              <w:jc w:val="center"/>
+            </w:pPr>
+            <w:r>
+              <w:rPr>
+                <w:rFonts w:ascii="Times New Roman" w:cs="Times New Roman" w:eastAsia="Times New Roman" w:hAnsi="Times New Roman"/>
+                <w:b/>
+                <w:bCs/>
+                <w:sz w:val="22"/>
+                <w:szCs w:val="22"/>
+              </w:rPr>
+              <w:t xml:space="preserve">Mean (%)</w:t>
+            </w:r>
+          </w:p>
+        </w:tc>
+        <w:tc>
+          <w:tcPr>
+            <w:tcW w:type="dxa" w:w="2340"/>
+            <w:tcBorders>
+              <w:top w:val="single" w:color="000000" w:sz="4"/>
+              <w:left w:val="single" w:color="000000" w:sz="4"/>
+              <w:bottom w:val="single" w:color="000000" w:sz="4"/>
+              <w:right w:val="single" w:color="000000" w:sz="4"/>
+            </w:tcBorders>
+            <w:shd w:fill="D5E8F0" w:color="auto" w:val="clear"/>
+            <w:vAlign w:val="center"/>
+          </w:tcPr>
+          <w:p>
+            <w:pPr>
+              <w:jc w:val="center"/>
+            </w:pPr>
+            <w:r>
+              <w:rPr>
+                <w:rFonts w:ascii="Times New Roman" w:cs="Times New Roman" w:eastAsia="Times New Roman" w:hAnsi="Times New Roman"/>
+                <w:b/>
+                <w:bCs/>
+                <w:sz w:val="22"/>
+                <w:szCs w:val="22"/>
+              </w:rPr>
+              <w:t xml:space="preserve">SD</w:t>
+            </w:r>
+          </w:p>
+        </w:tc>
+      </w:tr>
+      <w:tr>
+        <w:tc>
+          <w:tcPr>
+            <w:tcW w:type="dxa" w:w="2340"/>
+            <w:tcBorders>
+              <w:top w:val="single" w:color="000000" w:sz="4"/>
+              <w:left w:val="single" w:color="000000" w:sz="4"/>
+              <w:bottom w:val="single" w:color="000000" w:sz="4"/>
+              <w:right w:val="single" w:color="000000" w:sz="4"/>
+            </w:tcBorders>
+            <w:vAlign w:val="center"/>
+          </w:tcPr>
+          <w:p>
+            <w:pPr>
+              <w:jc w:val="center"/>
+            </w:pPr>
+            <w:r>
+              <w:rPr>
+                <w:rFonts w:ascii="Times New Roman" w:cs="Times New Roman" w:eastAsia="Times New Roman" w:hAnsi="Times New Roman"/>
+                <w:sz w:val="22"/>
+                <w:szCs w:val="22"/>
+              </w:rPr>
+              <w:t xml:space="preserve">High</w:t>
+            </w:r>
+          </w:p>
+        </w:tc>
+        <w:tc>
+          <w:tcPr>
+            <w:tcW w:type="dxa" w:w="2340"/>
+            <w:tcBorders>
+              <w:top w:val="single" w:color="000000" w:sz="4"/>
+              <w:left w:val="single" w:color="000000" w:sz="4"/>
+              <w:bottom w:val="single" w:color="000000" w:sz="4"/>
+              <w:right w:val="single" w:color="000000" w:sz="4"/>
+            </w:tcBorders>
+            <w:vAlign w:val="center"/>
+          </w:tcPr>
+          <w:p>
+            <w:pPr>
+              <w:jc w:val="center"/>
+            </w:pPr>
+            <w:r>
+              <w:rPr>
+                <w:rFonts w:ascii="Times New Roman" w:cs="Times New Roman" w:eastAsia="Times New Roman" w:hAnsi="Times New Roman"/>
+                <w:sz w:val="22"/>
+                <w:szCs w:val="22"/>
+              </w:rPr>
+              <w:t xml:space="preserve">52</w:t>
+            </w:r>
+          </w:p>
+        </w:tc>
+        <w:tc>
+          <w:tcPr>
+            <w:tcW w:type="dxa" w:w="2340"/>
+            <w:tcBorders>
+              <w:top w:val="single" w:color="000000" w:sz="4"/>
+              <w:left w:val="single" w:color="000000" w:sz="4"/>
+              <w:bottom w:val="single" w:color="000000" w:sz="4"/>
+              <w:right w:val="single" w:color="000000" w:sz="4"/>
+            </w:tcBorders>
+            <w:vAlign w:val="center"/>
+          </w:tcPr>
+          <w:p>
+            <w:pPr>
+              <w:jc w:val="center"/>
+            </w:pPr>
+            <w:r>
+              <w:rPr>
+                <w:rFonts w:ascii="Times New Roman" w:cs="Times New Roman" w:eastAsia="Times New Roman" w:hAnsi="Times New Roman"/>
+                <w:sz w:val="22"/>
+                <w:szCs w:val="22"/>
+              </w:rPr>
+              <w:t xml:space="preserve">73.6</w:t>
+            </w:r>
+          </w:p>
+        </w:tc>
+        <w:tc>
+          <w:tcPr>
+            <w:tcW w:type="dxa" w:w="2340"/>
+            <w:tcBorders>
+              <w:top w:val="single" w:color="000000" w:sz="4"/>
+              <w:left w:val="single" w:color="000000" w:sz="4"/>
+              <w:bottom w:val="single" w:color="000000" w:sz="4"/>
+              <w:right w:val="single" w:color="000000" w:sz="4"/>
+            </w:tcBorders>
+            <w:vAlign w:val="center"/>
+          </w:tcPr>
+          <w:p>
+            <w:pPr>
+              <w:jc w:val="center"/>
+            </w:pPr>
+            <w:r>
+              <w:rPr>
+                <w:rFonts w:ascii="Times New Roman" w:cs="Times New Roman" w:eastAsia="Times New Roman" w:hAnsi="Times New Roman"/>
+                <w:sz w:val="22"/>
+                <w:szCs w:val="22"/>
+              </w:rPr>
+              <w:t xml:space="preserve">16.8</w:t>
+            </w:r>
+          </w:p>
+        </w:tc>
+      </w:tr>
+      <w:tr>
+        <w:tc>
+          <w:tcPr>
+            <w:tcW w:type="dxa" w:w="2340"/>
+            <w:tcBorders>
+              <w:top w:val="single" w:color="000000" w:sz="4"/>
+              <w:left w:val="single" w:color="000000" w:sz="4"/>
+              <w:bottom w:val="single" w:color="000000" w:sz="4"/>
+              <w:right w:val="single" w:color="000000" w:sz="4"/>
+            </w:tcBorders>
+            <w:vAlign w:val="center"/>
+          </w:tcPr>
+          <w:p>
+            <w:pPr>
+              <w:jc w:val="center"/>
+            </w:pPr>
+            <w:r>
+              <w:rPr>
+                <w:rFonts w:ascii="Times New Roman" w:cs="Times New Roman" w:eastAsia="Times New Roman" w:hAnsi="Times New Roman"/>
+                <w:sz w:val="22"/>
+                <w:szCs w:val="22"/>
+              </w:rPr>
+              <w:t xml:space="preserve">Moderate</w:t>
+            </w:r>
+          </w:p>
+        </w:tc>
+        <w:tc>
+          <w:tcPr>
+            <w:tcW w:type="dxa" w:w="2340"/>
+            <w:tcBorders>
+              <w:top w:val="single" w:color="000000" w:sz="4"/>
+              <w:left w:val="single" w:color="000000" w:sz="4"/>
+              <w:bottom w:val="single" w:color="000000" w:sz="4"/>
+              <w:right w:val="single" w:color="000000" w:sz="4"/>
+            </w:tcBorders>
+            <w:vAlign w:val="center"/>
+          </w:tcPr>
+          <w:p>
+            <w:pPr>
+              <w:jc w:val="center"/>
+            </w:pPr>
+            <w:r>
+              <w:rPr>
+                <w:rFonts w:ascii="Times New Roman" w:cs="Times New Roman" w:eastAsia="Times New Roman" w:hAnsi="Times New Roman"/>
+                <w:sz w:val="22"/>
+                <w:szCs w:val="22"/>
+              </w:rPr>
+              <w:t xml:space="preserve">253</w:t>
+            </w:r>
+          </w:p>
+        </w:tc>
+        <w:tc>
+          <w:tcPr>
+            <w:tcW w:type="dxa" w:w="2340"/>
+            <w:tcBorders>
+              <w:top w:val="single" w:color="000000" w:sz="4"/>
+              <w:left w:val="single" w:color="000000" w:sz="4"/>
+              <w:bottom w:val="single" w:color="000000" w:sz="4"/>
+              <w:right w:val="single" w:color="000000" w:sz="4"/>
+            </w:tcBorders>
+            <w:vAlign w:val="center"/>
+          </w:tcPr>
+          <w:p>
+            <w:pPr>
+              <w:jc w:val="center"/>
+            </w:pPr>
+            <w:r>
+              <w:rPr>
+                <w:rFonts w:ascii="Times New Roman" w:cs="Times New Roman" w:eastAsia="Times New Roman" w:hAnsi="Times New Roman"/>
+                <w:sz w:val="22"/>
+                <w:szCs w:val="22"/>
+              </w:rPr>
+              <w:t xml:space="preserve">67.0</w:t>
+            </w:r>
+          </w:p>
+        </w:tc>
+        <w:tc>
+          <w:tcPr>
+            <w:tcW w:type="dxa" w:w="2340"/>
+            <w:tcBorders>
+              <w:top w:val="single" w:color="000000" w:sz="4"/>
+              <w:left w:val="single" w:color="000000" w:sz="4"/>
+              <w:bottom w:val="single" w:color="000000" w:sz="4"/>
+              <w:right w:val="single" w:color="000000" w:sz="4"/>
+            </w:tcBorders>
+            <w:vAlign w:val="center"/>
+          </w:tcPr>
+          <w:p>
+            <w:pPr>
+              <w:jc w:val="center"/>
+            </w:pPr>
+            <w:r>
+              <w:rPr>
+                <w:rFonts w:ascii="Times New Roman" w:cs="Times New Roman" w:eastAsia="Times New Roman" w:hAnsi="Times New Roman"/>
+                <w:sz w:val="22"/>
+                <w:szCs w:val="22"/>
+              </w:rPr>
+              <w:t xml:space="preserve">16.8</w:t>
+            </w:r>
+          </w:p>
+        </w:tc>
+      </w:tr>
+      <w:tr>
+        <w:tc>
+          <w:tcPr>
+            <w:tcW w:type="dxa" w:w="2340"/>
+            <w:tcBorders>
+              <w:top w:val="single" w:color="000000" w:sz="4"/>
+              <w:left w:val="single" w:color="000000" w:sz="4"/>
+              <w:bottom w:val="single" w:color="000000" w:sz="4"/>
+              <w:right w:val="single" w:color="000000" w:sz="4"/>
+            </w:tcBorders>
+            <w:vAlign w:val="center"/>
+          </w:tcPr>
+          <w:p>
+            <w:pPr>
+              <w:jc w:val="center"/>
+            </w:pPr>
+            <w:r>
+              <w:rPr>
+                <w:rFonts w:ascii="Times New Roman" w:cs="Times New Roman" w:eastAsia="Times New Roman" w:hAnsi="Times New Roman"/>
+                <w:sz w:val="22"/>
+                <w:szCs w:val="22"/>
+              </w:rPr>
+              <w:t xml:space="preserve">Low</w:t>
+            </w:r>
+          </w:p>
+        </w:tc>
+        <w:tc>
+          <w:tcPr>
+            <w:tcW w:type="dxa" w:w="2340"/>
+            <w:tcBorders>
+              <w:top w:val="single" w:color="000000" w:sz="4"/>
+              <w:left w:val="single" w:color="000000" w:sz="4"/>
+              <w:bottom w:val="single" w:color="000000" w:sz="4"/>
+              <w:right w:val="single" w:color="000000" w:sz="4"/>
+            </w:tcBorders>
+            <w:vAlign w:val="center"/>
+          </w:tcPr>
+          <w:p>
+            <w:pPr>
+              <w:jc w:val="center"/>
+            </w:pPr>
+            <w:r>
+              <w:rPr>
+                <w:rFonts w:ascii="Times New Roman" w:cs="Times New Roman" w:eastAsia="Times New Roman" w:hAnsi="Times New Roman"/>
+                <w:sz w:val="22"/>
+                <w:szCs w:val="22"/>
+              </w:rPr>
+              <w:t xml:space="preserve">107</w:t>
+            </w:r>
+          </w:p>
+        </w:tc>
+        <w:tc>
+          <w:tcPr>
+            <w:tcW w:type="dxa" w:w="2340"/>
+            <w:tcBorders>
+              <w:top w:val="single" w:color="000000" w:sz="4"/>
+              <w:left w:val="single" w:color="000000" w:sz="4"/>
+              <w:bottom w:val="single" w:color="000000" w:sz="4"/>
+              <w:right w:val="single" w:color="000000" w:sz="4"/>
+            </w:tcBorders>
+            <w:vAlign w:val="center"/>
+          </w:tcPr>
+          <w:p>
+            <w:pPr>
+              <w:jc w:val="center"/>
+            </w:pPr>
+            <w:r>
+              <w:rPr>
+                <w:rFonts w:ascii="Times New Roman" w:cs="Times New Roman" w:eastAsia="Times New Roman" w:hAnsi="Times New Roman"/>
+                <w:sz w:val="22"/>
+                <w:szCs w:val="22"/>
+              </w:rPr>
+              <w:t xml:space="preserve">62.3</w:t>
+            </w:r>
+          </w:p>
+        </w:tc>
+        <w:tc>
+          <w:tcPr>
+            <w:tcW w:type="dxa" w:w="2340"/>
+            <w:tcBorders>
+              <w:top w:val="single" w:color="000000" w:sz="4"/>
+              <w:left w:val="single" w:color="000000" w:sz="4"/>
+              <w:bottom w:val="single" w:color="000000" w:sz="4"/>
+              <w:right w:val="single" w:color="000000" w:sz="4"/>
+            </w:tcBorders>
+            <w:vAlign w:val="center"/>
+          </w:tcPr>
+          <w:p>
+            <w:pPr>
+              <w:jc w:val="center"/>
+            </w:pPr>
+            <w:r>
+              <w:rPr>
+                <w:rFonts w:ascii="Times New Roman" w:cs="Times New Roman" w:eastAsia="Times New Roman" w:hAnsi="Times New Roman"/>
+                <w:sz w:val="22"/>
+                <w:szCs w:val="22"/>
+              </w:rPr>
+              <w:t xml:space="preserve">17.1</w:t>
+            </w:r>
+          </w:p>
+        </w:tc>
+      </w:tr>
+    </w:tbl>
+    <w:p>
+      <w:pPr>
+        <w:spacing w:after="200"/>
+      </w:pPr>
+    </w:p>
+    <w:p>
+      <w:pPr>
+        <w:spacing w:line="360" w:after="200"/>
+      </w:pPr>
+      <w:r>
+        <w:rPr>
+          <w:rFonts w:ascii="Times New Roman" w:cs="Times New Roman" w:eastAsia="Times New Roman" w:hAnsi="Times New Roman"/>
+          <w:sz w:val="24"/>
+          <w:szCs w:val="24"/>
+        </w:rPr>
+        <w:t xml:space="preserve">Self-rated knowledge tracked measured performance in the expected direction. Students who rated themselves as having high financial knowledge scored about 11 points above those who rated themselves as low. While this alignment is encouraging at the group level, it does not mean individual self-assessments are reliable - the overconfidence analysis in Section 5.4 shows that about 30% of students had meaningful gaps between their confidence and their actual accuracy.</w:t>
+      </w:r>
+    </w:p>
+    <w:p>
+      <w:pPr>
+        <w:spacing w:line="360" w:after="200"/>
+      </w:pPr>
+      <w:r>
+        <w:rPr>
+          <w:rFonts w:ascii="Times New Roman" w:cs="Times New Roman" w:eastAsia="Times New Roman" w:hAnsi="Times New Roman"/>
+          <w:b/>
+          <w:bCs/>
+          <w:sz w:val="24"/>
+          <w:szCs w:val="24"/>
+        </w:rPr>
+        <w:t xml:space="preserve">Table 4.6: Mean Overall Score by Financial Stress Frequency</w:t>
+      </w:r>
+    </w:p>
+    <w:tbl>
+      <w:tblPr>
+        <w:tblW w:type="dxa" w:w="9360"/>
+        <w:tblBorders>
+          <w:top w:val="single" w:color="000000" w:sz="4"/>
+          <w:left w:val="single" w:color="000000" w:sz="4"/>
+          <w:bottom w:val="single" w:color="000000" w:sz="4"/>
+          <w:right w:val="single" w:color="000000" w:sz="4"/>
+          <w:insideH w:val="single" w:color="000000" w:sz="4"/>
+          <w:insideV w:val="single" w:color="000000" w:sz="4"/>
+        </w:tblBorders>
+        <w:tblLayout w:type="fixed"/>
+        <w:tblCellMar>
+          <w:top w:type="dxa" w:w="60"/>
+          <w:left w:type="dxa" w:w="120"/>
+          <w:bottom w:type="dxa" w:w="60"/>
+          <w:right w:type="dxa" w:w="120"/>
+        </w:tblCellMar>
+      </w:tblPr>
+      <w:tblGrid>
+        <w:gridCol w:w="2340"/>
+        <w:gridCol w:w="2340"/>
+        <w:gridCol w:w="2340"/>
+        <w:gridCol w:w="2340"/>
+      </w:tblGrid>
+      <w:tr>
+        <w:trPr>
+          <w:tblHeader/>
+        </w:trPr>
+        <w:tc>
+          <w:tcPr>
+            <w:tcW w:type="dxa" w:w="2340"/>
+            <w:tcBorders>
+              <w:top w:val="single" w:color="000000" w:sz="4"/>
+              <w:left w:val="single" w:color="000000" w:sz="4"/>
+              <w:bottom w:val="single" w:color="000000" w:sz="4"/>
+              <w:right w:val="single" w:color="000000" w:sz="4"/>
+            </w:tcBorders>
+            <w:shd w:fill="D5E8F0" w:color="auto" w:val="clear"/>
+            <w:vAlign w:val="center"/>
+          </w:tcPr>
+          <w:p>
+            <w:pPr>
+              <w:jc w:val="center"/>
+            </w:pPr>
+            <w:r>
+              <w:rPr>
+                <w:rFonts w:ascii="Times New Roman" w:cs="Times New Roman" w:eastAsia="Times New Roman" w:hAnsi="Times New Roman"/>
+                <w:b/>
+                <w:bCs/>
+                <w:sz w:val="22"/>
+                <w:szCs w:val="22"/>
+              </w:rPr>
+              <w:t xml:space="preserve">Group</w:t>
+            </w:r>
+          </w:p>
+        </w:tc>
+        <w:tc>
+          <w:tcPr>
+            <w:tcW w:type="dxa" w:w="2340"/>
+            <w:tcBorders>
+              <w:top w:val="single" w:color="000000" w:sz="4"/>
+              <w:left w:val="single" w:color="000000" w:sz="4"/>
+              <w:bottom w:val="single" w:color="000000" w:sz="4"/>
+              <w:right w:val="single" w:color="000000" w:sz="4"/>
+            </w:tcBorders>
+            <w:shd w:fill="D5E8F0" w:color="auto" w:val="clear"/>
+            <w:vAlign w:val="center"/>
+          </w:tcPr>
+          <w:p>
+            <w:pPr>
+              <w:jc w:val="center"/>
+            </w:pPr>
+            <w:r>
+              <w:rPr>
+                <w:rFonts w:ascii="Times New Roman" w:cs="Times New Roman" w:eastAsia="Times New Roman" w:hAnsi="Times New Roman"/>
+                <w:b/>
+                <w:bCs/>
+                <w:sz w:val="22"/>
+                <w:szCs w:val="22"/>
+              </w:rPr>
+              <w:t xml:space="preserve">n</w:t>
+            </w:r>
+          </w:p>
+        </w:tc>
+        <w:tc>
+          <w:tcPr>
+            <w:tcW w:type="dxa" w:w="2340"/>
+            <w:tcBorders>
+              <w:top w:val="single" w:color="000000" w:sz="4"/>
+              <w:left w:val="single" w:color="000000" w:sz="4"/>
+              <w:bottom w:val="single" w:color="000000" w:sz="4"/>
+              <w:right w:val="single" w:color="000000" w:sz="4"/>
+            </w:tcBorders>
+            <w:shd w:fill="D5E8F0" w:color="auto" w:val="clear"/>
+            <w:vAlign w:val="center"/>
+          </w:tcPr>
+          <w:p>
+            <w:pPr>
+              <w:jc w:val="center"/>
+            </w:pPr>
+            <w:r>
+              <w:rPr>
+                <w:rFonts w:ascii="Times New Roman" w:cs="Times New Roman" w:eastAsia="Times New Roman" w:hAnsi="Times New Roman"/>
+                <w:b/>
+                <w:bCs/>
+                <w:sz w:val="22"/>
+                <w:szCs w:val="22"/>
+              </w:rPr>
+              <w:t xml:space="preserve">Mean (%)</w:t>
+            </w:r>
+          </w:p>
+        </w:tc>
+        <w:tc>
+          <w:tcPr>
+            <w:tcW w:type="dxa" w:w="2340"/>
+            <w:tcBorders>
+              <w:top w:val="single" w:color="000000" w:sz="4"/>
+              <w:left w:val="single" w:color="000000" w:sz="4"/>
+              <w:bottom w:val="single" w:color="000000" w:sz="4"/>
+              <w:right w:val="single" w:color="000000" w:sz="4"/>
+            </w:tcBorders>
+            <w:shd w:fill="D5E8F0" w:color="auto" w:val="clear"/>
+            <w:vAlign w:val="center"/>
+          </w:tcPr>
+          <w:p>
+            <w:pPr>
+              <w:jc w:val="center"/>
+            </w:pPr>
+            <w:r>
+              <w:rPr>
+                <w:rFonts w:ascii="Times New Roman" w:cs="Times New Roman" w:eastAsia="Times New Roman" w:hAnsi="Times New Roman"/>
+                <w:b/>
+                <w:bCs/>
+                <w:sz w:val="22"/>
+                <w:szCs w:val="22"/>
+              </w:rPr>
+              <w:t xml:space="preserve">SD</w:t>
+            </w:r>
+          </w:p>
+        </w:tc>
+      </w:tr>
+      <w:tr>
+        <w:tc>
+          <w:tcPr>
+            <w:tcW w:type="dxa" w:w="2340"/>
+            <w:tcBorders>
+              <w:top w:val="single" w:color="000000" w:sz="4"/>
+              <w:left w:val="single" w:color="000000" w:sz="4"/>
+              <w:bottom w:val="single" w:color="000000" w:sz="4"/>
+              <w:right w:val="single" w:color="000000" w:sz="4"/>
+            </w:tcBorders>
+            <w:vAlign w:val="center"/>
+          </w:tcPr>
+          <w:p>
+            <w:pPr>
+              <w:jc w:val="center"/>
+            </w:pPr>
+            <w:r>
+              <w:rPr>
+                <w:rFonts w:ascii="Times New Roman" w:cs="Times New Roman" w:eastAsia="Times New Roman" w:hAnsi="Times New Roman"/>
+                <w:sz w:val="22"/>
+                <w:szCs w:val="22"/>
+              </w:rPr>
+              <w:t xml:space="preserve">Never</w:t>
+            </w:r>
+          </w:p>
+        </w:tc>
+        <w:tc>
+          <w:tcPr>
+            <w:tcW w:type="dxa" w:w="2340"/>
+            <w:tcBorders>
+              <w:top w:val="single" w:color="000000" w:sz="4"/>
+              <w:left w:val="single" w:color="000000" w:sz="4"/>
+              <w:bottom w:val="single" w:color="000000" w:sz="4"/>
+              <w:right w:val="single" w:color="000000" w:sz="4"/>
+            </w:tcBorders>
+            <w:vAlign w:val="center"/>
+          </w:tcPr>
+          <w:p>
+            <w:pPr>
+              <w:jc w:val="center"/>
+            </w:pPr>
+            <w:r>
+              <w:rPr>
+                <w:rFonts w:ascii="Times New Roman" w:cs="Times New Roman" w:eastAsia="Times New Roman" w:hAnsi="Times New Roman"/>
+                <w:sz w:val="22"/>
+                <w:szCs w:val="22"/>
+              </w:rPr>
+              <w:t xml:space="preserve">46</w:t>
+            </w:r>
+          </w:p>
+        </w:tc>
+        <w:tc>
+          <w:tcPr>
+            <w:tcW w:type="dxa" w:w="2340"/>
+            <w:tcBorders>
+              <w:top w:val="single" w:color="000000" w:sz="4"/>
+              <w:left w:val="single" w:color="000000" w:sz="4"/>
+              <w:bottom w:val="single" w:color="000000" w:sz="4"/>
+              <w:right w:val="single" w:color="000000" w:sz="4"/>
+            </w:tcBorders>
+            <w:vAlign w:val="center"/>
+          </w:tcPr>
+          <w:p>
+            <w:pPr>
+              <w:jc w:val="center"/>
+            </w:pPr>
+            <w:r>
+              <w:rPr>
+                <w:rFonts w:ascii="Times New Roman" w:cs="Times New Roman" w:eastAsia="Times New Roman" w:hAnsi="Times New Roman"/>
+                <w:sz w:val="22"/>
+                <w:szCs w:val="22"/>
+              </w:rPr>
+              <w:t xml:space="preserve">71.0</w:t>
+            </w:r>
+          </w:p>
+        </w:tc>
+        <w:tc>
+          <w:tcPr>
+            <w:tcW w:type="dxa" w:w="2340"/>
+            <w:tcBorders>
+              <w:top w:val="single" w:color="000000" w:sz="4"/>
+              <w:left w:val="single" w:color="000000" w:sz="4"/>
+              <w:bottom w:val="single" w:color="000000" w:sz="4"/>
+              <w:right w:val="single" w:color="000000" w:sz="4"/>
+            </w:tcBorders>
+            <w:vAlign w:val="center"/>
+          </w:tcPr>
+          <w:p>
+            <w:pPr>
+              <w:jc w:val="center"/>
+            </w:pPr>
+            <w:r>
+              <w:rPr>
+                <w:rFonts w:ascii="Times New Roman" w:cs="Times New Roman" w:eastAsia="Times New Roman" w:hAnsi="Times New Roman"/>
+                <w:sz w:val="22"/>
+                <w:szCs w:val="22"/>
+              </w:rPr>
+              <w:t xml:space="preserve">18.9</w:t>
+            </w:r>
+          </w:p>
+        </w:tc>
+      </w:tr>
+      <w:tr>
+        <w:tc>
+          <w:tcPr>
+            <w:tcW w:type="dxa" w:w="2340"/>
+            <w:tcBorders>
+              <w:top w:val="single" w:color="000000" w:sz="4"/>
+              <w:left w:val="single" w:color="000000" w:sz="4"/>
+              <w:bottom w:val="single" w:color="000000" w:sz="4"/>
+              <w:right w:val="single" w:color="000000" w:sz="4"/>
+            </w:tcBorders>
+            <w:vAlign w:val="center"/>
+          </w:tcPr>
+          <w:p>
+            <w:pPr>
+              <w:jc w:val="center"/>
+            </w:pPr>
+            <w:r>
+              <w:rPr>
+                <w:rFonts w:ascii="Times New Roman" w:cs="Times New Roman" w:eastAsia="Times New Roman" w:hAnsi="Times New Roman"/>
+                <w:sz w:val="22"/>
+                <w:szCs w:val="22"/>
+              </w:rPr>
+              <w:t xml:space="preserve">Rarely</w:t>
+            </w:r>
+          </w:p>
+        </w:tc>
+        <w:tc>
+          <w:tcPr>
+            <w:tcW w:type="dxa" w:w="2340"/>
+            <w:tcBorders>
+              <w:top w:val="single" w:color="000000" w:sz="4"/>
+              <w:left w:val="single" w:color="000000" w:sz="4"/>
+              <w:bottom w:val="single" w:color="000000" w:sz="4"/>
+              <w:right w:val="single" w:color="000000" w:sz="4"/>
+            </w:tcBorders>
+            <w:vAlign w:val="center"/>
+          </w:tcPr>
+          <w:p>
+            <w:pPr>
+              <w:jc w:val="center"/>
+            </w:pPr>
+            <w:r>
+              <w:rPr>
+                <w:rFonts w:ascii="Times New Roman" w:cs="Times New Roman" w:eastAsia="Times New Roman" w:hAnsi="Times New Roman"/>
+                <w:sz w:val="22"/>
+                <w:szCs w:val="22"/>
+              </w:rPr>
+              <w:t xml:space="preserve">93</w:t>
+            </w:r>
+          </w:p>
+        </w:tc>
+        <w:tc>
+          <w:tcPr>
+            <w:tcW w:type="dxa" w:w="2340"/>
+            <w:tcBorders>
+              <w:top w:val="single" w:color="000000" w:sz="4"/>
+              <w:left w:val="single" w:color="000000" w:sz="4"/>
+              <w:bottom w:val="single" w:color="000000" w:sz="4"/>
+              <w:right w:val="single" w:color="000000" w:sz="4"/>
+            </w:tcBorders>
+            <w:vAlign w:val="center"/>
+          </w:tcPr>
+          <w:p>
+            <w:pPr>
+              <w:jc w:val="center"/>
+            </w:pPr>
+            <w:r>
+              <w:rPr>
+                <w:rFonts w:ascii="Times New Roman" w:cs="Times New Roman" w:eastAsia="Times New Roman" w:hAnsi="Times New Roman"/>
+                <w:sz w:val="22"/>
+                <w:szCs w:val="22"/>
+              </w:rPr>
+              <w:t xml:space="preserve">69.3</w:t>
+            </w:r>
+          </w:p>
+        </w:tc>
+        <w:tc>
+          <w:tcPr>
+            <w:tcW w:type="dxa" w:w="2340"/>
+            <w:tcBorders>
+              <w:top w:val="single" w:color="000000" w:sz="4"/>
+              <w:left w:val="single" w:color="000000" w:sz="4"/>
+              <w:bottom w:val="single" w:color="000000" w:sz="4"/>
+              <w:right w:val="single" w:color="000000" w:sz="4"/>
+            </w:tcBorders>
+            <w:vAlign w:val="center"/>
+          </w:tcPr>
+          <w:p>
+            <w:pPr>
+              <w:jc w:val="center"/>
+            </w:pPr>
+            <w:r>
+              <w:rPr>
+                <w:rFonts w:ascii="Times New Roman" w:cs="Times New Roman" w:eastAsia="Times New Roman" w:hAnsi="Times New Roman"/>
+                <w:sz w:val="22"/>
+                <w:szCs w:val="22"/>
+              </w:rPr>
+              <w:t xml:space="preserve">16.7</w:t>
+            </w:r>
+          </w:p>
+        </w:tc>
+      </w:tr>
+      <w:tr>
+        <w:tc>
+          <w:tcPr>
+            <w:tcW w:type="dxa" w:w="2340"/>
+            <w:tcBorders>
+              <w:top w:val="single" w:color="000000" w:sz="4"/>
+              <w:left w:val="single" w:color="000000" w:sz="4"/>
+              <w:bottom w:val="single" w:color="000000" w:sz="4"/>
+              <w:right w:val="single" w:color="000000" w:sz="4"/>
+            </w:tcBorders>
+            <w:vAlign w:val="center"/>
+          </w:tcPr>
+          <w:p>
+            <w:pPr>
+              <w:jc w:val="center"/>
+            </w:pPr>
+            <w:r>
+              <w:rPr>
+                <w:rFonts w:ascii="Times New Roman" w:cs="Times New Roman" w:eastAsia="Times New Roman" w:hAnsi="Times New Roman"/>
+                <w:sz w:val="22"/>
+                <w:szCs w:val="22"/>
+              </w:rPr>
+              <w:t xml:space="preserve">Sometimes</w:t>
+            </w:r>
+          </w:p>
+        </w:tc>
+        <w:tc>
+          <w:tcPr>
+            <w:tcW w:type="dxa" w:w="2340"/>
+            <w:tcBorders>
+              <w:top w:val="single" w:color="000000" w:sz="4"/>
+              <w:left w:val="single" w:color="000000" w:sz="4"/>
+              <w:bottom w:val="single" w:color="000000" w:sz="4"/>
+              <w:right w:val="single" w:color="000000" w:sz="4"/>
+            </w:tcBorders>
+            <w:vAlign w:val="center"/>
+          </w:tcPr>
+          <w:p>
+            <w:pPr>
+              <w:jc w:val="center"/>
+            </w:pPr>
+            <w:r>
+              <w:rPr>
+                <w:rFonts w:ascii="Times New Roman" w:cs="Times New Roman" w:eastAsia="Times New Roman" w:hAnsi="Times New Roman"/>
+                <w:sz w:val="22"/>
+                <w:szCs w:val="22"/>
+              </w:rPr>
+              <w:t xml:space="preserve">189</w:t>
+            </w:r>
+          </w:p>
+        </w:tc>
+        <w:tc>
+          <w:tcPr>
+            <w:tcW w:type="dxa" w:w="2340"/>
+            <w:tcBorders>
+              <w:top w:val="single" w:color="000000" w:sz="4"/>
+              <w:left w:val="single" w:color="000000" w:sz="4"/>
+              <w:bottom w:val="single" w:color="000000" w:sz="4"/>
+              <w:right w:val="single" w:color="000000" w:sz="4"/>
+            </w:tcBorders>
+            <w:vAlign w:val="center"/>
+          </w:tcPr>
+          <w:p>
+            <w:pPr>
+              <w:jc w:val="center"/>
+            </w:pPr>
+            <w:r>
+              <w:rPr>
+                <w:rFonts w:ascii="Times New Roman" w:cs="Times New Roman" w:eastAsia="Times New Roman" w:hAnsi="Times New Roman"/>
+                <w:sz w:val="22"/>
+                <w:szCs w:val="22"/>
+              </w:rPr>
+              <w:t xml:space="preserve">64.5</w:t>
+            </w:r>
+          </w:p>
+        </w:tc>
+        <w:tc>
+          <w:tcPr>
+            <w:tcW w:type="dxa" w:w="2340"/>
+            <w:tcBorders>
+              <w:top w:val="single" w:color="000000" w:sz="4"/>
+              <w:left w:val="single" w:color="000000" w:sz="4"/>
+              <w:bottom w:val="single" w:color="000000" w:sz="4"/>
+              <w:right w:val="single" w:color="000000" w:sz="4"/>
+            </w:tcBorders>
+            <w:vAlign w:val="center"/>
+          </w:tcPr>
+          <w:p>
+            <w:pPr>
+              <w:jc w:val="center"/>
+            </w:pPr>
+            <w:r>
+              <w:rPr>
+                <w:rFonts w:ascii="Times New Roman" w:cs="Times New Roman" w:eastAsia="Times New Roman" w:hAnsi="Times New Roman"/>
+                <w:sz w:val="22"/>
+                <w:szCs w:val="22"/>
+              </w:rPr>
+              <w:t xml:space="preserve">17.3</w:t>
+            </w:r>
+          </w:p>
+        </w:tc>
+      </w:tr>
+      <w:tr>
+        <w:tc>
+          <w:tcPr>
+            <w:tcW w:type="dxa" w:w="2340"/>
+            <w:tcBorders>
+              <w:top w:val="single" w:color="000000" w:sz="4"/>
+              <w:left w:val="single" w:color="000000" w:sz="4"/>
+              <w:bottom w:val="single" w:color="000000" w:sz="4"/>
+              <w:right w:val="single" w:color="000000" w:sz="4"/>
+            </w:tcBorders>
+            <w:vAlign w:val="center"/>
+          </w:tcPr>
+          <w:p>
+            <w:pPr>
+              <w:jc w:val="center"/>
+            </w:pPr>
+            <w:r>
+              <w:rPr>
+                <w:rFonts w:ascii="Times New Roman" w:cs="Times New Roman" w:eastAsia="Times New Roman" w:hAnsi="Times New Roman"/>
+                <w:sz w:val="22"/>
+                <w:szCs w:val="22"/>
+              </w:rPr>
+              <w:t xml:space="preserve">Often</w:t>
+            </w:r>
+          </w:p>
+        </w:tc>
+        <w:tc>
+          <w:tcPr>
+            <w:tcW w:type="dxa" w:w="2340"/>
+            <w:tcBorders>
+              <w:top w:val="single" w:color="000000" w:sz="4"/>
+              <w:left w:val="single" w:color="000000" w:sz="4"/>
+              <w:bottom w:val="single" w:color="000000" w:sz="4"/>
+              <w:right w:val="single" w:color="000000" w:sz="4"/>
+            </w:tcBorders>
+            <w:vAlign w:val="center"/>
+          </w:tcPr>
+          <w:p>
+            <w:pPr>
+              <w:jc w:val="center"/>
+            </w:pPr>
+            <w:r>
+              <w:rPr>
+                <w:rFonts w:ascii="Times New Roman" w:cs="Times New Roman" w:eastAsia="Times New Roman" w:hAnsi="Times New Roman"/>
+                <w:sz w:val="22"/>
+                <w:szCs w:val="22"/>
+              </w:rPr>
+              <w:t xml:space="preserve">81</w:t>
+            </w:r>
+          </w:p>
+        </w:tc>
+        <w:tc>
+          <w:tcPr>
+            <w:tcW w:type="dxa" w:w="2340"/>
+            <w:tcBorders>
+              <w:top w:val="single" w:color="000000" w:sz="4"/>
+              <w:left w:val="single" w:color="000000" w:sz="4"/>
+              <w:bottom w:val="single" w:color="000000" w:sz="4"/>
+              <w:right w:val="single" w:color="000000" w:sz="4"/>
+            </w:tcBorders>
+            <w:vAlign w:val="center"/>
+          </w:tcPr>
+          <w:p>
+            <w:pPr>
+              <w:jc w:val="center"/>
+            </w:pPr>
+            <w:r>
+              <w:rPr>
+                <w:rFonts w:ascii="Times New Roman" w:cs="Times New Roman" w:eastAsia="Times New Roman" w:hAnsi="Times New Roman"/>
+                <w:sz w:val="22"/>
+                <w:szCs w:val="22"/>
+              </w:rPr>
+              <w:t xml:space="preserve">67.1</w:t>
+            </w:r>
+          </w:p>
+        </w:tc>
+        <w:tc>
+          <w:tcPr>
+            <w:tcW w:type="dxa" w:w="2340"/>
+            <w:tcBorders>
+              <w:top w:val="single" w:color="000000" w:sz="4"/>
+              <w:left w:val="single" w:color="000000" w:sz="4"/>
+              <w:bottom w:val="single" w:color="000000" w:sz="4"/>
+              <w:right w:val="single" w:color="000000" w:sz="4"/>
+            </w:tcBorders>
+            <w:vAlign w:val="center"/>
+          </w:tcPr>
+          <w:p>
+            <w:pPr>
+              <w:jc w:val="center"/>
+            </w:pPr>
+            <w:r>
+              <w:rPr>
+                <w:rFonts w:ascii="Times New Roman" w:cs="Times New Roman" w:eastAsia="Times New Roman" w:hAnsi="Times New Roman"/>
+                <w:sz w:val="22"/>
+                <w:szCs w:val="22"/>
+              </w:rPr>
+              <w:t xml:space="preserve">15.9</w:t>
+            </w:r>
+          </w:p>
+        </w:tc>
+      </w:tr>
+      <w:tr>
+        <w:tc>
+          <w:tcPr>
+            <w:tcW w:type="dxa" w:w="2340"/>
+            <w:tcBorders>
+              <w:top w:val="single" w:color="000000" w:sz="4"/>
+              <w:left w:val="single" w:color="000000" w:sz="4"/>
+              <w:bottom w:val="single" w:color="000000" w:sz="4"/>
+              <w:right w:val="single" w:color="000000" w:sz="4"/>
+            </w:tcBorders>
+            <w:vAlign w:val="center"/>
+          </w:tcPr>
+          <w:p>
+            <w:pPr>
+              <w:jc w:val="center"/>
+            </w:pPr>
+            <w:r>
+              <w:rPr>
+                <w:rFonts w:ascii="Times New Roman" w:cs="Times New Roman" w:eastAsia="Times New Roman" w:hAnsi="Times New Roman"/>
+                <w:sz w:val="22"/>
+                <w:szCs w:val="22"/>
+              </w:rPr>
+              <w:t xml:space="preserve">Always</w:t>
+            </w:r>
+          </w:p>
+        </w:tc>
+        <w:tc>
+          <w:tcPr>
+            <w:tcW w:type="dxa" w:w="2340"/>
+            <w:tcBorders>
+              <w:top w:val="single" w:color="000000" w:sz="4"/>
+              <w:left w:val="single" w:color="000000" w:sz="4"/>
+              <w:bottom w:val="single" w:color="000000" w:sz="4"/>
+              <w:right w:val="single" w:color="000000" w:sz="4"/>
+            </w:tcBorders>
+            <w:vAlign w:val="center"/>
+          </w:tcPr>
+          <w:p>
+            <w:pPr>
+              <w:jc w:val="center"/>
+            </w:pPr>
+            <w:r>
+              <w:rPr>
+                <w:rFonts w:ascii="Times New Roman" w:cs="Times New Roman" w:eastAsia="Times New Roman" w:hAnsi="Times New Roman"/>
+                <w:sz w:val="22"/>
+                <w:szCs w:val="22"/>
+              </w:rPr>
+              <w:t xml:space="preserve">18</w:t>
+            </w:r>
+          </w:p>
+        </w:tc>
+        <w:tc>
+          <w:tcPr>
+            <w:tcW w:type="dxa" w:w="2340"/>
+            <w:tcBorders>
+              <w:top w:val="single" w:color="000000" w:sz="4"/>
+              <w:left w:val="single" w:color="000000" w:sz="4"/>
+              <w:bottom w:val="single" w:color="000000" w:sz="4"/>
+              <w:right w:val="single" w:color="000000" w:sz="4"/>
+            </w:tcBorders>
+            <w:vAlign w:val="center"/>
+          </w:tcPr>
+          <w:p>
+            <w:pPr>
+              <w:jc w:val="center"/>
+            </w:pPr>
+            <w:r>
+              <w:rPr>
+                <w:rFonts w:ascii="Times New Roman" w:cs="Times New Roman" w:eastAsia="Times New Roman" w:hAnsi="Times New Roman"/>
+                <w:sz w:val="22"/>
+                <w:szCs w:val="22"/>
+              </w:rPr>
+              <w:t xml:space="preserve">61.4</w:t>
+            </w:r>
+          </w:p>
+        </w:tc>
+        <w:tc>
+          <w:tcPr>
+            <w:tcW w:type="dxa" w:w="2340"/>
+            <w:tcBorders>
+              <w:top w:val="single" w:color="000000" w:sz="4"/>
+              <w:left w:val="single" w:color="000000" w:sz="4"/>
+              <w:bottom w:val="single" w:color="000000" w:sz="4"/>
+              <w:right w:val="single" w:color="000000" w:sz="4"/>
+            </w:tcBorders>
+            <w:vAlign w:val="center"/>
+          </w:tcPr>
+          <w:p>
+            <w:pPr>
+              <w:jc w:val="center"/>
+            </w:pPr>
+            <w:r>
+              <w:rPr>
+                <w:rFonts w:ascii="Times New Roman" w:cs="Times New Roman" w:eastAsia="Times New Roman" w:hAnsi="Times New Roman"/>
+                <w:sz w:val="22"/>
+                <w:szCs w:val="22"/>
+              </w:rPr>
+              <w:t xml:space="preserve">12.3</w:t>
+            </w:r>
+          </w:p>
+        </w:tc>
+      </w:tr>
+    </w:tbl>
+    <w:p>
+      <w:pPr>
+        <w:spacing w:after="200"/>
+      </w:pPr>
+    </w:p>
+    <w:p>
+      <w:pPr>
+        <w:spacing w:line="360" w:after="200"/>
+      </w:pPr>
+      <w:r>
+        <w:rPr>
+          <w:rFonts w:ascii="Times New Roman" w:cs="Times New Roman" w:eastAsia="Times New Roman" w:hAnsi="Times New Roman"/>
+          <w:sz w:val="24"/>
+          <w:szCs w:val="24"/>
+        </w:rPr>
+        <w:t xml:space="preserve">Students who reported never experiencing financial stress scored about 10 points higher on average than those who reported always experiencing it. The pattern was not strictly linear - students who reported "often" scored slightly above those who said "sometimes" - but the overall trend was clear: more frequent financial stress was associated with lower scores.</w:t>
+      </w:r>
+    </w:p>
+    <w:p>
+      <w:pPr>
+        <w:spacing w:line="360" w:after="200"/>
+      </w:pPr>
+      <w:r>
+        <w:rPr>
+          <w:rFonts w:ascii="Times New Roman" w:cs="Times New Roman" w:eastAsia="Times New Roman" w:hAnsi="Times New Roman"/>
           <w:i/>
           <w:iCs/>
           <w:sz w:val="24"/>
           <w:szCs w:val="24"/>
         </w:rPr>
-        <w:t xml:space="preserve">Source: generate_charts.py lines 190-191 (bin counts from scores.overconfidence_index, N = 431).</w:t>
+        <w:t xml:space="preserve">Source: Read-only database queries on N = 431 submitted students, saved to exports/subgroup_performance.csv. All groups with n &lt; 10 are suppressed.</w:t>
+      </w:r>
+    </w:p>
+    <w:p>
+      <w:pPr>
+        <w:spacing w:line="360" w:after="200"/>
+      </w:pPr>
+      <w:r>
+        <w:rPr>
+          <w:rFonts w:ascii="Times New Roman" w:cs="Times New Roman" w:eastAsia="Times New Roman" w:hAnsi="Times New Roman"/>
+          <w:b/>
+          <w:bCs/>
+          <w:sz w:val="24"/>
+          <w:szCs w:val="24"/>
+        </w:rPr>
+        <w:t xml:space="preserve">Summary of patterns.</w:t>
+      </w:r>
+      <w:r>
+        <w:rPr>
+          <w:rFonts w:ascii="Times New Roman" w:cs="Times New Roman" w:eastAsia="Times New Roman" w:hAnsi="Times New Roman"/>
+          <w:sz w:val="24"/>
+          <w:szCs w:val="24"/>
+        </w:rPr>
+        <w:t xml:space="preserve"> The strongest performance gradients appeared along self-rated knowledge (11-point spread), work experience (6.5-point spread), and financial stress frequency (10-point spread). The absence of a first-generation gap is notable. Racial/ethnic and gender gaps were present but should be interpreted with caution given the many overlapping factors (work status, financial stress, educational background) that this descriptive report does not disentangle.</w:t>
+      </w:r>
+    </w:p>
+    <w:p>
+      <w:pPr>
+        <w:pStyle w:val="Heading1"/>
+        <w:pageBreakBefore/>
+        <w:spacing w:before="480" w:after="240"/>
+      </w:pPr>
+      <w:r>
+        <w:rPr>
+          <w:rFonts w:ascii="Times New Roman" w:cs="Times New Roman" w:eastAsia="Times New Roman" w:hAnsi="Times New Roman"/>
+          <w:sz w:val="24"/>
+          <w:szCs w:val="24"/>
+        </w:rPr>
+        <w:t xml:space="preserve">5. Overall Results (N = 431)</w:t>
+      </w:r>
+    </w:p>
+    <w:p>
+      <w:pPr>
+        <w:pStyle w:val="Heading2"/>
+        <w:spacing w:before="360" w:after="180"/>
+      </w:pPr>
+      <w:r>
+        <w:rPr>
+          <w:rFonts w:ascii="Times New Roman" w:cs="Times New Roman" w:eastAsia="Times New Roman" w:hAnsi="Times New Roman"/>
+          <w:sz w:val="24"/>
+          <w:szCs w:val="24"/>
+        </w:rPr>
+        <w:t xml:space="preserve">5.1 Overall Score Distribution</w:t>
+      </w:r>
+    </w:p>
+    <w:p>
+      <w:pPr>
+        <w:spacing w:line="360" w:after="200"/>
+      </w:pPr>
+      <w:r>
+        <w:rPr>
+          <w:rFonts w:ascii="Times New Roman" w:cs="Times New Roman" w:eastAsia="Times New Roman" w:hAnsi="Times New Roman"/>
+          <w:sz w:val="24"/>
+          <w:szCs w:val="24"/>
+        </w:rPr>
+        <w:t xml:space="preserve">The mean anchor score was 66.4% (N = 431). The score distribution was roughly bell-shaped, with the peak in the 60-69% range (125 students, 29.0% of the sample).</w:t>
       </w:r>
     </w:p>
     <w:p>
@@ -3321,7 +5309,7 @@
       <w:r>
         <w:drawing>
           <wp:inline distT="0" distB="0" distL="0" distR="0">
-            <wp:extent cx="5524500" cy="2438400"/>
+            <wp:extent cx="5524500" cy="3790950"/>
             <wp:effectExtent t="0" r="0" b="0" l="0"/>
             <wp:docPr id="1" name="" descr="" title=""/>
             <wp:cNvGraphicFramePr>
@@ -3346,7 +5334,7 @@
                   <pic:spPr bwMode="auto">
                     <a:xfrm>
                       <a:off x="0" y="0"/>
-                      <a:ext cx="5524500" cy="2438400"/>
+                      <a:ext cx="5524500" cy="3790950"/>
                     </a:xfrm>
                     <a:prstGeom prst="rect">
                       <a:avLst/>
@@ -3372,7 +5360,7 @@
           <w:sz w:val="22"/>
           <w:szCs w:val="22"/>
         </w:rPr>
-        <w:t xml:space="preserve">Figure R4. Confidence Calibration Categories (N = 431). OI = average normalized confidence minus average correctness.</w:t>
+        <w:t xml:space="preserve">Figure R1. Pre-Course Overall Score Distribution (N = 431). The dashed line marks the mean (66.4%). The gold bar highlights the modal bin (60-69%).</w:t>
       </w:r>
     </w:p>
     <w:p>
@@ -3385,609 +5373,7 @@
           <w:sz w:val="24"/>
           <w:szCs w:val="24"/>
         </w:rPr>
-        <w:t xml:space="preserve">Most students (69.6%) fall in the underconfident or well-calibrated ranges. About 30% are overconfident to some degree. The 7% who are highly overconfident are the students most likely to resist corrective feedback — they feel sure about answers they are getting wrong.</w:t>
-      </w:r>
-    </w:p>
-    <w:p>
-      <w:pPr>
-        <w:spacing w:line="360" w:after="200"/>
-      </w:pPr>
-      <w:r>
-        <w:rPr>
-          <w:rFonts w:ascii="Times New Roman" w:cs="Times New Roman" w:eastAsia="Times New Roman" w:hAnsi="Times New Roman"/>
-          <w:sz w:val="24"/>
-          <w:szCs w:val="24"/>
-        </w:rPr>
-        <w:t xml:space="preserve">This matters for teaching because overconfident students are less likely to seek help or revisit material they believe they already understand.</w:t>
-      </w:r>
-    </w:p>
-    <w:p>
-      <w:pPr>
-        <w:pStyle w:val="Heading2"/>
-        <w:spacing w:before="360" w:after="180"/>
-      </w:pPr>
-      <w:r>
-        <w:rPr>
-          <w:rFonts w:ascii="Times New Roman" w:cs="Times New Roman" w:eastAsia="Times New Roman" w:hAnsi="Times New Roman"/>
-          <w:sz w:val="24"/>
-          <w:szCs w:val="24"/>
-        </w:rPr>
-        <w:t xml:space="preserve">3.5 Item Difficulty</w:t>
-      </w:r>
-    </w:p>
-    <w:p>
-      <w:pPr>
-        <w:spacing w:line="360" w:after="200"/>
-      </w:pPr>
-      <w:r>
-        <w:rPr>
-          <w:rFonts w:ascii="Times New Roman" w:cs="Times New Roman" w:eastAsia="Times New Roman" w:hAnsi="Times New Roman"/>
-          <w:sz w:val="24"/>
-          <w:szCs w:val="24"/>
-        </w:rPr>
-        <w:t xml:space="preserve">The 26 scored anchor items ranged from 92.8% correct (Q4, basic borrowing) down to 23.7% correct (Q38, inflation protection).</w:t>
-      </w:r>
-    </w:p>
-    <w:p>
-      <w:pPr>
-        <w:spacing w:before="360" w:after="120"/>
-        <w:jc w:val="center"/>
-      </w:pPr>
-      <w:r>
-        <w:drawing>
-          <wp:inline distT="0" distB="0" distL="0" distR="0">
-            <wp:extent cx="5524500" cy="4448175"/>
-            <wp:effectExtent t="0" r="0" b="0" l="0"/>
-            <wp:docPr id="1" name="" descr="" title=""/>
-            <wp:cNvGraphicFramePr>
-              <a:graphicFrameLocks xmlns:a="http://schemas.openxmlformats.org/drawingml/2006/main" noChangeAspect="1"/>
-            </wp:cNvGraphicFramePr>
-            <a:graphic xmlns:a="http://schemas.openxmlformats.org/drawingml/2006/main">
-              <a:graphicData uri="http://schemas.openxmlformats.org/drawingml/2006/picture">
-                <pic:pic xmlns:pic="http://schemas.openxmlformats.org/drawingml/2006/picture">
-                  <pic:nvPicPr>
-                    <pic:cNvPr id="0" name="" descr=""/>
-                    <pic:cNvPicPr>
-                      <a:picLocks noChangeAspect="1" noChangeArrowheads="1"/>
-                    </pic:cNvPicPr>
-                  </pic:nvPicPr>
-                  <pic:blipFill>
-                    <a:blip r:embed="rId12" cstate="none"/>
-                    <a:srcRect/>
-                    <a:stretch>
-                      <a:fillRect/>
-                    </a:stretch>
-                  </pic:blipFill>
-                  <pic:spPr bwMode="auto">
-                    <a:xfrm>
-                      <a:off x="0" y="0"/>
-                      <a:ext cx="5524500" cy="4448175"/>
-                    </a:xfrm>
-                    <a:prstGeom prst="rect">
-                      <a:avLst/>
-                    </a:prstGeom>
-                  </pic:spPr>
-                </pic:pic>
-              </a:graphicData>
-            </a:graphic>
-          </wp:inline>
-        </w:drawing>
-      </w:r>
-    </w:p>
-    <w:p>
-      <w:pPr>
-        <w:spacing w:after="360"/>
-        <w:jc w:val="center"/>
-      </w:pPr>
-      <w:r>
-        <w:rPr>
-          <w:rFonts w:ascii="Times New Roman" w:cs="Times New Roman" w:eastAsia="Times New Roman" w:hAnsi="Times New Roman"/>
-          <w:i/>
-          <w:iCs/>
-          <w:sz w:val="22"/>
-          <w:szCs w:val="22"/>
-        </w:rPr>
-        <w:t xml:space="preserve">Figure R5. Item Difficulty Ranking by Subdomain (N = 431). Green = strong (70% or above), gold = moderate (50–69%), red = weak (below 50%).</w:t>
-      </w:r>
-    </w:p>
-    <w:p>
-      <w:pPr>
-        <w:spacing w:line="360" w:after="200"/>
-      </w:pPr>
-      <w:r>
-        <w:rPr>
-          <w:rFonts w:ascii="Times New Roman" w:cs="Times New Roman" w:eastAsia="Times New Roman" w:hAnsi="Times New Roman"/>
-          <w:b/>
-          <w:bCs/>
-          <w:sz w:val="24"/>
-          <w:szCs w:val="24"/>
-        </w:rPr>
-        <w:t xml:space="preserve">Strongest items</w:t>
-      </w:r>
-      <w:r>
-        <w:rPr>
-          <w:rFonts w:ascii="Times New Roman" w:cs="Times New Roman" w:eastAsia="Times New Roman" w:hAnsi="Times New Roman"/>
-          <w:sz w:val="24"/>
-          <w:szCs w:val="24"/>
-        </w:rPr>
-        <w:t xml:space="preserve"> (above 85% correct): Q4 (Borrowing/Interest, 92.8%), Q1 (Compound Interest, 91.4%), Q3 (Inflation definition, 85.9%), Q14 (Diversification, 84.5%).</w:t>
-      </w:r>
-    </w:p>
-    <w:p>
-      <w:pPr>
-        <w:spacing w:line="360" w:after="200"/>
-      </w:pPr>
-      <w:r>
-        <w:rPr>
-          <w:rFonts w:ascii="Times New Roman" w:cs="Times New Roman" w:eastAsia="Times New Roman" w:hAnsi="Times New Roman"/>
-          <w:b/>
-          <w:bCs/>
-          <w:sz w:val="24"/>
-          <w:szCs w:val="24"/>
-        </w:rPr>
-        <w:t xml:space="preserve">Weakest items</w:t>
-      </w:r>
-      <w:r>
-        <w:rPr>
-          <w:rFonts w:ascii="Times New Roman" w:cs="Times New Roman" w:eastAsia="Times New Roman" w:hAnsi="Times New Roman"/>
-          <w:sz w:val="24"/>
-          <w:szCs w:val="24"/>
-        </w:rPr>
-        <w:t xml:space="preserve"> (below 50%): Q38 (Inflation Protection, 23.7%), Q6 (Inflation Lowering, 32.9%), Q29 (Interest Rates and Bonds, 36.2%), Q32 (Long-Term Asset Returns, 52.7%), Q10 (Credit Reports, 52.4%).</w:t>
-      </w:r>
-    </w:p>
-    <w:p>
-      <w:pPr>
-        <w:spacing w:line="360" w:after="200"/>
-      </w:pPr>
-      <w:r>
-        <w:rPr>
-          <w:rFonts w:ascii="Times New Roman" w:cs="Times New Roman" w:eastAsia="Times New Roman" w:hAnsi="Times New Roman"/>
-          <w:i/>
-          <w:iCs/>
-          <w:sz w:val="24"/>
-          <w:szCs w:val="24"/>
-        </w:rPr>
-        <w:t xml:space="preserve">Source: generate_charts.py lines 229-256 (percent correct per item, N = 431).</w:t>
-      </w:r>
-    </w:p>
-    <w:p>
-      <w:pPr>
-        <w:spacing w:line="360" w:after="200"/>
-      </w:pPr>
-      <w:r>
-        <w:rPr>
-          <w:rFonts w:ascii="Times New Roman" w:cs="Times New Roman" w:eastAsia="Times New Roman" w:hAnsi="Times New Roman"/>
-          <w:sz w:val="24"/>
-          <w:szCs w:val="24"/>
-        </w:rPr>
-        <w:t xml:space="preserve">The three hardest items all involve relationships that students tend to confuse: what happens to prices when inflation slows (Q6), which assets protect against inflation (Q38), and what happens to bond prices when interest rates change (Q29). These are the areas where targeted instruction is likely to matter most.</w:t>
-      </w:r>
-    </w:p>
-    <w:p>
-      <w:pPr>
-        <w:pStyle w:val="Heading2"/>
-        <w:spacing w:before="360" w:after="180"/>
-      </w:pPr>
-      <w:r>
-        <w:rPr>
-          <w:rFonts w:ascii="Times New Roman" w:cs="Times New Roman" w:eastAsia="Times New Roman" w:hAnsi="Times New Roman"/>
-          <w:sz w:val="24"/>
-          <w:szCs w:val="24"/>
-        </w:rPr>
-        <w:t xml:space="preserve">3.6 Submission Timing</w:t>
-      </w:r>
-    </w:p>
-    <w:p>
-      <w:pPr>
-        <w:spacing w:line="360" w:after="200"/>
-      </w:pPr>
-      <w:r>
-        <w:rPr>
-          <w:rFonts w:ascii="Times New Roman" w:cs="Times New Roman" w:eastAsia="Times New Roman" w:hAnsi="Times New Roman"/>
-          <w:sz w:val="24"/>
-          <w:szCs w:val="24"/>
-        </w:rPr>
-        <w:t xml:space="preserve">Peak submission times were between 2 PM and 10 PM Chicago time, consistent with students completing the assessment in the afternoon and evening. The median active assessment time was about 18 minutes.</w:t>
-      </w:r>
-    </w:p>
-    <w:p>
-      <w:pPr>
-        <w:pStyle w:val="Heading1"/>
-        <w:pageBreakBefore/>
-        <w:spacing w:before="480" w:after="240"/>
-      </w:pPr>
-      <w:r>
-        <w:rPr>
-          <w:rFonts w:ascii="Times New Roman" w:cs="Times New Roman" w:eastAsia="Times New Roman" w:hAnsi="Times New Roman"/>
-          <w:sz w:val="24"/>
-          <w:szCs w:val="24"/>
-        </w:rPr>
-        <w:t xml:space="preserve">4. Results by Student Characteristics (N = 431)</w:t>
-      </w:r>
-    </w:p>
-    <w:p>
-      <w:pPr>
-        <w:pStyle w:val="Heading2"/>
-        <w:spacing w:before="360" w:after="180"/>
-      </w:pPr>
-      <w:r>
-        <w:rPr>
-          <w:rFonts w:ascii="Times New Roman" w:cs="Times New Roman" w:eastAsia="Times New Roman" w:hAnsi="Times New Roman"/>
-          <w:sz w:val="24"/>
-          <w:szCs w:val="24"/>
-        </w:rPr>
-        <w:t xml:space="preserve">4.1 Demographics</w:t>
-      </w:r>
-    </w:p>
-    <w:p>
-      <w:pPr>
-        <w:spacing w:before="360" w:after="120"/>
-        <w:jc w:val="center"/>
-      </w:pPr>
-      <w:r>
-        <w:drawing>
-          <wp:inline distT="0" distB="0" distL="0" distR="0">
-            <wp:extent cx="5524500" cy="3619500"/>
-            <wp:effectExtent t="0" r="0" b="0" l="0"/>
-            <wp:docPr id="1" name="" descr="" title=""/>
-            <wp:cNvGraphicFramePr>
-              <a:graphicFrameLocks xmlns:a="http://schemas.openxmlformats.org/drawingml/2006/main" noChangeAspect="1"/>
-            </wp:cNvGraphicFramePr>
-            <a:graphic xmlns:a="http://schemas.openxmlformats.org/drawingml/2006/main">
-              <a:graphicData uri="http://schemas.openxmlformats.org/drawingml/2006/picture">
-                <pic:pic xmlns:pic="http://schemas.openxmlformats.org/drawingml/2006/picture">
-                  <pic:nvPicPr>
-                    <pic:cNvPr id="0" name="" descr=""/>
-                    <pic:cNvPicPr>
-                      <a:picLocks noChangeAspect="1" noChangeArrowheads="1"/>
-                    </pic:cNvPicPr>
-                  </pic:nvPicPr>
-                  <pic:blipFill>
-                    <a:blip r:embed="rId13" cstate="none"/>
-                    <a:srcRect/>
-                    <a:stretch>
-                      <a:fillRect/>
-                    </a:stretch>
-                  </pic:blipFill>
-                  <pic:spPr bwMode="auto">
-                    <a:xfrm>
-                      <a:off x="0" y="0"/>
-                      <a:ext cx="5524500" cy="3619500"/>
-                    </a:xfrm>
-                    <a:prstGeom prst="rect">
-                      <a:avLst/>
-                    </a:prstGeom>
-                  </pic:spPr>
-                </pic:pic>
-              </a:graphicData>
-            </a:graphic>
-          </wp:inline>
-        </w:drawing>
-      </w:r>
-    </w:p>
-    <w:p>
-      <w:pPr>
-        <w:spacing w:after="360"/>
-        <w:jc w:val="center"/>
-      </w:pPr>
-      <w:r>
-        <w:rPr>
-          <w:rFonts w:ascii="Times New Roman" w:cs="Times New Roman" w:eastAsia="Times New Roman" w:hAnsi="Times New Roman"/>
-          <w:i/>
-          <w:iCs/>
-          <w:sz w:val="22"/>
-          <w:szCs w:val="22"/>
-        </w:rPr>
-        <w:t xml:space="preserve">Figure R6. Sample Demographics (N = 431, submitted). Categories with fewer than 10 respondents are suppressed.</w:t>
-      </w:r>
-    </w:p>
-    <w:p>
-      <w:pPr>
-        <w:spacing w:line="360" w:after="200"/>
-      </w:pPr>
-      <w:r>
-        <w:rPr>
-          <w:rFonts w:ascii="Times New Roman" w:cs="Times New Roman" w:eastAsia="Times New Roman" w:hAnsi="Times New Roman"/>
-          <w:sz w:val="24"/>
-          <w:szCs w:val="24"/>
-        </w:rPr>
-        <w:t xml:space="preserve">The submitted sample was majority female (58.2%), with males at 40.4% and a suppressed category for students who selected other options or preferred not to answer (&lt; 10 students).</w:t>
-      </w:r>
-    </w:p>
-    <w:p>
-      <w:pPr>
-        <w:spacing w:line="360" w:after="200"/>
-      </w:pPr>
-      <w:r>
-        <w:rPr>
-          <w:rFonts w:ascii="Times New Roman" w:cs="Times New Roman" w:eastAsia="Times New Roman" w:hAnsi="Times New Roman"/>
-          <w:sz w:val="24"/>
-          <w:szCs w:val="24"/>
-        </w:rPr>
-        <w:t xml:space="preserve">Most students (85.2%) were age 20 or younger. About 13.7% were over 20. A small group preferred not to answer (suppressed).</w:t>
-      </w:r>
-    </w:p>
-    <w:p>
-      <w:pPr>
-        <w:spacing w:line="360" w:after="200"/>
-      </w:pPr>
-      <w:r>
-        <w:rPr>
-          <w:rFonts w:ascii="Times New Roman" w:cs="Times New Roman" w:eastAsia="Times New Roman" w:hAnsi="Times New Roman"/>
-          <w:sz w:val="24"/>
-          <w:szCs w:val="24"/>
-        </w:rPr>
-        <w:t xml:space="preserve">The racial and ethnic composition was: White 48.7%, Hispanic/Latino 21.8%, Asian 12.5%, Black 6.7%, Two or More Races 6.5%, Other or Prefer Not to Say 3.7%.</w:t>
-      </w:r>
-    </w:p>
-    <w:p>
-      <w:pPr>
-        <w:spacing w:line="360" w:after="200"/>
-      </w:pPr>
-      <w:r>
-        <w:rPr>
-          <w:rFonts w:ascii="Times New Roman" w:cs="Times New Roman" w:eastAsia="Times New Roman" w:hAnsi="Times New Roman"/>
-          <w:sz w:val="24"/>
-          <w:szCs w:val="24"/>
-        </w:rPr>
-        <w:t xml:space="preserve">About 70.3% of students worked part-time. Full-time workers made up 13.2%, and 14.6% reported no employment. A small group preferred not to answer (suppressed).</w:t>
-      </w:r>
-    </w:p>
-    <w:p>
-      <w:pPr>
-        <w:spacing w:line="360" w:after="200"/>
-      </w:pPr>
-      <w:r>
-        <w:rPr>
-          <w:rFonts w:ascii="Times New Roman" w:cs="Times New Roman" w:eastAsia="Times New Roman" w:hAnsi="Times New Roman"/>
-          <w:sz w:val="24"/>
-          <w:szCs w:val="24"/>
-        </w:rPr>
-        <w:t xml:space="preserve">About 28.1% of students identified as first-generation college students. The remainder (68.9%) were not first-generation. A small group (3.0%) preferred not to answer.</w:t>
-      </w:r>
-    </w:p>
-    <w:p>
-      <w:pPr>
-        <w:spacing w:line="360" w:after="200"/>
-      </w:pPr>
-      <w:r>
-        <w:rPr>
-          <w:rFonts w:ascii="Times New Roman" w:cs="Times New Roman" w:eastAsia="Times New Roman" w:hAnsi="Times New Roman"/>
-          <w:i/>
-          <w:iCs/>
-          <w:sz w:val="24"/>
-          <w:szCs w:val="24"/>
-        </w:rPr>
-        <w:t xml:space="preserve">Source: generate_charts.py lines 297-366 (percentages only; categories with fewer than 10 respondents are suppressed).</w:t>
-      </w:r>
-    </w:p>
-    <w:p>
-      <w:pPr>
-        <w:pStyle w:val="Heading2"/>
-        <w:spacing w:before="360" w:after="180"/>
-      </w:pPr>
-      <w:r>
-        <w:rPr>
-          <w:rFonts w:ascii="Times New Roman" w:cs="Times New Roman" w:eastAsia="Times New Roman" w:hAnsi="Times New Roman"/>
-          <w:sz w:val="24"/>
-          <w:szCs w:val="24"/>
-        </w:rPr>
-        <w:t xml:space="preserve">4.2 Financial Background and Self-Assessment</w:t>
-      </w:r>
-    </w:p>
-    <w:p>
-      <w:pPr>
-        <w:spacing w:before="360" w:after="120"/>
-        <w:jc w:val="center"/>
-      </w:pPr>
-      <w:r>
-        <w:drawing>
-          <wp:inline distT="0" distB="0" distL="0" distR="0">
-            <wp:extent cx="5524500" cy="2743200"/>
-            <wp:effectExtent t="0" r="0" b="0" l="0"/>
-            <wp:docPr id="1" name="" descr="" title=""/>
-            <wp:cNvGraphicFramePr>
-              <a:graphicFrameLocks xmlns:a="http://schemas.openxmlformats.org/drawingml/2006/main" noChangeAspect="1"/>
-            </wp:cNvGraphicFramePr>
-            <a:graphic xmlns:a="http://schemas.openxmlformats.org/drawingml/2006/main">
-              <a:graphicData uri="http://schemas.openxmlformats.org/drawingml/2006/picture">
-                <pic:pic xmlns:pic="http://schemas.openxmlformats.org/drawingml/2006/picture">
-                  <pic:nvPicPr>
-                    <pic:cNvPr id="0" name="" descr=""/>
-                    <pic:cNvPicPr>
-                      <a:picLocks noChangeAspect="1" noChangeArrowheads="1"/>
-                    </pic:cNvPicPr>
-                  </pic:nvPicPr>
-                  <pic:blipFill>
-                    <a:blip r:embed="rId14" cstate="none"/>
-                    <a:srcRect/>
-                    <a:stretch>
-                      <a:fillRect/>
-                    </a:stretch>
-                  </pic:blipFill>
-                  <pic:spPr bwMode="auto">
-                    <a:xfrm>
-                      <a:off x="0" y="0"/>
-                      <a:ext cx="5524500" cy="2743200"/>
-                    </a:xfrm>
-                    <a:prstGeom prst="rect">
-                      <a:avLst/>
-                    </a:prstGeom>
-                  </pic:spPr>
-                </pic:pic>
-              </a:graphicData>
-            </a:graphic>
-          </wp:inline>
-        </w:drawing>
-      </w:r>
-    </w:p>
-    <w:p>
-      <w:pPr>
-        <w:spacing w:after="360"/>
-        <w:jc w:val="center"/>
-      </w:pPr>
-      <w:r>
-        <w:rPr>
-          <w:rFonts w:ascii="Times New Roman" w:cs="Times New Roman" w:eastAsia="Times New Roman" w:hAnsi="Times New Roman"/>
-          <w:i/>
-          <w:iCs/>
-          <w:sz w:val="22"/>
-          <w:szCs w:val="22"/>
-        </w:rPr>
-        <w:t xml:space="preserve">Figure R7. Financial Background and Self-Assessment (N = 431, submitted). Categories with fewer than 10 respondents are suppressed.</w:t>
-      </w:r>
-    </w:p>
-    <w:p>
-      <w:pPr>
-        <w:spacing w:line="360" w:after="200"/>
-      </w:pPr>
-      <w:r>
-        <w:rPr>
-          <w:rFonts w:ascii="Times New Roman" w:cs="Times New Roman" w:eastAsia="Times New Roman" w:hAnsi="Times New Roman"/>
-          <w:b/>
-          <w:bCs/>
-          <w:sz w:val="24"/>
-          <w:szCs w:val="24"/>
-        </w:rPr>
-        <w:t xml:space="preserve">Financial stress.</w:t>
-      </w:r>
-      <w:r>
-        <w:rPr>
-          <w:rFonts w:ascii="Times New Roman" w:cs="Times New Roman" w:eastAsia="Times New Roman" w:hAnsi="Times New Roman"/>
-          <w:sz w:val="24"/>
-          <w:szCs w:val="24"/>
-        </w:rPr>
-        <w:t xml:space="preserve"> The most common response was "sometimes" (43.9%), followed by "rarely" (21.6%), "often" (18.8%), and "never" (10.7%). A small group reported "always" (4.2%). Students who preferred not to answer were suppressed.</w:t>
-      </w:r>
-    </w:p>
-    <w:p>
-      <w:pPr>
-        <w:spacing w:line="360" w:after="200"/>
-      </w:pPr>
-      <w:r>
-        <w:rPr>
-          <w:rFonts w:ascii="Times New Roman" w:cs="Times New Roman" w:eastAsia="Times New Roman" w:hAnsi="Times New Roman"/>
-          <w:b/>
-          <w:bCs/>
-          <w:sz w:val="24"/>
-          <w:szCs w:val="24"/>
-        </w:rPr>
-        <w:t xml:space="preserve">Self-rated financial knowledge.</w:t>
-      </w:r>
-      <w:r>
-        <w:rPr>
-          <w:rFonts w:ascii="Times New Roman" w:cs="Times New Roman" w:eastAsia="Times New Roman" w:hAnsi="Times New Roman"/>
-          <w:sz w:val="24"/>
-          <w:szCs w:val="24"/>
-        </w:rPr>
-        <w:t xml:space="preserve"> The majority rated their knowledge as moderate (58.7%). About a quarter rated it as low or very low (combined: 26.9%), and about one in seven rated it as high or very high (combined: 13.7%). Students who preferred not to answer were suppressed.</w:t>
-      </w:r>
-    </w:p>
-    <w:p>
-      <w:pPr>
-        <w:spacing w:line="360" w:after="200"/>
-      </w:pPr>
-      <w:r>
-        <w:rPr>
-          <w:rFonts w:ascii="Times New Roman" w:cs="Times New Roman" w:eastAsia="Times New Roman" w:hAnsi="Times New Roman"/>
-          <w:i/>
-          <w:iCs/>
-          <w:sz w:val="24"/>
-          <w:szCs w:val="24"/>
-        </w:rPr>
-        <w:t xml:space="preserve">Source: generate_charts.py lines 387-420 (percentages only; "Very Low" and "Very High" categories each had fewer than 10 respondents and were collapsed into adjacent categories).</w:t>
-      </w:r>
-    </w:p>
-    <w:p>
-      <w:pPr>
-        <w:spacing w:line="360" w:after="200"/>
-      </w:pPr>
-      <w:r>
-        <w:rPr>
-          <w:rFonts w:ascii="Times New Roman" w:cs="Times New Roman" w:eastAsia="Times New Roman" w:hAnsi="Times New Roman"/>
-          <w:sz w:val="24"/>
-          <w:szCs w:val="24"/>
-        </w:rPr>
-        <w:t xml:space="preserve">The fact that nearly two-thirds of students experience financial stress at least sometimes is worth keeping in mind. Students dealing with financial pressure may engage differently with course material about budgeting, debt, and savings — not because they lack interest, but because the topics hit close to home.</w:t>
-      </w:r>
-    </w:p>
-    <w:p>
-      <w:pPr>
-        <w:pStyle w:val="Heading1"/>
-        <w:pageBreakBefore/>
-        <w:spacing w:before="480" w:after="240"/>
-      </w:pPr>
-      <w:r>
-        <w:rPr>
-          <w:rFonts w:ascii="Times New Roman" w:cs="Times New Roman" w:eastAsia="Times New Roman" w:hAnsi="Times New Roman"/>
-          <w:sz w:val="24"/>
-          <w:szCs w:val="24"/>
-        </w:rPr>
-        <w:t xml:space="preserve">5. Diagnostic Insights from Consented Sample (n = 354)</w:t>
-      </w:r>
-    </w:p>
-    <w:p>
-      <w:pPr>
-        <w:spacing w:line="360" w:after="200"/>
-      </w:pPr>
-      <w:r>
-        <w:rPr>
-          <w:rFonts w:ascii="Times New Roman" w:cs="Times New Roman" w:eastAsia="Times New Roman" w:hAnsi="Times New Roman"/>
-          <w:sz w:val="24"/>
-          <w:szCs w:val="24"/>
-        </w:rPr>
-        <w:t xml:space="preserve">The diagnostic results in this section come from the 354 students who provided research consent. Of those, 306 (86.4%) received at least one open-ended follow-up item through the SDM-10, generating 778 scored responses. The AI scoring pipeline classified these with zero processing errors.</w:t>
-      </w:r>
-    </w:p>
-    <w:p>
-      <w:pPr>
-        <w:spacing w:line="360" w:after="200"/>
-      </w:pPr>
-      <w:r>
-        <w:rPr>
-          <w:rFonts w:ascii="Times New Roman" w:cs="Times New Roman" w:eastAsia="Times New Roman" w:hAnsi="Times New Roman"/>
-          <w:b/>
-          <w:bCs/>
-          <w:sz w:val="24"/>
-          <w:szCs w:val="24"/>
-        </w:rPr>
-        <w:t xml:space="preserve">Important caveat.</w:t>
-      </w:r>
-      <w:r>
-        <w:rPr>
-          <w:rFonts w:ascii="Times New Roman" w:cs="Times New Roman" w:eastAsia="Times New Roman" w:hAnsi="Times New Roman"/>
-          <w:sz w:val="24"/>
-          <w:szCs w:val="24"/>
-        </w:rPr>
-        <w:t xml:space="preserve"> The SDM-10 diagnose items target students who answered incorrectly with high confidence. The confirm items target students who answered correctly with low confidence. These results describe the tails of the confidence-accuracy distribution, not a random cross-section of the whole class. Misconception rates from this section should not be generalized to all 431 students without accounting for this conditioning.</w:t>
-      </w:r>
-    </w:p>
-    <w:p>
-      <w:pPr>
-        <w:pStyle w:val="Heading2"/>
-        <w:spacing w:before="360" w:after="180"/>
-      </w:pPr>
-      <w:r>
-        <w:rPr>
-          <w:rFonts w:ascii="Times New Roman" w:cs="Times New Roman" w:eastAsia="Times New Roman" w:hAnsi="Times New Roman"/>
-          <w:sz w:val="24"/>
-          <w:szCs w:val="24"/>
-        </w:rPr>
-        <w:t xml:space="preserve">5.1 Diagnose Composition</w:t>
-      </w:r>
-    </w:p>
-    <w:p>
-      <w:pPr>
-        <w:spacing w:line="360" w:after="200"/>
-      </w:pPr>
-      <w:r>
-        <w:rPr>
-          <w:rFonts w:ascii="Times New Roman" w:cs="Times New Roman" w:eastAsia="Times New Roman" w:hAnsi="Times New Roman"/>
-          <w:sz w:val="24"/>
-          <w:szCs w:val="24"/>
-        </w:rPr>
-        <w:t xml:space="preserve">Of 493 diagnose responses scored from the consented sample, 479 (97.2%) were classifiable into the three-way taxonomy:</w:t>
+        <w:t xml:space="preserve">When grouped into performance bands:</w:t>
       </w:r>
     </w:p>
     <w:tbl>
@@ -4042,7 +5428,7 @@
                 <w:sz w:val="22"/>
                 <w:szCs w:val="22"/>
               </w:rPr>
-              <w:t xml:space="preserve">Classification</w:t>
+              <w:t xml:space="preserve">Band</w:t>
             </w:r>
           </w:p>
         </w:tc>
@@ -4070,7 +5456,7 @@
                 <w:sz w:val="22"/>
                 <w:szCs w:val="22"/>
               </w:rPr>
-              <w:t xml:space="preserve">Responses</w:t>
+              <w:t xml:space="preserve">Students</w:t>
             </w:r>
           </w:p>
         </w:tc>
@@ -4098,7 +5484,7 @@
                 <w:sz w:val="22"/>
                 <w:szCs w:val="22"/>
               </w:rPr>
-              <w:t xml:space="preserve">% of Classified</w:t>
+              <w:t xml:space="preserve">% of N = 431</w:t>
             </w:r>
           </w:p>
         </w:tc>
@@ -4125,7 +5511,7 @@
                 <w:sz w:val="22"/>
                 <w:szCs w:val="22"/>
               </w:rPr>
-              <w:t xml:space="preserve">Misconception</w:t>
+              <w:t xml:space="preserve">Below 50%</w:t>
             </w:r>
           </w:p>
         </w:tc>
@@ -4150,7 +5536,7 @@
                 <w:sz w:val="22"/>
                 <w:szCs w:val="22"/>
               </w:rPr>
-              <w:t xml:space="preserve">258</w:t>
+              <w:t xml:space="preserve">55</w:t>
             </w:r>
           </w:p>
         </w:tc>
@@ -4175,7 +5561,7 @@
                 <w:sz w:val="22"/>
                 <w:szCs w:val="22"/>
               </w:rPr>
-              <w:t xml:space="preserve">53.9%</w:t>
+              <w:t xml:space="preserve">12.8%</w:t>
             </w:r>
           </w:p>
         </w:tc>
@@ -4202,7 +5588,7 @@
                 <w:sz w:val="22"/>
                 <w:szCs w:val="22"/>
               </w:rPr>
-              <w:t xml:space="preserve">Selection error</w:t>
+              <w:t xml:space="preserve">50-69%</w:t>
             </w:r>
           </w:p>
         </w:tc>
@@ -4227,7 +5613,7 @@
                 <w:sz w:val="22"/>
                 <w:szCs w:val="22"/>
               </w:rPr>
-              <w:t xml:space="preserve">153</w:t>
+              <w:t xml:space="preserve">200</w:t>
             </w:r>
           </w:p>
         </w:tc>
@@ -4252,7 +5638,7 @@
                 <w:sz w:val="22"/>
                 <w:szCs w:val="22"/>
               </w:rPr>
-              <w:t xml:space="preserve">31.9%</w:t>
+              <w:t xml:space="preserve">46.4%</w:t>
             </w:r>
           </w:p>
         </w:tc>
@@ -4279,7 +5665,7 @@
                 <w:sz w:val="22"/>
                 <w:szCs w:val="22"/>
               </w:rPr>
-              <w:t xml:space="preserve">Knowledge gap</w:t>
+              <w:t xml:space="preserve">70-79%</w:t>
             </w:r>
           </w:p>
         </w:tc>
@@ -4304,7 +5690,7 @@
                 <w:sz w:val="22"/>
                 <w:szCs w:val="22"/>
               </w:rPr>
-              <w:t xml:space="preserve">68</w:t>
+              <w:t xml:space="preserve">82</w:t>
             </w:r>
           </w:p>
         </w:tc>
@@ -4329,7 +5715,7 @@
                 <w:sz w:val="22"/>
                 <w:szCs w:val="22"/>
               </w:rPr>
-              <w:t xml:space="preserve">14.2%</w:t>
+              <w:t xml:space="preserve">19.0%</w:t>
             </w:r>
           </w:p>
         </w:tc>
@@ -4356,7 +5742,7 @@
                 <w:sz w:val="22"/>
                 <w:szCs w:val="22"/>
               </w:rPr>
-              <w:t xml:space="preserve">Unclassified</w:t>
+              <w:t xml:space="preserve">80% and above</w:t>
             </w:r>
           </w:p>
         </w:tc>
@@ -4381,7 +5767,7 @@
                 <w:sz w:val="22"/>
                 <w:szCs w:val="22"/>
               </w:rPr>
-              <w:t xml:space="preserve">14</w:t>
+              <w:t xml:space="preserve">94</w:t>
             </w:r>
           </w:p>
         </w:tc>
@@ -4406,7 +5792,7 @@
                 <w:sz w:val="22"/>
                 <w:szCs w:val="22"/>
               </w:rPr>
-              <w:t xml:space="preserve">—</w:t>
+              <w:t xml:space="preserve">21.8%</w:t>
             </w:r>
           </w:p>
         </w:tc>
@@ -4429,7 +5815,7 @@
           <w:sz w:val="24"/>
           <w:szCs w:val="24"/>
         </w:rPr>
-        <w:t xml:space="preserve">Source: exports/diagnose_by_item.csv, column sums (misconception, knowledge_gap, selection_error). Confirmed by Final DOCX Table 7.4.</w:t>
+        <w:t xml:space="preserve">Source: docs/data/domain-score-distribution.csv, aggregated by band.</w:t>
       </w:r>
     </w:p>
     <w:p>
@@ -4442,7 +5828,7 @@
           <w:sz w:val="24"/>
           <w:szCs w:val="24"/>
         </w:rPr>
-        <w:t xml:space="preserve">The misconception finding is expected — most wrong answers with high confidence reflect a specific wrong belief. The selection error finding is the more surprising result. It means that among students who answered incorrectly and felt confident about it, almost one in three actually understood the concept correctly. Their error came from the question format (True/False phrasing, negation, ambiguity) rather than from a gap in knowledge.</w:t>
+        <w:t xml:space="preserve">Over half the submitted sample (59.2%) scored below 70%. The 12.8% below 50% are the students most at risk of struggling with course material without additional support.</w:t>
       </w:r>
     </w:p>
     <w:p>
@@ -4455,7 +5841,7 @@
           <w:sz w:val="24"/>
           <w:szCs w:val="24"/>
         </w:rPr>
-        <w:t xml:space="preserve">Put differently: if we relied only on anchor scores, we would overcount the number of students who hold misconceptions and undercount the number who already understand the material.</w:t>
+        <w:t xml:space="preserve">For context, prior financial literacy research with adult and college-age populations has typically reported mean scores in the 40-60% range. Chen and Volpe (1998) found a mean of about 53% among 924 college students, and Lusardi (2019) documented that roughly one-third of adults globally can answer basic financial literacy questions correctly. Our sample's 66.4% mean is slightly above that range, which may reflect the fact that QUIN 102 students have some prior interest in financial topics.</w:t>
       </w:r>
     </w:p>
     <w:p>
@@ -4469,7 +5855,7 @@
           <w:sz w:val="24"/>
           <w:szCs w:val="24"/>
         </w:rPr>
-        <w:t xml:space="preserve">5.2 Confirm Composition</w:t>
+        <w:t xml:space="preserve">5.2 Domain Performance</w:t>
       </w:r>
     </w:p>
     <w:p>
@@ -4482,7 +5868,7 @@
           <w:sz w:val="24"/>
           <w:szCs w:val="24"/>
         </w:rPr>
-        <w:t xml:space="preserve">Of 285 confirm responses from the consented sample:</w:t>
+        <w:t xml:space="preserve">The 26 scored anchor items span three knowledge domains. Domain-level means (N = 431) were:</w:t>
       </w:r>
     </w:p>
     <w:tbl>
@@ -4505,9 +5891,10 @@
         </w:tblCellMar>
       </w:tblPr>
       <w:tblGrid>
-        <w:gridCol w:w="3120"/>
-        <w:gridCol w:w="3120"/>
-        <w:gridCol w:w="3120"/>
+        <w:gridCol w:w="2340"/>
+        <w:gridCol w:w="2340"/>
+        <w:gridCol w:w="2340"/>
+        <w:gridCol w:w="2340"/>
       </w:tblGrid>
       <w:tr>
         <w:trPr>
@@ -4515,7 +5902,7 @@
         </w:trPr>
         <w:tc>
           <w:tcPr>
-            <w:tcW w:type="dxa" w:w="3120"/>
+            <w:tcW w:type="dxa" w:w="2340"/>
             <w:tcBorders>
               <w:top w:val="single" w:color="000000" w:sz="4"/>
               <w:left w:val="single" w:color="000000" w:sz="4"/>
@@ -4537,13 +5924,13 @@
                 <w:sz w:val="22"/>
                 <w:szCs w:val="22"/>
               </w:rPr>
-              <w:t xml:space="preserve">Classification</w:t>
-            </w:r>
-          </w:p>
-        </w:tc>
-        <w:tc>
-          <w:tcPr>
-            <w:tcW w:type="dxa" w:w="3120"/>
+              <w:t xml:space="preserve">Domain</w:t>
+            </w:r>
+          </w:p>
+        </w:tc>
+        <w:tc>
+          <w:tcPr>
+            <w:tcW w:type="dxa" w:w="2340"/>
             <w:tcBorders>
               <w:top w:val="single" w:color="000000" w:sz="4"/>
               <w:left w:val="single" w:color="000000" w:sz="4"/>
@@ -4565,13 +5952,13 @@
                 <w:sz w:val="22"/>
                 <w:szCs w:val="22"/>
               </w:rPr>
-              <w:t xml:space="preserve">Responses</w:t>
-            </w:r>
-          </w:p>
-        </w:tc>
-        <w:tc>
-          <w:tcPr>
-            <w:tcW w:type="dxa" w:w="3120"/>
+              <w:t xml:space="preserve">Items</w:t>
+            </w:r>
+          </w:p>
+        </w:tc>
+        <w:tc>
+          <w:tcPr>
+            <w:tcW w:type="dxa" w:w="2340"/>
             <w:tcBorders>
               <w:top w:val="single" w:color="000000" w:sz="4"/>
               <w:left w:val="single" w:color="000000" w:sz="4"/>
@@ -4593,7 +5980,35 @@
                 <w:sz w:val="22"/>
                 <w:szCs w:val="22"/>
               </w:rPr>
-              <w:t xml:space="preserve">%</w:t>
+              <w:t xml:space="preserve">Mean % Correct</w:t>
+            </w:r>
+          </w:p>
+        </w:tc>
+        <w:tc>
+          <w:tcPr>
+            <w:tcW w:type="dxa" w:w="2340"/>
+            <w:tcBorders>
+              <w:top w:val="single" w:color="000000" w:sz="4"/>
+              <w:left w:val="single" w:color="000000" w:sz="4"/>
+              <w:bottom w:val="single" w:color="000000" w:sz="4"/>
+              <w:right w:val="single" w:color="000000" w:sz="4"/>
+            </w:tcBorders>
+            <w:shd w:fill="D5E8F0" w:color="auto" w:val="clear"/>
+            <w:vAlign w:val="center"/>
+          </w:tcPr>
+          <w:p>
+            <w:pPr>
+              <w:jc w:val="center"/>
+            </w:pPr>
+            <w:r>
+              <w:rPr>
+                <w:rFonts w:ascii="Times New Roman" w:cs="Times New Roman" w:eastAsia="Times New Roman" w:hAnsi="Times New Roman"/>
+                <w:b/>
+                <w:bCs/>
+                <w:sz w:val="22"/>
+                <w:szCs w:val="22"/>
+              </w:rPr>
+              <w:t xml:space="preserve">SD</w:t>
             </w:r>
           </w:p>
         </w:tc>
@@ -4601,76 +6016,101 @@
       <w:tr>
         <w:tc>
           <w:tcPr>
-            <w:tcW w:type="dxa" w:w="3120"/>
-            <w:tcBorders>
-              <w:top w:val="single" w:color="000000" w:sz="4"/>
-              <w:left w:val="single" w:color="000000" w:sz="4"/>
-              <w:bottom w:val="single" w:color="000000" w:sz="4"/>
-              <w:right w:val="single" w:color="000000" w:sz="4"/>
-            </w:tcBorders>
-            <w:vAlign w:val="center"/>
-          </w:tcPr>
-          <w:p>
-            <w:pPr>
-              <w:jc w:val="center"/>
-            </w:pPr>
-            <w:r>
-              <w:rPr>
-                <w:rFonts w:ascii="Times New Roman" w:cs="Times New Roman" w:eastAsia="Times New Roman" w:hAnsi="Times New Roman"/>
-                <w:sz w:val="22"/>
-                <w:szCs w:val="22"/>
-              </w:rPr>
-              <w:t xml:space="preserve">Verified understanding</w:t>
-            </w:r>
-          </w:p>
-        </w:tc>
-        <w:tc>
-          <w:tcPr>
-            <w:tcW w:type="dxa" w:w="3120"/>
-            <w:tcBorders>
-              <w:top w:val="single" w:color="000000" w:sz="4"/>
-              <w:left w:val="single" w:color="000000" w:sz="4"/>
-              <w:bottom w:val="single" w:color="000000" w:sz="4"/>
-              <w:right w:val="single" w:color="000000" w:sz="4"/>
-            </w:tcBorders>
-            <w:vAlign w:val="center"/>
-          </w:tcPr>
-          <w:p>
-            <w:pPr>
-              <w:jc w:val="center"/>
-            </w:pPr>
-            <w:r>
-              <w:rPr>
-                <w:rFonts w:ascii="Times New Roman" w:cs="Times New Roman" w:eastAsia="Times New Roman" w:hAnsi="Times New Roman"/>
-                <w:sz w:val="22"/>
-                <w:szCs w:val="22"/>
-              </w:rPr>
-              <w:t xml:space="preserve">127</w:t>
-            </w:r>
-          </w:p>
-        </w:tc>
-        <w:tc>
-          <w:tcPr>
-            <w:tcW w:type="dxa" w:w="3120"/>
-            <w:tcBorders>
-              <w:top w:val="single" w:color="000000" w:sz="4"/>
-              <w:left w:val="single" w:color="000000" w:sz="4"/>
-              <w:bottom w:val="single" w:color="000000" w:sz="4"/>
-              <w:right w:val="single" w:color="000000" w:sz="4"/>
-            </w:tcBorders>
-            <w:vAlign w:val="center"/>
-          </w:tcPr>
-          <w:p>
-            <w:pPr>
-              <w:jc w:val="center"/>
-            </w:pPr>
-            <w:r>
-              <w:rPr>
-                <w:rFonts w:ascii="Times New Roman" w:cs="Times New Roman" w:eastAsia="Times New Roman" w:hAnsi="Times New Roman"/>
-                <w:sz w:val="22"/>
-                <w:szCs w:val="22"/>
-              </w:rPr>
-              <w:t xml:space="preserve">44.6%</w:t>
+            <w:tcW w:type="dxa" w:w="2340"/>
+            <w:tcBorders>
+              <w:top w:val="single" w:color="000000" w:sz="4"/>
+              <w:left w:val="single" w:color="000000" w:sz="4"/>
+              <w:bottom w:val="single" w:color="000000" w:sz="4"/>
+              <w:right w:val="single" w:color="000000" w:sz="4"/>
+            </w:tcBorders>
+            <w:vAlign w:val="center"/>
+          </w:tcPr>
+          <w:p>
+            <w:pPr>
+              <w:jc w:val="center"/>
+            </w:pPr>
+            <w:r>
+              <w:rPr>
+                <w:rFonts w:ascii="Times New Roman" w:cs="Times New Roman" w:eastAsia="Times New Roman" w:hAnsi="Times New Roman"/>
+                <w:sz w:val="22"/>
+                <w:szCs w:val="22"/>
+              </w:rPr>
+              <w:t xml:space="preserve">Behavioral and Risk Management</w:t>
+            </w:r>
+          </w:p>
+        </w:tc>
+        <w:tc>
+          <w:tcPr>
+            <w:tcW w:type="dxa" w:w="2340"/>
+            <w:tcBorders>
+              <w:top w:val="single" w:color="000000" w:sz="4"/>
+              <w:left w:val="single" w:color="000000" w:sz="4"/>
+              <w:bottom w:val="single" w:color="000000" w:sz="4"/>
+              <w:right w:val="single" w:color="000000" w:sz="4"/>
+            </w:tcBorders>
+            <w:vAlign w:val="center"/>
+          </w:tcPr>
+          <w:p>
+            <w:pPr>
+              <w:jc w:val="center"/>
+            </w:pPr>
+            <w:r>
+              <w:rPr>
+                <w:rFonts w:ascii="Times New Roman" w:cs="Times New Roman" w:eastAsia="Times New Roman" w:hAnsi="Times New Roman"/>
+                <w:sz w:val="22"/>
+                <w:szCs w:val="22"/>
+              </w:rPr>
+              <w:t xml:space="preserve">4</w:t>
+            </w:r>
+          </w:p>
+        </w:tc>
+        <w:tc>
+          <w:tcPr>
+            <w:tcW w:type="dxa" w:w="2340"/>
+            <w:tcBorders>
+              <w:top w:val="single" w:color="000000" w:sz="4"/>
+              <w:left w:val="single" w:color="000000" w:sz="4"/>
+              <w:bottom w:val="single" w:color="000000" w:sz="4"/>
+              <w:right w:val="single" w:color="000000" w:sz="4"/>
+            </w:tcBorders>
+            <w:vAlign w:val="center"/>
+          </w:tcPr>
+          <w:p>
+            <w:pPr>
+              <w:jc w:val="center"/>
+            </w:pPr>
+            <w:r>
+              <w:rPr>
+                <w:rFonts w:ascii="Times New Roman" w:cs="Times New Roman" w:eastAsia="Times New Roman" w:hAnsi="Times New Roman"/>
+                <w:sz w:val="22"/>
+                <w:szCs w:val="22"/>
+              </w:rPr>
+              <w:t xml:space="preserve">73.3%</w:t>
+            </w:r>
+          </w:p>
+        </w:tc>
+        <w:tc>
+          <w:tcPr>
+            <w:tcW w:type="dxa" w:w="2340"/>
+            <w:tcBorders>
+              <w:top w:val="single" w:color="000000" w:sz="4"/>
+              <w:left w:val="single" w:color="000000" w:sz="4"/>
+              <w:bottom w:val="single" w:color="000000" w:sz="4"/>
+              <w:right w:val="single" w:color="000000" w:sz="4"/>
+            </w:tcBorders>
+            <w:vAlign w:val="center"/>
+          </w:tcPr>
+          <w:p>
+            <w:pPr>
+              <w:jc w:val="center"/>
+            </w:pPr>
+            <w:r>
+              <w:rPr>
+                <w:rFonts w:ascii="Times New Roman" w:cs="Times New Roman" w:eastAsia="Times New Roman" w:hAnsi="Times New Roman"/>
+                <w:sz w:val="22"/>
+                <w:szCs w:val="22"/>
+              </w:rPr>
+              <w:t xml:space="preserve">26.4%</w:t>
             </w:r>
           </w:p>
         </w:tc>
@@ -4678,76 +6118,101 @@
       <w:tr>
         <w:tc>
           <w:tcPr>
-            <w:tcW w:type="dxa" w:w="3120"/>
-            <w:tcBorders>
-              <w:top w:val="single" w:color="000000" w:sz="4"/>
-              <w:left w:val="single" w:color="000000" w:sz="4"/>
-              <w:bottom w:val="single" w:color="000000" w:sz="4"/>
-              <w:right w:val="single" w:color="000000" w:sz="4"/>
-            </w:tcBorders>
-            <w:vAlign w:val="center"/>
-          </w:tcPr>
-          <w:p>
-            <w:pPr>
-              <w:jc w:val="center"/>
-            </w:pPr>
-            <w:r>
-              <w:rPr>
-                <w:rFonts w:ascii="Times New Roman" w:cs="Times New Roman" w:eastAsia="Times New Roman" w:hAnsi="Times New Roman"/>
-                <w:sz w:val="22"/>
-                <w:szCs w:val="22"/>
-              </w:rPr>
-              <w:t xml:space="preserve">Partial understanding</w:t>
-            </w:r>
-          </w:p>
-        </w:tc>
-        <w:tc>
-          <w:tcPr>
-            <w:tcW w:type="dxa" w:w="3120"/>
-            <w:tcBorders>
-              <w:top w:val="single" w:color="000000" w:sz="4"/>
-              <w:left w:val="single" w:color="000000" w:sz="4"/>
-              <w:bottom w:val="single" w:color="000000" w:sz="4"/>
-              <w:right w:val="single" w:color="000000" w:sz="4"/>
-            </w:tcBorders>
-            <w:vAlign w:val="center"/>
-          </w:tcPr>
-          <w:p>
-            <w:pPr>
-              <w:jc w:val="center"/>
-            </w:pPr>
-            <w:r>
-              <w:rPr>
-                <w:rFonts w:ascii="Times New Roman" w:cs="Times New Roman" w:eastAsia="Times New Roman" w:hAnsi="Times New Roman"/>
-                <w:sz w:val="22"/>
-                <w:szCs w:val="22"/>
-              </w:rPr>
-              <w:t xml:space="preserve">119</w:t>
-            </w:r>
-          </w:p>
-        </w:tc>
-        <w:tc>
-          <w:tcPr>
-            <w:tcW w:type="dxa" w:w="3120"/>
-            <w:tcBorders>
-              <w:top w:val="single" w:color="000000" w:sz="4"/>
-              <w:left w:val="single" w:color="000000" w:sz="4"/>
-              <w:bottom w:val="single" w:color="000000" w:sz="4"/>
-              <w:right w:val="single" w:color="000000" w:sz="4"/>
-            </w:tcBorders>
-            <w:vAlign w:val="center"/>
-          </w:tcPr>
-          <w:p>
-            <w:pPr>
-              <w:jc w:val="center"/>
-            </w:pPr>
-            <w:r>
-              <w:rPr>
-                <w:rFonts w:ascii="Times New Roman" w:cs="Times New Roman" w:eastAsia="Times New Roman" w:hAnsi="Times New Roman"/>
-                <w:sz w:val="22"/>
-                <w:szCs w:val="22"/>
-              </w:rPr>
-              <w:t xml:space="preserve">41.8%</w:t>
+            <w:tcW w:type="dxa" w:w="2340"/>
+            <w:tcBorders>
+              <w:top w:val="single" w:color="000000" w:sz="4"/>
+              <w:left w:val="single" w:color="000000" w:sz="4"/>
+              <w:bottom w:val="single" w:color="000000" w:sz="4"/>
+              <w:right w:val="single" w:color="000000" w:sz="4"/>
+            </w:tcBorders>
+            <w:vAlign w:val="center"/>
+          </w:tcPr>
+          <w:p>
+            <w:pPr>
+              <w:jc w:val="center"/>
+            </w:pPr>
+            <w:r>
+              <w:rPr>
+                <w:rFonts w:ascii="Times New Roman" w:cs="Times New Roman" w:eastAsia="Times New Roman" w:hAnsi="Times New Roman"/>
+                <w:sz w:val="22"/>
+                <w:szCs w:val="22"/>
+              </w:rPr>
+              <w:t xml:space="preserve">Borrowing, Interest, and Numeracy</w:t>
+            </w:r>
+          </w:p>
+        </w:tc>
+        <w:tc>
+          <w:tcPr>
+            <w:tcW w:type="dxa" w:w="2340"/>
+            <w:tcBorders>
+              <w:top w:val="single" w:color="000000" w:sz="4"/>
+              <w:left w:val="single" w:color="000000" w:sz="4"/>
+              <w:bottom w:val="single" w:color="000000" w:sz="4"/>
+              <w:right w:val="single" w:color="000000" w:sz="4"/>
+            </w:tcBorders>
+            <w:vAlign w:val="center"/>
+          </w:tcPr>
+          <w:p>
+            <w:pPr>
+              <w:jc w:val="center"/>
+            </w:pPr>
+            <w:r>
+              <w:rPr>
+                <w:rFonts w:ascii="Times New Roman" w:cs="Times New Roman" w:eastAsia="Times New Roman" w:hAnsi="Times New Roman"/>
+                <w:sz w:val="22"/>
+                <w:szCs w:val="22"/>
+              </w:rPr>
+              <w:t xml:space="preserve">10</w:t>
+            </w:r>
+          </w:p>
+        </w:tc>
+        <w:tc>
+          <w:tcPr>
+            <w:tcW w:type="dxa" w:w="2340"/>
+            <w:tcBorders>
+              <w:top w:val="single" w:color="000000" w:sz="4"/>
+              <w:left w:val="single" w:color="000000" w:sz="4"/>
+              <w:bottom w:val="single" w:color="000000" w:sz="4"/>
+              <w:right w:val="single" w:color="000000" w:sz="4"/>
+            </w:tcBorders>
+            <w:vAlign w:val="center"/>
+          </w:tcPr>
+          <w:p>
+            <w:pPr>
+              <w:jc w:val="center"/>
+            </w:pPr>
+            <w:r>
+              <w:rPr>
+                <w:rFonts w:ascii="Times New Roman" w:cs="Times New Roman" w:eastAsia="Times New Roman" w:hAnsi="Times New Roman"/>
+                <w:sz w:val="22"/>
+                <w:szCs w:val="22"/>
+              </w:rPr>
+              <w:t xml:space="preserve">69.2%</w:t>
+            </w:r>
+          </w:p>
+        </w:tc>
+        <w:tc>
+          <w:tcPr>
+            <w:tcW w:type="dxa" w:w="2340"/>
+            <w:tcBorders>
+              <w:top w:val="single" w:color="000000" w:sz="4"/>
+              <w:left w:val="single" w:color="000000" w:sz="4"/>
+              <w:bottom w:val="single" w:color="000000" w:sz="4"/>
+              <w:right w:val="single" w:color="000000" w:sz="4"/>
+            </w:tcBorders>
+            <w:vAlign w:val="center"/>
+          </w:tcPr>
+          <w:p>
+            <w:pPr>
+              <w:jc w:val="center"/>
+            </w:pPr>
+            <w:r>
+              <w:rPr>
+                <w:rFonts w:ascii="Times New Roman" w:cs="Times New Roman" w:eastAsia="Times New Roman" w:hAnsi="Times New Roman"/>
+                <w:sz w:val="22"/>
+                <w:szCs w:val="22"/>
+              </w:rPr>
+              <w:t xml:space="preserve">19.0%</w:t>
             </w:r>
           </w:p>
         </w:tc>
@@ -4755,76 +6220,101 @@
       <w:tr>
         <w:tc>
           <w:tcPr>
-            <w:tcW w:type="dxa" w:w="3120"/>
-            <w:tcBorders>
-              <w:top w:val="single" w:color="000000" w:sz="4"/>
-              <w:left w:val="single" w:color="000000" w:sz="4"/>
-              <w:bottom w:val="single" w:color="000000" w:sz="4"/>
-              <w:right w:val="single" w:color="000000" w:sz="4"/>
-            </w:tcBorders>
-            <w:vAlign w:val="center"/>
-          </w:tcPr>
-          <w:p>
-            <w:pPr>
-              <w:jc w:val="center"/>
-            </w:pPr>
-            <w:r>
-              <w:rPr>
-                <w:rFonts w:ascii="Times New Roman" w:cs="Times New Roman" w:eastAsia="Times New Roman" w:hAnsi="Times New Roman"/>
-                <w:sz w:val="22"/>
-                <w:szCs w:val="22"/>
-              </w:rPr>
-              <w:t xml:space="preserve">Likely guess</w:t>
-            </w:r>
-          </w:p>
-        </w:tc>
-        <w:tc>
-          <w:tcPr>
-            <w:tcW w:type="dxa" w:w="3120"/>
-            <w:tcBorders>
-              <w:top w:val="single" w:color="000000" w:sz="4"/>
-              <w:left w:val="single" w:color="000000" w:sz="4"/>
-              <w:bottom w:val="single" w:color="000000" w:sz="4"/>
-              <w:right w:val="single" w:color="000000" w:sz="4"/>
-            </w:tcBorders>
-            <w:vAlign w:val="center"/>
-          </w:tcPr>
-          <w:p>
-            <w:pPr>
-              <w:jc w:val="center"/>
-            </w:pPr>
-            <w:r>
-              <w:rPr>
-                <w:rFonts w:ascii="Times New Roman" w:cs="Times New Roman" w:eastAsia="Times New Roman" w:hAnsi="Times New Roman"/>
-                <w:sz w:val="22"/>
-                <w:szCs w:val="22"/>
-              </w:rPr>
-              <w:t xml:space="preserve">39</w:t>
-            </w:r>
-          </w:p>
-        </w:tc>
-        <w:tc>
-          <w:tcPr>
-            <w:tcW w:type="dxa" w:w="3120"/>
-            <w:tcBorders>
-              <w:top w:val="single" w:color="000000" w:sz="4"/>
-              <w:left w:val="single" w:color="000000" w:sz="4"/>
-              <w:bottom w:val="single" w:color="000000" w:sz="4"/>
-              <w:right w:val="single" w:color="000000" w:sz="4"/>
-            </w:tcBorders>
-            <w:vAlign w:val="center"/>
-          </w:tcPr>
-          <w:p>
-            <w:pPr>
-              <w:jc w:val="center"/>
-            </w:pPr>
-            <w:r>
-              <w:rPr>
-                <w:rFonts w:ascii="Times New Roman" w:cs="Times New Roman" w:eastAsia="Times New Roman" w:hAnsi="Times New Roman"/>
-                <w:sz w:val="22"/>
-                <w:szCs w:val="22"/>
-              </w:rPr>
-              <w:t xml:space="preserve">13.7%</w:t>
+            <w:tcW w:type="dxa" w:w="2340"/>
+            <w:tcBorders>
+              <w:top w:val="single" w:color="000000" w:sz="4"/>
+              <w:left w:val="single" w:color="000000" w:sz="4"/>
+              <w:bottom w:val="single" w:color="000000" w:sz="4"/>
+              <w:right w:val="single" w:color="000000" w:sz="4"/>
+            </w:tcBorders>
+            <w:vAlign w:val="center"/>
+          </w:tcPr>
+          <w:p>
+            <w:pPr>
+              <w:jc w:val="center"/>
+            </w:pPr>
+            <w:r>
+              <w:rPr>
+                <w:rFonts w:ascii="Times New Roman" w:cs="Times New Roman" w:eastAsia="Times New Roman" w:hAnsi="Times New Roman"/>
+                <w:sz w:val="22"/>
+                <w:szCs w:val="22"/>
+              </w:rPr>
+              <w:t xml:space="preserve">Investment and Risk/Return</w:t>
+            </w:r>
+          </w:p>
+        </w:tc>
+        <w:tc>
+          <w:tcPr>
+            <w:tcW w:type="dxa" w:w="2340"/>
+            <w:tcBorders>
+              <w:top w:val="single" w:color="000000" w:sz="4"/>
+              <w:left w:val="single" w:color="000000" w:sz="4"/>
+              <w:bottom w:val="single" w:color="000000" w:sz="4"/>
+              <w:right w:val="single" w:color="000000" w:sz="4"/>
+            </w:tcBorders>
+            <w:vAlign w:val="center"/>
+          </w:tcPr>
+          <w:p>
+            <w:pPr>
+              <w:jc w:val="center"/>
+            </w:pPr>
+            <w:r>
+              <w:rPr>
+                <w:rFonts w:ascii="Times New Roman" w:cs="Times New Roman" w:eastAsia="Times New Roman" w:hAnsi="Times New Roman"/>
+                <w:sz w:val="22"/>
+                <w:szCs w:val="22"/>
+              </w:rPr>
+              <w:t xml:space="preserve">12</w:t>
+            </w:r>
+          </w:p>
+        </w:tc>
+        <w:tc>
+          <w:tcPr>
+            <w:tcW w:type="dxa" w:w="2340"/>
+            <w:tcBorders>
+              <w:top w:val="single" w:color="000000" w:sz="4"/>
+              <w:left w:val="single" w:color="000000" w:sz="4"/>
+              <w:bottom w:val="single" w:color="000000" w:sz="4"/>
+              <w:right w:val="single" w:color="000000" w:sz="4"/>
+            </w:tcBorders>
+            <w:vAlign w:val="center"/>
+          </w:tcPr>
+          <w:p>
+            <w:pPr>
+              <w:jc w:val="center"/>
+            </w:pPr>
+            <w:r>
+              <w:rPr>
+                <w:rFonts w:ascii="Times New Roman" w:cs="Times New Roman" w:eastAsia="Times New Roman" w:hAnsi="Times New Roman"/>
+                <w:sz w:val="22"/>
+                <w:szCs w:val="22"/>
+              </w:rPr>
+              <w:t xml:space="preserve">63.8%</w:t>
+            </w:r>
+          </w:p>
+        </w:tc>
+        <w:tc>
+          <w:tcPr>
+            <w:tcW w:type="dxa" w:w="2340"/>
+            <w:tcBorders>
+              <w:top w:val="single" w:color="000000" w:sz="4"/>
+              <w:left w:val="single" w:color="000000" w:sz="4"/>
+              <w:bottom w:val="single" w:color="000000" w:sz="4"/>
+              <w:right w:val="single" w:color="000000" w:sz="4"/>
+            </w:tcBorders>
+            <w:vAlign w:val="center"/>
+          </w:tcPr>
+          <w:p>
+            <w:pPr>
+              <w:jc w:val="center"/>
+            </w:pPr>
+            <w:r>
+              <w:rPr>
+                <w:rFonts w:ascii="Times New Roman" w:cs="Times New Roman" w:eastAsia="Times New Roman" w:hAnsi="Times New Roman"/>
+                <w:sz w:val="22"/>
+                <w:szCs w:val="22"/>
+              </w:rPr>
+              <w:t xml:space="preserve">21.5%</w:t>
             </w:r>
           </w:p>
         </w:tc>
@@ -4847,7 +6337,69 @@
           <w:sz w:val="24"/>
           <w:szCs w:val="24"/>
         </w:rPr>
-        <w:t xml:space="preserve">Source: exports/confirm_by_item.csv, column sums (verified, partial, likely_guess). Confirmed by Final DOCX Table 7.6.</w:t>
+        <w:t xml:space="preserve">Source: generate_charts.py lines 85-86 (not available in any CSV; confirmed by Final DOCX Figure 2).</w:t>
+      </w:r>
+    </w:p>
+    <w:p>
+      <w:pPr>
+        <w:spacing w:before="360" w:after="120"/>
+        <w:jc w:val="center"/>
+      </w:pPr>
+      <w:r>
+        <w:drawing>
+          <wp:inline distT="0" distB="0" distL="0" distR="0">
+            <wp:extent cx="5524500" cy="4076700"/>
+            <wp:effectExtent t="0" r="0" b="0" l="0"/>
+            <wp:docPr id="1" name="" descr="" title=""/>
+            <wp:cNvGraphicFramePr>
+              <a:graphicFrameLocks xmlns:a="http://schemas.openxmlformats.org/drawingml/2006/main" noChangeAspect="1"/>
+            </wp:cNvGraphicFramePr>
+            <a:graphic xmlns:a="http://schemas.openxmlformats.org/drawingml/2006/main">
+              <a:graphicData uri="http://schemas.openxmlformats.org/drawingml/2006/picture">
+                <pic:pic xmlns:pic="http://schemas.openxmlformats.org/drawingml/2006/picture">
+                  <pic:nvPicPr>
+                    <pic:cNvPr id="0" name="" descr=""/>
+                    <pic:cNvPicPr>
+                      <a:picLocks noChangeAspect="1" noChangeArrowheads="1"/>
+                    </pic:cNvPicPr>
+                  </pic:nvPicPr>
+                  <pic:blipFill>
+                    <a:blip r:embed="rId12" cstate="none"/>
+                    <a:srcRect/>
+                    <a:stretch>
+                      <a:fillRect/>
+                    </a:stretch>
+                  </pic:blipFill>
+                  <pic:spPr bwMode="auto">
+                    <a:xfrm>
+                      <a:off x="0" y="0"/>
+                      <a:ext cx="5524500" cy="4076700"/>
+                    </a:xfrm>
+                    <a:prstGeom prst="rect">
+                      <a:avLst/>
+                    </a:prstGeom>
+                  </pic:spPr>
+                </pic:pic>
+              </a:graphicData>
+            </a:graphic>
+          </wp:inline>
+        </w:drawing>
+      </w:r>
+    </w:p>
+    <w:p>
+      <w:pPr>
+        <w:spacing w:after="360"/>
+        <w:jc w:val="center"/>
+      </w:pPr>
+      <w:r>
+        <w:rPr>
+          <w:rFonts w:ascii="Times New Roman" w:cs="Times New Roman" w:eastAsia="Times New Roman" w:hAnsi="Times New Roman"/>
+          <w:i/>
+          <w:iCs/>
+          <w:sz w:val="22"/>
+          <w:szCs w:val="22"/>
+        </w:rPr>
+        <w:t xml:space="preserve">Figure R2. Domain-Level Performance Comparison (N = 431). Error bars show plus or minus one standard deviation, representing the spread of individual student scores within each domain. The dashed line marks the overall mean (66.4%).</w:t>
       </w:r>
     </w:p>
     <w:p>
@@ -4860,20 +6412,7 @@
           <w:sz w:val="24"/>
           <w:szCs w:val="24"/>
         </w:rPr>
-        <w:t xml:space="preserve">Among students who answered correctly but with low confidence, about one in seven (13.7%) could not explain the concept at all — suggesting they guessed correctly. On specific items, guess rates ran higher: Q29 (bond pricing) and Q13 (insurance deductibles) both showed guess rates above 30% among their confirm responses.</w:t>
-      </w:r>
-    </w:p>
-    <w:p>
-      <w:pPr>
-        <w:spacing w:line="360" w:after="200"/>
-      </w:pPr>
-      <w:r>
-        <w:rPr>
-          <w:rFonts w:ascii="Times New Roman" w:cs="Times New Roman" w:eastAsia="Times New Roman" w:hAnsi="Times New Roman"/>
-          <w:sz w:val="24"/>
-          <w:szCs w:val="24"/>
-        </w:rPr>
-        <w:t xml:space="preserve">The upshot is that raw anchor scores may overstate genuine understanding on these items. A student who gets Q29 right but can't explain why bond prices fall when interest rates rise doesn't really "know" bond pricing.</w:t>
+        <w:t xml:space="preserve">Investment and Risk/Return is the weakest area, about 10 percentage points below Risk Management. This gap is partly driven by difficult items on inflation protection (Q38, 23.7% correct) and bond pricing (Q29, 36.2% correct), though high selection error counts in this domain mean that some of the apparent weakness is format-related rather than knowledge-related.</w:t>
       </w:r>
     </w:p>
     <w:p>
@@ -4887,7 +6426,7 @@
           <w:sz w:val="24"/>
           <w:szCs w:val="24"/>
         </w:rPr>
-        <w:t xml:space="preserve">5.3 Priority Misconception Clusters</w:t>
+        <w:t xml:space="preserve">5.3 Item Difficulty</w:t>
       </w:r>
     </w:p>
     <w:p>
@@ -4900,7 +6439,69 @@
           <w:sz w:val="24"/>
           <w:szCs w:val="24"/>
         </w:rPr>
-        <w:t xml:space="preserve">Five misconception patterns stood out across the diagnostic data. Each one is specific enough to suggest a targeted instructional response.</w:t>
+        <w:t xml:space="preserve">The 26 scored anchor items ranged from 92.8% correct (Q4, basic borrowing) down to 23.7% correct (Q38, inflation protection).</w:t>
+      </w:r>
+    </w:p>
+    <w:p>
+      <w:pPr>
+        <w:spacing w:before="360" w:after="120"/>
+        <w:jc w:val="center"/>
+      </w:pPr>
+      <w:r>
+        <w:drawing>
+          <wp:inline distT="0" distB="0" distL="0" distR="0">
+            <wp:extent cx="5524500" cy="4448175"/>
+            <wp:effectExtent t="0" r="0" b="0" l="0"/>
+            <wp:docPr id="1" name="" descr="" title=""/>
+            <wp:cNvGraphicFramePr>
+              <a:graphicFrameLocks xmlns:a="http://schemas.openxmlformats.org/drawingml/2006/main" noChangeAspect="1"/>
+            </wp:cNvGraphicFramePr>
+            <a:graphic xmlns:a="http://schemas.openxmlformats.org/drawingml/2006/main">
+              <a:graphicData uri="http://schemas.openxmlformats.org/drawingml/2006/picture">
+                <pic:pic xmlns:pic="http://schemas.openxmlformats.org/drawingml/2006/picture">
+                  <pic:nvPicPr>
+                    <pic:cNvPr id="0" name="" descr=""/>
+                    <pic:cNvPicPr>
+                      <a:picLocks noChangeAspect="1" noChangeArrowheads="1"/>
+                    </pic:cNvPicPr>
+                  </pic:nvPicPr>
+                  <pic:blipFill>
+                    <a:blip r:embed="rId13" cstate="none"/>
+                    <a:srcRect/>
+                    <a:stretch>
+                      <a:fillRect/>
+                    </a:stretch>
+                  </pic:blipFill>
+                  <pic:spPr bwMode="auto">
+                    <a:xfrm>
+                      <a:off x="0" y="0"/>
+                      <a:ext cx="5524500" cy="4448175"/>
+                    </a:xfrm>
+                    <a:prstGeom prst="rect">
+                      <a:avLst/>
+                    </a:prstGeom>
+                  </pic:spPr>
+                </pic:pic>
+              </a:graphicData>
+            </a:graphic>
+          </wp:inline>
+        </w:drawing>
+      </w:r>
+    </w:p>
+    <w:p>
+      <w:pPr>
+        <w:spacing w:after="360"/>
+        <w:jc w:val="center"/>
+      </w:pPr>
+      <w:r>
+        <w:rPr>
+          <w:rFonts w:ascii="Times New Roman" w:cs="Times New Roman" w:eastAsia="Times New Roman" w:hAnsi="Times New Roman"/>
+          <w:i/>
+          <w:iCs/>
+          <w:sz w:val="22"/>
+          <w:szCs w:val="22"/>
+        </w:rPr>
+        <w:t xml:space="preserve">Figure R5. Item Difficulty Ranking by Subdomain (N = 431). Green = strong (70% or above), gold = moderate (50-69%), red = weak (below 50%).</w:t>
       </w:r>
     </w:p>
     <w:p>
@@ -4915,15 +6516,15 @@
           <w:sz w:val="24"/>
           <w:szCs w:val="24"/>
         </w:rPr>
-        <w:t xml:space="preserve">1. Inflation mechanics confusion (INF-01).</w:t>
-      </w:r>
-      <w:r>
-        <w:rPr>
-          <w:rFonts w:ascii="Times New Roman" w:cs="Times New Roman" w:eastAsia="Times New Roman" w:hAnsi="Times New Roman"/>
-          <w:sz w:val="24"/>
-          <w:szCs w:val="24"/>
-        </w:rPr>
-        <w:t xml:space="preserve"> This was the single most common misconception code, appearing in 42 diagnose responses. Students consistently treated "lower inflation" as meaning "prices go down" rather than "prices rise more slowly." On Q6, 79% of the 53 diagnosed responses reflected this confusion. Some students also linked lower inflation to lower unemployment — economically incorrect reasoning driven by loose associations.</w:t>
+        <w:t xml:space="preserve">Strongest items</w:t>
+      </w:r>
+      <w:r>
+        <w:rPr>
+          <w:rFonts w:ascii="Times New Roman" w:cs="Times New Roman" w:eastAsia="Times New Roman" w:hAnsi="Times New Roman"/>
+          <w:sz w:val="24"/>
+          <w:szCs w:val="24"/>
+        </w:rPr>
+        <w:t xml:space="preserve"> (above 85% correct): Q4 (Borrowing/Interest, 92.8%), Q1 (Compound Interest, 91.4%), Q3 (Inflation definition, 85.9%), Q14 (Diversification, 84.5%).</w:t>
       </w:r>
     </w:p>
     <w:p>
@@ -4938,84 +6539,15 @@
           <w:sz w:val="24"/>
           <w:szCs w:val="24"/>
         </w:rPr>
-        <w:t xml:space="preserve">2. Insurance purpose confusion (INS-01/INS-02).</w:t>
-      </w:r>
-      <w:r>
-        <w:rPr>
-          <w:rFonts w:ascii="Times New Roman" w:cs="Times New Roman" w:eastAsia="Times New Roman" w:hAnsi="Times New Roman"/>
-          <w:sz w:val="24"/>
-          <w:szCs w:val="24"/>
-        </w:rPr>
-        <w:t xml:space="preserve"> On Q12, 82% of the 28 diagnosed responses reflected the belief that routine care is the main purpose of health insurance. Students used frequency-of-use reasoning: because doctor visits happen more often than emergencies, they must be the primary function. This is a consumer-experience bias — students generalize from their own usage patterns rather than understanding insurance as a risk-pooling mechanism.</w:t>
-      </w:r>
-    </w:p>
-    <w:p>
-      <w:pPr>
-        <w:spacing w:line="360" w:after="200"/>
-      </w:pPr>
-      <w:r>
-        <w:rPr>
-          <w:rFonts w:ascii="Times New Roman" w:cs="Times New Roman" w:eastAsia="Times New Roman" w:hAnsi="Times New Roman"/>
-          <w:b/>
-          <w:bCs/>
-          <w:sz w:val="24"/>
-          <w:szCs w:val="24"/>
-        </w:rPr>
-        <w:t xml:space="preserve">3. Risk-return reasoning from exceptions (RISK-02).</w:t>
-      </w:r>
-      <w:r>
-        <w:rPr>
-          <w:rFonts w:ascii="Times New Roman" w:cs="Times New Roman" w:eastAsia="Times New Roman" w:hAnsi="Times New Roman"/>
-          <w:sz w:val="24"/>
-          <w:szCs w:val="24"/>
-        </w:rPr>
-        <w:t xml:space="preserve"> On Q30, 14 of 17 diagnosed responses (82%) showed students using real-world counterexamples to argue against the risk-return tradeoff principle. They cited specific cases where low-risk investments did well, or high-risk investments failed, to invalidate the general principle. This is inductive reasoning applied where deductive understanding is needed.</w:t>
-      </w:r>
-    </w:p>
-    <w:p>
-      <w:pPr>
-        <w:spacing w:line="360" w:after="200"/>
-      </w:pPr>
-      <w:r>
-        <w:rPr>
-          <w:rFonts w:ascii="Times New Roman" w:cs="Times New Roman" w:eastAsia="Times New Roman" w:hAnsi="Times New Roman"/>
-          <w:b/>
-          <w:bCs/>
-          <w:sz w:val="24"/>
-          <w:szCs w:val="24"/>
-        </w:rPr>
-        <w:t xml:space="preserve">4. Empathy-driven inflation reasoning (INF-05).</w:t>
-      </w:r>
-      <w:r>
-        <w:rPr>
-          <w:rFonts w:ascii="Times New Roman" w:cs="Times New Roman" w:eastAsia="Times New Roman" w:hAnsi="Times New Roman"/>
-          <w:sz w:val="24"/>
-          <w:szCs w:val="24"/>
-        </w:rPr>
-        <w:t xml:space="preserve"> On Q7 (which group is most hurt by inflation), 26% of the 54 diagnosed responses showed students picking "young couples" because they identified personally with that demographic rather than reasoning through fixed-income vulnerability. This is not a factual error so much as a reasoning shortcut — picking the answer that feels emotionally right rather than thinking through the economic mechanism.</w:t>
-      </w:r>
-    </w:p>
-    <w:p>
-      <w:pPr>
-        <w:spacing w:line="360" w:after="200"/>
-      </w:pPr>
-      <w:r>
-        <w:rPr>
-          <w:rFonts w:ascii="Times New Roman" w:cs="Times New Roman" w:eastAsia="Times New Roman" w:hAnsi="Times New Roman"/>
-          <w:b/>
-          <w:bCs/>
-          <w:sz w:val="24"/>
-          <w:szCs w:val="24"/>
-        </w:rPr>
-        <w:t xml:space="preserve">5. Bond pricing misconception (INT-06).</w:t>
-      </w:r>
-      <w:r>
-        <w:rPr>
-          <w:rFonts w:ascii="Times New Roman" w:cs="Times New Roman" w:eastAsia="Times New Roman" w:hAnsi="Times New Roman"/>
-          <w:sz w:val="24"/>
-          <w:szCs w:val="24"/>
-        </w:rPr>
-        <w:t xml:space="preserve"> On Q29, 46% of the 24 diagnosed responses reflected a belief that interest rates and bond prices move in the same direction. This is a factual error that's common in financial literacy research and tends to persist without direct instruction using numerical examples.</w:t>
+        <w:t xml:space="preserve">Weakest items</w:t>
+      </w:r>
+      <w:r>
+        <w:rPr>
+          <w:rFonts w:ascii="Times New Roman" w:cs="Times New Roman" w:eastAsia="Times New Roman" w:hAnsi="Times New Roman"/>
+          <w:sz w:val="24"/>
+          <w:szCs w:val="24"/>
+        </w:rPr>
+        <w:t xml:space="preserve"> (below 50%): Q38 (Inflation Protection, 23.7%), Q6 (Inflation Lowering, 32.9%), Q29 (Interest Rates and Bonds, 36.2%), Q32 (Long-Term Asset Returns, 52.7%), Q10 (Credit Reports, 52.4%).</w:t>
       </w:r>
     </w:p>
     <w:p>
@@ -5030,7 +6562,20 @@
           <w:sz w:val="24"/>
           <w:szCs w:val="24"/>
         </w:rPr>
-        <w:t xml:space="preserve">Source: exports/misconception_taxonomy_observed.csv and exports/diagnose_by_item.csv. Misconception counts from Final DOCX Table 7.9.</w:t>
+        <w:t xml:space="preserve">Source: generate_charts.py lines 229-256 (percent correct per item, N = 431).</w:t>
+      </w:r>
+    </w:p>
+    <w:p>
+      <w:pPr>
+        <w:spacing w:line="360" w:after="200"/>
+      </w:pPr>
+      <w:r>
+        <w:rPr>
+          <w:rFonts w:ascii="Times New Roman" w:cs="Times New Roman" w:eastAsia="Times New Roman" w:hAnsi="Times New Roman"/>
+          <w:sz w:val="24"/>
+          <w:szCs w:val="24"/>
+        </w:rPr>
+        <w:t xml:space="preserve">The three hardest items all involve relationships that students tend to confuse: what happens to prices when inflation slows (Q6), which assets protect against inflation (Q38), and what happens to bond prices when interest rates change (Q29). These are the areas where targeted instruction is likely to matter most.</w:t>
       </w:r>
     </w:p>
     <w:p>
@@ -5044,7 +6589,7 @@
           <w:sz w:val="24"/>
           <w:szCs w:val="24"/>
         </w:rPr>
-        <w:t xml:space="preserve">5.4 Selection-Error Hotspots</w:t>
+        <w:t xml:space="preserve">5.4 Confidence Calibration</w:t>
       </w:r>
     </w:p>
     <w:p>
@@ -5057,7 +6602,7 @@
           <w:sz w:val="24"/>
           <w:szCs w:val="24"/>
         </w:rPr>
-        <w:t xml:space="preserve">Selection errors — cases where students understood the concept but picked the wrong answer — were concentrated on items with specific format features:</w:t>
+        <w:t xml:space="preserve">Each anchor item includes a confidence rating (1 = low, 2 = mid, 3 = high). We computed an overconfidence index (OI) for each student as the difference between their average normalized confidence and their average accuracy. The thresholds are:</w:t>
       </w:r>
     </w:p>
     <w:tbl>
@@ -5080,11 +6625,10 @@
         </w:tblCellMar>
       </w:tblPr>
       <w:tblGrid>
-        <w:gridCol w:w="1872"/>
-        <w:gridCol w:w="1872"/>
-        <w:gridCol w:w="1872"/>
-        <w:gridCol w:w="1872"/>
-        <w:gridCol w:w="1872"/>
+        <w:gridCol w:w="2340"/>
+        <w:gridCol w:w="2340"/>
+        <w:gridCol w:w="2340"/>
+        <w:gridCol w:w="2340"/>
       </w:tblGrid>
       <w:tr>
         <w:trPr>
@@ -5092,7 +6636,7 @@
         </w:trPr>
         <w:tc>
           <w:tcPr>
-            <w:tcW w:type="dxa" w:w="1872"/>
+            <w:tcW w:type="dxa" w:w="2340"/>
             <w:tcBorders>
               <w:top w:val="single" w:color="000000" w:sz="4"/>
               <w:left w:val="single" w:color="000000" w:sz="4"/>
@@ -5114,13 +6658,13 @@
                 <w:sz w:val="22"/>
                 <w:szCs w:val="22"/>
               </w:rPr>
-              <w:t xml:space="preserve">Item</w:t>
-            </w:r>
-          </w:p>
-        </w:tc>
-        <w:tc>
-          <w:tcPr>
-            <w:tcW w:type="dxa" w:w="1872"/>
+              <w:t xml:space="preserve">Category</w:t>
+            </w:r>
+          </w:p>
+        </w:tc>
+        <w:tc>
+          <w:tcPr>
+            <w:tcW w:type="dxa" w:w="2340"/>
             <w:tcBorders>
               <w:top w:val="single" w:color="000000" w:sz="4"/>
               <w:left w:val="single" w:color="000000" w:sz="4"/>
@@ -5142,13 +6686,13 @@
                 <w:sz w:val="22"/>
                 <w:szCs w:val="22"/>
               </w:rPr>
-              <w:t xml:space="preserve">Topic</w:t>
-            </w:r>
-          </w:p>
-        </w:tc>
-        <w:tc>
-          <w:tcPr>
-            <w:tcW w:type="dxa" w:w="1872"/>
+              <w:t xml:space="preserve">OI Range</w:t>
+            </w:r>
+          </w:p>
+        </w:tc>
+        <w:tc>
+          <w:tcPr>
+            <w:tcW w:type="dxa" w:w="2340"/>
             <w:tcBorders>
               <w:top w:val="single" w:color="000000" w:sz="4"/>
               <w:left w:val="single" w:color="000000" w:sz="4"/>
@@ -5170,13 +6714,13 @@
                 <w:sz w:val="22"/>
                 <w:szCs w:val="22"/>
               </w:rPr>
-              <w:t xml:space="preserve">Format Issue</w:t>
-            </w:r>
-          </w:p>
-        </w:tc>
-        <w:tc>
-          <w:tcPr>
-            <w:tcW w:type="dxa" w:w="1872"/>
+              <w:t xml:space="preserve">Students</w:t>
+            </w:r>
+          </w:p>
+        </w:tc>
+        <w:tc>
+          <w:tcPr>
+            <w:tcW w:type="dxa" w:w="2340"/>
             <w:tcBorders>
               <w:top w:val="single" w:color="000000" w:sz="4"/>
               <w:left w:val="single" w:color="000000" w:sz="4"/>
@@ -5198,35 +6742,7 @@
                 <w:sz w:val="22"/>
                 <w:szCs w:val="22"/>
               </w:rPr>
-              <w:t xml:space="preserve">SE Rate</w:t>
-            </w:r>
-          </w:p>
-        </w:tc>
-        <w:tc>
-          <w:tcPr>
-            <w:tcW w:type="dxa" w:w="1872"/>
-            <w:tcBorders>
-              <w:top w:val="single" w:color="000000" w:sz="4"/>
-              <w:left w:val="single" w:color="000000" w:sz="4"/>
-              <w:bottom w:val="single" w:color="000000" w:sz="4"/>
-              <w:right w:val="single" w:color="000000" w:sz="4"/>
-            </w:tcBorders>
-            <w:shd w:fill="D5E8F0" w:color="auto" w:val="clear"/>
-            <w:vAlign w:val="center"/>
-          </w:tcPr>
-          <w:p>
-            <w:pPr>
-              <w:jc w:val="center"/>
-            </w:pPr>
-            <w:r>
-              <w:rPr>
-                <w:rFonts w:ascii="Times New Roman" w:cs="Times New Roman" w:eastAsia="Times New Roman" w:hAnsi="Times New Roman"/>
-                <w:b/>
-                <w:bCs/>
-                <w:sz w:val="22"/>
-                <w:szCs w:val="22"/>
-              </w:rPr>
-              <w:t xml:space="preserve">Diagnose n</w:t>
+              <w:t xml:space="preserve">% of N = 431</w:t>
             </w:r>
           </w:p>
         </w:tc>
@@ -5234,126 +6750,101 @@
       <w:tr>
         <w:tc>
           <w:tcPr>
-            <w:tcW w:type="dxa" w:w="1872"/>
-            <w:tcBorders>
-              <w:top w:val="single" w:color="000000" w:sz="4"/>
-              <w:left w:val="single" w:color="000000" w:sz="4"/>
-              <w:bottom w:val="single" w:color="000000" w:sz="4"/>
-              <w:right w:val="single" w:color="000000" w:sz="4"/>
-            </w:tcBorders>
-            <w:vAlign w:val="center"/>
-          </w:tcPr>
-          <w:p>
-            <w:pPr>
-              <w:jc w:val="center"/>
-            </w:pPr>
-            <w:r>
-              <w:rPr>
-                <w:rFonts w:ascii="Times New Roman" w:cs="Times New Roman" w:eastAsia="Times New Roman" w:hAnsi="Times New Roman"/>
-                <w:sz w:val="22"/>
-                <w:szCs w:val="22"/>
-              </w:rPr>
-              <w:t xml:space="preserve">Q36</w:t>
-            </w:r>
-          </w:p>
-        </w:tc>
-        <w:tc>
-          <w:tcPr>
-            <w:tcW w:type="dxa" w:w="1872"/>
-            <w:tcBorders>
-              <w:top w:val="single" w:color="000000" w:sz="4"/>
-              <w:left w:val="single" w:color="000000" w:sz="4"/>
-              <w:bottom w:val="single" w:color="000000" w:sz="4"/>
-              <w:right w:val="single" w:color="000000" w:sz="4"/>
-            </w:tcBorders>
-            <w:vAlign w:val="center"/>
-          </w:tcPr>
-          <w:p>
-            <w:pPr>
-              <w:jc w:val="center"/>
-            </w:pPr>
-            <w:r>
-              <w:rPr>
-                <w:rFonts w:ascii="Times New Roman" w:cs="Times New Roman" w:eastAsia="Times New Roman" w:hAnsi="Times New Roman"/>
-                <w:sz w:val="22"/>
-                <w:szCs w:val="22"/>
-              </w:rPr>
-              <w:t xml:space="preserve">Diversification principle</w:t>
-            </w:r>
-          </w:p>
-        </w:tc>
-        <w:tc>
-          <w:tcPr>
-            <w:tcW w:type="dxa" w:w="1872"/>
-            <w:tcBorders>
-              <w:top w:val="single" w:color="000000" w:sz="4"/>
-              <w:left w:val="single" w:color="000000" w:sz="4"/>
-              <w:bottom w:val="single" w:color="000000" w:sz="4"/>
-              <w:right w:val="single" w:color="000000" w:sz="4"/>
-            </w:tcBorders>
-            <w:vAlign w:val="center"/>
-          </w:tcPr>
-          <w:p>
-            <w:pPr>
-              <w:jc w:val="center"/>
-            </w:pPr>
-            <w:r>
-              <w:rPr>
-                <w:rFonts w:ascii="Times New Roman" w:cs="Times New Roman" w:eastAsia="Times New Roman" w:hAnsi="Times New Roman"/>
-                <w:sz w:val="22"/>
-                <w:szCs w:val="22"/>
-              </w:rPr>
-              <w:t xml:space="preserve">True/False with negation</w:t>
-            </w:r>
-          </w:p>
-        </w:tc>
-        <w:tc>
-          <w:tcPr>
-            <w:tcW w:type="dxa" w:w="1872"/>
-            <w:tcBorders>
-              <w:top w:val="single" w:color="000000" w:sz="4"/>
-              <w:left w:val="single" w:color="000000" w:sz="4"/>
-              <w:bottom w:val="single" w:color="000000" w:sz="4"/>
-              <w:right w:val="single" w:color="000000" w:sz="4"/>
-            </w:tcBorders>
-            <w:vAlign w:val="center"/>
-          </w:tcPr>
-          <w:p>
-            <w:pPr>
-              <w:jc w:val="center"/>
-            </w:pPr>
-            <w:r>
-              <w:rPr>
-                <w:rFonts w:ascii="Times New Roman" w:cs="Times New Roman" w:eastAsia="Times New Roman" w:hAnsi="Times New Roman"/>
-                <w:sz w:val="22"/>
-                <w:szCs w:val="22"/>
-              </w:rPr>
-              <w:t xml:space="preserve">81%</w:t>
-            </w:r>
-          </w:p>
-        </w:tc>
-        <w:tc>
-          <w:tcPr>
-            <w:tcW w:type="dxa" w:w="1872"/>
-            <w:tcBorders>
-              <w:top w:val="single" w:color="000000" w:sz="4"/>
-              <w:left w:val="single" w:color="000000" w:sz="4"/>
-              <w:bottom w:val="single" w:color="000000" w:sz="4"/>
-              <w:right w:val="single" w:color="000000" w:sz="4"/>
-            </w:tcBorders>
-            <w:vAlign w:val="center"/>
-          </w:tcPr>
-          <w:p>
-            <w:pPr>
-              <w:jc w:val="center"/>
-            </w:pPr>
-            <w:r>
-              <w:rPr>
-                <w:rFonts w:ascii="Times New Roman" w:cs="Times New Roman" w:eastAsia="Times New Roman" w:hAnsi="Times New Roman"/>
-                <w:sz w:val="22"/>
-                <w:szCs w:val="22"/>
-              </w:rPr>
-              <w:t xml:space="preserve">42</w:t>
+            <w:tcW w:type="dxa" w:w="2340"/>
+            <w:tcBorders>
+              <w:top w:val="single" w:color="000000" w:sz="4"/>
+              <w:left w:val="single" w:color="000000" w:sz="4"/>
+              <w:bottom w:val="single" w:color="000000" w:sz="4"/>
+              <w:right w:val="single" w:color="000000" w:sz="4"/>
+            </w:tcBorders>
+            <w:vAlign w:val="center"/>
+          </w:tcPr>
+          <w:p>
+            <w:pPr>
+              <w:jc w:val="center"/>
+            </w:pPr>
+            <w:r>
+              <w:rPr>
+                <w:rFonts w:ascii="Times New Roman" w:cs="Times New Roman" w:eastAsia="Times New Roman" w:hAnsi="Times New Roman"/>
+                <w:sz w:val="22"/>
+                <w:szCs w:val="22"/>
+              </w:rPr>
+              <w:t xml:space="preserve">Underconfident</w:t>
+            </w:r>
+          </w:p>
+        </w:tc>
+        <w:tc>
+          <w:tcPr>
+            <w:tcW w:type="dxa" w:w="2340"/>
+            <w:tcBorders>
+              <w:top w:val="single" w:color="000000" w:sz="4"/>
+              <w:left w:val="single" w:color="000000" w:sz="4"/>
+              <w:bottom w:val="single" w:color="000000" w:sz="4"/>
+              <w:right w:val="single" w:color="000000" w:sz="4"/>
+            </w:tcBorders>
+            <w:vAlign w:val="center"/>
+          </w:tcPr>
+          <w:p>
+            <w:pPr>
+              <w:jc w:val="center"/>
+            </w:pPr>
+            <w:r>
+              <w:rPr>
+                <w:rFonts w:ascii="Times New Roman" w:cs="Times New Roman" w:eastAsia="Times New Roman" w:hAnsi="Times New Roman"/>
+                <w:sz w:val="22"/>
+                <w:szCs w:val="22"/>
+              </w:rPr>
+              <w:t xml:space="preserve">OI &lt; -0.10</w:t>
+            </w:r>
+          </w:p>
+        </w:tc>
+        <w:tc>
+          <w:tcPr>
+            <w:tcW w:type="dxa" w:w="2340"/>
+            <w:tcBorders>
+              <w:top w:val="single" w:color="000000" w:sz="4"/>
+              <w:left w:val="single" w:color="000000" w:sz="4"/>
+              <w:bottom w:val="single" w:color="000000" w:sz="4"/>
+              <w:right w:val="single" w:color="000000" w:sz="4"/>
+            </w:tcBorders>
+            <w:vAlign w:val="center"/>
+          </w:tcPr>
+          <w:p>
+            <w:pPr>
+              <w:jc w:val="center"/>
+            </w:pPr>
+            <w:r>
+              <w:rPr>
+                <w:rFonts w:ascii="Times New Roman" w:cs="Times New Roman" w:eastAsia="Times New Roman" w:hAnsi="Times New Roman"/>
+                <w:sz w:val="22"/>
+                <w:szCs w:val="22"/>
+              </w:rPr>
+              <w:t xml:space="preserve">140</w:t>
+            </w:r>
+          </w:p>
+        </w:tc>
+        <w:tc>
+          <w:tcPr>
+            <w:tcW w:type="dxa" w:w="2340"/>
+            <w:tcBorders>
+              <w:top w:val="single" w:color="000000" w:sz="4"/>
+              <w:left w:val="single" w:color="000000" w:sz="4"/>
+              <w:bottom w:val="single" w:color="000000" w:sz="4"/>
+              <w:right w:val="single" w:color="000000" w:sz="4"/>
+            </w:tcBorders>
+            <w:vAlign w:val="center"/>
+          </w:tcPr>
+          <w:p>
+            <w:pPr>
+              <w:jc w:val="center"/>
+            </w:pPr>
+            <w:r>
+              <w:rPr>
+                <w:rFonts w:ascii="Times New Roman" w:cs="Times New Roman" w:eastAsia="Times New Roman" w:hAnsi="Times New Roman"/>
+                <w:sz w:val="22"/>
+                <w:szCs w:val="22"/>
+              </w:rPr>
+              <w:t xml:space="preserve">32.5%</w:t>
             </w:r>
           </w:p>
         </w:tc>
@@ -5361,126 +6852,101 @@
       <w:tr>
         <w:tc>
           <w:tcPr>
-            <w:tcW w:type="dxa" w:w="1872"/>
-            <w:tcBorders>
-              <w:top w:val="single" w:color="000000" w:sz="4"/>
-              <w:left w:val="single" w:color="000000" w:sz="4"/>
-              <w:bottom w:val="single" w:color="000000" w:sz="4"/>
-              <w:right w:val="single" w:color="000000" w:sz="4"/>
-            </w:tcBorders>
-            <w:vAlign w:val="center"/>
-          </w:tcPr>
-          <w:p>
-            <w:pPr>
-              <w:jc w:val="center"/>
-            </w:pPr>
-            <w:r>
-              <w:rPr>
-                <w:rFonts w:ascii="Times New Roman" w:cs="Times New Roman" w:eastAsia="Times New Roman" w:hAnsi="Times New Roman"/>
-                <w:sz w:val="22"/>
-                <w:szCs w:val="22"/>
-              </w:rPr>
-              <w:t xml:space="preserve">Q10</w:t>
-            </w:r>
-          </w:p>
-        </w:tc>
-        <w:tc>
-          <w:tcPr>
-            <w:tcW w:type="dxa" w:w="1872"/>
-            <w:tcBorders>
-              <w:top w:val="single" w:color="000000" w:sz="4"/>
-              <w:left w:val="single" w:color="000000" w:sz="4"/>
-              <w:bottom w:val="single" w:color="000000" w:sz="4"/>
-              <w:right w:val="single" w:color="000000" w:sz="4"/>
-            </w:tcBorders>
-            <w:vAlign w:val="center"/>
-          </w:tcPr>
-          <w:p>
-            <w:pPr>
-              <w:jc w:val="center"/>
-            </w:pPr>
-            <w:r>
-              <w:rPr>
-                <w:rFonts w:ascii="Times New Roman" w:cs="Times New Roman" w:eastAsia="Times New Roman" w:hAnsi="Times New Roman"/>
-                <w:sz w:val="22"/>
-                <w:szCs w:val="22"/>
-              </w:rPr>
-              <w:t xml:space="preserve">Credit reports</w:t>
-            </w:r>
-          </w:p>
-        </w:tc>
-        <w:tc>
-          <w:tcPr>
-            <w:tcW w:type="dxa" w:w="1872"/>
-            <w:tcBorders>
-              <w:top w:val="single" w:color="000000" w:sz="4"/>
-              <w:left w:val="single" w:color="000000" w:sz="4"/>
-              <w:bottom w:val="single" w:color="000000" w:sz="4"/>
-              <w:right w:val="single" w:color="000000" w:sz="4"/>
-            </w:tcBorders>
-            <w:vAlign w:val="center"/>
-          </w:tcPr>
-          <w:p>
-            <w:pPr>
-              <w:jc w:val="center"/>
-            </w:pPr>
-            <w:r>
-              <w:rPr>
-                <w:rFonts w:ascii="Times New Roman" w:cs="Times New Roman" w:eastAsia="Times New Roman" w:hAnsi="Times New Roman"/>
-                <w:sz w:val="22"/>
-                <w:szCs w:val="22"/>
-              </w:rPr>
-              <w:t xml:space="preserve">"Which is FALSE" framing</w:t>
-            </w:r>
-          </w:p>
-        </w:tc>
-        <w:tc>
-          <w:tcPr>
-            <w:tcW w:type="dxa" w:w="1872"/>
-            <w:tcBorders>
-              <w:top w:val="single" w:color="000000" w:sz="4"/>
-              <w:left w:val="single" w:color="000000" w:sz="4"/>
-              <w:bottom w:val="single" w:color="000000" w:sz="4"/>
-              <w:right w:val="single" w:color="000000" w:sz="4"/>
-            </w:tcBorders>
-            <w:vAlign w:val="center"/>
-          </w:tcPr>
-          <w:p>
-            <w:pPr>
-              <w:jc w:val="center"/>
-            </w:pPr>
-            <w:r>
-              <w:rPr>
-                <w:rFonts w:ascii="Times New Roman" w:cs="Times New Roman" w:eastAsia="Times New Roman" w:hAnsi="Times New Roman"/>
-                <w:sz w:val="22"/>
-                <w:szCs w:val="22"/>
-              </w:rPr>
-              <w:t xml:space="preserve">41%</w:t>
-            </w:r>
-          </w:p>
-        </w:tc>
-        <w:tc>
-          <w:tcPr>
-            <w:tcW w:type="dxa" w:w="1872"/>
-            <w:tcBorders>
-              <w:top w:val="single" w:color="000000" w:sz="4"/>
-              <w:left w:val="single" w:color="000000" w:sz="4"/>
-              <w:bottom w:val="single" w:color="000000" w:sz="4"/>
-              <w:right w:val="single" w:color="000000" w:sz="4"/>
-            </w:tcBorders>
-            <w:vAlign w:val="center"/>
-          </w:tcPr>
-          <w:p>
-            <w:pPr>
-              <w:jc w:val="center"/>
-            </w:pPr>
-            <w:r>
-              <w:rPr>
-                <w:rFonts w:ascii="Times New Roman" w:cs="Times New Roman" w:eastAsia="Times New Roman" w:hAnsi="Times New Roman"/>
-                <w:sz w:val="22"/>
-                <w:szCs w:val="22"/>
-              </w:rPr>
-              <w:t xml:space="preserve">39</w:t>
+            <w:tcW w:type="dxa" w:w="2340"/>
+            <w:tcBorders>
+              <w:top w:val="single" w:color="000000" w:sz="4"/>
+              <w:left w:val="single" w:color="000000" w:sz="4"/>
+              <w:bottom w:val="single" w:color="000000" w:sz="4"/>
+              <w:right w:val="single" w:color="000000" w:sz="4"/>
+            </w:tcBorders>
+            <w:vAlign w:val="center"/>
+          </w:tcPr>
+          <w:p>
+            <w:pPr>
+              <w:jc w:val="center"/>
+            </w:pPr>
+            <w:r>
+              <w:rPr>
+                <w:rFonts w:ascii="Times New Roman" w:cs="Times New Roman" w:eastAsia="Times New Roman" w:hAnsi="Times New Roman"/>
+                <w:sz w:val="22"/>
+                <w:szCs w:val="22"/>
+              </w:rPr>
+              <w:t xml:space="preserve">Well-Calibrated</w:t>
+            </w:r>
+          </w:p>
+        </w:tc>
+        <w:tc>
+          <w:tcPr>
+            <w:tcW w:type="dxa" w:w="2340"/>
+            <w:tcBorders>
+              <w:top w:val="single" w:color="000000" w:sz="4"/>
+              <w:left w:val="single" w:color="000000" w:sz="4"/>
+              <w:bottom w:val="single" w:color="000000" w:sz="4"/>
+              <w:right w:val="single" w:color="000000" w:sz="4"/>
+            </w:tcBorders>
+            <w:vAlign w:val="center"/>
+          </w:tcPr>
+          <w:p>
+            <w:pPr>
+              <w:jc w:val="center"/>
+            </w:pPr>
+            <w:r>
+              <w:rPr>
+                <w:rFonts w:ascii="Times New Roman" w:cs="Times New Roman" w:eastAsia="Times New Roman" w:hAnsi="Times New Roman"/>
+                <w:sz w:val="22"/>
+                <w:szCs w:val="22"/>
+              </w:rPr>
+              <w:t xml:space="preserve">-0.10 to 0.10</w:t>
+            </w:r>
+          </w:p>
+        </w:tc>
+        <w:tc>
+          <w:tcPr>
+            <w:tcW w:type="dxa" w:w="2340"/>
+            <w:tcBorders>
+              <w:top w:val="single" w:color="000000" w:sz="4"/>
+              <w:left w:val="single" w:color="000000" w:sz="4"/>
+              <w:bottom w:val="single" w:color="000000" w:sz="4"/>
+              <w:right w:val="single" w:color="000000" w:sz="4"/>
+            </w:tcBorders>
+            <w:vAlign w:val="center"/>
+          </w:tcPr>
+          <w:p>
+            <w:pPr>
+              <w:jc w:val="center"/>
+            </w:pPr>
+            <w:r>
+              <w:rPr>
+                <w:rFonts w:ascii="Times New Roman" w:cs="Times New Roman" w:eastAsia="Times New Roman" w:hAnsi="Times New Roman"/>
+                <w:sz w:val="22"/>
+                <w:szCs w:val="22"/>
+              </w:rPr>
+              <w:t xml:space="preserve">160</w:t>
+            </w:r>
+          </w:p>
+        </w:tc>
+        <w:tc>
+          <w:tcPr>
+            <w:tcW w:type="dxa" w:w="2340"/>
+            <w:tcBorders>
+              <w:top w:val="single" w:color="000000" w:sz="4"/>
+              <w:left w:val="single" w:color="000000" w:sz="4"/>
+              <w:bottom w:val="single" w:color="000000" w:sz="4"/>
+              <w:right w:val="single" w:color="000000" w:sz="4"/>
+            </w:tcBorders>
+            <w:vAlign w:val="center"/>
+          </w:tcPr>
+          <w:p>
+            <w:pPr>
+              <w:jc w:val="center"/>
+            </w:pPr>
+            <w:r>
+              <w:rPr>
+                <w:rFonts w:ascii="Times New Roman" w:cs="Times New Roman" w:eastAsia="Times New Roman" w:hAnsi="Times New Roman"/>
+                <w:sz w:val="22"/>
+                <w:szCs w:val="22"/>
+              </w:rPr>
+              <w:t xml:space="preserve">37.1%</w:t>
             </w:r>
           </w:p>
         </w:tc>
@@ -5488,126 +6954,101 @@
       <w:tr>
         <w:tc>
           <w:tcPr>
-            <w:tcW w:type="dxa" w:w="1872"/>
-            <w:tcBorders>
-              <w:top w:val="single" w:color="000000" w:sz="4"/>
-              <w:left w:val="single" w:color="000000" w:sz="4"/>
-              <w:bottom w:val="single" w:color="000000" w:sz="4"/>
-              <w:right w:val="single" w:color="000000" w:sz="4"/>
-            </w:tcBorders>
-            <w:vAlign w:val="center"/>
-          </w:tcPr>
-          <w:p>
-            <w:pPr>
-              <w:jc w:val="center"/>
-            </w:pPr>
-            <w:r>
-              <w:rPr>
-                <w:rFonts w:ascii="Times New Roman" w:cs="Times New Roman" w:eastAsia="Times New Roman" w:hAnsi="Times New Roman"/>
-                <w:sz w:val="22"/>
-                <w:szCs w:val="22"/>
-              </w:rPr>
-              <w:t xml:space="preserve">Q37</w:t>
-            </w:r>
-          </w:p>
-        </w:tc>
-        <w:tc>
-          <w:tcPr>
-            <w:tcW w:type="dxa" w:w="1872"/>
-            <w:tcBorders>
-              <w:top w:val="single" w:color="000000" w:sz="4"/>
-              <w:left w:val="single" w:color="000000" w:sz="4"/>
-              <w:bottom w:val="single" w:color="000000" w:sz="4"/>
-              <w:right w:val="single" w:color="000000" w:sz="4"/>
-            </w:tcBorders>
-            <w:vAlign w:val="center"/>
-          </w:tcPr>
-          <w:p>
-            <w:pPr>
-              <w:jc w:val="center"/>
-            </w:pPr>
-            <w:r>
-              <w:rPr>
-                <w:rFonts w:ascii="Times New Roman" w:cs="Times New Roman" w:eastAsia="Times New Roman" w:hAnsi="Times New Roman"/>
-                <w:sz w:val="22"/>
-                <w:szCs w:val="22"/>
-              </w:rPr>
-              <w:t xml:space="preserve">Insurance types</w:t>
-            </w:r>
-          </w:p>
-        </w:tc>
-        <w:tc>
-          <w:tcPr>
-            <w:tcW w:type="dxa" w:w="1872"/>
-            <w:tcBorders>
-              <w:top w:val="single" w:color="000000" w:sz="4"/>
-              <w:left w:val="single" w:color="000000" w:sz="4"/>
-              <w:bottom w:val="single" w:color="000000" w:sz="4"/>
-              <w:right w:val="single" w:color="000000" w:sz="4"/>
-            </w:tcBorders>
-            <w:vAlign w:val="center"/>
-          </w:tcPr>
-          <w:p>
-            <w:pPr>
-              <w:jc w:val="center"/>
-            </w:pPr>
-            <w:r>
-              <w:rPr>
-                <w:rFonts w:ascii="Times New Roman" w:cs="Times New Roman" w:eastAsia="Times New Roman" w:hAnsi="Times New Roman"/>
-                <w:sz w:val="22"/>
-                <w:szCs w:val="22"/>
-              </w:rPr>
-              <w:t xml:space="preserve">Phrasing ambiguity</w:t>
-            </w:r>
-          </w:p>
-        </w:tc>
-        <w:tc>
-          <w:tcPr>
-            <w:tcW w:type="dxa" w:w="1872"/>
-            <w:tcBorders>
-              <w:top w:val="single" w:color="000000" w:sz="4"/>
-              <w:left w:val="single" w:color="000000" w:sz="4"/>
-              <w:bottom w:val="single" w:color="000000" w:sz="4"/>
-              <w:right w:val="single" w:color="000000" w:sz="4"/>
-            </w:tcBorders>
-            <w:vAlign w:val="center"/>
-          </w:tcPr>
-          <w:p>
-            <w:pPr>
-              <w:jc w:val="center"/>
-            </w:pPr>
-            <w:r>
-              <w:rPr>
-                <w:rFonts w:ascii="Times New Roman" w:cs="Times New Roman" w:eastAsia="Times New Roman" w:hAnsi="Times New Roman"/>
-                <w:sz w:val="22"/>
-                <w:szCs w:val="22"/>
-              </w:rPr>
-              <w:t xml:space="preserve">41%</w:t>
-            </w:r>
-          </w:p>
-        </w:tc>
-        <w:tc>
-          <w:tcPr>
-            <w:tcW w:type="dxa" w:w="1872"/>
-            <w:tcBorders>
-              <w:top w:val="single" w:color="000000" w:sz="4"/>
-              <w:left w:val="single" w:color="000000" w:sz="4"/>
-              <w:bottom w:val="single" w:color="000000" w:sz="4"/>
-              <w:right w:val="single" w:color="000000" w:sz="4"/>
-            </w:tcBorders>
-            <w:vAlign w:val="center"/>
-          </w:tcPr>
-          <w:p>
-            <w:pPr>
-              <w:jc w:val="center"/>
-            </w:pPr>
-            <w:r>
-              <w:rPr>
-                <w:rFonts w:ascii="Times New Roman" w:cs="Times New Roman" w:eastAsia="Times New Roman" w:hAnsi="Times New Roman"/>
-                <w:sz w:val="22"/>
-                <w:szCs w:val="22"/>
-              </w:rPr>
-              <w:t xml:space="preserve">17</w:t>
+            <w:tcW w:type="dxa" w:w="2340"/>
+            <w:tcBorders>
+              <w:top w:val="single" w:color="000000" w:sz="4"/>
+              <w:left w:val="single" w:color="000000" w:sz="4"/>
+              <w:bottom w:val="single" w:color="000000" w:sz="4"/>
+              <w:right w:val="single" w:color="000000" w:sz="4"/>
+            </w:tcBorders>
+            <w:vAlign w:val="center"/>
+          </w:tcPr>
+          <w:p>
+            <w:pPr>
+              <w:jc w:val="center"/>
+            </w:pPr>
+            <w:r>
+              <w:rPr>
+                <w:rFonts w:ascii="Times New Roman" w:cs="Times New Roman" w:eastAsia="Times New Roman" w:hAnsi="Times New Roman"/>
+                <w:sz w:val="22"/>
+                <w:szCs w:val="22"/>
+              </w:rPr>
+              <w:t xml:space="preserve">Moderately Overconfident</w:t>
+            </w:r>
+          </w:p>
+        </w:tc>
+        <w:tc>
+          <w:tcPr>
+            <w:tcW w:type="dxa" w:w="2340"/>
+            <w:tcBorders>
+              <w:top w:val="single" w:color="000000" w:sz="4"/>
+              <w:left w:val="single" w:color="000000" w:sz="4"/>
+              <w:bottom w:val="single" w:color="000000" w:sz="4"/>
+              <w:right w:val="single" w:color="000000" w:sz="4"/>
+            </w:tcBorders>
+            <w:vAlign w:val="center"/>
+          </w:tcPr>
+          <w:p>
+            <w:pPr>
+              <w:jc w:val="center"/>
+            </w:pPr>
+            <w:r>
+              <w:rPr>
+                <w:rFonts w:ascii="Times New Roman" w:cs="Times New Roman" w:eastAsia="Times New Roman" w:hAnsi="Times New Roman"/>
+                <w:sz w:val="22"/>
+                <w:szCs w:val="22"/>
+              </w:rPr>
+              <w:t xml:space="preserve">0.10 to 0.30</w:t>
+            </w:r>
+          </w:p>
+        </w:tc>
+        <w:tc>
+          <w:tcPr>
+            <w:tcW w:type="dxa" w:w="2340"/>
+            <w:tcBorders>
+              <w:top w:val="single" w:color="000000" w:sz="4"/>
+              <w:left w:val="single" w:color="000000" w:sz="4"/>
+              <w:bottom w:val="single" w:color="000000" w:sz="4"/>
+              <w:right w:val="single" w:color="000000" w:sz="4"/>
+            </w:tcBorders>
+            <w:vAlign w:val="center"/>
+          </w:tcPr>
+          <w:p>
+            <w:pPr>
+              <w:jc w:val="center"/>
+            </w:pPr>
+            <w:r>
+              <w:rPr>
+                <w:rFonts w:ascii="Times New Roman" w:cs="Times New Roman" w:eastAsia="Times New Roman" w:hAnsi="Times New Roman"/>
+                <w:sz w:val="22"/>
+                <w:szCs w:val="22"/>
+              </w:rPr>
+              <w:t xml:space="preserve">101</w:t>
+            </w:r>
+          </w:p>
+        </w:tc>
+        <w:tc>
+          <w:tcPr>
+            <w:tcW w:type="dxa" w:w="2340"/>
+            <w:tcBorders>
+              <w:top w:val="single" w:color="000000" w:sz="4"/>
+              <w:left w:val="single" w:color="000000" w:sz="4"/>
+              <w:bottom w:val="single" w:color="000000" w:sz="4"/>
+              <w:right w:val="single" w:color="000000" w:sz="4"/>
+            </w:tcBorders>
+            <w:vAlign w:val="center"/>
+          </w:tcPr>
+          <w:p>
+            <w:pPr>
+              <w:jc w:val="center"/>
+            </w:pPr>
+            <w:r>
+              <w:rPr>
+                <w:rFonts w:ascii="Times New Roman" w:cs="Times New Roman" w:eastAsia="Times New Roman" w:hAnsi="Times New Roman"/>
+                <w:sz w:val="22"/>
+                <w:szCs w:val="22"/>
+              </w:rPr>
+              <w:t xml:space="preserve">23.4%</w:t>
             </w:r>
           </w:p>
         </w:tc>
@@ -5615,126 +7056,101 @@
       <w:tr>
         <w:tc>
           <w:tcPr>
-            <w:tcW w:type="dxa" w:w="1872"/>
-            <w:tcBorders>
-              <w:top w:val="single" w:color="000000" w:sz="4"/>
-              <w:left w:val="single" w:color="000000" w:sz="4"/>
-              <w:bottom w:val="single" w:color="000000" w:sz="4"/>
-              <w:right w:val="single" w:color="000000" w:sz="4"/>
-            </w:tcBorders>
-            <w:vAlign w:val="center"/>
-          </w:tcPr>
-          <w:p>
-            <w:pPr>
-              <w:jc w:val="center"/>
-            </w:pPr>
-            <w:r>
-              <w:rPr>
-                <w:rFonts w:ascii="Times New Roman" w:cs="Times New Roman" w:eastAsia="Times New Roman" w:hAnsi="Times New Roman"/>
-                <w:sz w:val="22"/>
-                <w:szCs w:val="22"/>
-              </w:rPr>
-              <w:t xml:space="preserve">Q2</w:t>
-            </w:r>
-          </w:p>
-        </w:tc>
-        <w:tc>
-          <w:tcPr>
-            <w:tcW w:type="dxa" w:w="1872"/>
-            <w:tcBorders>
-              <w:top w:val="single" w:color="000000" w:sz="4"/>
-              <w:left w:val="single" w:color="000000" w:sz="4"/>
-              <w:bottom w:val="single" w:color="000000" w:sz="4"/>
-              <w:right w:val="single" w:color="000000" w:sz="4"/>
-            </w:tcBorders>
-            <w:vAlign w:val="center"/>
-          </w:tcPr>
-          <w:p>
-            <w:pPr>
-              <w:jc w:val="center"/>
-            </w:pPr>
-            <w:r>
-              <w:rPr>
-                <w:rFonts w:ascii="Times New Roman" w:cs="Times New Roman" w:eastAsia="Times New Roman" w:hAnsi="Times New Roman"/>
-                <w:sz w:val="22"/>
-                <w:szCs w:val="22"/>
-              </w:rPr>
-              <w:t xml:space="preserve">Mortgage term and total interest</w:t>
-            </w:r>
-          </w:p>
-        </w:tc>
-        <w:tc>
-          <w:tcPr>
-            <w:tcW w:type="dxa" w:w="1872"/>
-            <w:tcBorders>
-              <w:top w:val="single" w:color="000000" w:sz="4"/>
-              <w:left w:val="single" w:color="000000" w:sz="4"/>
-              <w:bottom w:val="single" w:color="000000" w:sz="4"/>
-              <w:right w:val="single" w:color="000000" w:sz="4"/>
-            </w:tcBorders>
-            <w:vAlign w:val="center"/>
-          </w:tcPr>
-          <w:p>
-            <w:pPr>
-              <w:jc w:val="center"/>
-            </w:pPr>
-            <w:r>
-              <w:rPr>
-                <w:rFonts w:ascii="Times New Roman" w:cs="Times New Roman" w:eastAsia="Times New Roman" w:hAnsi="Times New Roman"/>
-                <w:sz w:val="22"/>
-                <w:szCs w:val="22"/>
-              </w:rPr>
-              <w:t xml:space="preserve">True/False reversal</w:t>
-            </w:r>
-          </w:p>
-        </w:tc>
-        <w:tc>
-          <w:tcPr>
-            <w:tcW w:type="dxa" w:w="1872"/>
-            <w:tcBorders>
-              <w:top w:val="single" w:color="000000" w:sz="4"/>
-              <w:left w:val="single" w:color="000000" w:sz="4"/>
-              <w:bottom w:val="single" w:color="000000" w:sz="4"/>
-              <w:right w:val="single" w:color="000000" w:sz="4"/>
-            </w:tcBorders>
-            <w:vAlign w:val="center"/>
-          </w:tcPr>
-          <w:p>
-            <w:pPr>
-              <w:jc w:val="center"/>
-            </w:pPr>
-            <w:r>
-              <w:rPr>
-                <w:rFonts w:ascii="Times New Roman" w:cs="Times New Roman" w:eastAsia="Times New Roman" w:hAnsi="Times New Roman"/>
-                <w:sz w:val="22"/>
-                <w:szCs w:val="22"/>
-              </w:rPr>
-              <w:t xml:space="preserve">32%</w:t>
-            </w:r>
-          </w:p>
-        </w:tc>
-        <w:tc>
-          <w:tcPr>
-            <w:tcW w:type="dxa" w:w="1872"/>
-            <w:tcBorders>
-              <w:top w:val="single" w:color="000000" w:sz="4"/>
-              <w:left w:val="single" w:color="000000" w:sz="4"/>
-              <w:bottom w:val="single" w:color="000000" w:sz="4"/>
-              <w:right w:val="single" w:color="000000" w:sz="4"/>
-            </w:tcBorders>
-            <w:vAlign w:val="center"/>
-          </w:tcPr>
-          <w:p>
-            <w:pPr>
-              <w:jc w:val="center"/>
-            </w:pPr>
-            <w:r>
-              <w:rPr>
-                <w:rFonts w:ascii="Times New Roman" w:cs="Times New Roman" w:eastAsia="Times New Roman" w:hAnsi="Times New Roman"/>
-                <w:sz w:val="22"/>
-                <w:szCs w:val="22"/>
-              </w:rPr>
-              <w:t xml:space="preserve">22</w:t>
+            <w:tcW w:type="dxa" w:w="2340"/>
+            <w:tcBorders>
+              <w:top w:val="single" w:color="000000" w:sz="4"/>
+              <w:left w:val="single" w:color="000000" w:sz="4"/>
+              <w:bottom w:val="single" w:color="000000" w:sz="4"/>
+              <w:right w:val="single" w:color="000000" w:sz="4"/>
+            </w:tcBorders>
+            <w:vAlign w:val="center"/>
+          </w:tcPr>
+          <w:p>
+            <w:pPr>
+              <w:jc w:val="center"/>
+            </w:pPr>
+            <w:r>
+              <w:rPr>
+                <w:rFonts w:ascii="Times New Roman" w:cs="Times New Roman" w:eastAsia="Times New Roman" w:hAnsi="Times New Roman"/>
+                <w:sz w:val="22"/>
+                <w:szCs w:val="22"/>
+              </w:rPr>
+              <w:t xml:space="preserve">Highly Overconfident</w:t>
+            </w:r>
+          </w:p>
+        </w:tc>
+        <w:tc>
+          <w:tcPr>
+            <w:tcW w:type="dxa" w:w="2340"/>
+            <w:tcBorders>
+              <w:top w:val="single" w:color="000000" w:sz="4"/>
+              <w:left w:val="single" w:color="000000" w:sz="4"/>
+              <w:bottom w:val="single" w:color="000000" w:sz="4"/>
+              <w:right w:val="single" w:color="000000" w:sz="4"/>
+            </w:tcBorders>
+            <w:vAlign w:val="center"/>
+          </w:tcPr>
+          <w:p>
+            <w:pPr>
+              <w:jc w:val="center"/>
+            </w:pPr>
+            <w:r>
+              <w:rPr>
+                <w:rFonts w:ascii="Times New Roman" w:cs="Times New Roman" w:eastAsia="Times New Roman" w:hAnsi="Times New Roman"/>
+                <w:sz w:val="22"/>
+                <w:szCs w:val="22"/>
+              </w:rPr>
+              <w:t xml:space="preserve">OI &gt;= 0.30</w:t>
+            </w:r>
+          </w:p>
+        </w:tc>
+        <w:tc>
+          <w:tcPr>
+            <w:tcW w:type="dxa" w:w="2340"/>
+            <w:tcBorders>
+              <w:top w:val="single" w:color="000000" w:sz="4"/>
+              <w:left w:val="single" w:color="000000" w:sz="4"/>
+              <w:bottom w:val="single" w:color="000000" w:sz="4"/>
+              <w:right w:val="single" w:color="000000" w:sz="4"/>
+            </w:tcBorders>
+            <w:vAlign w:val="center"/>
+          </w:tcPr>
+          <w:p>
+            <w:pPr>
+              <w:jc w:val="center"/>
+            </w:pPr>
+            <w:r>
+              <w:rPr>
+                <w:rFonts w:ascii="Times New Roman" w:cs="Times New Roman" w:eastAsia="Times New Roman" w:hAnsi="Times New Roman"/>
+                <w:sz w:val="22"/>
+                <w:szCs w:val="22"/>
+              </w:rPr>
+              <w:t xml:space="preserve">30</w:t>
+            </w:r>
+          </w:p>
+        </w:tc>
+        <w:tc>
+          <w:tcPr>
+            <w:tcW w:type="dxa" w:w="2340"/>
+            <w:tcBorders>
+              <w:top w:val="single" w:color="000000" w:sz="4"/>
+              <w:left w:val="single" w:color="000000" w:sz="4"/>
+              <w:bottom w:val="single" w:color="000000" w:sz="4"/>
+              <w:right w:val="single" w:color="000000" w:sz="4"/>
+            </w:tcBorders>
+            <w:vAlign w:val="center"/>
+          </w:tcPr>
+          <w:p>
+            <w:pPr>
+              <w:jc w:val="center"/>
+            </w:pPr>
+            <w:r>
+              <w:rPr>
+                <w:rFonts w:ascii="Times New Roman" w:cs="Times New Roman" w:eastAsia="Times New Roman" w:hAnsi="Times New Roman"/>
+                <w:sz w:val="22"/>
+                <w:szCs w:val="22"/>
+              </w:rPr>
+              <w:t xml:space="preserve">7.0%</w:t>
             </w:r>
           </w:p>
         </w:tc>
@@ -5757,7 +7173,69 @@
           <w:sz w:val="24"/>
           <w:szCs w:val="24"/>
         </w:rPr>
-        <w:t xml:space="preserve">Source: exports/diagnose_by_item.csv (selection_error_pct column for items with n ≥ 10).</w:t>
+        <w:t xml:space="preserve">Source: generate_charts.py lines 190-191 (bin counts from scores.overconfidence_index, N = 431).</w:t>
+      </w:r>
+    </w:p>
+    <w:p>
+      <w:pPr>
+        <w:spacing w:before="360" w:after="120"/>
+        <w:jc w:val="center"/>
+      </w:pPr>
+      <w:r>
+        <w:drawing>
+          <wp:inline distT="0" distB="0" distL="0" distR="0">
+            <wp:extent cx="5524500" cy="2438400"/>
+            <wp:effectExtent t="0" r="0" b="0" l="0"/>
+            <wp:docPr id="1" name="" descr="" title=""/>
+            <wp:cNvGraphicFramePr>
+              <a:graphicFrameLocks xmlns:a="http://schemas.openxmlformats.org/drawingml/2006/main" noChangeAspect="1"/>
+            </wp:cNvGraphicFramePr>
+            <a:graphic xmlns:a="http://schemas.openxmlformats.org/drawingml/2006/main">
+              <a:graphicData uri="http://schemas.openxmlformats.org/drawingml/2006/picture">
+                <pic:pic xmlns:pic="http://schemas.openxmlformats.org/drawingml/2006/picture">
+                  <pic:nvPicPr>
+                    <pic:cNvPr id="0" name="" descr=""/>
+                    <pic:cNvPicPr>
+                      <a:picLocks noChangeAspect="1" noChangeArrowheads="1"/>
+                    </pic:cNvPicPr>
+                  </pic:nvPicPr>
+                  <pic:blipFill>
+                    <a:blip r:embed="rId14" cstate="none"/>
+                    <a:srcRect/>
+                    <a:stretch>
+                      <a:fillRect/>
+                    </a:stretch>
+                  </pic:blipFill>
+                  <pic:spPr bwMode="auto">
+                    <a:xfrm>
+                      <a:off x="0" y="0"/>
+                      <a:ext cx="5524500" cy="2438400"/>
+                    </a:xfrm>
+                    <a:prstGeom prst="rect">
+                      <a:avLst/>
+                    </a:prstGeom>
+                  </pic:spPr>
+                </pic:pic>
+              </a:graphicData>
+            </a:graphic>
+          </wp:inline>
+        </w:drawing>
+      </w:r>
+    </w:p>
+    <w:p>
+      <w:pPr>
+        <w:spacing w:after="360"/>
+        <w:jc w:val="center"/>
+      </w:pPr>
+      <w:r>
+        <w:rPr>
+          <w:rFonts w:ascii="Times New Roman" w:cs="Times New Roman" w:eastAsia="Times New Roman" w:hAnsi="Times New Roman"/>
+          <w:i/>
+          <w:iCs/>
+          <w:sz w:val="22"/>
+          <w:szCs w:val="22"/>
+        </w:rPr>
+        <w:t xml:space="preserve">Figure R4. Confidence Calibration Categories (N = 431). OI = average normalized confidence minus average correctness.</w:t>
       </w:r>
     </w:p>
     <w:p>
@@ -5770,7 +7248,7 @@
           <w:sz w:val="24"/>
           <w:szCs w:val="24"/>
         </w:rPr>
-        <w:t xml:space="preserve">Q36 is the clearest example. Students who answered "False" (incorrect) on whether placing savings in multiple locations is safer than keeping it all in one place could then explain the principle of diversification correctly. They understood spreading risk across asset classes. The True/False format, combined with the phrasing about "all savings in one place," appears to have confused them. In other words, the item is measuring reading comprehension and test-taking skill more than financial knowledge for these students.</w:t>
+        <w:t xml:space="preserve">Most students (69.6%) fall in the underconfident or well-calibrated ranges. About 30% are overconfident to some degree. The 7% who are highly overconfident are the students most likely to resist corrective feedback - they feel sure about answers they are getting wrong.</w:t>
       </w:r>
     </w:p>
     <w:p>
@@ -5780,24 +7258,20 @@
       <w:r>
         <w:rPr>
           <w:rFonts w:ascii="Times New Roman" w:cs="Times New Roman" w:eastAsia="Times New Roman" w:hAnsi="Times New Roman"/>
-          <w:sz w:val="24"/>
-          <w:szCs w:val="24"/>
-        </w:rPr>
-        <w:t xml:space="preserve">Several additional items with smaller diagnostic samples showed similarly high selection error rates. This suggests the pattern extends beyond the four items listed here. The common thread is True/False format and negation framing — both known sources of format-induced error in educational testing.</w:t>
-      </w:r>
-    </w:p>
-    <w:p>
-      <w:pPr>
-        <w:pStyle w:val="Heading2"/>
-        <w:spacing w:before="360" w:after="180"/>
-      </w:pPr>
-      <w:r>
-        <w:rPr>
-          <w:rFonts w:ascii="Times New Roman" w:cs="Times New Roman" w:eastAsia="Times New Roman" w:hAnsi="Times New Roman"/>
-          <w:sz w:val="24"/>
-          <w:szCs w:val="24"/>
-        </w:rPr>
-        <w:t xml:space="preserve">5.5 Why This Matters for Teaching</w:t>
+          <w:b/>
+          <w:bCs/>
+          <w:sz w:val="24"/>
+          <w:szCs w:val="24"/>
+        </w:rPr>
+        <w:t xml:space="preserve">Why overconfidence matters for instruction.</w:t>
+      </w:r>
+      <w:r>
+        <w:rPr>
+          <w:rFonts w:ascii="Times New Roman" w:cs="Times New Roman" w:eastAsia="Times New Roman" w:hAnsi="Times New Roman"/>
+          <w:sz w:val="24"/>
+          <w:szCs w:val="24"/>
+        </w:rPr>
+        <w:t xml:space="preserve"> Calibration is the alignment between how confident a student feels and how accurate they actually are. A well-calibrated student knows what they know and, just as importantly, knows what they don't know. An overconfident student believes they understand material that they have not actually mastered.</w:t>
       </w:r>
     </w:p>
     <w:p>
@@ -5810,7 +7284,30 @@
           <w:sz w:val="24"/>
           <w:szCs w:val="24"/>
         </w:rPr>
-        <w:t xml:space="preserve">The three-way classification (misconception, knowledge gap, selection error) has direct implications for how we think about remediation:</w:t>
+        <w:t xml:space="preserve">This matters for several practical reasons. Overconfident students are less likely to seek help, because they don't perceive a need for it. They are less likely to revisit material, because they believe they already understand it. And they may resist corrective feedback, interpreting it as contradicting something they are sure about rather than as filling a gap they didn't realize they had. In a financial literacy course, where misconceptions about inflation, insurance, and risk can have real-world consequences, the gap between perceived and actual understanding is especially worth attending to.</w:t>
+      </w:r>
+    </w:p>
+    <w:p>
+      <w:pPr>
+        <w:spacing w:line="360" w:after="200"/>
+      </w:pPr>
+      <w:r>
+        <w:rPr>
+          <w:rFonts w:ascii="Times New Roman" w:cs="Times New Roman" w:eastAsia="Times New Roman" w:hAnsi="Times New Roman"/>
+          <w:b/>
+          <w:bCs/>
+          <w:sz w:val="24"/>
+          <w:szCs w:val="24"/>
+        </w:rPr>
+        <w:t xml:space="preserve">Practical approaches for the classroom.</w:t>
+      </w:r>
+      <w:r>
+        <w:rPr>
+          <w:rFonts w:ascii="Times New Roman" w:cs="Times New Roman" w:eastAsia="Times New Roman" w:hAnsi="Times New Roman"/>
+          <w:sz w:val="24"/>
+          <w:szCs w:val="24"/>
+        </w:rPr>
+        <w:t xml:space="preserve"> The following are teaching strategies that other instructors have used to address overconfidence. They are not guaranteed to work, and this report does not claim they will change calibration. But they are low-cost, evidence-informed practices that are consistent with what the pre-test data show.</w:t>
       </w:r>
     </w:p>
     <w:p>
@@ -5830,15 +7327,15 @@
           <w:sz w:val="24"/>
           <w:szCs w:val="24"/>
         </w:rPr>
-        <w:t xml:space="preserve">Misconceptions</w:t>
-      </w:r>
-      <w:r>
-        <w:rPr>
-          <w:rFonts w:ascii="Times New Roman" w:cs="Times New Roman" w:eastAsia="Times New Roman" w:hAnsi="Times New Roman"/>
-          <w:sz w:val="24"/>
-          <w:szCs w:val="24"/>
-        </w:rPr>
-        <w:t xml:space="preserve"> need targeted correction. A student who believes lower inflation means falling prices won't learn the correct concept from a general lecture on inflation — they need the specific distinction between rate and level called out explicitly.</w:t>
+        <w:t xml:space="preserve">Low-stakes retrieval practice.</w:t>
+      </w:r>
+      <w:r>
+        <w:rPr>
+          <w:rFonts w:ascii="Times New Roman" w:cs="Times New Roman" w:eastAsia="Times New Roman" w:hAnsi="Times New Roman"/>
+          <w:sz w:val="24"/>
+          <w:szCs w:val="24"/>
+        </w:rPr>
+        <w:t xml:space="preserve"> Before covering new material, give a short ungraded quiz on the previous topic. Students who are overconfident will be surprised by what they get wrong, and the experience of getting it wrong in a low-stakes setting can recalibrate their self-assessment without the anxiety of a graded exam.</w:t>
       </w:r>
     </w:p>
     <w:p>
@@ -5858,15 +7355,15 @@
           <w:sz w:val="24"/>
           <w:szCs w:val="24"/>
         </w:rPr>
-        <w:t xml:space="preserve">Knowledge gaps</w:t>
-      </w:r>
-      <w:r>
-        <w:rPr>
-          <w:rFonts w:ascii="Times New Roman" w:cs="Times New Roman" w:eastAsia="Times New Roman" w:hAnsi="Times New Roman"/>
-          <w:sz w:val="24"/>
-          <w:szCs w:val="24"/>
-        </w:rPr>
-        <w:t xml:space="preserve"> need foundational instruction. A student who doesn't know what a deductible is needs the definition, not a correction of a wrong belief.</w:t>
+        <w:t xml:space="preserve">Prediction-then-feedback exercises.</w:t>
+      </w:r>
+      <w:r>
+        <w:rPr>
+          <w:rFonts w:ascii="Times New Roman" w:cs="Times New Roman" w:eastAsia="Times New Roman" w:hAnsi="Times New Roman"/>
+          <w:sz w:val="24"/>
+          <w:szCs w:val="24"/>
+        </w:rPr>
+        <w:t xml:space="preserve"> Ask students to predict their score on a quiz or assignment before they receive it back. Over time, the gap between predicted and actual performance becomes visible to the student. This builds metacognitive awareness - the ability to judge one's own understanding accurately.</w:t>
       </w:r>
     </w:p>
     <w:p>
@@ -5886,85 +7383,15 @@
           <w:sz w:val="24"/>
           <w:szCs w:val="24"/>
         </w:rPr>
-        <w:t xml:space="preserve">Selection errors</w:t>
-      </w:r>
-      <w:r>
-        <w:rPr>
-          <w:rFonts w:ascii="Times New Roman" w:cs="Times New Roman" w:eastAsia="Times New Roman" w:hAnsi="Times New Roman"/>
-          <w:sz w:val="24"/>
-          <w:szCs w:val="24"/>
-        </w:rPr>
-        <w:t xml:space="preserve"> need item revision, not instruction. A student who understands diversification but picks "False" on a T/F item doesn't need more teaching about diversification — they need a better question.</w:t>
-      </w:r>
-    </w:p>
-    <w:p>
-      <w:pPr>
-        <w:spacing w:line="360" w:after="200"/>
-      </w:pPr>
-      <w:r>
-        <w:rPr>
-          <w:rFonts w:ascii="Times New Roman" w:cs="Times New Roman" w:eastAsia="Times New Roman" w:hAnsi="Times New Roman"/>
-          <w:sz w:val="24"/>
-          <w:szCs w:val="24"/>
-        </w:rPr>
-        <w:t xml:space="preserve">Treating all three the same way — re-teaching the topic — misses the point for about half the students in the diagnostic sample.</w:t>
-      </w:r>
-    </w:p>
-    <w:p>
-      <w:pPr>
-        <w:pStyle w:val="Heading1"/>
-        <w:pageBreakBefore/>
-        <w:spacing w:before="480" w:after="240"/>
-      </w:pPr>
-      <w:r>
-        <w:rPr>
-          <w:rFonts w:ascii="Times New Roman" w:cs="Times New Roman" w:eastAsia="Times New Roman" w:hAnsi="Times New Roman"/>
-          <w:sz w:val="24"/>
-          <w:szCs w:val="24"/>
-        </w:rPr>
-        <w:t xml:space="preserve">6. Implications for Instruction</w:t>
-      </w:r>
-    </w:p>
-    <w:p>
-      <w:pPr>
-        <w:pStyle w:val="Heading2"/>
-        <w:spacing w:before="360" w:after="180"/>
-      </w:pPr>
-      <w:r>
-        <w:rPr>
-          <w:rFonts w:ascii="Times New Roman" w:cs="Times New Roman" w:eastAsia="Times New Roman" w:hAnsi="Times New Roman"/>
-          <w:sz w:val="24"/>
-          <w:szCs w:val="24"/>
-        </w:rPr>
-        <w:t xml:space="preserve">6.1 Priorities</w:t>
-      </w:r>
-    </w:p>
-    <w:p>
-      <w:pPr>
-        <w:spacing w:line="360" w:after="200"/>
-      </w:pPr>
-      <w:r>
-        <w:rPr>
-          <w:rFonts w:ascii="Times New Roman" w:cs="Times New Roman" w:eastAsia="Times New Roman" w:hAnsi="Times New Roman"/>
-          <w:sz w:val="24"/>
-          <w:szCs w:val="24"/>
-        </w:rPr>
-        <w:t xml:space="preserve">Based on the diagnostic findings, we suggest three tiers of instructional priority:</w:t>
-      </w:r>
-    </w:p>
-    <w:p>
-      <w:pPr>
-        <w:spacing w:line="360" w:after="200"/>
-      </w:pPr>
-      <w:r>
-        <w:rPr>
-          <w:rFonts w:ascii="Times New Roman" w:cs="Times New Roman" w:eastAsia="Times New Roman" w:hAnsi="Times New Roman"/>
-          <w:b/>
-          <w:bCs/>
-          <w:sz w:val="24"/>
-          <w:szCs w:val="24"/>
-        </w:rPr>
-        <w:t xml:space="preserve">Tier 1 — Address within the first two weeks:</w:t>
+        <w:t xml:space="preserve">"What are you most confident about?" warm-ups.</w:t>
+      </w:r>
+      <w:r>
+        <w:rPr>
+          <w:rFonts w:ascii="Times New Roman" w:cs="Times New Roman" w:eastAsia="Times New Roman" w:hAnsi="Times New Roman"/>
+          <w:sz w:val="24"/>
+          <w:szCs w:val="24"/>
+        </w:rPr>
+        <w:t xml:space="preserve"> At the start of a class session, ask students to write down one thing they feel confident they understand from the reading or last class. Then test that specific claim with a quick question. Students whose confidence was well-placed get confirmation; students whose confidence was misplaced get a low-pressure correction. This surfaces blind spots before they compound.</w:t>
       </w:r>
     </w:p>
     <w:p>
@@ -5979,10 +7406,125 @@
       <w:r>
         <w:rPr>
           <w:rFonts w:ascii="Times New Roman" w:cs="Times New Roman" w:eastAsia="Times New Roman" w:hAnsi="Times New Roman"/>
-          <w:sz w:val="24"/>
-          <w:szCs w:val="24"/>
-        </w:rPr>
-        <w:t xml:space="preserve">Inflation rate vs. price level (INF-01, the most common misconception)</w:t>
+          <w:b/>
+          <w:bCs/>
+          <w:sz w:val="24"/>
+          <w:szCs w:val="24"/>
+        </w:rPr>
+        <w:t xml:space="preserve">Normalize uncertainty.</w:t>
+      </w:r>
+      <w:r>
+        <w:rPr>
+          <w:rFonts w:ascii="Times New Roman" w:cs="Times New Roman" w:eastAsia="Times New Roman" w:hAnsi="Times New Roman"/>
+          <w:sz w:val="24"/>
+          <w:szCs w:val="24"/>
+        </w:rPr>
+        <w:t xml:space="preserve"> Frame not-knowing as a normal and expected part of learning, not as a failure. When an instructor says "this is a concept that trips up most students the first time they encounter it," it gives overconfident students permission to reconsider their understanding without feeling like they have been singled out.</w:t>
+      </w:r>
+    </w:p>
+    <w:p>
+      <w:pPr>
+        <w:pStyle w:val="Heading2"/>
+        <w:spacing w:before="360" w:after="180"/>
+      </w:pPr>
+      <w:r>
+        <w:rPr>
+          <w:rFonts w:ascii="Times New Roman" w:cs="Times New Roman" w:eastAsia="Times New Roman" w:hAnsi="Times New Roman"/>
+          <w:sz w:val="24"/>
+          <w:szCs w:val="24"/>
+        </w:rPr>
+        <w:t xml:space="preserve">5.5 Submission Timing</w:t>
+      </w:r>
+    </w:p>
+    <w:p>
+      <w:pPr>
+        <w:spacing w:line="360" w:after="200"/>
+      </w:pPr>
+      <w:r>
+        <w:rPr>
+          <w:rFonts w:ascii="Times New Roman" w:cs="Times New Roman" w:eastAsia="Times New Roman" w:hAnsi="Times New Roman"/>
+          <w:sz w:val="24"/>
+          <w:szCs w:val="24"/>
+        </w:rPr>
+        <w:t xml:space="preserve">Peak submission times were between 2 PM and 10 PM Chicago time, consistent with students completing the assessment in the afternoon and evening. The median active assessment time was about 18 minutes.</w:t>
+      </w:r>
+    </w:p>
+    <w:p>
+      <w:pPr>
+        <w:pStyle w:val="Heading1"/>
+        <w:pageBreakBefore/>
+        <w:spacing w:before="480" w:after="240"/>
+      </w:pPr>
+      <w:r>
+        <w:rPr>
+          <w:rFonts w:ascii="Times New Roman" w:cs="Times New Roman" w:eastAsia="Times New Roman" w:hAnsi="Times New Roman"/>
+          <w:sz w:val="24"/>
+          <w:szCs w:val="24"/>
+        </w:rPr>
+        <w:t xml:space="preserve">6. Diagnostic Insights (n = 354)</w:t>
+      </w:r>
+    </w:p>
+    <w:p>
+      <w:pPr>
+        <w:spacing w:line="360" w:after="200"/>
+      </w:pPr>
+      <w:r>
+        <w:rPr>
+          <w:rFonts w:ascii="Times New Roman" w:cs="Times New Roman" w:eastAsia="Times New Roman" w:hAnsi="Times New Roman"/>
+          <w:sz w:val="24"/>
+          <w:szCs w:val="24"/>
+        </w:rPr>
+        <w:t xml:space="preserve">The diagnostic results in this section come from the 354 students who provided research consent. Of those, 306 (86.4%) received at least one open-ended follow-up item through the SDM-10, generating 778 scored responses. The AI scoring pipeline classified these with zero processing errors.</w:t>
+      </w:r>
+    </w:p>
+    <w:p>
+      <w:pPr>
+        <w:spacing w:line="360" w:after="200"/>
+      </w:pPr>
+      <w:r>
+        <w:rPr>
+          <w:rFonts w:ascii="Times New Roman" w:cs="Times New Roman" w:eastAsia="Times New Roman" w:hAnsi="Times New Roman"/>
+          <w:b/>
+          <w:bCs/>
+          <w:sz w:val="24"/>
+          <w:szCs w:val="24"/>
+        </w:rPr>
+        <w:t xml:space="preserve">Important caveat.</w:t>
+      </w:r>
+      <w:r>
+        <w:rPr>
+          <w:rFonts w:ascii="Times New Roman" w:cs="Times New Roman" w:eastAsia="Times New Roman" w:hAnsi="Times New Roman"/>
+          <w:sz w:val="24"/>
+          <w:szCs w:val="24"/>
+        </w:rPr>
+        <w:t xml:space="preserve"> The SDM-10 diagnose items target students who answered incorrectly with high confidence. The confirm items target students who answered correctly with low confidence. These results describe the tails of the confidence-accuracy distribution, not a random cross-section of the whole class. Misconception rates from this section should not be generalized to all 431 students without accounting for this conditioning.</w:t>
+      </w:r>
+    </w:p>
+    <w:p>
+      <w:pPr>
+        <w:pStyle w:val="Heading2"/>
+        <w:spacing w:before="360" w:after="180"/>
+      </w:pPr>
+      <w:r>
+        <w:rPr>
+          <w:rFonts w:ascii="Times New Roman" w:cs="Times New Roman" w:eastAsia="Times New Roman" w:hAnsi="Times New Roman"/>
+          <w:sz w:val="24"/>
+          <w:szCs w:val="24"/>
+        </w:rPr>
+        <w:t xml:space="preserve">6.1 What the Diagnose Data Show</w:t>
+      </w:r>
+    </w:p>
+    <w:p>
+      <w:pPr>
+        <w:spacing w:line="360" w:after="200"/>
+      </w:pPr>
+      <w:r>
+        <w:rPr>
+          <w:rFonts w:ascii="Times New Roman" w:cs="Times New Roman" w:eastAsia="Times New Roman" w:hAnsi="Times New Roman"/>
+          <w:sz w:val="24"/>
+          <w:szCs w:val="24"/>
+        </w:rPr>
+        <w:t xml:space="preserve">Of 493 diagnose responses scored from the consented sample, 479 (97.2%) were classifiable:</w:t>
       </w:r>
     </w:p>
     <w:p>
@@ -5997,10 +7539,20 @@
       <w:r>
         <w:rPr>
           <w:rFonts w:ascii="Times New Roman" w:cs="Times New Roman" w:eastAsia="Times New Roman" w:hAnsi="Times New Roman"/>
-          <w:sz w:val="24"/>
-          <w:szCs w:val="24"/>
-        </w:rPr>
-        <w:t xml:space="preserve">Insurance as catastrophic protection vs. routine care (INS-01)</w:t>
+          <w:b/>
+          <w:bCs/>
+          <w:sz w:val="24"/>
+          <w:szCs w:val="24"/>
+        </w:rPr>
+        <w:t xml:space="preserve">53.9% were misconceptions</w:t>
+      </w:r>
+      <w:r>
+        <w:rPr>
+          <w:rFonts w:ascii="Times New Roman" w:cs="Times New Roman" w:eastAsia="Times New Roman" w:hAnsi="Times New Roman"/>
+          <w:sz w:val="24"/>
+          <w:szCs w:val="24"/>
+        </w:rPr>
+        <w:t xml:space="preserve"> (258 of 479) - students held an active wrong belief about the concept.</w:t>
       </w:r>
     </w:p>
     <w:p>
@@ -6015,25 +7567,20 @@
       <w:r>
         <w:rPr>
           <w:rFonts w:ascii="Times New Roman" w:cs="Times New Roman" w:eastAsia="Times New Roman" w:hAnsi="Times New Roman"/>
-          <w:sz w:val="24"/>
-          <w:szCs w:val="24"/>
-        </w:rPr>
-        <w:t xml:space="preserve">Bond pricing: inverse interest-rate/price relationship (INT-06)</w:t>
-      </w:r>
-    </w:p>
-    <w:p>
-      <w:pPr>
-        <w:spacing w:line="360" w:after="200"/>
-      </w:pPr>
-      <w:r>
-        <w:rPr>
-          <w:rFonts w:ascii="Times New Roman" w:cs="Times New Roman" w:eastAsia="Times New Roman" w:hAnsi="Times New Roman"/>
           <w:b/>
           <w:bCs/>
           <w:sz w:val="24"/>
           <w:szCs w:val="24"/>
         </w:rPr>
-        <w:t xml:space="preserve">Tier 2 — Address before mid-semester:</w:t>
+        <w:t xml:space="preserve">31.9% were selection errors</w:t>
+      </w:r>
+      <w:r>
+        <w:rPr>
+          <w:rFonts w:ascii="Times New Roman" w:cs="Times New Roman" w:eastAsia="Times New Roman" w:hAnsi="Times New Roman"/>
+          <w:sz w:val="24"/>
+          <w:szCs w:val="24"/>
+        </w:rPr>
+        <w:t xml:space="preserve"> (153 of 479) - students understood the concept correctly but picked the wrong answer, typically because of the question format (True/False phrasing, negation, ambiguity).</w:t>
       </w:r>
     </w:p>
     <w:p>
@@ -6048,10 +7595,75 @@
       <w:r>
         <w:rPr>
           <w:rFonts w:ascii="Times New Roman" w:cs="Times New Roman" w:eastAsia="Times New Roman" w:hAnsi="Times New Roman"/>
-          <w:sz w:val="24"/>
-          <w:szCs w:val="24"/>
-        </w:rPr>
-        <w:t xml:space="preserve">Risk-return tradeoff using financial-domain examples (RISK-02)</w:t>
+          <w:b/>
+          <w:bCs/>
+          <w:sz w:val="24"/>
+          <w:szCs w:val="24"/>
+        </w:rPr>
+        <w:t xml:space="preserve">14.2% were knowledge gaps</w:t>
+      </w:r>
+      <w:r>
+        <w:rPr>
+          <w:rFonts w:ascii="Times New Roman" w:cs="Times New Roman" w:eastAsia="Times New Roman" w:hAnsi="Times New Roman"/>
+          <w:sz w:val="24"/>
+          <w:szCs w:val="24"/>
+        </w:rPr>
+        <w:t xml:space="preserve"> (68 of 479) - students acknowledged uncertainty or had no mental model for the concept at all.</w:t>
+      </w:r>
+    </w:p>
+    <w:p>
+      <w:pPr>
+        <w:spacing w:line="360" w:after="200"/>
+      </w:pPr>
+      <w:r>
+        <w:rPr>
+          <w:rFonts w:ascii="Times New Roman" w:cs="Times New Roman" w:eastAsia="Times New Roman" w:hAnsi="Times New Roman"/>
+          <w:i/>
+          <w:iCs/>
+          <w:sz w:val="24"/>
+          <w:szCs w:val="24"/>
+        </w:rPr>
+        <w:t xml:space="preserve">Source: exports/diagnose_by_item.csv, column sums.</w:t>
+      </w:r>
+    </w:p>
+    <w:p>
+      <w:pPr>
+        <w:spacing w:line="360" w:after="200"/>
+      </w:pPr>
+      <w:r>
+        <w:rPr>
+          <w:rFonts w:ascii="Times New Roman" w:cs="Times New Roman" w:eastAsia="Times New Roman" w:hAnsi="Times New Roman"/>
+          <w:sz w:val="24"/>
+          <w:szCs w:val="24"/>
+        </w:rPr>
+        <w:t xml:space="preserve">The selection error finding is the more surprising result. It means that among students who answered incorrectly and felt confident about it, almost one in three actually understood the concept correctly. If we relied only on anchor scores, we would overcount the number of students who hold misconceptions and undercount the number who already understand the material.</w:t>
+      </w:r>
+    </w:p>
+    <w:p>
+      <w:pPr>
+        <w:pStyle w:val="Heading2"/>
+        <w:spacing w:before="360" w:after="180"/>
+      </w:pPr>
+      <w:r>
+        <w:rPr>
+          <w:rFonts w:ascii="Times New Roman" w:cs="Times New Roman" w:eastAsia="Times New Roman" w:hAnsi="Times New Roman"/>
+          <w:sz w:val="24"/>
+          <w:szCs w:val="24"/>
+        </w:rPr>
+        <w:t xml:space="preserve">6.2 What the Confirm Data Show</w:t>
+      </w:r>
+    </w:p>
+    <w:p>
+      <w:pPr>
+        <w:spacing w:line="360" w:after="200"/>
+      </w:pPr>
+      <w:r>
+        <w:rPr>
+          <w:rFonts w:ascii="Times New Roman" w:cs="Times New Roman" w:eastAsia="Times New Roman" w:hAnsi="Times New Roman"/>
+          <w:sz w:val="24"/>
+          <w:szCs w:val="24"/>
+        </w:rPr>
+        <w:t xml:space="preserve">Of 285 confirm responses from the consented sample:</w:t>
       </w:r>
     </w:p>
     <w:p>
@@ -6066,10 +7678,20 @@
       <w:r>
         <w:rPr>
           <w:rFonts w:ascii="Times New Roman" w:cs="Times New Roman" w:eastAsia="Times New Roman" w:hAnsi="Times New Roman"/>
-          <w:sz w:val="24"/>
-          <w:szCs w:val="24"/>
-        </w:rPr>
-        <w:t xml:space="preserve">Auto loan and mortgage negotiation basics (INT-05, BORROW-03)</w:t>
+          <w:b/>
+          <w:bCs/>
+          <w:sz w:val="24"/>
+          <w:szCs w:val="24"/>
+        </w:rPr>
+        <w:t xml:space="preserve">44.6% showed verified understanding</w:t>
+      </w:r>
+      <w:r>
+        <w:rPr>
+          <w:rFonts w:ascii="Times New Roman" w:cs="Times New Roman" w:eastAsia="Times New Roman" w:hAnsi="Times New Roman"/>
+          <w:sz w:val="24"/>
+          <w:szCs w:val="24"/>
+        </w:rPr>
+        <w:t xml:space="preserve"> (127 of 285) - students could explain the correct answer accurately.</w:t>
       </w:r>
     </w:p>
     <w:p>
@@ -6084,25 +7706,20 @@
       <w:r>
         <w:rPr>
           <w:rFonts w:ascii="Times New Roman" w:cs="Times New Roman" w:eastAsia="Times New Roman" w:hAnsi="Times New Roman"/>
-          <w:sz w:val="24"/>
-          <w:szCs w:val="24"/>
-        </w:rPr>
-        <w:t xml:space="preserve">Deductible/premium/copay terminology (knowledge gap on Q13)</w:t>
-      </w:r>
-    </w:p>
-    <w:p>
-      <w:pPr>
-        <w:spacing w:line="360" w:after="200"/>
-      </w:pPr>
-      <w:r>
-        <w:rPr>
-          <w:rFonts w:ascii="Times New Roman" w:cs="Times New Roman" w:eastAsia="Times New Roman" w:hAnsi="Times New Roman"/>
           <w:b/>
           <w:bCs/>
           <w:sz w:val="24"/>
           <w:szCs w:val="24"/>
         </w:rPr>
-        <w:t xml:space="preserve">Tier 3 — Reinforce throughout the semester:</w:t>
+        <w:t xml:space="preserve">41.8% showed partial understanding</w:t>
+      </w:r>
+      <w:r>
+        <w:rPr>
+          <w:rFonts w:ascii="Times New Roman" w:cs="Times New Roman" w:eastAsia="Times New Roman" w:hAnsi="Times New Roman"/>
+          <w:sz w:val="24"/>
+          <w:szCs w:val="24"/>
+        </w:rPr>
+        <w:t xml:space="preserve"> (119 of 285) - students' explanations were incomplete but on the right track.</w:t>
       </w:r>
     </w:p>
     <w:p>
@@ -6117,10 +7734,75 @@
       <w:r>
         <w:rPr>
           <w:rFonts w:ascii="Times New Roman" w:cs="Times New Roman" w:eastAsia="Times New Roman" w:hAnsi="Times New Roman"/>
-          <w:sz w:val="24"/>
-          <w:szCs w:val="24"/>
-        </w:rPr>
-        <w:t xml:space="preserve">Emergency fund sizing (BORROW-05)</w:t>
+          <w:b/>
+          <w:bCs/>
+          <w:sz w:val="24"/>
+          <w:szCs w:val="24"/>
+        </w:rPr>
+        <w:t xml:space="preserve">13.7% were likely guesses</w:t>
+      </w:r>
+      <w:r>
+        <w:rPr>
+          <w:rFonts w:ascii="Times New Roman" w:cs="Times New Roman" w:eastAsia="Times New Roman" w:hAnsi="Times New Roman"/>
+          <w:sz w:val="24"/>
+          <w:szCs w:val="24"/>
+        </w:rPr>
+        <w:t xml:space="preserve"> (39 of 285) - students picked the right answer but could not explain why.</w:t>
+      </w:r>
+    </w:p>
+    <w:p>
+      <w:pPr>
+        <w:spacing w:line="360" w:after="200"/>
+      </w:pPr>
+      <w:r>
+        <w:rPr>
+          <w:rFonts w:ascii="Times New Roman" w:cs="Times New Roman" w:eastAsia="Times New Roman" w:hAnsi="Times New Roman"/>
+          <w:i/>
+          <w:iCs/>
+          <w:sz w:val="24"/>
+          <w:szCs w:val="24"/>
+        </w:rPr>
+        <w:t xml:space="preserve">Source: exports/confirm_by_item.csv, column sums.</w:t>
+      </w:r>
+    </w:p>
+    <w:p>
+      <w:pPr>
+        <w:spacing w:line="360" w:after="200"/>
+      </w:pPr>
+      <w:r>
+        <w:rPr>
+          <w:rFonts w:ascii="Times New Roman" w:cs="Times New Roman" w:eastAsia="Times New Roman" w:hAnsi="Times New Roman"/>
+          <w:sz w:val="24"/>
+          <w:szCs w:val="24"/>
+        </w:rPr>
+        <w:t xml:space="preserve">On specific items, guess rates ran higher: Q29 (bond pricing) and Q13 (insurance deductibles) both showed guess rates above 30% among their confirm responses. Raw anchor scores may overstate genuine understanding on these items.</w:t>
+      </w:r>
+    </w:p>
+    <w:p>
+      <w:pPr>
+        <w:pStyle w:val="Heading2"/>
+        <w:spacing w:before="360" w:after="180"/>
+      </w:pPr>
+      <w:r>
+        <w:rPr>
+          <w:rFonts w:ascii="Times New Roman" w:cs="Times New Roman" w:eastAsia="Times New Roman" w:hAnsi="Times New Roman"/>
+          <w:sz w:val="24"/>
+          <w:szCs w:val="24"/>
+        </w:rPr>
+        <w:t xml:space="preserve">6.3 Top Misconception Clusters</w:t>
+      </w:r>
+    </w:p>
+    <w:p>
+      <w:pPr>
+        <w:spacing w:line="360" w:after="200"/>
+      </w:pPr>
+      <w:r>
+        <w:rPr>
+          <w:rFonts w:ascii="Times New Roman" w:cs="Times New Roman" w:eastAsia="Times New Roman" w:hAnsi="Times New Roman"/>
+          <w:sz w:val="24"/>
+          <w:szCs w:val="24"/>
+        </w:rPr>
+        <w:t xml:space="preserve">Five misconception patterns stood out across the diagnostic data:</w:t>
       </w:r>
     </w:p>
     <w:p>
@@ -6135,10 +7817,20 @@
       <w:r>
         <w:rPr>
           <w:rFonts w:ascii="Times New Roman" w:cs="Times New Roman" w:eastAsia="Times New Roman" w:hAnsi="Times New Roman"/>
-          <w:sz w:val="24"/>
-          <w:szCs w:val="24"/>
-        </w:rPr>
-        <w:t xml:space="preserve">Stock market function beyond wealth creation (RISK-07)</w:t>
+          <w:b/>
+          <w:bCs/>
+          <w:sz w:val="24"/>
+          <w:szCs w:val="24"/>
+        </w:rPr>
+        <w:t xml:space="preserve">Inflation mechanics confusion (INF-01).</w:t>
+      </w:r>
+      <w:r>
+        <w:rPr>
+          <w:rFonts w:ascii="Times New Roman" w:cs="Times New Roman" w:eastAsia="Times New Roman" w:hAnsi="Times New Roman"/>
+          <w:sz w:val="24"/>
+          <w:szCs w:val="24"/>
+        </w:rPr>
+        <w:t xml:space="preserve"> The single most common misconception code, appearing in 42 diagnose responses. Students consistently treated "lower inflation" as meaning "prices go down" rather than "prices rise more slowly." On Q6, 79% of the 53 diagnosed responses reflected this confusion.</w:t>
       </w:r>
     </w:p>
     <w:p>
@@ -6153,10 +7845,119 @@
       <w:r>
         <w:rPr>
           <w:rFonts w:ascii="Times New Roman" w:cs="Times New Roman" w:eastAsia="Times New Roman" w:hAnsi="Times New Roman"/>
-          <w:sz w:val="24"/>
-          <w:szCs w:val="24"/>
-        </w:rPr>
-        <w:t xml:space="preserve">Diversification across asset classes (already well-understood by most, but format-sensitive)</w:t>
+          <w:b/>
+          <w:bCs/>
+          <w:sz w:val="24"/>
+          <w:szCs w:val="24"/>
+        </w:rPr>
+        <w:t xml:space="preserve">Insurance purpose confusion (INS-01/INS-02).</w:t>
+      </w:r>
+      <w:r>
+        <w:rPr>
+          <w:rFonts w:ascii="Times New Roman" w:cs="Times New Roman" w:eastAsia="Times New Roman" w:hAnsi="Times New Roman"/>
+          <w:sz w:val="24"/>
+          <w:szCs w:val="24"/>
+        </w:rPr>
+        <w:t xml:space="preserve"> On Q12, 82% of the 28 diagnosed responses reflected the belief that routine care is the main purpose of health insurance. Students used frequency-of-use reasoning: because doctor visits happen more often than emergencies, they must be the primary function.</w:t>
+      </w:r>
+    </w:p>
+    <w:p>
+      <w:pPr>
+        <w:pStyle w:val="ListParagraph"/>
+        <w:numPr>
+          <w:ilvl w:val="0"/>
+          <w:numId w:val="2"/>
+        </w:numPr>
+        <w:spacing w:line="360" w:after="100"/>
+      </w:pPr>
+      <w:r>
+        <w:rPr>
+          <w:rFonts w:ascii="Times New Roman" w:cs="Times New Roman" w:eastAsia="Times New Roman" w:hAnsi="Times New Roman"/>
+          <w:b/>
+          <w:bCs/>
+          <w:sz w:val="24"/>
+          <w:szCs w:val="24"/>
+        </w:rPr>
+        <w:t xml:space="preserve">Risk-return reasoning from exceptions (RISK-02).</w:t>
+      </w:r>
+      <w:r>
+        <w:rPr>
+          <w:rFonts w:ascii="Times New Roman" w:cs="Times New Roman" w:eastAsia="Times New Roman" w:hAnsi="Times New Roman"/>
+          <w:sz w:val="24"/>
+          <w:szCs w:val="24"/>
+        </w:rPr>
+        <w:t xml:space="preserve"> On Q30, 14 of 17 diagnosed responses (82%) showed students using real-world counterexamples to argue against the risk-return tradeoff principle. They cited specific cases where low-risk investments did well, or high-risk investments failed, to invalidate the general principle.</w:t>
+      </w:r>
+    </w:p>
+    <w:p>
+      <w:pPr>
+        <w:pStyle w:val="ListParagraph"/>
+        <w:numPr>
+          <w:ilvl w:val="0"/>
+          <w:numId w:val="2"/>
+        </w:numPr>
+        <w:spacing w:line="360" w:after="100"/>
+      </w:pPr>
+      <w:r>
+        <w:rPr>
+          <w:rFonts w:ascii="Times New Roman" w:cs="Times New Roman" w:eastAsia="Times New Roman" w:hAnsi="Times New Roman"/>
+          <w:b/>
+          <w:bCs/>
+          <w:sz w:val="24"/>
+          <w:szCs w:val="24"/>
+        </w:rPr>
+        <w:t xml:space="preserve">Empathy-driven inflation reasoning (INF-05).</w:t>
+      </w:r>
+      <w:r>
+        <w:rPr>
+          <w:rFonts w:ascii="Times New Roman" w:cs="Times New Roman" w:eastAsia="Times New Roman" w:hAnsi="Times New Roman"/>
+          <w:sz w:val="24"/>
+          <w:szCs w:val="24"/>
+        </w:rPr>
+        <w:t xml:space="preserve"> On Q7, 26% of the 54 diagnosed responses showed students picking "young couples" as the group most hurt by inflation because they identified personally with that demographic rather than reasoning through fixed-income vulnerability.</w:t>
+      </w:r>
+    </w:p>
+    <w:p>
+      <w:pPr>
+        <w:pStyle w:val="ListParagraph"/>
+        <w:numPr>
+          <w:ilvl w:val="0"/>
+          <w:numId w:val="2"/>
+        </w:numPr>
+        <w:spacing w:line="360" w:after="100"/>
+      </w:pPr>
+      <w:r>
+        <w:rPr>
+          <w:rFonts w:ascii="Times New Roman" w:cs="Times New Roman" w:eastAsia="Times New Roman" w:hAnsi="Times New Roman"/>
+          <w:b/>
+          <w:bCs/>
+          <w:sz w:val="24"/>
+          <w:szCs w:val="24"/>
+        </w:rPr>
+        <w:t xml:space="preserve">Bond pricing misconception (INT-06).</w:t>
+      </w:r>
+      <w:r>
+        <w:rPr>
+          <w:rFonts w:ascii="Times New Roman" w:cs="Times New Roman" w:eastAsia="Times New Roman" w:hAnsi="Times New Roman"/>
+          <w:sz w:val="24"/>
+          <w:szCs w:val="24"/>
+        </w:rPr>
+        <w:t xml:space="preserve"> On Q29, 46% of the 24 diagnosed responses reflected a belief that interest rates and bond prices move in the same direction.</w:t>
+      </w:r>
+    </w:p>
+    <w:p>
+      <w:pPr>
+        <w:spacing w:line="360" w:after="200"/>
+      </w:pPr>
+      <w:r>
+        <w:rPr>
+          <w:rFonts w:ascii="Times New Roman" w:cs="Times New Roman" w:eastAsia="Times New Roman" w:hAnsi="Times New Roman"/>
+          <w:i/>
+          <w:iCs/>
+          <w:sz w:val="24"/>
+          <w:szCs w:val="24"/>
+        </w:rPr>
+        <w:t xml:space="preserve">Source: exports/misconception_taxonomy_observed.csv and exports/diagnose_by_item.csv.</w:t>
       </w:r>
     </w:p>
     <w:p>
@@ -6170,7 +7971,547 @@
           <w:sz w:val="24"/>
           <w:szCs w:val="24"/>
         </w:rPr>
-        <w:t xml:space="preserve">6.2 What to Change Next Week</w:t>
+        <w:t xml:space="preserve">6.4 Selection-Error Hotspots</w:t>
+      </w:r>
+    </w:p>
+    <w:p>
+      <w:pPr>
+        <w:spacing w:line="360" w:after="200"/>
+      </w:pPr>
+      <w:r>
+        <w:rPr>
+          <w:rFonts w:ascii="Times New Roman" w:cs="Times New Roman" w:eastAsia="Times New Roman" w:hAnsi="Times New Roman"/>
+          <w:sz w:val="24"/>
+          <w:szCs w:val="24"/>
+        </w:rPr>
+        <w:t xml:space="preserve">Selection errors were concentrated on items with specific format features:</w:t>
+      </w:r>
+    </w:p>
+    <w:p>
+      <w:pPr>
+        <w:pStyle w:val="ListParagraph"/>
+        <w:numPr>
+          <w:ilvl w:val="0"/>
+          <w:numId w:val="2"/>
+        </w:numPr>
+        <w:spacing w:line="360" w:after="100"/>
+      </w:pPr>
+      <w:r>
+        <w:rPr>
+          <w:rFonts w:ascii="Times New Roman" w:cs="Times New Roman" w:eastAsia="Times New Roman" w:hAnsi="Times New Roman"/>
+          <w:b/>
+          <w:bCs/>
+          <w:sz w:val="24"/>
+          <w:szCs w:val="24"/>
+        </w:rPr>
+        <w:t xml:space="preserve">Q36 (diversification principle):</w:t>
+      </w:r>
+      <w:r>
+        <w:rPr>
+          <w:rFonts w:ascii="Times New Roman" w:cs="Times New Roman" w:eastAsia="Times New Roman" w:hAnsi="Times New Roman"/>
+          <w:sz w:val="24"/>
+          <w:szCs w:val="24"/>
+        </w:rPr>
+        <w:t xml:space="preserve"> True/False with negation - 81% selection error rate (34 of 42 diagnosed responses). Students who answered "False" could then explain diversification correctly.</w:t>
+      </w:r>
+    </w:p>
+    <w:p>
+      <w:pPr>
+        <w:pStyle w:val="ListParagraph"/>
+        <w:numPr>
+          <w:ilvl w:val="0"/>
+          <w:numId w:val="2"/>
+        </w:numPr>
+        <w:spacing w:line="360" w:after="100"/>
+      </w:pPr>
+      <w:r>
+        <w:rPr>
+          <w:rFonts w:ascii="Times New Roman" w:cs="Times New Roman" w:eastAsia="Times New Roman" w:hAnsi="Times New Roman"/>
+          <w:b/>
+          <w:bCs/>
+          <w:sz w:val="24"/>
+          <w:szCs w:val="24"/>
+        </w:rPr>
+        <w:t xml:space="preserve">Q10 (credit reports):</w:t>
+      </w:r>
+      <w:r>
+        <w:rPr>
+          <w:rFonts w:ascii="Times New Roman" w:cs="Times New Roman" w:eastAsia="Times New Roman" w:hAnsi="Times New Roman"/>
+          <w:sz w:val="24"/>
+          <w:szCs w:val="24"/>
+        </w:rPr>
+        <w:t xml:space="preserve"> "Which is FALSE" framing - 41% selection error rate (16 of 39).</w:t>
+      </w:r>
+    </w:p>
+    <w:p>
+      <w:pPr>
+        <w:pStyle w:val="ListParagraph"/>
+        <w:numPr>
+          <w:ilvl w:val="0"/>
+          <w:numId w:val="2"/>
+        </w:numPr>
+        <w:spacing w:line="360" w:after="100"/>
+      </w:pPr>
+      <w:r>
+        <w:rPr>
+          <w:rFonts w:ascii="Times New Roman" w:cs="Times New Roman" w:eastAsia="Times New Roman" w:hAnsi="Times New Roman"/>
+          <w:b/>
+          <w:bCs/>
+          <w:sz w:val="24"/>
+          <w:szCs w:val="24"/>
+        </w:rPr>
+        <w:t xml:space="preserve">Q37 (insurance types):</w:t>
+      </w:r>
+      <w:r>
+        <w:rPr>
+          <w:rFonts w:ascii="Times New Roman" w:cs="Times New Roman" w:eastAsia="Times New Roman" w:hAnsi="Times New Roman"/>
+          <w:sz w:val="24"/>
+          <w:szCs w:val="24"/>
+        </w:rPr>
+        <w:t xml:space="preserve"> Phrasing ambiguity - 41% selection error rate (7 of 17).</w:t>
+      </w:r>
+    </w:p>
+    <w:p>
+      <w:pPr>
+        <w:pStyle w:val="ListParagraph"/>
+        <w:numPr>
+          <w:ilvl w:val="0"/>
+          <w:numId w:val="2"/>
+        </w:numPr>
+        <w:spacing w:line="360" w:after="100"/>
+      </w:pPr>
+      <w:r>
+        <w:rPr>
+          <w:rFonts w:ascii="Times New Roman" w:cs="Times New Roman" w:eastAsia="Times New Roman" w:hAnsi="Times New Roman"/>
+          <w:b/>
+          <w:bCs/>
+          <w:sz w:val="24"/>
+          <w:szCs w:val="24"/>
+        </w:rPr>
+        <w:t xml:space="preserve">Q2 (mortgage term and total interest):</w:t>
+      </w:r>
+      <w:r>
+        <w:rPr>
+          <w:rFonts w:ascii="Times New Roman" w:cs="Times New Roman" w:eastAsia="Times New Roman" w:hAnsi="Times New Roman"/>
+          <w:sz w:val="24"/>
+          <w:szCs w:val="24"/>
+        </w:rPr>
+        <w:t xml:space="preserve"> True/False reversal - 32% selection error rate (7 of 22).</w:t>
+      </w:r>
+    </w:p>
+    <w:p>
+      <w:pPr>
+        <w:spacing w:line="360" w:after="200"/>
+      </w:pPr>
+      <w:r>
+        <w:rPr>
+          <w:rFonts w:ascii="Times New Roman" w:cs="Times New Roman" w:eastAsia="Times New Roman" w:hAnsi="Times New Roman"/>
+          <w:i/>
+          <w:iCs/>
+          <w:sz w:val="24"/>
+          <w:szCs w:val="24"/>
+        </w:rPr>
+        <w:t xml:space="preserve">Source: exports/diagnose_by_item.csv (selection_error_pct column for items with n &gt;= 10).</w:t>
+      </w:r>
+    </w:p>
+    <w:p>
+      <w:pPr>
+        <w:spacing w:line="360" w:after="200"/>
+      </w:pPr>
+      <w:r>
+        <w:rPr>
+          <w:rFonts w:ascii="Times New Roman" w:cs="Times New Roman" w:eastAsia="Times New Roman" w:hAnsi="Times New Roman"/>
+          <w:sz w:val="24"/>
+          <w:szCs w:val="24"/>
+        </w:rPr>
+        <w:t xml:space="preserve">The common thread is True/False format and negation framing - both known sources of format-induced error in educational testing.</w:t>
+      </w:r>
+    </w:p>
+    <w:p>
+      <w:pPr>
+        <w:pStyle w:val="Heading2"/>
+        <w:spacing w:before="360" w:after="180"/>
+      </w:pPr>
+      <w:r>
+        <w:rPr>
+          <w:rFonts w:ascii="Times New Roman" w:cs="Times New Roman" w:eastAsia="Times New Roman" w:hAnsi="Times New Roman"/>
+          <w:sz w:val="24"/>
+          <w:szCs w:val="24"/>
+        </w:rPr>
+        <w:t xml:space="preserve">6.5 What This Means</w:t>
+      </w:r>
+    </w:p>
+    <w:p>
+      <w:pPr>
+        <w:spacing w:line="360" w:after="200"/>
+      </w:pPr>
+      <w:r>
+        <w:rPr>
+          <w:rFonts w:ascii="Times New Roman" w:cs="Times New Roman" w:eastAsia="Times New Roman" w:hAnsi="Times New Roman"/>
+          <w:sz w:val="24"/>
+          <w:szCs w:val="24"/>
+        </w:rPr>
+        <w:t xml:space="preserve">The three-way classification (misconception, knowledge gap, selection error) has direct implications for how we think about remediation:</w:t>
+      </w:r>
+    </w:p>
+    <w:p>
+      <w:pPr>
+        <w:pStyle w:val="ListParagraph"/>
+        <w:numPr>
+          <w:ilvl w:val="0"/>
+          <w:numId w:val="2"/>
+        </w:numPr>
+        <w:spacing w:line="360" w:after="100"/>
+      </w:pPr>
+      <w:r>
+        <w:rPr>
+          <w:rFonts w:ascii="Times New Roman" w:cs="Times New Roman" w:eastAsia="Times New Roman" w:hAnsi="Times New Roman"/>
+          <w:b/>
+          <w:bCs/>
+          <w:sz w:val="24"/>
+          <w:szCs w:val="24"/>
+        </w:rPr>
+        <w:t xml:space="preserve">Misconceptions</w:t>
+      </w:r>
+      <w:r>
+        <w:rPr>
+          <w:rFonts w:ascii="Times New Roman" w:cs="Times New Roman" w:eastAsia="Times New Roman" w:hAnsi="Times New Roman"/>
+          <w:sz w:val="24"/>
+          <w:szCs w:val="24"/>
+        </w:rPr>
+        <w:t xml:space="preserve"> need targeted correction. A student who believes lower inflation means falling prices won't learn the correct concept from a general lecture on inflation - they need the specific distinction between rate and level called out explicitly.</w:t>
+      </w:r>
+    </w:p>
+    <w:p>
+      <w:pPr>
+        <w:pStyle w:val="ListParagraph"/>
+        <w:numPr>
+          <w:ilvl w:val="0"/>
+          <w:numId w:val="2"/>
+        </w:numPr>
+        <w:spacing w:line="360" w:after="100"/>
+      </w:pPr>
+      <w:r>
+        <w:rPr>
+          <w:rFonts w:ascii="Times New Roman" w:cs="Times New Roman" w:eastAsia="Times New Roman" w:hAnsi="Times New Roman"/>
+          <w:b/>
+          <w:bCs/>
+          <w:sz w:val="24"/>
+          <w:szCs w:val="24"/>
+        </w:rPr>
+        <w:t xml:space="preserve">Knowledge gaps</w:t>
+      </w:r>
+      <w:r>
+        <w:rPr>
+          <w:rFonts w:ascii="Times New Roman" w:cs="Times New Roman" w:eastAsia="Times New Roman" w:hAnsi="Times New Roman"/>
+          <w:sz w:val="24"/>
+          <w:szCs w:val="24"/>
+        </w:rPr>
+        <w:t xml:space="preserve"> need foundational instruction. A student who doesn't know what a deductible is needs the definition, not a correction of a wrong belief.</w:t>
+      </w:r>
+    </w:p>
+    <w:p>
+      <w:pPr>
+        <w:pStyle w:val="ListParagraph"/>
+        <w:numPr>
+          <w:ilvl w:val="0"/>
+          <w:numId w:val="2"/>
+        </w:numPr>
+        <w:spacing w:line="360" w:after="100"/>
+      </w:pPr>
+      <w:r>
+        <w:rPr>
+          <w:rFonts w:ascii="Times New Roman" w:cs="Times New Roman" w:eastAsia="Times New Roman" w:hAnsi="Times New Roman"/>
+          <w:b/>
+          <w:bCs/>
+          <w:sz w:val="24"/>
+          <w:szCs w:val="24"/>
+        </w:rPr>
+        <w:t xml:space="preserve">Selection errors</w:t>
+      </w:r>
+      <w:r>
+        <w:rPr>
+          <w:rFonts w:ascii="Times New Roman" w:cs="Times New Roman" w:eastAsia="Times New Roman" w:hAnsi="Times New Roman"/>
+          <w:sz w:val="24"/>
+          <w:szCs w:val="24"/>
+        </w:rPr>
+        <w:t xml:space="preserve"> need item revision, not instruction. A student who understands diversification but picks "False" on a T/F item doesn't need more teaching about diversification - they need a better question.</w:t>
+      </w:r>
+    </w:p>
+    <w:p>
+      <w:pPr>
+        <w:spacing w:line="360" w:after="200"/>
+      </w:pPr>
+      <w:r>
+        <w:rPr>
+          <w:rFonts w:ascii="Times New Roman" w:cs="Times New Roman" w:eastAsia="Times New Roman" w:hAnsi="Times New Roman"/>
+          <w:sz w:val="24"/>
+          <w:szCs w:val="24"/>
+        </w:rPr>
+        <w:t xml:space="preserve">Treating all three the same way - re-teaching the topic - misses the point for about half the students in the diagnostic sample.</w:t>
+      </w:r>
+    </w:p>
+    <w:p>
+      <w:pPr>
+        <w:pStyle w:val="Heading1"/>
+        <w:pageBreakBefore/>
+        <w:spacing w:before="480" w:after="240"/>
+      </w:pPr>
+      <w:r>
+        <w:rPr>
+          <w:rFonts w:ascii="Times New Roman" w:cs="Times New Roman" w:eastAsia="Times New Roman" w:hAnsi="Times New Roman"/>
+          <w:sz w:val="24"/>
+          <w:szCs w:val="24"/>
+        </w:rPr>
+        <w:t xml:space="preserve">7. Implications for Instruction</w:t>
+      </w:r>
+    </w:p>
+    <w:p>
+      <w:pPr>
+        <w:pStyle w:val="Heading2"/>
+        <w:spacing w:before="360" w:after="180"/>
+      </w:pPr>
+      <w:r>
+        <w:rPr>
+          <w:rFonts w:ascii="Times New Roman" w:cs="Times New Roman" w:eastAsia="Times New Roman" w:hAnsi="Times New Roman"/>
+          <w:sz w:val="24"/>
+          <w:szCs w:val="24"/>
+        </w:rPr>
+        <w:t xml:space="preserve">7.1 Priorities</w:t>
+      </w:r>
+    </w:p>
+    <w:p>
+      <w:pPr>
+        <w:spacing w:line="360" w:after="200"/>
+      </w:pPr>
+      <w:r>
+        <w:rPr>
+          <w:rFonts w:ascii="Times New Roman" w:cs="Times New Roman" w:eastAsia="Times New Roman" w:hAnsi="Times New Roman"/>
+          <w:sz w:val="24"/>
+          <w:szCs w:val="24"/>
+        </w:rPr>
+        <w:t xml:space="preserve">Based on the diagnostic findings, we suggest three tiers of instructional priority:</w:t>
+      </w:r>
+    </w:p>
+    <w:p>
+      <w:pPr>
+        <w:spacing w:line="360" w:after="200"/>
+      </w:pPr>
+      <w:r>
+        <w:rPr>
+          <w:rFonts w:ascii="Times New Roman" w:cs="Times New Roman" w:eastAsia="Times New Roman" w:hAnsi="Times New Roman"/>
+          <w:b/>
+          <w:bCs/>
+          <w:sz w:val="24"/>
+          <w:szCs w:val="24"/>
+        </w:rPr>
+        <w:t xml:space="preserve">Tier 1 - Address within the first two weeks:</w:t>
+      </w:r>
+    </w:p>
+    <w:p>
+      <w:pPr>
+        <w:pStyle w:val="ListParagraph"/>
+        <w:numPr>
+          <w:ilvl w:val="0"/>
+          <w:numId w:val="2"/>
+        </w:numPr>
+        <w:spacing w:line="360" w:after="100"/>
+      </w:pPr>
+      <w:r>
+        <w:rPr>
+          <w:rFonts w:ascii="Times New Roman" w:cs="Times New Roman" w:eastAsia="Times New Roman" w:hAnsi="Times New Roman"/>
+          <w:sz w:val="24"/>
+          <w:szCs w:val="24"/>
+        </w:rPr>
+        <w:t xml:space="preserve">Inflation rate vs. price level (INF-01, the most common misconception)</w:t>
+      </w:r>
+    </w:p>
+    <w:p>
+      <w:pPr>
+        <w:pStyle w:val="ListParagraph"/>
+        <w:numPr>
+          <w:ilvl w:val="0"/>
+          <w:numId w:val="2"/>
+        </w:numPr>
+        <w:spacing w:line="360" w:after="100"/>
+      </w:pPr>
+      <w:r>
+        <w:rPr>
+          <w:rFonts w:ascii="Times New Roman" w:cs="Times New Roman" w:eastAsia="Times New Roman" w:hAnsi="Times New Roman"/>
+          <w:sz w:val="24"/>
+          <w:szCs w:val="24"/>
+        </w:rPr>
+        <w:t xml:space="preserve">Insurance as catastrophic protection vs. routine care (INS-01)</w:t>
+      </w:r>
+    </w:p>
+    <w:p>
+      <w:pPr>
+        <w:pStyle w:val="ListParagraph"/>
+        <w:numPr>
+          <w:ilvl w:val="0"/>
+          <w:numId w:val="2"/>
+        </w:numPr>
+        <w:spacing w:line="360" w:after="100"/>
+      </w:pPr>
+      <w:r>
+        <w:rPr>
+          <w:rFonts w:ascii="Times New Roman" w:cs="Times New Roman" w:eastAsia="Times New Roman" w:hAnsi="Times New Roman"/>
+          <w:sz w:val="24"/>
+          <w:szCs w:val="24"/>
+        </w:rPr>
+        <w:t xml:space="preserve">Bond pricing: inverse interest-rate/price relationship (INT-06)</w:t>
+      </w:r>
+    </w:p>
+    <w:p>
+      <w:pPr>
+        <w:spacing w:line="360" w:after="200"/>
+      </w:pPr>
+      <w:r>
+        <w:rPr>
+          <w:rFonts w:ascii="Times New Roman" w:cs="Times New Roman" w:eastAsia="Times New Roman" w:hAnsi="Times New Roman"/>
+          <w:b/>
+          <w:bCs/>
+          <w:sz w:val="24"/>
+          <w:szCs w:val="24"/>
+        </w:rPr>
+        <w:t xml:space="preserve">Tier 2 - Address before mid-semester:</w:t>
+      </w:r>
+    </w:p>
+    <w:p>
+      <w:pPr>
+        <w:pStyle w:val="ListParagraph"/>
+        <w:numPr>
+          <w:ilvl w:val="0"/>
+          <w:numId w:val="2"/>
+        </w:numPr>
+        <w:spacing w:line="360" w:after="100"/>
+      </w:pPr>
+      <w:r>
+        <w:rPr>
+          <w:rFonts w:ascii="Times New Roman" w:cs="Times New Roman" w:eastAsia="Times New Roman" w:hAnsi="Times New Roman"/>
+          <w:sz w:val="24"/>
+          <w:szCs w:val="24"/>
+        </w:rPr>
+        <w:t xml:space="preserve">Risk-return tradeoff using financial-domain examples (RISK-02)</w:t>
+      </w:r>
+    </w:p>
+    <w:p>
+      <w:pPr>
+        <w:pStyle w:val="ListParagraph"/>
+        <w:numPr>
+          <w:ilvl w:val="0"/>
+          <w:numId w:val="2"/>
+        </w:numPr>
+        <w:spacing w:line="360" w:after="100"/>
+      </w:pPr>
+      <w:r>
+        <w:rPr>
+          <w:rFonts w:ascii="Times New Roman" w:cs="Times New Roman" w:eastAsia="Times New Roman" w:hAnsi="Times New Roman"/>
+          <w:sz w:val="24"/>
+          <w:szCs w:val="24"/>
+        </w:rPr>
+        <w:t xml:space="preserve">Auto loan and mortgage negotiation basics (INT-05, BORROW-03)</w:t>
+      </w:r>
+    </w:p>
+    <w:p>
+      <w:pPr>
+        <w:pStyle w:val="ListParagraph"/>
+        <w:numPr>
+          <w:ilvl w:val="0"/>
+          <w:numId w:val="2"/>
+        </w:numPr>
+        <w:spacing w:line="360" w:after="100"/>
+      </w:pPr>
+      <w:r>
+        <w:rPr>
+          <w:rFonts w:ascii="Times New Roman" w:cs="Times New Roman" w:eastAsia="Times New Roman" w:hAnsi="Times New Roman"/>
+          <w:sz w:val="24"/>
+          <w:szCs w:val="24"/>
+        </w:rPr>
+        <w:t xml:space="preserve">Deductible/premium/copay terminology (knowledge gap on Q13)</w:t>
+      </w:r>
+    </w:p>
+    <w:p>
+      <w:pPr>
+        <w:spacing w:line="360" w:after="200"/>
+      </w:pPr>
+      <w:r>
+        <w:rPr>
+          <w:rFonts w:ascii="Times New Roman" w:cs="Times New Roman" w:eastAsia="Times New Roman" w:hAnsi="Times New Roman"/>
+          <w:b/>
+          <w:bCs/>
+          <w:sz w:val="24"/>
+          <w:szCs w:val="24"/>
+        </w:rPr>
+        <w:t xml:space="preserve">Tier 3 - Reinforce throughout the semester:</w:t>
+      </w:r>
+    </w:p>
+    <w:p>
+      <w:pPr>
+        <w:pStyle w:val="ListParagraph"/>
+        <w:numPr>
+          <w:ilvl w:val="0"/>
+          <w:numId w:val="2"/>
+        </w:numPr>
+        <w:spacing w:line="360" w:after="100"/>
+      </w:pPr>
+      <w:r>
+        <w:rPr>
+          <w:rFonts w:ascii="Times New Roman" w:cs="Times New Roman" w:eastAsia="Times New Roman" w:hAnsi="Times New Roman"/>
+          <w:sz w:val="24"/>
+          <w:szCs w:val="24"/>
+        </w:rPr>
+        <w:t xml:space="preserve">Emergency fund sizing (BORROW-05)</w:t>
+      </w:r>
+    </w:p>
+    <w:p>
+      <w:pPr>
+        <w:pStyle w:val="ListParagraph"/>
+        <w:numPr>
+          <w:ilvl w:val="0"/>
+          <w:numId w:val="2"/>
+        </w:numPr>
+        <w:spacing w:line="360" w:after="100"/>
+      </w:pPr>
+      <w:r>
+        <w:rPr>
+          <w:rFonts w:ascii="Times New Roman" w:cs="Times New Roman" w:eastAsia="Times New Roman" w:hAnsi="Times New Roman"/>
+          <w:sz w:val="24"/>
+          <w:szCs w:val="24"/>
+        </w:rPr>
+        <w:t xml:space="preserve">Stock market function beyond wealth creation (RISK-07)</w:t>
+      </w:r>
+    </w:p>
+    <w:p>
+      <w:pPr>
+        <w:pStyle w:val="ListParagraph"/>
+        <w:numPr>
+          <w:ilvl w:val="0"/>
+          <w:numId w:val="2"/>
+        </w:numPr>
+        <w:spacing w:line="360" w:after="100"/>
+      </w:pPr>
+      <w:r>
+        <w:rPr>
+          <w:rFonts w:ascii="Times New Roman" w:cs="Times New Roman" w:eastAsia="Times New Roman" w:hAnsi="Times New Roman"/>
+          <w:sz w:val="24"/>
+          <w:szCs w:val="24"/>
+        </w:rPr>
+        <w:t xml:space="preserve">Diversification across asset classes (already well-understood by most, but format-sensitive)</w:t>
+      </w:r>
+    </w:p>
+    <w:p>
+      <w:pPr>
+        <w:pStyle w:val="Heading2"/>
+        <w:spacing w:before="360" w:after="180"/>
+      </w:pPr>
+      <w:r>
+        <w:rPr>
+          <w:rFonts w:ascii="Times New Roman" w:cs="Times New Roman" w:eastAsia="Times New Roman" w:hAnsi="Times New Roman"/>
+          <w:sz w:val="24"/>
+          <w:szCs w:val="24"/>
+        </w:rPr>
+        <w:t xml:space="preserve">7.2 What to Change Next Week</w:t>
       </w:r>
     </w:p>
     <w:p>
@@ -6211,7 +8552,7 @@
           <w:sz w:val="24"/>
           <w:szCs w:val="24"/>
         </w:rPr>
-        <w:t xml:space="preserve"> Before covering the inflation chapter, spend 15 minutes on the distinction between "inflation is going down" (prices still rising, just more slowly) and "prices are going down" (deflation). A simple two-line graph — one showing the inflation rate, one showing the price level — makes this visual and sticky.</w:t>
+        <w:t xml:space="preserve"> Before covering the inflation chapter, spend 15 minutes on the distinction between "inflation is going down" (prices still rising, just more slowly) and "prices are going down" (deflation). A simple two-line graph - one showing the inflation rate, one showing the price level - makes this visual and sticky.</w:t>
       </w:r>
     </w:p>
     <w:p>
@@ -6295,7 +8636,7 @@
           <w:sz w:val="24"/>
           <w:szCs w:val="24"/>
         </w:rPr>
-        <w:t xml:space="preserve"> For the pre-test, nearly one in three high-confidence errors turned out to be selection errors. Mention to students — without giving away answers — that some questions are tricky to parse, and that reading carefully before answering is worth the extra few seconds. This sets expectations for the post-test.</w:t>
+        <w:t xml:space="preserve"> For the pre-test, nearly one in three high-confidence errors turned out to be selection errors. Mention to students - without giving away answers - that some questions are tricky to parse, and that reading carefully before answering is worth the extra few seconds. This sets expectations for the post-test.</w:t>
       </w:r>
     </w:p>
     <w:p>
@@ -6337,7 +8678,7 @@
           <w:sz w:val="24"/>
           <w:szCs w:val="24"/>
         </w:rPr>
-        <w:t xml:space="preserve">6.3 Mid-Semester Reinforcement</w:t>
+        <w:t xml:space="preserve">7.3 Mid-Semester Reinforcement</w:t>
       </w:r>
     </w:p>
     <w:p>
@@ -6406,7 +8747,7 @@
           <w:sz w:val="24"/>
           <w:szCs w:val="24"/>
         </w:rPr>
-        <w:t xml:space="preserve"> Take the top misconception codes and turn them into true/false warm-ups at the start of class. For example: "Lower inflation means prices are going down — myth or fact?" This lets students self-correct without the pressure of a graded assessment.</w:t>
+        <w:t xml:space="preserve"> Take the top misconception codes and turn them into true/false warm-ups at the start of class. For example: "Lower inflation means prices are going down - myth or fact?" This lets students self-correct without the pressure of a graded assessment.</w:t>
       </w:r>
     </w:p>
     <w:p>
@@ -6449,7 +8790,7 @@
           <w:sz w:val="24"/>
           <w:szCs w:val="24"/>
         </w:rPr>
-        <w:t xml:space="preserve">7. Recommendations</w:t>
+        <w:t xml:space="preserve">8. Recommendations</w:t>
       </w:r>
     </w:p>
     <w:p>
@@ -6477,7 +8818,7 @@
           <w:sz w:val="24"/>
           <w:szCs w:val="24"/>
         </w:rPr>
-        <w:t xml:space="preserve">Table 7.1: Course Improvement Recommendations</w:t>
+        <w:t xml:space="preserve">Table 8.1: Course Improvement Recommendations</w:t>
       </w:r>
     </w:p>
     <w:tbl>
@@ -6802,7 +9143,7 @@
                 <w:sz w:val="22"/>
                 <w:szCs w:val="22"/>
               </w:rPr>
-              <w:t xml:space="preserve">—</w:t>
+              <w:t xml:space="preserve">-</w:t>
             </w:r>
           </w:p>
         </w:tc>
@@ -6954,7 +9295,7 @@
                 <w:sz w:val="22"/>
                 <w:szCs w:val="22"/>
               </w:rPr>
-              <w:t xml:space="preserve">—</w:t>
+              <w:t xml:space="preserve">-</w:t>
             </w:r>
           </w:p>
         </w:tc>
@@ -7106,7 +9447,7 @@
                 <w:sz w:val="22"/>
                 <w:szCs w:val="22"/>
               </w:rPr>
-              <w:t xml:space="preserve">—</w:t>
+              <w:t xml:space="preserve">-</w:t>
             </w:r>
           </w:p>
         </w:tc>
@@ -7233,7 +9574,7 @@
                 <w:sz w:val="22"/>
                 <w:szCs w:val="22"/>
               </w:rPr>
-              <w:t xml:space="preserve">—</w:t>
+              <w:t xml:space="preserve">-</w:t>
             </w:r>
           </w:p>
         </w:tc>
@@ -7385,7 +9726,7 @@
                 <w:sz w:val="22"/>
                 <w:szCs w:val="22"/>
               </w:rPr>
-              <w:t xml:space="preserve">—</w:t>
+              <w:t xml:space="preserve">-</w:t>
             </w:r>
           </w:p>
         </w:tc>
@@ -7562,7 +9903,7 @@
                 <w:sz w:val="22"/>
                 <w:szCs w:val="22"/>
               </w:rPr>
-              <w:t xml:space="preserve">—</w:t>
+              <w:t xml:space="preserve">-</w:t>
             </w:r>
           </w:p>
         </w:tc>
@@ -7639,7 +9980,7 @@
                 <w:sz w:val="22"/>
                 <w:szCs w:val="22"/>
               </w:rPr>
-              <w:t xml:space="preserve">Q13 shows a high knowledge gap rate — unfamiliarity with deductible terminology</w:t>
+              <w:t xml:space="preserve">Q13 shows a high knowledge gap rate - unfamiliarity with deductible terminology</w:t>
             </w:r>
           </w:p>
         </w:tc>
@@ -7714,7 +10055,7 @@
                 <w:sz w:val="22"/>
                 <w:szCs w:val="22"/>
               </w:rPr>
-              <w:t xml:space="preserve">—</w:t>
+              <w:t xml:space="preserve">-</w:t>
             </w:r>
           </w:p>
         </w:tc>
@@ -7841,7 +10182,7 @@
                 <w:sz w:val="22"/>
                 <w:szCs w:val="22"/>
               </w:rPr>
-              <w:t xml:space="preserve">—</w:t>
+              <w:t xml:space="preserve">-</w:t>
             </w:r>
           </w:p>
         </w:tc>
@@ -8018,7 +10359,7 @@
                 <w:sz w:val="22"/>
                 <w:szCs w:val="22"/>
               </w:rPr>
-              <w:t xml:space="preserve">—</w:t>
+              <w:t xml:space="preserve">-</w:t>
             </w:r>
           </w:p>
         </w:tc>
@@ -8170,7 +10511,7 @@
                 <w:sz w:val="22"/>
                 <w:szCs w:val="22"/>
               </w:rPr>
-              <w:t xml:space="preserve">—</w:t>
+              <w:t xml:space="preserve">-</w:t>
             </w:r>
           </w:p>
         </w:tc>
@@ -8218,7 +10559,7 @@
           <w:sz w:val="24"/>
           <w:szCs w:val="24"/>
         </w:rPr>
-        <w:t xml:space="preserve">8. Limitations</w:t>
+        <w:t xml:space="preserve">9. Limitations</w:t>
       </w:r>
     </w:p>
     <w:p>
@@ -8287,7 +10628,7 @@
           <w:sz w:val="24"/>
           <w:szCs w:val="24"/>
         </w:rPr>
-        <w:t xml:space="preserve"> SDM-10 diagnose items only go to students who answered incorrectly with high confidence. Confirm items only go to students who answered correctly with low confidence. The misconception rates in Section 5 describe the tails of the distribution, not the whole class.</w:t>
+        <w:t xml:space="preserve"> SDM-10 diagnose items only go to students who answered incorrectly with high confidence. Confirm items only go to students who answered correctly with low confidence. The misconception rates in Section 6 describe the tails of the distribution, not the whole class.</w:t>
       </w:r>
     </w:p>
     <w:p>
@@ -8363,15 +10704,43 @@
           <w:sz w:val="24"/>
           <w:szCs w:val="24"/>
         </w:rPr>
-        <w:t xml:space="preserve">No subgroup comparisons.</w:t>
-      </w:r>
-      <w:r>
-        <w:rPr>
-          <w:rFonts w:ascii="Times New Roman" w:cs="Times New Roman" w:eastAsia="Times New Roman" w:hAnsi="Times New Roman"/>
-          <w:sz w:val="24"/>
-          <w:szCs w:val="24"/>
-        </w:rPr>
-        <w:t xml:space="preserve"> We report demographic breakdowns for context but make no claims about performance differences across groups. Subgroup analysis is planned for Paper 2, contingent on IRB approval.</w:t>
+        <w:t xml:space="preserve">Subgroup performance patterns are descriptive only.</w:t>
+      </w:r>
+      <w:r>
+        <w:rPr>
+          <w:rFonts w:ascii="Times New Roman" w:cs="Times New Roman" w:eastAsia="Times New Roman" w:hAnsi="Times New Roman"/>
+          <w:sz w:val="24"/>
+          <w:szCs w:val="24"/>
+        </w:rPr>
+        <w:t xml:space="preserve"> Section 4.3 reports mean scores by demographic group, but this report makes no claims about why those differences exist. Many characteristics overlap (e.g., work status, financial stress, parental education), and disentangling their individual contributions would require multivariate analysis that is beyond the scope of an instructor-facing pre-test summary.</w:t>
+      </w:r>
+    </w:p>
+    <w:p>
+      <w:pPr>
+        <w:pStyle w:val="ListParagraph"/>
+        <w:numPr>
+          <w:ilvl w:val="0"/>
+          <w:numId w:val="7"/>
+        </w:numPr>
+        <w:spacing w:line="360" w:after="100"/>
+      </w:pPr>
+      <w:r>
+        <w:rPr>
+          <w:rFonts w:ascii="Times New Roman" w:cs="Times New Roman" w:eastAsia="Times New Roman" w:hAnsi="Times New Roman"/>
+          <w:b/>
+          <w:bCs/>
+          <w:sz w:val="24"/>
+          <w:szCs w:val="24"/>
+        </w:rPr>
+        <w:t xml:space="preserve">Suppression limits subgroup detail.</w:t>
+      </w:r>
+      <w:r>
+        <w:rPr>
+          <w:rFonts w:ascii="Times New Roman" w:cs="Times New Roman" w:eastAsia="Times New Roman" w:hAnsi="Times New Roman"/>
+          <w:sz w:val="24"/>
+          <w:szCs w:val="24"/>
+        </w:rPr>
+        <w:t xml:space="preserve"> Groups with fewer than 10 respondents are suppressed to protect privacy. This means some potentially informative subgroup comparisons cannot be reported.</w:t>
       </w:r>
     </w:p>
     <w:p>
@@ -8432,7 +10801,7 @@
           <w:sz w:val="24"/>
           <w:szCs w:val="24"/>
         </w:rPr>
-        <w:t xml:space="preserve"> A follow-up item from the SDM-10 bank. Variants are pre-written (not generated on the fly) and come in several formats: multiple choice, True/False, or open-ended.</w:t>
+        <w:t xml:space="preserve"> A follow-up item from the SDM-10 bank. Variants are pre-written (not generated on the fly) and come in several formats: multiple choice, True/False, or open-ended. The bank contains 182 variants authored and reviewed before the assessment window opened.</w:t>
       </w:r>
     </w:p>
     <w:p>
@@ -8547,7 +10916,7 @@
           <w:sz w:val="24"/>
           <w:szCs w:val="24"/>
         </w:rPr>
-        <w:t xml:space="preserve"> A given anchor item triggers one or the other based on the student's response — never both.</w:t>
+        <w:t xml:space="preserve"> A given anchor item triggers one or the other based on the student's response - never both.</w:t>
       </w:r>
     </w:p>
     <w:p>
@@ -8639,7 +11008,7 @@
           <w:sz w:val="24"/>
           <w:szCs w:val="24"/>
         </w:rPr>
-        <w:t xml:space="preserve"> The student acknowledges uncertainty or has no mental model for the concept. They don't hold a specific wrong belief — they just don't know.</w:t>
+        <w:t xml:space="preserve"> The student acknowledges uncertainty or has no mental model for the concept. They don't hold a specific wrong belief - they just don't know.</w:t>
       </w:r>
     </w:p>
     <w:p>
@@ -8942,7 +11311,7 @@
                 <w:sz w:val="22"/>
                 <w:szCs w:val="22"/>
               </w:rPr>
-              <w:t xml:space="preserve">Section 3.2 performance bands, Figure R1</w:t>
+              <w:t xml:space="preserve">Section 5.1 performance bands, Figure R1</w:t>
             </w:r>
           </w:p>
         </w:tc>
@@ -8994,7 +11363,7 @@
                 <w:sz w:val="22"/>
                 <w:szCs w:val="22"/>
               </w:rPr>
-              <w:t xml:space="preserve">Daily enrollment and completion counts (Feb 2–10)</w:t>
+              <w:t xml:space="preserve">Daily enrollment and completion counts (Feb 2-10)</w:t>
             </w:r>
           </w:p>
         </w:tc>
@@ -9019,7 +11388,7 @@
                 <w:sz w:val="22"/>
                 <w:szCs w:val="22"/>
               </w:rPr>
-              <w:t xml:space="preserve">Section 3.1 participation funnel, Figure R3</w:t>
+              <w:t xml:space="preserve">Section 3 participation funnel, Figure R3</w:t>
             </w:r>
           </w:p>
         </w:tc>
@@ -9046,7 +11415,7 @@
                 <w:sz w:val="22"/>
                 <w:szCs w:val="22"/>
               </w:rPr>
-              <w:t xml:space="preserve">exports/figures/fig1_score_distribution.png</w:t>
+              <w:t xml:space="preserve">exports/subgroup_performance.csv</w:t>
             </w:r>
           </w:p>
         </w:tc>
@@ -9071,7 +11440,7 @@
                 <w:sz w:val="22"/>
                 <w:szCs w:val="22"/>
               </w:rPr>
-              <w:t xml:space="preserve">Score distribution histogram</w:t>
+              <w:t xml:space="preserve">Mean scores by demographic group (N = 431, read-only DB queries)</w:t>
             </w:r>
           </w:p>
         </w:tc>
@@ -9096,7 +11465,7 @@
                 <w:sz w:val="22"/>
                 <w:szCs w:val="22"/>
               </w:rPr>
-              <w:t xml:space="preserve">Figure R1</w:t>
+              <w:t xml:space="preserve">Section 4.3 performance by student characteristics</w:t>
             </w:r>
           </w:p>
         </w:tc>
@@ -9123,7 +11492,7 @@
                 <w:sz w:val="22"/>
                 <w:szCs w:val="22"/>
               </w:rPr>
-              <w:t xml:space="preserve">exports/figures/fig2_domain_performance.png</w:t>
+              <w:t xml:space="preserve">exports/report_figures/fig1_score_distribution.png</w:t>
             </w:r>
           </w:p>
         </w:tc>
@@ -9148,7 +11517,7 @@
                 <w:sz w:val="22"/>
                 <w:szCs w:val="22"/>
               </w:rPr>
-              <w:t xml:space="preserve">Domain performance bar chart with error bars</w:t>
+              <w:t xml:space="preserve">Score distribution histogram</w:t>
             </w:r>
           </w:p>
         </w:tc>
@@ -9173,7 +11542,7 @@
                 <w:sz w:val="22"/>
                 <w:szCs w:val="22"/>
               </w:rPr>
-              <w:t xml:space="preserve">Figure R2</w:t>
+              <w:t xml:space="preserve">Figure R1</w:t>
             </w:r>
           </w:p>
         </w:tc>
@@ -9200,7 +11569,7 @@
                 <w:sz w:val="22"/>
                 <w:szCs w:val="22"/>
               </w:rPr>
-              <w:t xml:space="preserve">exports/figures/fig3_enrollment_timeline.png</w:t>
+              <w:t xml:space="preserve">exports/report_figures/fig2_domain_performance.png</w:t>
             </w:r>
           </w:p>
         </w:tc>
@@ -9225,7 +11594,7 @@
                 <w:sz w:val="22"/>
                 <w:szCs w:val="22"/>
               </w:rPr>
-              <w:t xml:space="preserve">Daily enrollment/completion timeline</w:t>
+              <w:t xml:space="preserve">Domain performance bar chart with error bars (patched: ylim=105)</w:t>
             </w:r>
           </w:p>
         </w:tc>
@@ -9250,7 +11619,7 @@
                 <w:sz w:val="22"/>
                 <w:szCs w:val="22"/>
               </w:rPr>
-              <w:t xml:space="preserve">Figure R3</w:t>
+              <w:t xml:space="preserve">Figure R2</w:t>
             </w:r>
           </w:p>
         </w:tc>
@@ -9277,7 +11646,7 @@
                 <w:sz w:val="22"/>
                 <w:szCs w:val="22"/>
               </w:rPr>
-              <w:t xml:space="preserve">exports/figures/fig5_confidence_calibration.png</w:t>
+              <w:t xml:space="preserve">exports/report_figures/fig3_enrollment_timeline.png</w:t>
             </w:r>
           </w:p>
         </w:tc>
@@ -9302,7 +11671,7 @@
                 <w:sz w:val="22"/>
                 <w:szCs w:val="22"/>
               </w:rPr>
-              <w:t xml:space="preserve">Confidence calibration categories (bar + pie)</w:t>
+              <w:t xml:space="preserve">Daily enrollment/completion timeline</w:t>
             </w:r>
           </w:p>
         </w:tc>
@@ -9327,7 +11696,7 @@
                 <w:sz w:val="22"/>
                 <w:szCs w:val="22"/>
               </w:rPr>
-              <w:t xml:space="preserve">Figure R4</w:t>
+              <w:t xml:space="preserve">Figure R3</w:t>
             </w:r>
           </w:p>
         </w:tc>
@@ -9354,7 +11723,7 @@
                 <w:sz w:val="22"/>
                 <w:szCs w:val="22"/>
               </w:rPr>
-              <w:t xml:space="preserve">exports/figures/fig6_item_difficulty.png</w:t>
+              <w:t xml:space="preserve">exports/report_figures/fig5_confidence_calibration.png</w:t>
             </w:r>
           </w:p>
         </w:tc>
@@ -9379,7 +11748,7 @@
                 <w:sz w:val="22"/>
                 <w:szCs w:val="22"/>
               </w:rPr>
-              <w:t xml:space="preserve">Item difficulty ranking (26 items)</w:t>
+              <w:t xml:space="preserve">Confidence calibration categories (bar + pie)</w:t>
             </w:r>
           </w:p>
         </w:tc>
@@ -9404,7 +11773,7 @@
                 <w:sz w:val="22"/>
                 <w:szCs w:val="22"/>
               </w:rPr>
-              <w:t xml:space="preserve">Figure R5</w:t>
+              <w:t xml:space="preserve">Figure R4</w:t>
             </w:r>
           </w:p>
         </w:tc>
@@ -9431,7 +11800,7 @@
                 <w:sz w:val="22"/>
                 <w:szCs w:val="22"/>
               </w:rPr>
-              <w:t xml:space="preserve">exports/figures/fig7_demographics.png</w:t>
+              <w:t xml:space="preserve">exports/report_figures/fig6_item_difficulty.png</w:t>
             </w:r>
           </w:p>
         </w:tc>
@@ -9456,7 +11825,7 @@
                 <w:sz w:val="22"/>
                 <w:szCs w:val="22"/>
               </w:rPr>
-              <w:t xml:space="preserve">Demographic panels (6 subplots)</w:t>
+              <w:t xml:space="preserve">Item difficulty ranking (26 items)</w:t>
             </w:r>
           </w:p>
         </w:tc>
@@ -9481,7 +11850,7 @@
                 <w:sz w:val="22"/>
                 <w:szCs w:val="22"/>
               </w:rPr>
-              <w:t xml:space="preserve">Figure R6</w:t>
+              <w:t xml:space="preserve">Figure R5</w:t>
             </w:r>
           </w:p>
         </w:tc>
@@ -9508,7 +11877,7 @@
                 <w:sz w:val="22"/>
                 <w:szCs w:val="22"/>
               </w:rPr>
-              <w:t xml:space="preserve">exports/figures/fig8_financial_background.png</w:t>
+              <w:t xml:space="preserve">exports/report_figures/fig7_demographics.png</w:t>
             </w:r>
           </w:p>
         </w:tc>
@@ -9533,7 +11902,7 @@
                 <w:sz w:val="22"/>
                 <w:szCs w:val="22"/>
               </w:rPr>
-              <w:t xml:space="preserve">Financial stress and self-rated knowledge panels</w:t>
+              <w:t xml:space="preserve">Demographic panels (6 subplots)</w:t>
             </w:r>
           </w:p>
         </w:tc>
@@ -9558,7 +11927,7 @@
                 <w:sz w:val="22"/>
                 <w:szCs w:val="22"/>
               </w:rPr>
-              <w:t xml:space="preserve">Figure R7</w:t>
+              <w:t xml:space="preserve">Figure R6</w:t>
             </w:r>
           </w:p>
         </w:tc>
@@ -9585,7 +11954,7 @@
                 <w:sz w:val="22"/>
                 <w:szCs w:val="22"/>
               </w:rPr>
-              <w:t xml:space="preserve">exports/diagnose_by_item.csv</w:t>
+              <w:t xml:space="preserve">exports/report_figures/fig8_financial_background.png</w:t>
             </w:r>
           </w:p>
         </w:tc>
@@ -9610,7 +11979,7 @@
                 <w:sz w:val="22"/>
                 <w:szCs w:val="22"/>
               </w:rPr>
-              <w:t xml:space="preserve">AI classification counts per item: misconception, knowledge gap, selection error (n = 354 consented)</w:t>
+              <w:t xml:space="preserve">Financial stress and self-rated knowledge panels</w:t>
             </w:r>
           </w:p>
         </w:tc>
@@ -9635,7 +12004,7 @@
                 <w:sz w:val="22"/>
                 <w:szCs w:val="22"/>
               </w:rPr>
-              <w:t xml:space="preserve">Sections 5.1, 5.3, 5.4, Table 7.1</w:t>
+              <w:t xml:space="preserve">Figure R7</w:t>
             </w:r>
           </w:p>
         </w:tc>
@@ -9662,7 +12031,7 @@
                 <w:sz w:val="22"/>
                 <w:szCs w:val="22"/>
               </w:rPr>
-              <w:t xml:space="preserve">exports/confirm_by_item.csv</w:t>
+              <w:t xml:space="preserve">exports/diagnose_by_item.csv</w:t>
             </w:r>
           </w:p>
         </w:tc>
@@ -9687,7 +12056,7 @@
                 <w:sz w:val="22"/>
                 <w:szCs w:val="22"/>
               </w:rPr>
-              <w:t xml:space="preserve">Understanding verification per item: verified, partial, likely guess (n = 354 consented)</w:t>
+              <w:t xml:space="preserve">AI classification counts per item: misconception, knowledge gap, selection error (n = 354 consented)</w:t>
             </w:r>
           </w:p>
         </w:tc>
@@ -9712,7 +12081,7 @@
                 <w:sz w:val="22"/>
                 <w:szCs w:val="22"/>
               </w:rPr>
-              <w:t xml:space="preserve">Section 5.2</w:t>
+              <w:t xml:space="preserve">Sections 6.1, 6.3, 6.4, Table 8.1</w:t>
             </w:r>
           </w:p>
         </w:tc>
@@ -9739,7 +12108,7 @@
                 <w:sz w:val="22"/>
                 <w:szCs w:val="22"/>
               </w:rPr>
-              <w:t xml:space="preserve">exports/misconception_taxonomy_observed.csv</w:t>
+              <w:t xml:space="preserve">exports/confirm_by_item.csv</w:t>
             </w:r>
           </w:p>
         </w:tc>
@@ -9764,7 +12133,7 @@
                 <w:sz w:val="22"/>
                 <w:szCs w:val="22"/>
               </w:rPr>
-              <w:t xml:space="preserve">62 observed misconception instances by Layer 1 code, Layer 2 tag, and item</w:t>
+              <w:t xml:space="preserve">Understanding verification per item: verified, partial, likely guess (n = 354 consented)</w:t>
             </w:r>
           </w:p>
         </w:tc>
@@ -9789,7 +12158,7 @@
                 <w:sz w:val="22"/>
                 <w:szCs w:val="22"/>
               </w:rPr>
-              <w:t xml:space="preserve">Section 5.3</w:t>
+              <w:t xml:space="preserve">Section 6.2</w:t>
             </w:r>
           </w:p>
         </w:tc>
@@ -9816,6 +12185,83 @@
                 <w:sz w:val="22"/>
                 <w:szCs w:val="22"/>
               </w:rPr>
+              <w:t xml:space="preserve">exports/misconception_taxonomy_observed.csv</w:t>
+            </w:r>
+          </w:p>
+        </w:tc>
+        <w:tc>
+          <w:tcPr>
+            <w:tcW w:type="dxa" w:w="3120"/>
+            <w:tcBorders>
+              <w:top w:val="single" w:color="000000" w:sz="4"/>
+              <w:left w:val="single" w:color="000000" w:sz="4"/>
+              <w:bottom w:val="single" w:color="000000" w:sz="4"/>
+              <w:right w:val="single" w:color="000000" w:sz="4"/>
+            </w:tcBorders>
+            <w:vAlign w:val="center"/>
+          </w:tcPr>
+          <w:p>
+            <w:pPr>
+              <w:jc w:val="center"/>
+            </w:pPr>
+            <w:r>
+              <w:rPr>
+                <w:rFonts w:ascii="Times New Roman" w:cs="Times New Roman" w:eastAsia="Times New Roman" w:hAnsi="Times New Roman"/>
+                <w:sz w:val="22"/>
+                <w:szCs w:val="22"/>
+              </w:rPr>
+              <w:t xml:space="preserve">62 observed misconception instances by Layer 1 code, Layer 2 tag, and item</w:t>
+            </w:r>
+          </w:p>
+        </w:tc>
+        <w:tc>
+          <w:tcPr>
+            <w:tcW w:type="dxa" w:w="3120"/>
+            <w:tcBorders>
+              <w:top w:val="single" w:color="000000" w:sz="4"/>
+              <w:left w:val="single" w:color="000000" w:sz="4"/>
+              <w:bottom w:val="single" w:color="000000" w:sz="4"/>
+              <w:right w:val="single" w:color="000000" w:sz="4"/>
+            </w:tcBorders>
+            <w:vAlign w:val="center"/>
+          </w:tcPr>
+          <w:p>
+            <w:pPr>
+              <w:jc w:val="center"/>
+            </w:pPr>
+            <w:r>
+              <w:rPr>
+                <w:rFonts w:ascii="Times New Roman" w:cs="Times New Roman" w:eastAsia="Times New Roman" w:hAnsi="Times New Roman"/>
+                <w:sz w:val="22"/>
+                <w:szCs w:val="22"/>
+              </w:rPr>
+              <w:t xml:space="preserve">Section 6.3</w:t>
+            </w:r>
+          </w:p>
+        </w:tc>
+      </w:tr>
+      <w:tr>
+        <w:tc>
+          <w:tcPr>
+            <w:tcW w:type="dxa" w:w="3120"/>
+            <w:tcBorders>
+              <w:top w:val="single" w:color="000000" w:sz="4"/>
+              <w:left w:val="single" w:color="000000" w:sz="4"/>
+              <w:bottom w:val="single" w:color="000000" w:sz="4"/>
+              <w:right w:val="single" w:color="000000" w:sz="4"/>
+            </w:tcBorders>
+            <w:vAlign w:val="center"/>
+          </w:tcPr>
+          <w:p>
+            <w:pPr>
+              <w:jc w:val="center"/>
+            </w:pPr>
+            <w:r>
+              <w:rPr>
+                <w:rFonts w:ascii="Courier New" w:cs="Courier New" w:eastAsia="Courier New" w:hAnsi="Courier New"/>
+                <w:sz w:val="22"/>
+                <w:szCs w:val="22"/>
+              </w:rPr>
               <w:t xml:space="preserve">exports/generate_charts.py</w:t>
             </w:r>
           </w:p>
@@ -9866,7 +12312,7 @@
                 <w:sz w:val="22"/>
                 <w:szCs w:val="22"/>
               </w:rPr>
-              <w:t xml:space="preserve">Sections 3.3, 3.4, 3.5, 4.1, 4.2</w:t>
+              <w:t xml:space="preserve">Sections 4.1, 4.2, 5.2, 5.4, 5.3</w:t>
             </w:r>
           </w:p>
         </w:tc>
@@ -9992,7 +12438,7 @@
         <w:sz w:val="18"/>
         <w:szCs w:val="18"/>
       </w:rPr>
-      <w:t xml:space="preserve">QUIN 102 Pre-Test Results Report — Spring 2026</w:t>
+      <w:t xml:space="preserve">QUIN 102 Pre-Test Results Report - Spring 2026</w:t>
     </w:r>
   </w:p>
 </w:hdr>

--- a/exports/QUIN102_Pretest_Results_Report.docx
+++ b/exports/QUIN102_Pretest_Results_Report.docx
@@ -1843,7 +1843,7 @@
           <w:sz w:val="24"/>
           <w:szCs w:val="24"/>
         </w:rPr>
-        <w:t xml:space="preserve">Source: generate_charts.py lines 297-366 (percentages only; categories with fewer than 10 respondents are suppressed).</w:t>
+        <w:t xml:space="preserve">Source: exports/generate_charts.py lines 297-366 (hardcoded percentages, prepared prior to report build; categories with fewer than 10 respondents are suppressed).</w:t>
       </w:r>
     </w:p>
     <w:p>
@@ -1980,7 +1980,7 @@
           <w:sz w:val="24"/>
           <w:szCs w:val="24"/>
         </w:rPr>
-        <w:t xml:space="preserve">Source: generate_charts.py lines 387-420 (percentages only; "Very Low" and "Very High" categories each had fewer than 10 respondents and were collapsed into adjacent categories).</w:t>
+        <w:t xml:space="preserve">Source: exports/generate_charts.py lines 387-420 (hardcoded percentages, prepared prior to report build; "Very Low" and "Very High" categories each had fewer than 10 respondents and were collapsed into adjacent categories).</w:t>
       </w:r>
     </w:p>
     <w:p>
@@ -5233,7 +5233,7 @@
           <w:sz w:val="24"/>
           <w:szCs w:val="24"/>
         </w:rPr>
-        <w:t xml:space="preserve">Source: Read-only database queries on N = 431 submitted students, saved to exports/subgroup_performance.csv. All groups with n &lt; 10 are suppressed.</w:t>
+        <w:t xml:space="preserve">Source: exports/subgroup_performance.csv (prepared prior to report build, N = 431 submitted students). All groups with n &lt; 10 are suppressed.</w:t>
       </w:r>
     </w:p>
     <w:p>
@@ -5257,6 +5257,246 @@
           <w:szCs w:val="24"/>
         </w:rPr>
         <w:t xml:space="preserve"> The strongest performance gradients appeared along self-rated knowledge (11-point spread), work experience (6.5-point spread), and financial stress frequency (10-point spread). The absence of a first-generation gap is notable. Racial/ethnic and gender gaps were present but should be interpreted with caution given the many overlapping factors (work status, financial stress, educational background) that this descriptive report does not disentangle.</w:t>
+      </w:r>
+    </w:p>
+    <w:p>
+      <w:pPr>
+        <w:spacing w:line="360" w:after="200"/>
+      </w:pPr>
+      <w:r>
+        <w:rPr>
+          <w:rFonts w:ascii="Times New Roman" w:cs="Times New Roman" w:eastAsia="Times New Roman" w:hAnsi="Times New Roman"/>
+          <w:b/>
+          <w:bCs/>
+          <w:sz w:val="24"/>
+          <w:szCs w:val="24"/>
+        </w:rPr>
+        <w:t xml:space="preserve">Connecting subgroup patterns to diagnostic data.</w:t>
+      </w:r>
+      <w:r>
+        <w:rPr>
+          <w:rFonts w:ascii="Times New Roman" w:cs="Times New Roman" w:eastAsia="Times New Roman" w:hAnsi="Times New Roman"/>
+          <w:sz w:val="24"/>
+          <w:szCs w:val="24"/>
+        </w:rPr>
+        <w:t xml:space="preserve"> The performance patterns above describe the full submitted sample (N = 431). The diagnostic data in Section 6 describe the consented subsample (n = 354). These are different denominators, and this report does not cross-tabulate subgroup membership against diagnostic classifications. However, several descriptive patterns across both datasets are worth noting:</w:t>
+      </w:r>
+    </w:p>
+    <w:p>
+      <w:pPr>
+        <w:pStyle w:val="ListParagraph"/>
+        <w:numPr>
+          <w:ilvl w:val="0"/>
+          <w:numId w:val="2"/>
+        </w:numPr>
+        <w:spacing w:line="360" w:after="100"/>
+      </w:pPr>
+      <w:r>
+        <w:rPr>
+          <w:rFonts w:ascii="Times New Roman" w:cs="Times New Roman" w:eastAsia="Times New Roman" w:hAnsi="Times New Roman"/>
+          <w:sz w:val="24"/>
+          <w:szCs w:val="24"/>
+        </w:rPr>
+        <w:t xml:space="preserve">Full-time workers had the highest mean score (71.4%, N = 431), yet the weakest domain for all students, Investment and Risk/Return (63.8%), is also where the most experience-based misconceptions appeared. On Q30 (risk-return tradeoff), 82% of diagnosed responses in the consented sample reflected reasoning from personal counterexamples (RISK-02, n = 354). Direct financial experience may provide both an advantage on straightforward items and a source of misconceptions on items that require abstract reasoning.</w:t>
+      </w:r>
+    </w:p>
+    <w:p>
+      <w:pPr>
+        <w:pStyle w:val="ListParagraph"/>
+        <w:numPr>
+          <w:ilvl w:val="0"/>
+          <w:numId w:val="2"/>
+        </w:numPr>
+        <w:spacing w:line="360" w:after="100"/>
+      </w:pPr>
+      <w:r>
+        <w:rPr>
+          <w:rFonts w:ascii="Times New Roman" w:cs="Times New Roman" w:eastAsia="Times New Roman" w:hAnsi="Times New Roman"/>
+          <w:sz w:val="24"/>
+          <w:szCs w:val="24"/>
+        </w:rPr>
+        <w:t xml:space="preserve">Students who rated their knowledge as low scored 62.3% on average (N = 431). In the consented diagnostic sample, 14.2% of diagnosed responses were knowledge gaps, meaning the student had no mental model at all (n = 354). Low self-rated knowledge and genuine knowledge gaps are conceptually related, though they describe different things: the first is a self-perception, the second is a classification of specific wrong answers.</w:t>
+      </w:r>
+    </w:p>
+    <w:p>
+      <w:pPr>
+        <w:pStyle w:val="ListParagraph"/>
+        <w:numPr>
+          <w:ilvl w:val="0"/>
+          <w:numId w:val="2"/>
+        </w:numPr>
+        <w:spacing w:line="360" w:after="100"/>
+      </w:pPr>
+      <w:r>
+        <w:rPr>
+          <w:rFonts w:ascii="Times New Roman" w:cs="Times New Roman" w:eastAsia="Times New Roman" w:hAnsi="Times New Roman"/>
+          <w:sz w:val="24"/>
+          <w:szCs w:val="24"/>
+        </w:rPr>
+        <w:t xml:space="preserve">The gender gap (about 5 points) and the financial stress gradient (about 10 points) are observed in this sample (N = 431), but 31.9% of all high-confidence errors in the diagnostic sample turned out to be selection errors (n = 354). Without item-level subgroup breakdowns, this report cannot determine what portion of any subgroup gap reflects differences in knowledge versus differences in susceptibility to format-driven errors.</w:t>
+      </w:r>
+    </w:p>
+    <w:p>
+      <w:pPr>
+        <w:spacing w:line="360" w:after="200"/>
+      </w:pPr>
+      <w:r>
+        <w:rPr>
+          <w:rFonts w:ascii="Times New Roman" w:cs="Times New Roman" w:eastAsia="Times New Roman" w:hAnsi="Times New Roman"/>
+          <w:b/>
+          <w:bCs/>
+          <w:sz w:val="24"/>
+          <w:szCs w:val="24"/>
+        </w:rPr>
+        <w:t xml:space="preserve">What this suggests for instruction.</w:t>
+      </w:r>
+      <w:r>
+        <w:rPr>
+          <w:rFonts w:ascii="Times New Roman" w:cs="Times New Roman" w:eastAsia="Times New Roman" w:hAnsi="Times New Roman"/>
+          <w:sz w:val="24"/>
+          <w:szCs w:val="24"/>
+        </w:rPr>
+        <w:t xml:space="preserve"> The subgroup patterns do not point to subgroup-specific misconceptions, because this report does not have subgroup-by-diagnostic breakdowns. What they do suggest is where to look for students who may need more support, and what class-level issues are most likely to matter for those students.</w:t>
+      </w:r>
+    </w:p>
+    <w:p>
+      <w:pPr>
+        <w:pStyle w:val="ListParagraph"/>
+        <w:numPr>
+          <w:ilvl w:val="0"/>
+          <w:numId w:val="2"/>
+        </w:numPr>
+        <w:spacing w:line="360" w:after="100"/>
+      </w:pPr>
+      <w:r>
+        <w:rPr>
+          <w:rFonts w:ascii="Times New Roman" w:cs="Times New Roman" w:eastAsia="Times New Roman" w:hAnsi="Times New Roman"/>
+          <w:b/>
+          <w:bCs/>
+          <w:sz w:val="24"/>
+          <w:szCs w:val="24"/>
+        </w:rPr>
+        <w:t xml:space="preserve">Lower-scoring students are likely hitting the same misconception clusters as the rest of the class, not different ones.</w:t>
+      </w:r>
+      <w:r>
+        <w:rPr>
+          <w:rFonts w:ascii="Times New Roman" w:cs="Times New Roman" w:eastAsia="Times New Roman" w:hAnsi="Times New Roman"/>
+          <w:sz w:val="24"/>
+          <w:szCs w:val="24"/>
+        </w:rPr>
+        <w:t xml:space="preserve"> The top misconception patterns (INF-01 inflation confusion, INS-01 insurance purpose, RISK-02 counterexample reasoning) appeared across the full consented sample. Students in subgroups with lower mean scores are likely to encounter these same barriers, possibly at higher rates. Prioritizing these three topics in early instruction is a way to help the students who need it most without singling out any group.</w:t>
+      </w:r>
+    </w:p>
+    <w:p>
+      <w:pPr>
+        <w:pStyle w:val="ListParagraph"/>
+        <w:numPr>
+          <w:ilvl w:val="0"/>
+          <w:numId w:val="2"/>
+        </w:numPr>
+        <w:spacing w:line="360" w:after="100"/>
+      </w:pPr>
+      <w:r>
+        <w:rPr>
+          <w:rFonts w:ascii="Times New Roman" w:cs="Times New Roman" w:eastAsia="Times New Roman" w:hAnsi="Times New Roman"/>
+          <w:b/>
+          <w:bCs/>
+          <w:sz w:val="24"/>
+          <w:szCs w:val="24"/>
+        </w:rPr>
+        <w:t xml:space="preserve">The 10-point financial-stress gradient suggests that financially stressed students may benefit from low-pressure practice opportunities.</w:t>
+      </w:r>
+      <w:r>
+        <w:rPr>
+          <w:rFonts w:ascii="Times New Roman" w:cs="Times New Roman" w:eastAsia="Times New Roman" w:hAnsi="Times New Roman"/>
+          <w:sz w:val="24"/>
+          <w:szCs w:val="24"/>
+        </w:rPr>
+        <w:t xml:space="preserve"> Students reporting frequent financial stress scored lower on average (N = 431). Because financial topics hit close to home for these students, low-stakes retrieval practice and "no penalty for wrong answers" framing may make it easier for them to engage with material about budgeting, debt, and insurance without anxiety.</w:t>
+      </w:r>
+    </w:p>
+    <w:p>
+      <w:pPr>
+        <w:pStyle w:val="ListParagraph"/>
+        <w:numPr>
+          <w:ilvl w:val="0"/>
+          <w:numId w:val="2"/>
+        </w:numPr>
+        <w:spacing w:line="360" w:after="100"/>
+      </w:pPr>
+      <w:r>
+        <w:rPr>
+          <w:rFonts w:ascii="Times New Roman" w:cs="Times New Roman" w:eastAsia="Times New Roman" w:hAnsi="Times New Roman"/>
+          <w:b/>
+          <w:bCs/>
+          <w:sz w:val="24"/>
+          <w:szCs w:val="24"/>
+        </w:rPr>
+        <w:t xml:space="preserve">First-generation status is not a useful predictor of who needs help in this class.</w:t>
+      </w:r>
+      <w:r>
+        <w:rPr>
+          <w:rFonts w:ascii="Times New Roman" w:cs="Times New Roman" w:eastAsia="Times New Roman" w:hAnsi="Times New Roman"/>
+          <w:sz w:val="24"/>
+          <w:szCs w:val="24"/>
+        </w:rPr>
+        <w:t xml:space="preserve"> First-generation and non-first-generation students scored identically (66.4%). Instructors should not assume first-generation students need extra financial literacy support based on that label alone.</w:t>
+      </w:r>
+    </w:p>
+    <w:p>
+      <w:pPr>
+        <w:pStyle w:val="ListParagraph"/>
+        <w:numPr>
+          <w:ilvl w:val="0"/>
+          <w:numId w:val="2"/>
+        </w:numPr>
+        <w:spacing w:line="360" w:after="100"/>
+      </w:pPr>
+      <w:r>
+        <w:rPr>
+          <w:rFonts w:ascii="Times New Roman" w:cs="Times New Roman" w:eastAsia="Times New Roman" w:hAnsi="Times New Roman"/>
+          <w:b/>
+          <w:bCs/>
+          <w:sz w:val="24"/>
+          <w:szCs w:val="24"/>
+        </w:rPr>
+        <w:t xml:space="preserve">Self-rated knowledge broadly tracks actual performance, but overconfidence is common.</w:t>
+      </w:r>
+      <w:r>
+        <w:rPr>
+          <w:rFonts w:ascii="Times New Roman" w:cs="Times New Roman" w:eastAsia="Times New Roman" w:hAnsi="Times New Roman"/>
+          <w:sz w:val="24"/>
+          <w:szCs w:val="24"/>
+        </w:rPr>
+        <w:t xml:space="preserve"> Students who rate themselves highly tend to score higher (73.6% vs. 62.3%, N = 431), but about 30% of all students showed moderate or high overconfidence (Section 5.4). Self-ratings are a rough guide, not a reliable one, for identifying who needs help.</w:t>
+      </w:r>
+    </w:p>
+    <w:p>
+      <w:pPr>
+        <w:pStyle w:val="ListParagraph"/>
+        <w:numPr>
+          <w:ilvl w:val="0"/>
+          <w:numId w:val="2"/>
+        </w:numPr>
+        <w:spacing w:line="360" w:after="100"/>
+      </w:pPr>
+      <w:r>
+        <w:rPr>
+          <w:rFonts w:ascii="Times New Roman" w:cs="Times New Roman" w:eastAsia="Times New Roman" w:hAnsi="Times New Roman"/>
+          <w:b/>
+          <w:bCs/>
+          <w:sz w:val="24"/>
+          <w:szCs w:val="24"/>
+        </w:rPr>
+        <w:t xml:space="preserve">Some of the observed subgroup gaps may be partly format-driven.</w:t>
+      </w:r>
+      <w:r>
+        <w:rPr>
+          <w:rFonts w:ascii="Times New Roman" w:cs="Times New Roman" w:eastAsia="Times New Roman" w:hAnsi="Times New Roman"/>
+          <w:sz w:val="24"/>
+          <w:szCs w:val="24"/>
+        </w:rPr>
+        <w:t xml:space="preserve"> With 31.9% of high-confidence errors turning out to be selection errors in the diagnostic sample (n = 354), score differences between groups could reflect different susceptibility to question-format issues rather than different levels of understanding. This is worth keeping in mind before drawing conclusions about which students "know less."</w:t>
       </w:r>
     </w:p>
     <w:p>
@@ -5271,7 +5511,7 @@
           <w:sz w:val="24"/>
           <w:szCs w:val="24"/>
         </w:rPr>
-        <w:t xml:space="preserve">5. Overall Results (N = 431)</w:t>
+        <w:t xml:space="preserve">5. Results: Submitted Sample (N = 431)</w:t>
       </w:r>
     </w:p>
     <w:p>
@@ -6337,7 +6577,7 @@
           <w:sz w:val="24"/>
           <w:szCs w:val="24"/>
         </w:rPr>
-        <w:t xml:space="preserve">Source: generate_charts.py lines 85-86 (not available in any CSV; confirmed by Final DOCX Figure 2).</w:t>
+        <w:t xml:space="preserve">Source: exports/generate_charts.py lines 85-86 (hardcoded values, prepared prior to report build; confirmed by Final DOCX Figure 2).</w:t>
       </w:r>
     </w:p>
     <w:p>
@@ -6348,7 +6588,7 @@
       <w:r>
         <w:drawing>
           <wp:inline distT="0" distB="0" distL="0" distR="0">
-            <wp:extent cx="5524500" cy="4076700"/>
+            <wp:extent cx="5524500" cy="4905375"/>
             <wp:effectExtent t="0" r="0" b="0" l="0"/>
             <wp:docPr id="1" name="" descr="" title=""/>
             <wp:cNvGraphicFramePr>
@@ -6373,7 +6613,7 @@
                   <pic:spPr bwMode="auto">
                     <a:xfrm>
                       <a:off x="0" y="0"/>
-                      <a:ext cx="5524500" cy="4076700"/>
+                      <a:ext cx="5524500" cy="4905375"/>
                     </a:xfrm>
                     <a:prstGeom prst="rect">
                       <a:avLst/>
@@ -6400,6 +6640,19 @@
           <w:szCs w:val="22"/>
         </w:rPr>
         <w:t xml:space="preserve">Figure R2. Domain-Level Performance Comparison (N = 431). Error bars show plus or minus one standard deviation, representing the spread of individual student scores within each domain. The dashed line marks the overall mean (66.4%).</w:t>
+      </w:r>
+    </w:p>
+    <w:p>
+      <w:pPr>
+        <w:spacing w:line="360" w:after="200"/>
+      </w:pPr>
+      <w:r>
+        <w:rPr>
+          <w:rFonts w:ascii="Times New Roman" w:cs="Times New Roman" w:eastAsia="Times New Roman" w:hAnsi="Times New Roman"/>
+          <w:sz w:val="24"/>
+          <w:szCs w:val="24"/>
+        </w:rPr>
+        <w:t xml:space="preserve">The green bar in Figure R2 represents Behavioral and Risk Management, the strongest domain at 73.3% average correct. The black vertical segments on each bar are error bars showing plus or minus one standard deviation, which indicates the spread of individual student scores within that domain. A wider error bar means more variation. Behavioral and Risk Management has the widest spread (SD = 26.4 percentage points), meaning student performance in this domain was the most variable despite having the highest average.</w:t>
       </w:r>
     </w:p>
     <w:p>
@@ -6562,7 +6815,7 @@
           <w:sz w:val="24"/>
           <w:szCs w:val="24"/>
         </w:rPr>
-        <w:t xml:space="preserve">Source: generate_charts.py lines 229-256 (percent correct per item, N = 431).</w:t>
+        <w:t xml:space="preserve">Source: exports/generate_charts.py lines 229-256 (hardcoded percent correct per item, prepared prior to report build, N = 431).</w:t>
       </w:r>
     </w:p>
     <w:p>
@@ -7173,7 +7426,7 @@
           <w:sz w:val="24"/>
           <w:szCs w:val="24"/>
         </w:rPr>
-        <w:t xml:space="preserve">Source: generate_charts.py lines 190-191 (bin counts from scores.overconfidence_index, N = 431).</w:t>
+        <w:t xml:space="preserve">Source: exports/generate_charts.py lines 190-191 (hardcoded bin counts, prepared prior to report build, N = 431).</w:t>
       </w:r>
     </w:p>
     <w:p>
@@ -7248,7 +7501,7 @@
           <w:sz w:val="24"/>
           <w:szCs w:val="24"/>
         </w:rPr>
-        <w:t xml:space="preserve">Most students (69.6%) fall in the underconfident or well-calibrated ranges. About 30% are overconfident to some degree. The 7% who are highly overconfident are the students most likely to resist corrective feedback - they feel sure about answers they are getting wrong.</w:t>
+        <w:t xml:space="preserve">Most students (69.6%) fall in the underconfident or well-calibrated ranges. About 30% are overconfident to some degree. The 7% who are highly overconfident are the students most likely to resist corrective feedback.</w:t>
       </w:r>
     </w:p>
     <w:p>
@@ -7263,28 +7516,15 @@
           <w:sz w:val="24"/>
           <w:szCs w:val="24"/>
         </w:rPr>
-        <w:t xml:space="preserve">Why overconfidence matters for instruction.</w:t>
-      </w:r>
-      <w:r>
-        <w:rPr>
-          <w:rFonts w:ascii="Times New Roman" w:cs="Times New Roman" w:eastAsia="Times New Roman" w:hAnsi="Times New Roman"/>
-          <w:sz w:val="24"/>
-          <w:szCs w:val="24"/>
-        </w:rPr>
-        <w:t xml:space="preserve"> Calibration is the alignment between how confident a student feels and how accurate they actually are. A well-calibrated student knows what they know and, just as importantly, knows what they don't know. An overconfident student believes they understand material that they have not actually mastered.</w:t>
-      </w:r>
-    </w:p>
-    <w:p>
-      <w:pPr>
-        <w:spacing w:line="360" w:after="200"/>
-      </w:pPr>
-      <w:r>
-        <w:rPr>
-          <w:rFonts w:ascii="Times New Roman" w:cs="Times New Roman" w:eastAsia="Times New Roman" w:hAnsi="Times New Roman"/>
-          <w:sz w:val="24"/>
-          <w:szCs w:val="24"/>
-        </w:rPr>
-        <w:t xml:space="preserve">This matters for several practical reasons. Overconfident students are less likely to seek help, because they don't perceive a need for it. They are less likely to revisit material, because they believe they already understand it. And they may resist corrective feedback, interpreting it as contradicting something they are sure about rather than as filling a gap they didn't realize they had. In a financial literacy course, where misconceptions about inflation, insurance, and risk can have real-world consequences, the gap between perceived and actual understanding is especially worth attending to.</w:t>
+        <w:t xml:space="preserve">Why calibration matters in financial literacy.</w:t>
+      </w:r>
+      <w:r>
+        <w:rPr>
+          <w:rFonts w:ascii="Times New Roman" w:cs="Times New Roman" w:eastAsia="Times New Roman" w:hAnsi="Times New Roman"/>
+          <w:sz w:val="24"/>
+          <w:szCs w:val="24"/>
+        </w:rPr>
+        <w:t xml:space="preserve"> Calibration is the alignment between how confident a student feels and how accurate they actually are. In a financial literacy course, miscalibration is especially consequential: a student who is sure they understand how inflation works but actually holds INF-01 (the "lower inflation = falling prices" misconception) will not seek out clarification, will not flag confusion during class, and may carry the wrong mental model into real financial decisions. Overconfident students are less likely to seek help, less likely to revisit material, and more likely to resist correction, because they do not perceive a gap between what they know and what they think they know.</w:t>
       </w:r>
     </w:p>
     <w:p>
@@ -7299,15 +7539,38 @@
           <w:sz w:val="24"/>
           <w:szCs w:val="24"/>
         </w:rPr>
-        <w:t xml:space="preserve">Practical approaches for the classroom.</w:t>
-      </w:r>
-      <w:r>
-        <w:rPr>
-          <w:rFonts w:ascii="Times New Roman" w:cs="Times New Roman" w:eastAsia="Times New Roman" w:hAnsi="Times New Roman"/>
-          <w:sz w:val="24"/>
-          <w:szCs w:val="24"/>
-        </w:rPr>
-        <w:t xml:space="preserve"> The following are teaching strategies that other instructors have used to address overconfidence. They are not guaranteed to work, and this report does not claim they will change calibration. But they are low-cost, evidence-informed practices that are consistent with what the pre-test data show.</w:t>
+        <w:t xml:space="preserve">What overconfidence looks like in the classroom.</w:t>
+      </w:r>
+      <w:r>
+        <w:rPr>
+          <w:rFonts w:ascii="Times New Roman" w:cs="Times New Roman" w:eastAsia="Times New Roman" w:hAnsi="Times New Roman"/>
+          <w:sz w:val="24"/>
+          <w:szCs w:val="24"/>
+        </w:rPr>
+        <w:t xml:space="preserve"> Overconfident students are not always the loudest or most disengaged. They often participate actively and answer questions with apparent certainty. The distinguishing feature is that when they get something wrong, they are surprised. They may push back on corrections, restate their original answer, or attribute the error to the question rather than to their understanding. In the pre-test data, this shows up as incorrect answers paired with high confidence ratings.</w:t>
+      </w:r>
+    </w:p>
+    <w:p>
+      <w:pPr>
+        <w:spacing w:line="360" w:after="200"/>
+      </w:pPr>
+      <w:r>
+        <w:rPr>
+          <w:rFonts w:ascii="Times New Roman" w:cs="Times New Roman" w:eastAsia="Times New Roman" w:hAnsi="Times New Roman"/>
+          <w:b/>
+          <w:bCs/>
+          <w:sz w:val="24"/>
+          <w:szCs w:val="24"/>
+        </w:rPr>
+        <w:t xml:space="preserve">Low-cost classroom approaches.</w:t>
+      </w:r>
+      <w:r>
+        <w:rPr>
+          <w:rFonts w:ascii="Times New Roman" w:cs="Times New Roman" w:eastAsia="Times New Roman" w:hAnsi="Times New Roman"/>
+          <w:sz w:val="24"/>
+          <w:szCs w:val="24"/>
+        </w:rPr>
+        <w:t xml:space="preserve"> The following are low-cost practices consistent with the pre-test patterns. This report makes no claims about whether they change calibration.</w:t>
       </w:r>
     </w:p>
     <w:p>
@@ -7327,15 +7590,15 @@
           <w:sz w:val="24"/>
           <w:szCs w:val="24"/>
         </w:rPr>
-        <w:t xml:space="preserve">Low-stakes retrieval practice.</w:t>
-      </w:r>
-      <w:r>
-        <w:rPr>
-          <w:rFonts w:ascii="Times New Roman" w:cs="Times New Roman" w:eastAsia="Times New Roman" w:hAnsi="Times New Roman"/>
-          <w:sz w:val="24"/>
-          <w:szCs w:val="24"/>
-        </w:rPr>
-        <w:t xml:space="preserve"> Before covering new material, give a short ungraded quiz on the previous topic. Students who are overconfident will be surprised by what they get wrong, and the experience of getting it wrong in a low-stakes setting can recalibrate their self-assessment without the anxiety of a graded exam.</w:t>
+        <w:t xml:space="preserve">Low-stakes retrieval quizzes.</w:t>
+      </w:r>
+      <w:r>
+        <w:rPr>
+          <w:rFonts w:ascii="Times New Roman" w:cs="Times New Roman" w:eastAsia="Times New Roman" w:hAnsi="Times New Roman"/>
+          <w:sz w:val="24"/>
+          <w:szCs w:val="24"/>
+        </w:rPr>
+        <w:t xml:space="preserve"> Before new material, give a short ungraded quiz on the previous topic. Students who are overconfident encounter their own errors in a setting where the stakes are low.</w:t>
       </w:r>
     </w:p>
     <w:p>
@@ -7355,15 +7618,15 @@
           <w:sz w:val="24"/>
           <w:szCs w:val="24"/>
         </w:rPr>
-        <w:t xml:space="preserve">Prediction-then-feedback exercises.</w:t>
-      </w:r>
-      <w:r>
-        <w:rPr>
-          <w:rFonts w:ascii="Times New Roman" w:cs="Times New Roman" w:eastAsia="Times New Roman" w:hAnsi="Times New Roman"/>
-          <w:sz w:val="24"/>
-          <w:szCs w:val="24"/>
-        </w:rPr>
-        <w:t xml:space="preserve"> Ask students to predict their score on a quiz or assignment before they receive it back. Over time, the gap between predicted and actual performance becomes visible to the student. This builds metacognitive awareness - the ability to judge one's own understanding accurately.</w:t>
+        <w:t xml:space="preserve">Predict-then-compare.</w:t>
+      </w:r>
+      <w:r>
+        <w:rPr>
+          <w:rFonts w:ascii="Times New Roman" w:cs="Times New Roman" w:eastAsia="Times New Roman" w:hAnsi="Times New Roman"/>
+          <w:sz w:val="24"/>
+          <w:szCs w:val="24"/>
+        </w:rPr>
+        <w:t xml:space="preserve"> Ask students to estimate their score on a quiz before seeing results. The gap between prediction and reality is informative for the student, especially when it recurs.</w:t>
       </w:r>
     </w:p>
     <w:p>
@@ -7383,15 +7646,15 @@
           <w:sz w:val="24"/>
           <w:szCs w:val="24"/>
         </w:rPr>
-        <w:t xml:space="preserve">"What are you most confident about?" warm-ups.</w:t>
-      </w:r>
-      <w:r>
-        <w:rPr>
-          <w:rFonts w:ascii="Times New Roman" w:cs="Times New Roman" w:eastAsia="Times New Roman" w:hAnsi="Times New Roman"/>
-          <w:sz w:val="24"/>
-          <w:szCs w:val="24"/>
-        </w:rPr>
-        <w:t xml:space="preserve"> At the start of a class session, ask students to write down one thing they feel confident they understand from the reading or last class. Then test that specific claim with a quick question. Students whose confidence was well-placed get confirmation; students whose confidence was misplaced get a low-pressure correction. This surfaces blind spots before they compound.</w:t>
+        <w:t xml:space="preserve">"What are you most sure about?" warm-ups.</w:t>
+      </w:r>
+      <w:r>
+        <w:rPr>
+          <w:rFonts w:ascii="Times New Roman" w:cs="Times New Roman" w:eastAsia="Times New Roman" w:hAnsi="Times New Roman"/>
+          <w:sz w:val="24"/>
+          <w:szCs w:val="24"/>
+        </w:rPr>
+        <w:t xml:space="preserve"> Students write down one concept they feel confident about, then answer a targeted question on that concept. Those who were right get confirmation; those who were wrong get an early, low-pressure signal.</w:t>
       </w:r>
     </w:p>
     <w:p>
@@ -7419,112 +7682,7 @@
           <w:sz w:val="24"/>
           <w:szCs w:val="24"/>
         </w:rPr>
-        <w:t xml:space="preserve"> Frame not-knowing as a normal and expected part of learning, not as a failure. When an instructor says "this is a concept that trips up most students the first time they encounter it," it gives overconfident students permission to reconsider their understanding without feeling like they have been singled out.</w:t>
-      </w:r>
-    </w:p>
-    <w:p>
-      <w:pPr>
-        <w:pStyle w:val="Heading2"/>
-        <w:spacing w:before="360" w:after="180"/>
-      </w:pPr>
-      <w:r>
-        <w:rPr>
-          <w:rFonts w:ascii="Times New Roman" w:cs="Times New Roman" w:eastAsia="Times New Roman" w:hAnsi="Times New Roman"/>
-          <w:sz w:val="24"/>
-          <w:szCs w:val="24"/>
-        </w:rPr>
-        <w:t xml:space="preserve">5.5 Submission Timing</w:t>
-      </w:r>
-    </w:p>
-    <w:p>
-      <w:pPr>
-        <w:spacing w:line="360" w:after="200"/>
-      </w:pPr>
-      <w:r>
-        <w:rPr>
-          <w:rFonts w:ascii="Times New Roman" w:cs="Times New Roman" w:eastAsia="Times New Roman" w:hAnsi="Times New Roman"/>
-          <w:sz w:val="24"/>
-          <w:szCs w:val="24"/>
-        </w:rPr>
-        <w:t xml:space="preserve">Peak submission times were between 2 PM and 10 PM Chicago time, consistent with students completing the assessment in the afternoon and evening. The median active assessment time was about 18 minutes.</w:t>
-      </w:r>
-    </w:p>
-    <w:p>
-      <w:pPr>
-        <w:pStyle w:val="Heading1"/>
-        <w:pageBreakBefore/>
-        <w:spacing w:before="480" w:after="240"/>
-      </w:pPr>
-      <w:r>
-        <w:rPr>
-          <w:rFonts w:ascii="Times New Roman" w:cs="Times New Roman" w:eastAsia="Times New Roman" w:hAnsi="Times New Roman"/>
-          <w:sz w:val="24"/>
-          <w:szCs w:val="24"/>
-        </w:rPr>
-        <w:t xml:space="preserve">6. Diagnostic Insights (n = 354)</w:t>
-      </w:r>
-    </w:p>
-    <w:p>
-      <w:pPr>
-        <w:spacing w:line="360" w:after="200"/>
-      </w:pPr>
-      <w:r>
-        <w:rPr>
-          <w:rFonts w:ascii="Times New Roman" w:cs="Times New Roman" w:eastAsia="Times New Roman" w:hAnsi="Times New Roman"/>
-          <w:sz w:val="24"/>
-          <w:szCs w:val="24"/>
-        </w:rPr>
-        <w:t xml:space="preserve">The diagnostic results in this section come from the 354 students who provided research consent. Of those, 306 (86.4%) received at least one open-ended follow-up item through the SDM-10, generating 778 scored responses. The AI scoring pipeline classified these with zero processing errors.</w:t>
-      </w:r>
-    </w:p>
-    <w:p>
-      <w:pPr>
-        <w:spacing w:line="360" w:after="200"/>
-      </w:pPr>
-      <w:r>
-        <w:rPr>
-          <w:rFonts w:ascii="Times New Roman" w:cs="Times New Roman" w:eastAsia="Times New Roman" w:hAnsi="Times New Roman"/>
-          <w:b/>
-          <w:bCs/>
-          <w:sz w:val="24"/>
-          <w:szCs w:val="24"/>
-        </w:rPr>
-        <w:t xml:space="preserve">Important caveat.</w:t>
-      </w:r>
-      <w:r>
-        <w:rPr>
-          <w:rFonts w:ascii="Times New Roman" w:cs="Times New Roman" w:eastAsia="Times New Roman" w:hAnsi="Times New Roman"/>
-          <w:sz w:val="24"/>
-          <w:szCs w:val="24"/>
-        </w:rPr>
-        <w:t xml:space="preserve"> The SDM-10 diagnose items target students who answered incorrectly with high confidence. The confirm items target students who answered correctly with low confidence. These results describe the tails of the confidence-accuracy distribution, not a random cross-section of the whole class. Misconception rates from this section should not be generalized to all 431 students without accounting for this conditioning.</w:t>
-      </w:r>
-    </w:p>
-    <w:p>
-      <w:pPr>
-        <w:pStyle w:val="Heading2"/>
-        <w:spacing w:before="360" w:after="180"/>
-      </w:pPr>
-      <w:r>
-        <w:rPr>
-          <w:rFonts w:ascii="Times New Roman" w:cs="Times New Roman" w:eastAsia="Times New Roman" w:hAnsi="Times New Roman"/>
-          <w:sz w:val="24"/>
-          <w:szCs w:val="24"/>
-        </w:rPr>
-        <w:t xml:space="preserve">6.1 What the Diagnose Data Show</w:t>
-      </w:r>
-    </w:p>
-    <w:p>
-      <w:pPr>
-        <w:spacing w:line="360" w:after="200"/>
-      </w:pPr>
-      <w:r>
-        <w:rPr>
-          <w:rFonts w:ascii="Times New Roman" w:cs="Times New Roman" w:eastAsia="Times New Roman" w:hAnsi="Times New Roman"/>
-          <w:sz w:val="24"/>
-          <w:szCs w:val="24"/>
-        </w:rPr>
-        <w:t xml:space="preserve">Of 493 diagnose responses scored from the consented sample, 479 (97.2%) were classifiable:</w:t>
+        <w:t xml:space="preserve"> Say things like "this is a concept that trips up most students the first time." This makes it easier for overconfident students to reconsider without feeling singled out.</w:t>
       </w:r>
     </w:p>
     <w:p>
@@ -7544,15 +7702,143 @@
           <w:sz w:val="24"/>
           <w:szCs w:val="24"/>
         </w:rPr>
-        <w:t xml:space="preserve">53.9% were misconceptions</w:t>
-      </w:r>
-      <w:r>
-        <w:rPr>
-          <w:rFonts w:ascii="Times New Roman" w:cs="Times New Roman" w:eastAsia="Times New Roman" w:hAnsi="Times New Roman"/>
-          <w:sz w:val="24"/>
-          <w:szCs w:val="24"/>
-        </w:rPr>
-        <w:t xml:space="preserve"> (258 of 479) - students held an active wrong belief about the concept.</w:t>
+        <w:t xml:space="preserve">Use misconception-based examples.</w:t>
+      </w:r>
+      <w:r>
+        <w:rPr>
+          <w:rFonts w:ascii="Times New Roman" w:cs="Times New Roman" w:eastAsia="Times New Roman" w:hAnsi="Times New Roman"/>
+          <w:sz w:val="24"/>
+          <w:szCs w:val="24"/>
+        </w:rPr>
+        <w:t xml:space="preserve"> Present the most common wrong answers (e.g., "lower inflation means prices go down") and ask students to evaluate them. This is less confrontational than correcting an individual student and lets overconfident students self-identify their own errors.</w:t>
+      </w:r>
+    </w:p>
+    <w:p>
+      <w:pPr>
+        <w:spacing w:line="360" w:after="200"/>
+      </w:pPr>
+      <w:r>
+        <w:rPr>
+          <w:rFonts w:ascii="Times New Roman" w:cs="Times New Roman" w:eastAsia="Times New Roman" w:hAnsi="Times New Roman"/>
+          <w:b/>
+          <w:bCs/>
+          <w:sz w:val="24"/>
+          <w:szCs w:val="24"/>
+        </w:rPr>
+        <w:t xml:space="preserve">Connection to diagnostic findings.</w:t>
+      </w:r>
+      <w:r>
+        <w:rPr>
+          <w:rFonts w:ascii="Times New Roman" w:cs="Times New Roman" w:eastAsia="Times New Roman" w:hAnsi="Times New Roman"/>
+          <w:sz w:val="24"/>
+          <w:szCs w:val="24"/>
+        </w:rPr>
+        <w:t xml:space="preserve"> The overconfidence pattern connects directly to the diagnostic data in Section 6. Students who answer incorrectly with high confidence are exactly the students who receive Open_Diagnose follow-ups. Among the 479 classifiable diagnose responses from the consented sample (n = 354), 53.9% reflected misconceptions and 31.9% were selection errors. This means overconfidence in this sample has at least two distinct sources: misconceptions (where the student holds a genuinely wrong belief and needs targeted correction) and selection errors (where the student actually understood the material but was tripped up by the question format). Treating all overconfident students the same way would miss this distinction. About half need better instruction; about a third need better questions.</w:t>
+      </w:r>
+    </w:p>
+    <w:p>
+      <w:pPr>
+        <w:pStyle w:val="Heading2"/>
+        <w:spacing w:before="360" w:after="180"/>
+      </w:pPr>
+      <w:r>
+        <w:rPr>
+          <w:rFonts w:ascii="Times New Roman" w:cs="Times New Roman" w:eastAsia="Times New Roman" w:hAnsi="Times New Roman"/>
+          <w:sz w:val="24"/>
+          <w:szCs w:val="24"/>
+        </w:rPr>
+        <w:t xml:space="preserve">5.5 Submission Timing</w:t>
+      </w:r>
+    </w:p>
+    <w:p>
+      <w:pPr>
+        <w:spacing w:line="360" w:after="200"/>
+      </w:pPr>
+      <w:r>
+        <w:rPr>
+          <w:rFonts w:ascii="Times New Roman" w:cs="Times New Roman" w:eastAsia="Times New Roman" w:hAnsi="Times New Roman"/>
+          <w:sz w:val="24"/>
+          <w:szCs w:val="24"/>
+        </w:rPr>
+        <w:t xml:space="preserve">Peak submission times were between 2 PM and 10 PM Chicago time, consistent with students completing the assessment in the afternoon and evening. The median active assessment time was about 18 minutes.</w:t>
+      </w:r>
+    </w:p>
+    <w:p>
+      <w:pPr>
+        <w:pStyle w:val="Heading1"/>
+        <w:pageBreakBefore/>
+        <w:spacing w:before="480" w:after="240"/>
+      </w:pPr>
+      <w:r>
+        <w:rPr>
+          <w:rFonts w:ascii="Times New Roman" w:cs="Times New Roman" w:eastAsia="Times New Roman" w:hAnsi="Times New Roman"/>
+          <w:sz w:val="24"/>
+          <w:szCs w:val="24"/>
+        </w:rPr>
+        <w:t xml:space="preserve">6. Diagnostic Insights (n = 354)</w:t>
+      </w:r>
+    </w:p>
+    <w:p>
+      <w:pPr>
+        <w:spacing w:line="360" w:after="200"/>
+      </w:pPr>
+      <w:r>
+        <w:rPr>
+          <w:rFonts w:ascii="Times New Roman" w:cs="Times New Roman" w:eastAsia="Times New Roman" w:hAnsi="Times New Roman"/>
+          <w:sz w:val="24"/>
+          <w:szCs w:val="24"/>
+        </w:rPr>
+        <w:t xml:space="preserve">The diagnostic results in this section come from the 354 students who provided research consent. Of those, 306 (86.4%) received at least one open-ended follow-up item through the SDM-10, generating 778 scored responses. The AI scoring pipeline classified these with zero processing errors.</w:t>
+      </w:r>
+    </w:p>
+    <w:p>
+      <w:pPr>
+        <w:spacing w:line="360" w:after="200"/>
+      </w:pPr>
+      <w:r>
+        <w:rPr>
+          <w:rFonts w:ascii="Times New Roman" w:cs="Times New Roman" w:eastAsia="Times New Roman" w:hAnsi="Times New Roman"/>
+          <w:b/>
+          <w:bCs/>
+          <w:sz w:val="24"/>
+          <w:szCs w:val="24"/>
+        </w:rPr>
+        <w:t xml:space="preserve">Important caveat.</w:t>
+      </w:r>
+      <w:r>
+        <w:rPr>
+          <w:rFonts w:ascii="Times New Roman" w:cs="Times New Roman" w:eastAsia="Times New Roman" w:hAnsi="Times New Roman"/>
+          <w:sz w:val="24"/>
+          <w:szCs w:val="24"/>
+        </w:rPr>
+        <w:t xml:space="preserve"> The SDM-10 diagnose items target students who answered incorrectly with high confidence. The confirm items target students who answered correctly with low confidence. These results describe the tails of the confidence-accuracy distribution, not a random cross-section of the whole class. Misconception rates from this section should not be generalized to all 431 students without accounting for this conditioning.</w:t>
+      </w:r>
+    </w:p>
+    <w:p>
+      <w:pPr>
+        <w:pStyle w:val="Heading2"/>
+        <w:spacing w:before="360" w:after="180"/>
+      </w:pPr>
+      <w:r>
+        <w:rPr>
+          <w:rFonts w:ascii="Times New Roman" w:cs="Times New Roman" w:eastAsia="Times New Roman" w:hAnsi="Times New Roman"/>
+          <w:sz w:val="24"/>
+          <w:szCs w:val="24"/>
+        </w:rPr>
+        <w:t xml:space="preserve">6.1 What the Diagnose Data Show</w:t>
+      </w:r>
+    </w:p>
+    <w:p>
+      <w:pPr>
+        <w:spacing w:line="360" w:after="200"/>
+      </w:pPr>
+      <w:r>
+        <w:rPr>
+          <w:rFonts w:ascii="Times New Roman" w:cs="Times New Roman" w:eastAsia="Times New Roman" w:hAnsi="Times New Roman"/>
+          <w:sz w:val="24"/>
+          <w:szCs w:val="24"/>
+        </w:rPr>
+        <w:t xml:space="preserve">Of 493 diagnose responses scored from the consented sample, 479 (97.2%) were classifiable:</w:t>
       </w:r>
     </w:p>
     <w:p>
@@ -7572,15 +7858,15 @@
           <w:sz w:val="24"/>
           <w:szCs w:val="24"/>
         </w:rPr>
-        <w:t xml:space="preserve">31.9% were selection errors</w:t>
-      </w:r>
-      <w:r>
-        <w:rPr>
-          <w:rFonts w:ascii="Times New Roman" w:cs="Times New Roman" w:eastAsia="Times New Roman" w:hAnsi="Times New Roman"/>
-          <w:sz w:val="24"/>
-          <w:szCs w:val="24"/>
-        </w:rPr>
-        <w:t xml:space="preserve"> (153 of 479) - students understood the concept correctly but picked the wrong answer, typically because of the question format (True/False phrasing, negation, ambiguity).</w:t>
+        <w:t xml:space="preserve">53.9% were misconceptions</w:t>
+      </w:r>
+      <w:r>
+        <w:rPr>
+          <w:rFonts w:ascii="Times New Roman" w:cs="Times New Roman" w:eastAsia="Times New Roman" w:hAnsi="Times New Roman"/>
+          <w:sz w:val="24"/>
+          <w:szCs w:val="24"/>
+        </w:rPr>
+        <w:t xml:space="preserve"> (258 of 479) - students held an active wrong belief about the concept.</w:t>
       </w:r>
     </w:p>
     <w:p>
@@ -7600,70 +7886,15 @@
           <w:sz w:val="24"/>
           <w:szCs w:val="24"/>
         </w:rPr>
-        <w:t xml:space="preserve">14.2% were knowledge gaps</w:t>
-      </w:r>
-      <w:r>
-        <w:rPr>
-          <w:rFonts w:ascii="Times New Roman" w:cs="Times New Roman" w:eastAsia="Times New Roman" w:hAnsi="Times New Roman"/>
-          <w:sz w:val="24"/>
-          <w:szCs w:val="24"/>
-        </w:rPr>
-        <w:t xml:space="preserve"> (68 of 479) - students acknowledged uncertainty or had no mental model for the concept at all.</w:t>
-      </w:r>
-    </w:p>
-    <w:p>
-      <w:pPr>
-        <w:spacing w:line="360" w:after="200"/>
-      </w:pPr>
-      <w:r>
-        <w:rPr>
-          <w:rFonts w:ascii="Times New Roman" w:cs="Times New Roman" w:eastAsia="Times New Roman" w:hAnsi="Times New Roman"/>
-          <w:i/>
-          <w:iCs/>
-          <w:sz w:val="24"/>
-          <w:szCs w:val="24"/>
-        </w:rPr>
-        <w:t xml:space="preserve">Source: exports/diagnose_by_item.csv, column sums.</w:t>
-      </w:r>
-    </w:p>
-    <w:p>
-      <w:pPr>
-        <w:spacing w:line="360" w:after="200"/>
-      </w:pPr>
-      <w:r>
-        <w:rPr>
-          <w:rFonts w:ascii="Times New Roman" w:cs="Times New Roman" w:eastAsia="Times New Roman" w:hAnsi="Times New Roman"/>
-          <w:sz w:val="24"/>
-          <w:szCs w:val="24"/>
-        </w:rPr>
-        <w:t xml:space="preserve">The selection error finding is the more surprising result. It means that among students who answered incorrectly and felt confident about it, almost one in three actually understood the concept correctly. If we relied only on anchor scores, we would overcount the number of students who hold misconceptions and undercount the number who already understand the material.</w:t>
-      </w:r>
-    </w:p>
-    <w:p>
-      <w:pPr>
-        <w:pStyle w:val="Heading2"/>
-        <w:spacing w:before="360" w:after="180"/>
-      </w:pPr>
-      <w:r>
-        <w:rPr>
-          <w:rFonts w:ascii="Times New Roman" w:cs="Times New Roman" w:eastAsia="Times New Roman" w:hAnsi="Times New Roman"/>
-          <w:sz w:val="24"/>
-          <w:szCs w:val="24"/>
-        </w:rPr>
-        <w:t xml:space="preserve">6.2 What the Confirm Data Show</w:t>
-      </w:r>
-    </w:p>
-    <w:p>
-      <w:pPr>
-        <w:spacing w:line="360" w:after="200"/>
-      </w:pPr>
-      <w:r>
-        <w:rPr>
-          <w:rFonts w:ascii="Times New Roman" w:cs="Times New Roman" w:eastAsia="Times New Roman" w:hAnsi="Times New Roman"/>
-          <w:sz w:val="24"/>
-          <w:szCs w:val="24"/>
-        </w:rPr>
-        <w:t xml:space="preserve">Of 285 confirm responses from the consented sample:</w:t>
+        <w:t xml:space="preserve">31.9% were selection errors</w:t>
+      </w:r>
+      <w:r>
+        <w:rPr>
+          <w:rFonts w:ascii="Times New Roman" w:cs="Times New Roman" w:eastAsia="Times New Roman" w:hAnsi="Times New Roman"/>
+          <w:sz w:val="24"/>
+          <w:szCs w:val="24"/>
+        </w:rPr>
+        <w:t xml:space="preserve"> (153 of 479) - students understood the concept correctly but picked the wrong answer, typically because of the question format (True/False phrasing, negation, ambiguity).</w:t>
       </w:r>
     </w:p>
     <w:p>
@@ -7683,15 +7914,70 @@
           <w:sz w:val="24"/>
           <w:szCs w:val="24"/>
         </w:rPr>
-        <w:t xml:space="preserve">44.6% showed verified understanding</w:t>
-      </w:r>
-      <w:r>
-        <w:rPr>
-          <w:rFonts w:ascii="Times New Roman" w:cs="Times New Roman" w:eastAsia="Times New Roman" w:hAnsi="Times New Roman"/>
-          <w:sz w:val="24"/>
-          <w:szCs w:val="24"/>
-        </w:rPr>
-        <w:t xml:space="preserve"> (127 of 285) - students could explain the correct answer accurately.</w:t>
+        <w:t xml:space="preserve">14.2% were knowledge gaps</w:t>
+      </w:r>
+      <w:r>
+        <w:rPr>
+          <w:rFonts w:ascii="Times New Roman" w:cs="Times New Roman" w:eastAsia="Times New Roman" w:hAnsi="Times New Roman"/>
+          <w:sz w:val="24"/>
+          <w:szCs w:val="24"/>
+        </w:rPr>
+        <w:t xml:space="preserve"> (68 of 479) - students acknowledged uncertainty or had no mental model for the concept at all.</w:t>
+      </w:r>
+    </w:p>
+    <w:p>
+      <w:pPr>
+        <w:spacing w:line="360" w:after="200"/>
+      </w:pPr>
+      <w:r>
+        <w:rPr>
+          <w:rFonts w:ascii="Times New Roman" w:cs="Times New Roman" w:eastAsia="Times New Roman" w:hAnsi="Times New Roman"/>
+          <w:i/>
+          <w:iCs/>
+          <w:sz w:val="24"/>
+          <w:szCs w:val="24"/>
+        </w:rPr>
+        <w:t xml:space="preserve">Source: exports/diagnose_by_item.csv, column sums.</w:t>
+      </w:r>
+    </w:p>
+    <w:p>
+      <w:pPr>
+        <w:spacing w:line="360" w:after="200"/>
+      </w:pPr>
+      <w:r>
+        <w:rPr>
+          <w:rFonts w:ascii="Times New Roman" w:cs="Times New Roman" w:eastAsia="Times New Roman" w:hAnsi="Times New Roman"/>
+          <w:sz w:val="24"/>
+          <w:szCs w:val="24"/>
+        </w:rPr>
+        <w:t xml:space="preserve">The selection error finding is the more surprising result. It means that among students who answered incorrectly and felt confident about it, almost one in three actually understood the concept correctly. If we relied only on anchor scores, we would overcount the number of students who hold misconceptions and undercount the number who already understand the material.</w:t>
+      </w:r>
+    </w:p>
+    <w:p>
+      <w:pPr>
+        <w:pStyle w:val="Heading2"/>
+        <w:spacing w:before="360" w:after="180"/>
+      </w:pPr>
+      <w:r>
+        <w:rPr>
+          <w:rFonts w:ascii="Times New Roman" w:cs="Times New Roman" w:eastAsia="Times New Roman" w:hAnsi="Times New Roman"/>
+          <w:sz w:val="24"/>
+          <w:szCs w:val="24"/>
+        </w:rPr>
+        <w:t xml:space="preserve">6.2 What the Confirm Data Show</w:t>
+      </w:r>
+    </w:p>
+    <w:p>
+      <w:pPr>
+        <w:spacing w:line="360" w:after="200"/>
+      </w:pPr>
+      <w:r>
+        <w:rPr>
+          <w:rFonts w:ascii="Times New Roman" w:cs="Times New Roman" w:eastAsia="Times New Roman" w:hAnsi="Times New Roman"/>
+          <w:sz w:val="24"/>
+          <w:szCs w:val="24"/>
+        </w:rPr>
+        <w:t xml:space="preserve">Of 285 confirm responses from the consented sample:</w:t>
       </w:r>
     </w:p>
     <w:p>
@@ -7711,15 +7997,15 @@
           <w:sz w:val="24"/>
           <w:szCs w:val="24"/>
         </w:rPr>
-        <w:t xml:space="preserve">41.8% showed partial understanding</w:t>
-      </w:r>
-      <w:r>
-        <w:rPr>
-          <w:rFonts w:ascii="Times New Roman" w:cs="Times New Roman" w:eastAsia="Times New Roman" w:hAnsi="Times New Roman"/>
-          <w:sz w:val="24"/>
-          <w:szCs w:val="24"/>
-        </w:rPr>
-        <w:t xml:space="preserve"> (119 of 285) - students' explanations were incomplete but on the right track.</w:t>
+        <w:t xml:space="preserve">44.6% showed verified understanding</w:t>
+      </w:r>
+      <w:r>
+        <w:rPr>
+          <w:rFonts w:ascii="Times New Roman" w:cs="Times New Roman" w:eastAsia="Times New Roman" w:hAnsi="Times New Roman"/>
+          <w:sz w:val="24"/>
+          <w:szCs w:val="24"/>
+        </w:rPr>
+        <w:t xml:space="preserve"> (127 of 285) - students could explain the correct answer accurately.</w:t>
       </w:r>
     </w:p>
     <w:p>
@@ -7739,70 +8025,15 @@
           <w:sz w:val="24"/>
           <w:szCs w:val="24"/>
         </w:rPr>
-        <w:t xml:space="preserve">13.7% were likely guesses</w:t>
-      </w:r>
-      <w:r>
-        <w:rPr>
-          <w:rFonts w:ascii="Times New Roman" w:cs="Times New Roman" w:eastAsia="Times New Roman" w:hAnsi="Times New Roman"/>
-          <w:sz w:val="24"/>
-          <w:szCs w:val="24"/>
-        </w:rPr>
-        <w:t xml:space="preserve"> (39 of 285) - students picked the right answer but could not explain why.</w:t>
-      </w:r>
-    </w:p>
-    <w:p>
-      <w:pPr>
-        <w:spacing w:line="360" w:after="200"/>
-      </w:pPr>
-      <w:r>
-        <w:rPr>
-          <w:rFonts w:ascii="Times New Roman" w:cs="Times New Roman" w:eastAsia="Times New Roman" w:hAnsi="Times New Roman"/>
-          <w:i/>
-          <w:iCs/>
-          <w:sz w:val="24"/>
-          <w:szCs w:val="24"/>
-        </w:rPr>
-        <w:t xml:space="preserve">Source: exports/confirm_by_item.csv, column sums.</w:t>
-      </w:r>
-    </w:p>
-    <w:p>
-      <w:pPr>
-        <w:spacing w:line="360" w:after="200"/>
-      </w:pPr>
-      <w:r>
-        <w:rPr>
-          <w:rFonts w:ascii="Times New Roman" w:cs="Times New Roman" w:eastAsia="Times New Roman" w:hAnsi="Times New Roman"/>
-          <w:sz w:val="24"/>
-          <w:szCs w:val="24"/>
-        </w:rPr>
-        <w:t xml:space="preserve">On specific items, guess rates ran higher: Q29 (bond pricing) and Q13 (insurance deductibles) both showed guess rates above 30% among their confirm responses. Raw anchor scores may overstate genuine understanding on these items.</w:t>
-      </w:r>
-    </w:p>
-    <w:p>
-      <w:pPr>
-        <w:pStyle w:val="Heading2"/>
-        <w:spacing w:before="360" w:after="180"/>
-      </w:pPr>
-      <w:r>
-        <w:rPr>
-          <w:rFonts w:ascii="Times New Roman" w:cs="Times New Roman" w:eastAsia="Times New Roman" w:hAnsi="Times New Roman"/>
-          <w:sz w:val="24"/>
-          <w:szCs w:val="24"/>
-        </w:rPr>
-        <w:t xml:space="preserve">6.3 Top Misconception Clusters</w:t>
-      </w:r>
-    </w:p>
-    <w:p>
-      <w:pPr>
-        <w:spacing w:line="360" w:after="200"/>
-      </w:pPr>
-      <w:r>
-        <w:rPr>
-          <w:rFonts w:ascii="Times New Roman" w:cs="Times New Roman" w:eastAsia="Times New Roman" w:hAnsi="Times New Roman"/>
-          <w:sz w:val="24"/>
-          <w:szCs w:val="24"/>
-        </w:rPr>
-        <w:t xml:space="preserve">Five misconception patterns stood out across the diagnostic data:</w:t>
+        <w:t xml:space="preserve">41.8% showed partial understanding</w:t>
+      </w:r>
+      <w:r>
+        <w:rPr>
+          <w:rFonts w:ascii="Times New Roman" w:cs="Times New Roman" w:eastAsia="Times New Roman" w:hAnsi="Times New Roman"/>
+          <w:sz w:val="24"/>
+          <w:szCs w:val="24"/>
+        </w:rPr>
+        <w:t xml:space="preserve"> (119 of 285) - students' explanations were incomplete but on the right track.</w:t>
       </w:r>
     </w:p>
     <w:p>
@@ -7822,15 +8053,70 @@
           <w:sz w:val="24"/>
           <w:szCs w:val="24"/>
         </w:rPr>
-        <w:t xml:space="preserve">Inflation mechanics confusion (INF-01).</w:t>
-      </w:r>
-      <w:r>
-        <w:rPr>
-          <w:rFonts w:ascii="Times New Roman" w:cs="Times New Roman" w:eastAsia="Times New Roman" w:hAnsi="Times New Roman"/>
-          <w:sz w:val="24"/>
-          <w:szCs w:val="24"/>
-        </w:rPr>
-        <w:t xml:space="preserve"> The single most common misconception code, appearing in 42 diagnose responses. Students consistently treated "lower inflation" as meaning "prices go down" rather than "prices rise more slowly." On Q6, 79% of the 53 diagnosed responses reflected this confusion.</w:t>
+        <w:t xml:space="preserve">13.7% were likely guesses</w:t>
+      </w:r>
+      <w:r>
+        <w:rPr>
+          <w:rFonts w:ascii="Times New Roman" w:cs="Times New Roman" w:eastAsia="Times New Roman" w:hAnsi="Times New Roman"/>
+          <w:sz w:val="24"/>
+          <w:szCs w:val="24"/>
+        </w:rPr>
+        <w:t xml:space="preserve"> (39 of 285) - students picked the right answer but could not explain why.</w:t>
+      </w:r>
+    </w:p>
+    <w:p>
+      <w:pPr>
+        <w:spacing w:line="360" w:after="200"/>
+      </w:pPr>
+      <w:r>
+        <w:rPr>
+          <w:rFonts w:ascii="Times New Roman" w:cs="Times New Roman" w:eastAsia="Times New Roman" w:hAnsi="Times New Roman"/>
+          <w:i/>
+          <w:iCs/>
+          <w:sz w:val="24"/>
+          <w:szCs w:val="24"/>
+        </w:rPr>
+        <w:t xml:space="preserve">Source: exports/confirm_by_item.csv, column sums.</w:t>
+      </w:r>
+    </w:p>
+    <w:p>
+      <w:pPr>
+        <w:spacing w:line="360" w:after="200"/>
+      </w:pPr>
+      <w:r>
+        <w:rPr>
+          <w:rFonts w:ascii="Times New Roman" w:cs="Times New Roman" w:eastAsia="Times New Roman" w:hAnsi="Times New Roman"/>
+          <w:sz w:val="24"/>
+          <w:szCs w:val="24"/>
+        </w:rPr>
+        <w:t xml:space="preserve">On specific items, guess rates ran higher: Q29 (bond pricing) and Q13 (insurance deductibles) both showed guess rates above 30% among their confirm responses. Raw anchor scores may overstate genuine understanding on these items.</w:t>
+      </w:r>
+    </w:p>
+    <w:p>
+      <w:pPr>
+        <w:pStyle w:val="Heading2"/>
+        <w:spacing w:before="360" w:after="180"/>
+      </w:pPr>
+      <w:r>
+        <w:rPr>
+          <w:rFonts w:ascii="Times New Roman" w:cs="Times New Roman" w:eastAsia="Times New Roman" w:hAnsi="Times New Roman"/>
+          <w:sz w:val="24"/>
+          <w:szCs w:val="24"/>
+        </w:rPr>
+        <w:t xml:space="preserve">6.3 Top Misconception Clusters</w:t>
+      </w:r>
+    </w:p>
+    <w:p>
+      <w:pPr>
+        <w:spacing w:line="360" w:after="200"/>
+      </w:pPr>
+      <w:r>
+        <w:rPr>
+          <w:rFonts w:ascii="Times New Roman" w:cs="Times New Roman" w:eastAsia="Times New Roman" w:hAnsi="Times New Roman"/>
+          <w:sz w:val="24"/>
+          <w:szCs w:val="24"/>
+        </w:rPr>
+        <w:t xml:space="preserve">Five misconception patterns stood out across the diagnostic data:</w:t>
       </w:r>
     </w:p>
     <w:p>
@@ -7850,15 +8136,15 @@
           <w:sz w:val="24"/>
           <w:szCs w:val="24"/>
         </w:rPr>
-        <w:t xml:space="preserve">Insurance purpose confusion (INS-01/INS-02).</w:t>
-      </w:r>
-      <w:r>
-        <w:rPr>
-          <w:rFonts w:ascii="Times New Roman" w:cs="Times New Roman" w:eastAsia="Times New Roman" w:hAnsi="Times New Roman"/>
-          <w:sz w:val="24"/>
-          <w:szCs w:val="24"/>
-        </w:rPr>
-        <w:t xml:space="preserve"> On Q12, 82% of the 28 diagnosed responses reflected the belief that routine care is the main purpose of health insurance. Students used frequency-of-use reasoning: because doctor visits happen more often than emergencies, they must be the primary function.</w:t>
+        <w:t xml:space="preserve">Inflation mechanics confusion (INF-01).</w:t>
+      </w:r>
+      <w:r>
+        <w:rPr>
+          <w:rFonts w:ascii="Times New Roman" w:cs="Times New Roman" w:eastAsia="Times New Roman" w:hAnsi="Times New Roman"/>
+          <w:sz w:val="24"/>
+          <w:szCs w:val="24"/>
+        </w:rPr>
+        <w:t xml:space="preserve"> The single most common misconception code, appearing in 42 diagnose responses. Students consistently treated "lower inflation" as meaning "prices go down" rather than "prices rise more slowly." On Q6, 79% of the 53 diagnosed responses reflected this confusion.</w:t>
       </w:r>
     </w:p>
     <w:p>
@@ -7878,15 +8164,15 @@
           <w:sz w:val="24"/>
           <w:szCs w:val="24"/>
         </w:rPr>
-        <w:t xml:space="preserve">Risk-return reasoning from exceptions (RISK-02).</w:t>
-      </w:r>
-      <w:r>
-        <w:rPr>
-          <w:rFonts w:ascii="Times New Roman" w:cs="Times New Roman" w:eastAsia="Times New Roman" w:hAnsi="Times New Roman"/>
-          <w:sz w:val="24"/>
-          <w:szCs w:val="24"/>
-        </w:rPr>
-        <w:t xml:space="preserve"> On Q30, 14 of 17 diagnosed responses (82%) showed students using real-world counterexamples to argue against the risk-return tradeoff principle. They cited specific cases where low-risk investments did well, or high-risk investments failed, to invalidate the general principle.</w:t>
+        <w:t xml:space="preserve">Insurance purpose confusion (INS-01/INS-02).</w:t>
+      </w:r>
+      <w:r>
+        <w:rPr>
+          <w:rFonts w:ascii="Times New Roman" w:cs="Times New Roman" w:eastAsia="Times New Roman" w:hAnsi="Times New Roman"/>
+          <w:sz w:val="24"/>
+          <w:szCs w:val="24"/>
+        </w:rPr>
+        <w:t xml:space="preserve"> On Q12, 82% of the 28 diagnosed responses reflected the belief that routine care is the main purpose of health insurance. Students used frequency-of-use reasoning: because doctor visits happen more often than emergencies, they must be the primary function.</w:t>
       </w:r>
     </w:p>
     <w:p>
@@ -7906,15 +8192,15 @@
           <w:sz w:val="24"/>
           <w:szCs w:val="24"/>
         </w:rPr>
-        <w:t xml:space="preserve">Empathy-driven inflation reasoning (INF-05).</w:t>
-      </w:r>
-      <w:r>
-        <w:rPr>
-          <w:rFonts w:ascii="Times New Roman" w:cs="Times New Roman" w:eastAsia="Times New Roman" w:hAnsi="Times New Roman"/>
-          <w:sz w:val="24"/>
-          <w:szCs w:val="24"/>
-        </w:rPr>
-        <w:t xml:space="preserve"> On Q7, 26% of the 54 diagnosed responses showed students picking "young couples" as the group most hurt by inflation because they identified personally with that demographic rather than reasoning through fixed-income vulnerability.</w:t>
+        <w:t xml:space="preserve">Risk-return reasoning from exceptions (RISK-02).</w:t>
+      </w:r>
+      <w:r>
+        <w:rPr>
+          <w:rFonts w:ascii="Times New Roman" w:cs="Times New Roman" w:eastAsia="Times New Roman" w:hAnsi="Times New Roman"/>
+          <w:sz w:val="24"/>
+          <w:szCs w:val="24"/>
+        </w:rPr>
+        <w:t xml:space="preserve"> On Q30, 14 of 17 diagnosed responses (82%) showed students using real-world counterexamples to argue against the risk-return tradeoff principle. They cited specific cases where low-risk investments did well, or high-risk investments failed, to invalidate the general principle.</w:t>
       </w:r>
     </w:p>
     <w:p>
@@ -7934,57 +8220,15 @@
           <w:sz w:val="24"/>
           <w:szCs w:val="24"/>
         </w:rPr>
-        <w:t xml:space="preserve">Bond pricing misconception (INT-06).</w:t>
-      </w:r>
-      <w:r>
-        <w:rPr>
-          <w:rFonts w:ascii="Times New Roman" w:cs="Times New Roman" w:eastAsia="Times New Roman" w:hAnsi="Times New Roman"/>
-          <w:sz w:val="24"/>
-          <w:szCs w:val="24"/>
-        </w:rPr>
-        <w:t xml:space="preserve"> On Q29, 46% of the 24 diagnosed responses reflected a belief that interest rates and bond prices move in the same direction.</w:t>
-      </w:r>
-    </w:p>
-    <w:p>
-      <w:pPr>
-        <w:spacing w:line="360" w:after="200"/>
-      </w:pPr>
-      <w:r>
-        <w:rPr>
-          <w:rFonts w:ascii="Times New Roman" w:cs="Times New Roman" w:eastAsia="Times New Roman" w:hAnsi="Times New Roman"/>
-          <w:i/>
-          <w:iCs/>
-          <w:sz w:val="24"/>
-          <w:szCs w:val="24"/>
-        </w:rPr>
-        <w:t xml:space="preserve">Source: exports/misconception_taxonomy_observed.csv and exports/diagnose_by_item.csv.</w:t>
-      </w:r>
-    </w:p>
-    <w:p>
-      <w:pPr>
-        <w:pStyle w:val="Heading2"/>
-        <w:spacing w:before="360" w:after="180"/>
-      </w:pPr>
-      <w:r>
-        <w:rPr>
-          <w:rFonts w:ascii="Times New Roman" w:cs="Times New Roman" w:eastAsia="Times New Roman" w:hAnsi="Times New Roman"/>
-          <w:sz w:val="24"/>
-          <w:szCs w:val="24"/>
-        </w:rPr>
-        <w:t xml:space="preserve">6.4 Selection-Error Hotspots</w:t>
-      </w:r>
-    </w:p>
-    <w:p>
-      <w:pPr>
-        <w:spacing w:line="360" w:after="200"/>
-      </w:pPr>
-      <w:r>
-        <w:rPr>
-          <w:rFonts w:ascii="Times New Roman" w:cs="Times New Roman" w:eastAsia="Times New Roman" w:hAnsi="Times New Roman"/>
-          <w:sz w:val="24"/>
-          <w:szCs w:val="24"/>
-        </w:rPr>
-        <w:t xml:space="preserve">Selection errors were concentrated on items with specific format features:</w:t>
+        <w:t xml:space="preserve">Empathy-driven inflation reasoning (INF-05).</w:t>
+      </w:r>
+      <w:r>
+        <w:rPr>
+          <w:rFonts w:ascii="Times New Roman" w:cs="Times New Roman" w:eastAsia="Times New Roman" w:hAnsi="Times New Roman"/>
+          <w:sz w:val="24"/>
+          <w:szCs w:val="24"/>
+        </w:rPr>
+        <w:t xml:space="preserve"> On Q7, 26% of the 54 diagnosed responses showed students picking "young couples" as the group most hurt by inflation because they identified personally with that demographic rather than reasoning through fixed-income vulnerability.</w:t>
       </w:r>
     </w:p>
     <w:p>
@@ -8004,15 +8248,57 @@
           <w:sz w:val="24"/>
           <w:szCs w:val="24"/>
         </w:rPr>
-        <w:t xml:space="preserve">Q36 (diversification principle):</w:t>
-      </w:r>
-      <w:r>
-        <w:rPr>
-          <w:rFonts w:ascii="Times New Roman" w:cs="Times New Roman" w:eastAsia="Times New Roman" w:hAnsi="Times New Roman"/>
-          <w:sz w:val="24"/>
-          <w:szCs w:val="24"/>
-        </w:rPr>
-        <w:t xml:space="preserve"> True/False with negation - 81% selection error rate (34 of 42 diagnosed responses). Students who answered "False" could then explain diversification correctly.</w:t>
+        <w:t xml:space="preserve">Bond pricing misconception (INT-06).</w:t>
+      </w:r>
+      <w:r>
+        <w:rPr>
+          <w:rFonts w:ascii="Times New Roman" w:cs="Times New Roman" w:eastAsia="Times New Roman" w:hAnsi="Times New Roman"/>
+          <w:sz w:val="24"/>
+          <w:szCs w:val="24"/>
+        </w:rPr>
+        <w:t xml:space="preserve"> On Q29, 46% of the 24 diagnosed responses reflected a belief that interest rates and bond prices move in the same direction.</w:t>
+      </w:r>
+    </w:p>
+    <w:p>
+      <w:pPr>
+        <w:spacing w:line="360" w:after="200"/>
+      </w:pPr>
+      <w:r>
+        <w:rPr>
+          <w:rFonts w:ascii="Times New Roman" w:cs="Times New Roman" w:eastAsia="Times New Roman" w:hAnsi="Times New Roman"/>
+          <w:i/>
+          <w:iCs/>
+          <w:sz w:val="24"/>
+          <w:szCs w:val="24"/>
+        </w:rPr>
+        <w:t xml:space="preserve">Source: exports/misconception_taxonomy_observed.csv and exports/diagnose_by_item.csv.</w:t>
+      </w:r>
+    </w:p>
+    <w:p>
+      <w:pPr>
+        <w:pStyle w:val="Heading2"/>
+        <w:spacing w:before="360" w:after="180"/>
+      </w:pPr>
+      <w:r>
+        <w:rPr>
+          <w:rFonts w:ascii="Times New Roman" w:cs="Times New Roman" w:eastAsia="Times New Roman" w:hAnsi="Times New Roman"/>
+          <w:sz w:val="24"/>
+          <w:szCs w:val="24"/>
+        </w:rPr>
+        <w:t xml:space="preserve">6.4 Selection-Error Hotspots</w:t>
+      </w:r>
+    </w:p>
+    <w:p>
+      <w:pPr>
+        <w:spacing w:line="360" w:after="200"/>
+      </w:pPr>
+      <w:r>
+        <w:rPr>
+          <w:rFonts w:ascii="Times New Roman" w:cs="Times New Roman" w:eastAsia="Times New Roman" w:hAnsi="Times New Roman"/>
+          <w:sz w:val="24"/>
+          <w:szCs w:val="24"/>
+        </w:rPr>
+        <w:t xml:space="preserve">Selection errors were concentrated on items with specific format features:</w:t>
       </w:r>
     </w:p>
     <w:p>
@@ -8032,15 +8318,15 @@
           <w:sz w:val="24"/>
           <w:szCs w:val="24"/>
         </w:rPr>
-        <w:t xml:space="preserve">Q10 (credit reports):</w:t>
-      </w:r>
-      <w:r>
-        <w:rPr>
-          <w:rFonts w:ascii="Times New Roman" w:cs="Times New Roman" w:eastAsia="Times New Roman" w:hAnsi="Times New Roman"/>
-          <w:sz w:val="24"/>
-          <w:szCs w:val="24"/>
-        </w:rPr>
-        <w:t xml:space="preserve"> "Which is FALSE" framing - 41% selection error rate (16 of 39).</w:t>
+        <w:t xml:space="preserve">Q36 (diversification principle):</w:t>
+      </w:r>
+      <w:r>
+        <w:rPr>
+          <w:rFonts w:ascii="Times New Roman" w:cs="Times New Roman" w:eastAsia="Times New Roman" w:hAnsi="Times New Roman"/>
+          <w:sz w:val="24"/>
+          <w:szCs w:val="24"/>
+        </w:rPr>
+        <w:t xml:space="preserve"> True/False with negation - 81% selection error rate (34 of 42 diagnosed responses). Students who answered "False" could then explain diversification correctly.</w:t>
       </w:r>
     </w:p>
     <w:p>
@@ -8060,15 +8346,15 @@
           <w:sz w:val="24"/>
           <w:szCs w:val="24"/>
         </w:rPr>
-        <w:t xml:space="preserve">Q37 (insurance types):</w:t>
-      </w:r>
-      <w:r>
-        <w:rPr>
-          <w:rFonts w:ascii="Times New Roman" w:cs="Times New Roman" w:eastAsia="Times New Roman" w:hAnsi="Times New Roman"/>
-          <w:sz w:val="24"/>
-          <w:szCs w:val="24"/>
-        </w:rPr>
-        <w:t xml:space="preserve"> Phrasing ambiguity - 41% selection error rate (7 of 17).</w:t>
+        <w:t xml:space="preserve">Q10 (credit reports):</w:t>
+      </w:r>
+      <w:r>
+        <w:rPr>
+          <w:rFonts w:ascii="Times New Roman" w:cs="Times New Roman" w:eastAsia="Times New Roman" w:hAnsi="Times New Roman"/>
+          <w:sz w:val="24"/>
+          <w:szCs w:val="24"/>
+        </w:rPr>
+        <w:t xml:space="preserve"> "Which is FALSE" framing - 41% selection error rate (16 of 39).</w:t>
       </w:r>
     </w:p>
     <w:p>
@@ -8088,70 +8374,15 @@
           <w:sz w:val="24"/>
           <w:szCs w:val="24"/>
         </w:rPr>
-        <w:t xml:space="preserve">Q2 (mortgage term and total interest):</w:t>
-      </w:r>
-      <w:r>
-        <w:rPr>
-          <w:rFonts w:ascii="Times New Roman" w:cs="Times New Roman" w:eastAsia="Times New Roman" w:hAnsi="Times New Roman"/>
-          <w:sz w:val="24"/>
-          <w:szCs w:val="24"/>
-        </w:rPr>
-        <w:t xml:space="preserve"> True/False reversal - 32% selection error rate (7 of 22).</w:t>
-      </w:r>
-    </w:p>
-    <w:p>
-      <w:pPr>
-        <w:spacing w:line="360" w:after="200"/>
-      </w:pPr>
-      <w:r>
-        <w:rPr>
-          <w:rFonts w:ascii="Times New Roman" w:cs="Times New Roman" w:eastAsia="Times New Roman" w:hAnsi="Times New Roman"/>
-          <w:i/>
-          <w:iCs/>
-          <w:sz w:val="24"/>
-          <w:szCs w:val="24"/>
-        </w:rPr>
-        <w:t xml:space="preserve">Source: exports/diagnose_by_item.csv (selection_error_pct column for items with n &gt;= 10).</w:t>
-      </w:r>
-    </w:p>
-    <w:p>
-      <w:pPr>
-        <w:spacing w:line="360" w:after="200"/>
-      </w:pPr>
-      <w:r>
-        <w:rPr>
-          <w:rFonts w:ascii="Times New Roman" w:cs="Times New Roman" w:eastAsia="Times New Roman" w:hAnsi="Times New Roman"/>
-          <w:sz w:val="24"/>
-          <w:szCs w:val="24"/>
-        </w:rPr>
-        <w:t xml:space="preserve">The common thread is True/False format and negation framing - both known sources of format-induced error in educational testing.</w:t>
-      </w:r>
-    </w:p>
-    <w:p>
-      <w:pPr>
-        <w:pStyle w:val="Heading2"/>
-        <w:spacing w:before="360" w:after="180"/>
-      </w:pPr>
-      <w:r>
-        <w:rPr>
-          <w:rFonts w:ascii="Times New Roman" w:cs="Times New Roman" w:eastAsia="Times New Roman" w:hAnsi="Times New Roman"/>
-          <w:sz w:val="24"/>
-          <w:szCs w:val="24"/>
-        </w:rPr>
-        <w:t xml:space="preserve">6.5 What This Means</w:t>
-      </w:r>
-    </w:p>
-    <w:p>
-      <w:pPr>
-        <w:spacing w:line="360" w:after="200"/>
-      </w:pPr>
-      <w:r>
-        <w:rPr>
-          <w:rFonts w:ascii="Times New Roman" w:cs="Times New Roman" w:eastAsia="Times New Roman" w:hAnsi="Times New Roman"/>
-          <w:sz w:val="24"/>
-          <w:szCs w:val="24"/>
-        </w:rPr>
-        <w:t xml:space="preserve">The three-way classification (misconception, knowledge gap, selection error) has direct implications for how we think about remediation:</w:t>
+        <w:t xml:space="preserve">Q37 (insurance types):</w:t>
+      </w:r>
+      <w:r>
+        <w:rPr>
+          <w:rFonts w:ascii="Times New Roman" w:cs="Times New Roman" w:eastAsia="Times New Roman" w:hAnsi="Times New Roman"/>
+          <w:sz w:val="24"/>
+          <w:szCs w:val="24"/>
+        </w:rPr>
+        <w:t xml:space="preserve"> Phrasing ambiguity - 41% selection error rate (17 diagnosed responses).</w:t>
       </w:r>
     </w:p>
     <w:p>
@@ -8171,15 +8402,70 @@
           <w:sz w:val="24"/>
           <w:szCs w:val="24"/>
         </w:rPr>
-        <w:t xml:space="preserve">Misconceptions</w:t>
-      </w:r>
-      <w:r>
-        <w:rPr>
-          <w:rFonts w:ascii="Times New Roman" w:cs="Times New Roman" w:eastAsia="Times New Roman" w:hAnsi="Times New Roman"/>
-          <w:sz w:val="24"/>
-          <w:szCs w:val="24"/>
-        </w:rPr>
-        <w:t xml:space="preserve"> need targeted correction. A student who believes lower inflation means falling prices won't learn the correct concept from a general lecture on inflation - they need the specific distinction between rate and level called out explicitly.</w:t>
+        <w:t xml:space="preserve">Q2 (mortgage term and total interest):</w:t>
+      </w:r>
+      <w:r>
+        <w:rPr>
+          <w:rFonts w:ascii="Times New Roman" w:cs="Times New Roman" w:eastAsia="Times New Roman" w:hAnsi="Times New Roman"/>
+          <w:sz w:val="24"/>
+          <w:szCs w:val="24"/>
+        </w:rPr>
+        <w:t xml:space="preserve"> True/False reversal - 32% selection error rate (22 diagnosed responses).</w:t>
+      </w:r>
+    </w:p>
+    <w:p>
+      <w:pPr>
+        <w:spacing w:line="360" w:after="200"/>
+      </w:pPr>
+      <w:r>
+        <w:rPr>
+          <w:rFonts w:ascii="Times New Roman" w:cs="Times New Roman" w:eastAsia="Times New Roman" w:hAnsi="Times New Roman"/>
+          <w:i/>
+          <w:iCs/>
+          <w:sz w:val="24"/>
+          <w:szCs w:val="24"/>
+        </w:rPr>
+        <w:t xml:space="preserve">Source: exports/diagnose_by_item.csv (selection_error_pct column for items with n &gt;= 10).</w:t>
+      </w:r>
+    </w:p>
+    <w:p>
+      <w:pPr>
+        <w:spacing w:line="360" w:after="200"/>
+      </w:pPr>
+      <w:r>
+        <w:rPr>
+          <w:rFonts w:ascii="Times New Roman" w:cs="Times New Roman" w:eastAsia="Times New Roman" w:hAnsi="Times New Roman"/>
+          <w:sz w:val="24"/>
+          <w:szCs w:val="24"/>
+        </w:rPr>
+        <w:t xml:space="preserve">The common thread is True/False format and negation framing - both known sources of format-induced error in educational testing.</w:t>
+      </w:r>
+    </w:p>
+    <w:p>
+      <w:pPr>
+        <w:pStyle w:val="Heading2"/>
+        <w:spacing w:before="360" w:after="180"/>
+      </w:pPr>
+      <w:r>
+        <w:rPr>
+          <w:rFonts w:ascii="Times New Roman" w:cs="Times New Roman" w:eastAsia="Times New Roman" w:hAnsi="Times New Roman"/>
+          <w:sz w:val="24"/>
+          <w:szCs w:val="24"/>
+        </w:rPr>
+        <w:t xml:space="preserve">6.5 What This Means</w:t>
+      </w:r>
+    </w:p>
+    <w:p>
+      <w:pPr>
+        <w:spacing w:line="360" w:after="200"/>
+      </w:pPr>
+      <w:r>
+        <w:rPr>
+          <w:rFonts w:ascii="Times New Roman" w:cs="Times New Roman" w:eastAsia="Times New Roman" w:hAnsi="Times New Roman"/>
+          <w:sz w:val="24"/>
+          <w:szCs w:val="24"/>
+        </w:rPr>
+        <w:t xml:space="preserve">The three-way classification (misconception, knowledge gap, selection error) has direct implications for how we think about remediation:</w:t>
       </w:r>
     </w:p>
     <w:p>
@@ -8199,15 +8485,15 @@
           <w:sz w:val="24"/>
           <w:szCs w:val="24"/>
         </w:rPr>
-        <w:t xml:space="preserve">Knowledge gaps</w:t>
-      </w:r>
-      <w:r>
-        <w:rPr>
-          <w:rFonts w:ascii="Times New Roman" w:cs="Times New Roman" w:eastAsia="Times New Roman" w:hAnsi="Times New Roman"/>
-          <w:sz w:val="24"/>
-          <w:szCs w:val="24"/>
-        </w:rPr>
-        <w:t xml:space="preserve"> need foundational instruction. A student who doesn't know what a deductible is needs the definition, not a correction of a wrong belief.</w:t>
+        <w:t xml:space="preserve">Misconceptions</w:t>
+      </w:r>
+      <w:r>
+        <w:rPr>
+          <w:rFonts w:ascii="Times New Roman" w:cs="Times New Roman" w:eastAsia="Times New Roman" w:hAnsi="Times New Roman"/>
+          <w:sz w:val="24"/>
+          <w:szCs w:val="24"/>
+        </w:rPr>
+        <w:t xml:space="preserve"> need targeted correction. A student who believes lower inflation means falling prices won't learn the correct concept from a general lecture on inflation - they need the specific distinction between rate and level called out explicitly.</w:t>
       </w:r>
     </w:p>
     <w:p>
@@ -8227,85 +8513,15 @@
           <w:sz w:val="24"/>
           <w:szCs w:val="24"/>
         </w:rPr>
-        <w:t xml:space="preserve">Selection errors</w:t>
-      </w:r>
-      <w:r>
-        <w:rPr>
-          <w:rFonts w:ascii="Times New Roman" w:cs="Times New Roman" w:eastAsia="Times New Roman" w:hAnsi="Times New Roman"/>
-          <w:sz w:val="24"/>
-          <w:szCs w:val="24"/>
-        </w:rPr>
-        <w:t xml:space="preserve"> need item revision, not instruction. A student who understands diversification but picks "False" on a T/F item doesn't need more teaching about diversification - they need a better question.</w:t>
-      </w:r>
-    </w:p>
-    <w:p>
-      <w:pPr>
-        <w:spacing w:line="360" w:after="200"/>
-      </w:pPr>
-      <w:r>
-        <w:rPr>
-          <w:rFonts w:ascii="Times New Roman" w:cs="Times New Roman" w:eastAsia="Times New Roman" w:hAnsi="Times New Roman"/>
-          <w:sz w:val="24"/>
-          <w:szCs w:val="24"/>
-        </w:rPr>
-        <w:t xml:space="preserve">Treating all three the same way - re-teaching the topic - misses the point for about half the students in the diagnostic sample.</w:t>
-      </w:r>
-    </w:p>
-    <w:p>
-      <w:pPr>
-        <w:pStyle w:val="Heading1"/>
-        <w:pageBreakBefore/>
-        <w:spacing w:before="480" w:after="240"/>
-      </w:pPr>
-      <w:r>
-        <w:rPr>
-          <w:rFonts w:ascii="Times New Roman" w:cs="Times New Roman" w:eastAsia="Times New Roman" w:hAnsi="Times New Roman"/>
-          <w:sz w:val="24"/>
-          <w:szCs w:val="24"/>
-        </w:rPr>
-        <w:t xml:space="preserve">7. Implications for Instruction</w:t>
-      </w:r>
-    </w:p>
-    <w:p>
-      <w:pPr>
-        <w:pStyle w:val="Heading2"/>
-        <w:spacing w:before="360" w:after="180"/>
-      </w:pPr>
-      <w:r>
-        <w:rPr>
-          <w:rFonts w:ascii="Times New Roman" w:cs="Times New Roman" w:eastAsia="Times New Roman" w:hAnsi="Times New Roman"/>
-          <w:sz w:val="24"/>
-          <w:szCs w:val="24"/>
-        </w:rPr>
-        <w:t xml:space="preserve">7.1 Priorities</w:t>
-      </w:r>
-    </w:p>
-    <w:p>
-      <w:pPr>
-        <w:spacing w:line="360" w:after="200"/>
-      </w:pPr>
-      <w:r>
-        <w:rPr>
-          <w:rFonts w:ascii="Times New Roman" w:cs="Times New Roman" w:eastAsia="Times New Roman" w:hAnsi="Times New Roman"/>
-          <w:sz w:val="24"/>
-          <w:szCs w:val="24"/>
-        </w:rPr>
-        <w:t xml:space="preserve">Based on the diagnostic findings, we suggest three tiers of instructional priority:</w:t>
-      </w:r>
-    </w:p>
-    <w:p>
-      <w:pPr>
-        <w:spacing w:line="360" w:after="200"/>
-      </w:pPr>
-      <w:r>
-        <w:rPr>
-          <w:rFonts w:ascii="Times New Roman" w:cs="Times New Roman" w:eastAsia="Times New Roman" w:hAnsi="Times New Roman"/>
-          <w:b/>
-          <w:bCs/>
-          <w:sz w:val="24"/>
-          <w:szCs w:val="24"/>
-        </w:rPr>
-        <w:t xml:space="preserve">Tier 1 - Address within the first two weeks:</w:t>
+        <w:t xml:space="preserve">Knowledge gaps</w:t>
+      </w:r>
+      <w:r>
+        <w:rPr>
+          <w:rFonts w:ascii="Times New Roman" w:cs="Times New Roman" w:eastAsia="Times New Roman" w:hAnsi="Times New Roman"/>
+          <w:sz w:val="24"/>
+          <w:szCs w:val="24"/>
+        </w:rPr>
+        <w:t xml:space="preserve"> need foundational instruction. A student who doesn't know what a deductible is needs the definition, not a correction of a wrong belief.</w:t>
       </w:r>
     </w:p>
     <w:p>
@@ -8320,10 +8536,76 @@
       <w:r>
         <w:rPr>
           <w:rFonts w:ascii="Times New Roman" w:cs="Times New Roman" w:eastAsia="Times New Roman" w:hAnsi="Times New Roman"/>
-          <w:sz w:val="24"/>
-          <w:szCs w:val="24"/>
-        </w:rPr>
-        <w:t xml:space="preserve">Inflation rate vs. price level (INF-01, the most common misconception)</w:t>
+          <w:b/>
+          <w:bCs/>
+          <w:sz w:val="24"/>
+          <w:szCs w:val="24"/>
+        </w:rPr>
+        <w:t xml:space="preserve">Selection errors</w:t>
+      </w:r>
+      <w:r>
+        <w:rPr>
+          <w:rFonts w:ascii="Times New Roman" w:cs="Times New Roman" w:eastAsia="Times New Roman" w:hAnsi="Times New Roman"/>
+          <w:sz w:val="24"/>
+          <w:szCs w:val="24"/>
+        </w:rPr>
+        <w:t xml:space="preserve"> need item revision, not instruction. A student who understands diversification but picks "False" on a T/F item doesn't need more teaching about diversification - they need a better question.</w:t>
+      </w:r>
+    </w:p>
+    <w:p>
+      <w:pPr>
+        <w:spacing w:line="360" w:after="200"/>
+      </w:pPr>
+      <w:r>
+        <w:rPr>
+          <w:rFonts w:ascii="Times New Roman" w:cs="Times New Roman" w:eastAsia="Times New Roman" w:hAnsi="Times New Roman"/>
+          <w:sz w:val="24"/>
+          <w:szCs w:val="24"/>
+        </w:rPr>
+        <w:t xml:space="preserve">Treating all three the same way - re-teaching the topic - misses the point for about half the students in the diagnostic sample.</w:t>
+      </w:r>
+    </w:p>
+    <w:p>
+      <w:pPr>
+        <w:pStyle w:val="Heading1"/>
+        <w:pageBreakBefore/>
+        <w:spacing w:before="480" w:after="240"/>
+      </w:pPr>
+      <w:r>
+        <w:rPr>
+          <w:rFonts w:ascii="Times New Roman" w:cs="Times New Roman" w:eastAsia="Times New Roman" w:hAnsi="Times New Roman"/>
+          <w:sz w:val="24"/>
+          <w:szCs w:val="24"/>
+        </w:rPr>
+        <w:t xml:space="preserve">7. Instructor Recommendations</w:t>
+      </w:r>
+    </w:p>
+    <w:p>
+      <w:pPr>
+        <w:spacing w:line="360" w:after="200"/>
+      </w:pPr>
+      <w:r>
+        <w:rPr>
+          <w:rFonts w:ascii="Times New Roman" w:cs="Times New Roman" w:eastAsia="Times New Roman" w:hAnsi="Times New Roman"/>
+          <w:sz w:val="24"/>
+          <w:szCs w:val="24"/>
+        </w:rPr>
+        <w:t xml:space="preserve">The recommendations below are organized by instructional priority. Each is linked to specific evidence from this report. These are suggestions, not prescriptions. The teaching team should adapt them based on course sequencing and classroom dynamics.</w:t>
+      </w:r>
+    </w:p>
+    <w:p>
+      <w:pPr>
+        <w:spacing w:line="360" w:after="200"/>
+      </w:pPr>
+      <w:r>
+        <w:rPr>
+          <w:rFonts w:ascii="Times New Roman" w:cs="Times New Roman" w:eastAsia="Times New Roman" w:hAnsi="Times New Roman"/>
+          <w:b/>
+          <w:bCs/>
+          <w:sz w:val="24"/>
+          <w:szCs w:val="24"/>
+        </w:rPr>
+        <w:t xml:space="preserve">Priority 1: Inflation rate versus price level</w:t>
       </w:r>
     </w:p>
     <w:p>
@@ -8341,7 +8623,7 @@
           <w:sz w:val="24"/>
           <w:szCs w:val="24"/>
         </w:rPr>
-        <w:t xml:space="preserve">Insurance as catastrophic protection vs. routine care (INS-01)</w:t>
+        <w:t xml:space="preserve">Students consistently confuse "lower inflation" with "falling prices." On Q6, 79% of high-confidence errors in the consented sample reflected this confusion (42 of 53 diagnosed responses, n = 354). The misconception code INF-01 was the single most common in the entire diagnostic dataset.</w:t>
       </w:r>
     </w:p>
     <w:p>
@@ -8359,22 +8641,7 @@
           <w:sz w:val="24"/>
           <w:szCs w:val="24"/>
         </w:rPr>
-        <w:t xml:space="preserve">Bond pricing: inverse interest-rate/price relationship (INT-06)</w:t>
-      </w:r>
-    </w:p>
-    <w:p>
-      <w:pPr>
-        <w:spacing w:line="360" w:after="200"/>
-      </w:pPr>
-      <w:r>
-        <w:rPr>
-          <w:rFonts w:ascii="Times New Roman" w:cs="Times New Roman" w:eastAsia="Times New Roman" w:hAnsi="Times New Roman"/>
-          <w:b/>
-          <w:bCs/>
-          <w:sz w:val="24"/>
-          <w:szCs w:val="24"/>
-        </w:rPr>
-        <w:t xml:space="preserve">Tier 2 - Address before mid-semester:</w:t>
+        <w:t xml:space="preserve">Recommended action: Dedicate direct instruction to the distinction between the inflation rate (which can fall) and the price level (which keeps rising as long as inflation is positive). A two-line graph showing rate vs. level makes this visual and concrete.</w:t>
       </w:r>
     </w:p>
     <w:p>
@@ -8392,7 +8659,22 @@
           <w:sz w:val="24"/>
           <w:szCs w:val="24"/>
         </w:rPr>
-        <w:t xml:space="preserve">Risk-return tradeoff using financial-domain examples (RISK-02)</w:t>
+        <w:t xml:space="preserve">Post-test check: Compare INF-01 prevalence on Q6 before and after instruction.</w:t>
+      </w:r>
+    </w:p>
+    <w:p>
+      <w:pPr>
+        <w:spacing w:line="360" w:after="200"/>
+      </w:pPr>
+      <w:r>
+        <w:rPr>
+          <w:rFonts w:ascii="Times New Roman" w:cs="Times New Roman" w:eastAsia="Times New Roman" w:hAnsi="Times New Roman"/>
+          <w:b/>
+          <w:bCs/>
+          <w:sz w:val="24"/>
+          <w:szCs w:val="24"/>
+        </w:rPr>
+        <w:t xml:space="preserve">Priority 2: Insurance as catastrophic protection</w:t>
       </w:r>
     </w:p>
     <w:p>
@@ -8410,7 +8692,7 @@
           <w:sz w:val="24"/>
           <w:szCs w:val="24"/>
         </w:rPr>
-        <w:t xml:space="preserve">Auto loan and mortgage negotiation basics (INT-05, BORROW-03)</w:t>
+        <w:t xml:space="preserve">On Q12, 82% of high-confidence errors reflected the belief that routine care is health insurance's main function (23 of 28 diagnosed responses, n = 354, INS-01).</w:t>
       </w:r>
     </w:p>
     <w:p>
@@ -8428,22 +8710,7 @@
           <w:sz w:val="24"/>
           <w:szCs w:val="24"/>
         </w:rPr>
-        <w:t xml:space="preserve">Deductible/premium/copay terminology (knowledge gap on Q13)</w:t>
-      </w:r>
-    </w:p>
-    <w:p>
-      <w:pPr>
-        <w:spacing w:line="360" w:after="200"/>
-      </w:pPr>
-      <w:r>
-        <w:rPr>
-          <w:rFonts w:ascii="Times New Roman" w:cs="Times New Roman" w:eastAsia="Times New Roman" w:hAnsi="Times New Roman"/>
-          <w:b/>
-          <w:bCs/>
-          <w:sz w:val="24"/>
-          <w:szCs w:val="24"/>
-        </w:rPr>
-        <w:t xml:space="preserve">Tier 3 - Reinforce throughout the semester:</w:t>
+        <w:t xml:space="preserve">Recommended action: Open the insurance module with the question "What is the main reason people buy insurance?" and then reframe insurance around catastrophic financial protection. The frequency-vs-severity distinction (routine visits are common but cheap; hospitalizations are rare but financially devastating) maps well to students' own experience.</w:t>
       </w:r>
     </w:p>
     <w:p>
@@ -8461,7 +8728,22 @@
           <w:sz w:val="24"/>
           <w:szCs w:val="24"/>
         </w:rPr>
-        <w:t xml:space="preserve">Emergency fund sizing (BORROW-05)</w:t>
+        <w:t xml:space="preserve">Post-test check: Compare Q12 accuracy and INS-01 prevalence.</w:t>
+      </w:r>
+    </w:p>
+    <w:p>
+      <w:pPr>
+        <w:spacing w:line="360" w:after="200"/>
+      </w:pPr>
+      <w:r>
+        <w:rPr>
+          <w:rFonts w:ascii="Times New Roman" w:cs="Times New Roman" w:eastAsia="Times New Roman" w:hAnsi="Times New Roman"/>
+          <w:b/>
+          <w:bCs/>
+          <w:sz w:val="24"/>
+          <w:szCs w:val="24"/>
+        </w:rPr>
+        <w:t xml:space="preserve">Priority 3: Risk-return tradeoff using domain-appropriate examples</w:t>
       </w:r>
     </w:p>
     <w:p>
@@ -8479,7 +8761,7 @@
           <w:sz w:val="24"/>
           <w:szCs w:val="24"/>
         </w:rPr>
-        <w:t xml:space="preserve">Stock market function beyond wealth creation (RISK-07)</w:t>
+        <w:t xml:space="preserve">On Q30, 82% of high-confidence errors reflected reasoning from personal counterexamples (14 of 17 diagnosed responses, n = 354, RISK-02). Students cited specific cases where low-risk investments did well to argue against the general risk-return principle.</w:t>
       </w:r>
     </w:p>
     <w:p>
@@ -8497,21 +8779,25 @@
           <w:sz w:val="24"/>
           <w:szCs w:val="24"/>
         </w:rPr>
-        <w:t xml:space="preserve">Diversification across asset classes (already well-understood by most, but format-sensitive)</w:t>
-      </w:r>
-    </w:p>
-    <w:p>
-      <w:pPr>
-        <w:pStyle w:val="Heading2"/>
-        <w:spacing w:before="360" w:after="180"/>
-      </w:pPr>
-      <w:r>
-        <w:rPr>
-          <w:rFonts w:ascii="Times New Roman" w:cs="Times New Roman" w:eastAsia="Times New Roman" w:hAnsi="Times New Roman"/>
-          <w:sz w:val="24"/>
-          <w:szCs w:val="24"/>
-        </w:rPr>
-        <w:t xml:space="preserve">7.2 What to Change Next Week</w:t>
+        <w:t xml:space="preserve">Recommended action: Introduce risk-return using historical asset-class return data (e.g., decade-by-decade returns for stocks, bonds, and savings) rather than abstract statements. Concrete data makes it harder to dismiss the principle based on individual cases.</w:t>
+      </w:r>
+    </w:p>
+    <w:p>
+      <w:pPr>
+        <w:pStyle w:val="ListParagraph"/>
+        <w:numPr>
+          <w:ilvl w:val="0"/>
+          <w:numId w:val="2"/>
+        </w:numPr>
+        <w:spacing w:line="360" w:after="100"/>
+      </w:pPr>
+      <w:r>
+        <w:rPr>
+          <w:rFonts w:ascii="Times New Roman" w:cs="Times New Roman" w:eastAsia="Times New Roman" w:hAnsi="Times New Roman"/>
+          <w:sz w:val="24"/>
+          <w:szCs w:val="24"/>
+        </w:rPr>
+        <w:t xml:space="preserve">Post-test check: Compare RISK-02 prevalence.</w:t>
       </w:r>
     </w:p>
     <w:p>
@@ -8521,10 +8807,373 @@
       <w:r>
         <w:rPr>
           <w:rFonts w:ascii="Times New Roman" w:cs="Times New Roman" w:eastAsia="Times New Roman" w:hAnsi="Times New Roman"/>
-          <w:sz w:val="24"/>
-          <w:szCs w:val="24"/>
-        </w:rPr>
-        <w:t xml:space="preserve">These are five concrete actions for the first two weeks of instruction:</w:t>
+          <w:b/>
+          <w:bCs/>
+          <w:sz w:val="24"/>
+          <w:szCs w:val="24"/>
+        </w:rPr>
+        <w:t xml:space="preserve">Priority 4: Bond pricing worked examples</w:t>
+      </w:r>
+    </w:p>
+    <w:p>
+      <w:pPr>
+        <w:pStyle w:val="ListParagraph"/>
+        <w:numPr>
+          <w:ilvl w:val="0"/>
+          <w:numId w:val="2"/>
+        </w:numPr>
+        <w:spacing w:line="360" w:after="100"/>
+      </w:pPr>
+      <w:r>
+        <w:rPr>
+          <w:rFonts w:ascii="Times New Roman" w:cs="Times New Roman" w:eastAsia="Times New Roman" w:hAnsi="Times New Roman"/>
+          <w:sz w:val="24"/>
+          <w:szCs w:val="24"/>
+        </w:rPr>
+        <w:t xml:space="preserve">Q29 (bond pricing) showed a 46% misconception rate (INT-06: belief that interest rates and bond prices move in the same direction) and a high guess rate among correct respondents (about one-third likely guesses among 12 confirm responses, n = 354).</w:t>
+      </w:r>
+    </w:p>
+    <w:p>
+      <w:pPr>
+        <w:pStyle w:val="ListParagraph"/>
+        <w:numPr>
+          <w:ilvl w:val="0"/>
+          <w:numId w:val="2"/>
+        </w:numPr>
+        <w:spacing w:line="360" w:after="100"/>
+      </w:pPr>
+      <w:r>
+        <w:rPr>
+          <w:rFonts w:ascii="Times New Roman" w:cs="Times New Roman" w:eastAsia="Times New Roman" w:hAnsi="Times New Roman"/>
+          <w:sz w:val="24"/>
+          <w:szCs w:val="24"/>
+        </w:rPr>
+        <w:t xml:space="preserve">Recommended action: Prepare a worked numerical example showing a $1,000 bond paying 5% interest, then show what happens to its market value when new bonds start paying 6%. Students who see the arithmetic tend to retain the inverse relationship. Verbal explanations alone tend to be less effective.</w:t>
+      </w:r>
+    </w:p>
+    <w:p>
+      <w:pPr>
+        <w:pStyle w:val="ListParagraph"/>
+        <w:numPr>
+          <w:ilvl w:val="0"/>
+          <w:numId w:val="2"/>
+        </w:numPr>
+        <w:spacing w:line="360" w:after="100"/>
+      </w:pPr>
+      <w:r>
+        <w:rPr>
+          <w:rFonts w:ascii="Times New Roman" w:cs="Times New Roman" w:eastAsia="Times New Roman" w:hAnsi="Times New Roman"/>
+          <w:sz w:val="24"/>
+          <w:szCs w:val="24"/>
+        </w:rPr>
+        <w:t xml:space="preserve">Post-test check: Compare Q29 accuracy and INT-06 prevalence.</w:t>
+      </w:r>
+    </w:p>
+    <w:p>
+      <w:pPr>
+        <w:spacing w:line="360" w:after="200"/>
+      </w:pPr>
+      <w:r>
+        <w:rPr>
+          <w:rFonts w:ascii="Times New Roman" w:cs="Times New Roman" w:eastAsia="Times New Roman" w:hAnsi="Times New Roman"/>
+          <w:b/>
+          <w:bCs/>
+          <w:sz w:val="24"/>
+          <w:szCs w:val="24"/>
+        </w:rPr>
+        <w:t xml:space="preserve">Priority 5: Insurance terminology</w:t>
+      </w:r>
+    </w:p>
+    <w:p>
+      <w:pPr>
+        <w:pStyle w:val="ListParagraph"/>
+        <w:numPr>
+          <w:ilvl w:val="0"/>
+          <w:numId w:val="2"/>
+        </w:numPr>
+        <w:spacing w:line="360" w:after="100"/>
+      </w:pPr>
+      <w:r>
+        <w:rPr>
+          <w:rFonts w:ascii="Times New Roman" w:cs="Times New Roman" w:eastAsia="Times New Roman" w:hAnsi="Times New Roman"/>
+          <w:sz w:val="24"/>
+          <w:szCs w:val="24"/>
+        </w:rPr>
+        <w:t xml:space="preserve">Q13 showed a high knowledge gap rate: about one-third of 19 diagnosed responses reflected genuine unfamiliarity with deductible terminology rather than a wrong belief about it (n = 354).</w:t>
+      </w:r>
+    </w:p>
+    <w:p>
+      <w:pPr>
+        <w:pStyle w:val="ListParagraph"/>
+        <w:numPr>
+          <w:ilvl w:val="0"/>
+          <w:numId w:val="2"/>
+        </w:numPr>
+        <w:spacing w:line="360" w:after="100"/>
+      </w:pPr>
+      <w:r>
+        <w:rPr>
+          <w:rFonts w:ascii="Times New Roman" w:cs="Times New Roman" w:eastAsia="Times New Roman" w:hAnsi="Times New Roman"/>
+          <w:sz w:val="24"/>
+          <w:szCs w:val="24"/>
+        </w:rPr>
+        <w:t xml:space="preserve">Recommended action: Add an insurance terminology module covering deductible, premium, copay, and out-of-pocket maximum. This is a vocabulary problem, not a reasoning problem.</w:t>
+      </w:r>
+    </w:p>
+    <w:p>
+      <w:pPr>
+        <w:pStyle w:val="ListParagraph"/>
+        <w:numPr>
+          <w:ilvl w:val="0"/>
+          <w:numId w:val="2"/>
+        </w:numPr>
+        <w:spacing w:line="360" w:after="100"/>
+      </w:pPr>
+      <w:r>
+        <w:rPr>
+          <w:rFonts w:ascii="Times New Roman" w:cs="Times New Roman" w:eastAsia="Times New Roman" w:hAnsi="Times New Roman"/>
+          <w:sz w:val="24"/>
+          <w:szCs w:val="24"/>
+        </w:rPr>
+        <w:t xml:space="preserve">Post-test check: Compare Q13 knowledge gap rate.</w:t>
+      </w:r>
+    </w:p>
+    <w:p>
+      <w:pPr>
+        <w:spacing w:line="360" w:after="200"/>
+      </w:pPr>
+      <w:r>
+        <w:rPr>
+          <w:rFonts w:ascii="Times New Roman" w:cs="Times New Roman" w:eastAsia="Times New Roman" w:hAnsi="Times New Roman"/>
+          <w:b/>
+          <w:bCs/>
+          <w:sz w:val="24"/>
+          <w:szCs w:val="24"/>
+        </w:rPr>
+        <w:t xml:space="preserve">Priority 6: Item format revision for the post-test</w:t>
+      </w:r>
+    </w:p>
+    <w:p>
+      <w:pPr>
+        <w:pStyle w:val="ListParagraph"/>
+        <w:numPr>
+          <w:ilvl w:val="0"/>
+          <w:numId w:val="2"/>
+        </w:numPr>
+        <w:spacing w:line="360" w:after="100"/>
+      </w:pPr>
+      <w:r>
+        <w:rPr>
+          <w:rFonts w:ascii="Times New Roman" w:cs="Times New Roman" w:eastAsia="Times New Roman" w:hAnsi="Times New Roman"/>
+          <w:sz w:val="24"/>
+          <w:szCs w:val="24"/>
+        </w:rPr>
+        <w:t xml:space="preserve">Q36 (diversification principle, True/False with negation) had an 81% selection error rate (34 of 42 diagnosed responses, n = 354). Students understood diversification but picked "False" because of the question format.</w:t>
+      </w:r>
+    </w:p>
+    <w:p>
+      <w:pPr>
+        <w:pStyle w:val="ListParagraph"/>
+        <w:numPr>
+          <w:ilvl w:val="0"/>
+          <w:numId w:val="2"/>
+        </w:numPr>
+        <w:spacing w:line="360" w:after="100"/>
+      </w:pPr>
+      <w:r>
+        <w:rPr>
+          <w:rFonts w:ascii="Times New Roman" w:cs="Times New Roman" w:eastAsia="Times New Roman" w:hAnsi="Times New Roman"/>
+          <w:sz w:val="24"/>
+          <w:szCs w:val="24"/>
+        </w:rPr>
+        <w:t xml:space="preserve">Q10 (credit reports, "which is FALSE" framing) had a 41% selection error rate (16 of 39).</w:t>
+      </w:r>
+    </w:p>
+    <w:p>
+      <w:pPr>
+        <w:pStyle w:val="ListParagraph"/>
+        <w:numPr>
+          <w:ilvl w:val="0"/>
+          <w:numId w:val="2"/>
+        </w:numPr>
+        <w:spacing w:line="360" w:after="100"/>
+      </w:pPr>
+      <w:r>
+        <w:rPr>
+          <w:rFonts w:ascii="Times New Roman" w:cs="Times New Roman" w:eastAsia="Times New Roman" w:hAnsi="Times New Roman"/>
+          <w:sz w:val="24"/>
+          <w:szCs w:val="24"/>
+        </w:rPr>
+        <w:t xml:space="preserve">Recommended action: Revise Q36 from True/False to standard MCQ. Rewrite Q10 to remove negation framing. Flag Q9 and Q14 for format review.</w:t>
+      </w:r>
+    </w:p>
+    <w:p>
+      <w:pPr>
+        <w:pStyle w:val="ListParagraph"/>
+        <w:numPr>
+          <w:ilvl w:val="0"/>
+          <w:numId w:val="2"/>
+        </w:numPr>
+        <w:spacing w:line="360" w:after="100"/>
+      </w:pPr>
+      <w:r>
+        <w:rPr>
+          <w:rFonts w:ascii="Times New Roman" w:cs="Times New Roman" w:eastAsia="Times New Roman" w:hAnsi="Times New Roman"/>
+          <w:sz w:val="24"/>
+          <w:szCs w:val="24"/>
+        </w:rPr>
+        <w:t xml:space="preserve">Post-test check: Compare selection error rates on revised items.</w:t>
+      </w:r>
+    </w:p>
+    <w:p>
+      <w:pPr>
+        <w:spacing w:line="360" w:after="200"/>
+      </w:pPr>
+      <w:r>
+        <w:rPr>
+          <w:rFonts w:ascii="Times New Roman" w:cs="Times New Roman" w:eastAsia="Times New Roman" w:hAnsi="Times New Roman"/>
+          <w:b/>
+          <w:bCs/>
+          <w:sz w:val="24"/>
+          <w:szCs w:val="24"/>
+        </w:rPr>
+        <w:t xml:space="preserve">Additional recommendations</w:t>
+      </w:r>
+    </w:p>
+    <w:p>
+      <w:pPr>
+        <w:pStyle w:val="ListParagraph"/>
+        <w:numPr>
+          <w:ilvl w:val="0"/>
+          <w:numId w:val="2"/>
+        </w:numPr>
+        <w:spacing w:line="360" w:after="100"/>
+      </w:pPr>
+      <w:r>
+        <w:rPr>
+          <w:rFonts w:ascii="Times New Roman" w:cs="Times New Roman" w:eastAsia="Times New Roman" w:hAnsi="Times New Roman"/>
+          <w:sz w:val="24"/>
+          <w:szCs w:val="24"/>
+        </w:rPr>
+        <w:t xml:space="preserve">Generate per-student misconception profiles from the pre-course data and distribute targeted review materials before exams. The five dominant misconception clusters (INF-01, INS-01, RISK-02, INF-05, INT-06) account for the bulk of diagnosed misconceptions.</w:t>
+      </w:r>
+    </w:p>
+    <w:p>
+      <w:pPr>
+        <w:pStyle w:val="ListParagraph"/>
+        <w:numPr>
+          <w:ilvl w:val="0"/>
+          <w:numId w:val="2"/>
+        </w:numPr>
+        <w:spacing w:line="360" w:after="100"/>
+      </w:pPr>
+      <w:r>
+        <w:rPr>
+          <w:rFonts w:ascii="Times New Roman" w:cs="Times New Roman" w:eastAsia="Times New Roman" w:hAnsi="Times New Roman"/>
+          <w:sz w:val="24"/>
+          <w:szCs w:val="24"/>
+        </w:rPr>
+        <w:t xml:space="preserve">Add a credit-literacy module covering mortgage term/interest tradeoffs and consumer loan negotiation. Q2 and Q8 revealed gaps in borrowing mechanics (Q8: 56% misconception rate, 19 of 34 diagnosed responses; Q2: over one-third knowledge gaps, n = 354).</w:t>
+      </w:r>
+    </w:p>
+    <w:p>
+      <w:pPr>
+        <w:pStyle w:val="ListParagraph"/>
+        <w:numPr>
+          <w:ilvl w:val="0"/>
+          <w:numId w:val="2"/>
+        </w:numPr>
+        <w:spacing w:line="360" w:after="100"/>
+      </w:pPr>
+      <w:r>
+        <w:rPr>
+          <w:rFonts w:ascii="Times New Roman" w:cs="Times New Roman" w:eastAsia="Times New Roman" w:hAnsi="Times New Roman"/>
+          <w:sz w:val="24"/>
+          <w:szCs w:val="24"/>
+        </w:rPr>
+        <w:t xml:space="preserve">Remind students that some assessment questions are format-sensitive. Nearly one in three high-confidence errors in the diagnostic sample were selection errors, not knowledge failures. Setting this expectation before the post-test may be helpful.</w:t>
+      </w:r>
+    </w:p>
+    <w:p>
+      <w:pPr>
+        <w:pStyle w:val="ListParagraph"/>
+        <w:numPr>
+          <w:ilvl w:val="0"/>
+          <w:numId w:val="2"/>
+        </w:numPr>
+        <w:spacing w:line="360" w:after="100"/>
+      </w:pPr>
+      <w:r>
+        <w:rPr>
+          <w:rFonts w:ascii="Times New Roman" w:cs="Times New Roman" w:eastAsia="Times New Roman" w:hAnsi="Times New Roman"/>
+          <w:sz w:val="24"/>
+          <w:szCs w:val="24"/>
+        </w:rPr>
+        <w:t xml:space="preserve">Use low-stakes retrieval practice, prediction-then-feedback exercises, and uncertainty normalization to address the 30% of students who showed moderate or high overconfidence (N = 431). These students are the most likely to resist corrective feedback because they do not perceive a need for it.</w:t>
+      </w:r>
+    </w:p>
+    <w:p>
+      <w:pPr>
+        <w:pStyle w:val="ListParagraph"/>
+        <w:numPr>
+          <w:ilvl w:val="0"/>
+          <w:numId w:val="2"/>
+        </w:numPr>
+        <w:spacing w:line="360" w:after="100"/>
+      </w:pPr>
+      <w:r>
+        <w:rPr>
+          <w:rFonts w:ascii="Times New Roman" w:cs="Times New Roman" w:eastAsia="Times New Roman" w:hAnsi="Times New Roman"/>
+          <w:sz w:val="24"/>
+          <w:szCs w:val="24"/>
+        </w:rPr>
+        <w:t xml:space="preserve">After covering each domain, consider giving a short ungraded quiz targeting the top misconceptions from the pre-test (INF-01, INS-01, RISK-02). If the same errors appear, revisit the material. "Myth or fact" warm-ups using the misconception taxonomy can also help students self-correct in a low-pressure setting.</w:t>
+      </w:r>
+    </w:p>
+    <w:p>
+      <w:pPr>
+        <w:pStyle w:val="ListParagraph"/>
+        <w:numPr>
+          <w:ilvl w:val="0"/>
+          <w:numId w:val="2"/>
+        </w:numPr>
+        <w:spacing w:line="360" w:after="100"/>
+      </w:pPr>
+      <w:r>
+        <w:rPr>
+          <w:rFonts w:ascii="Times New Roman" w:cs="Times New Roman" w:eastAsia="Times New Roman" w:hAnsi="Times New Roman"/>
+          <w:sz w:val="24"/>
+          <w:szCs w:val="24"/>
+        </w:rPr>
+        <w:t xml:space="preserve">If the teaching team wants to go further, consider sharing anonymized class-level results (not individual scores) with students so they can see where the class struggled. Transparency about common misconceptions can normalize the idea that financial literacy is something to build, not something you either have or don't.</w:t>
+      </w:r>
+    </w:p>
+    <w:p>
+      <w:pPr>
+        <w:pStyle w:val="Heading1"/>
+        <w:pageBreakBefore/>
+        <w:spacing w:before="480" w:after="240"/>
+      </w:pPr>
+      <w:r>
+        <w:rPr>
+          <w:rFonts w:ascii="Times New Roman" w:cs="Times New Roman" w:eastAsia="Times New Roman" w:hAnsi="Times New Roman"/>
+          <w:sz w:val="24"/>
+          <w:szCs w:val="24"/>
+        </w:rPr>
+        <w:t xml:space="preserve">8. Limitations</w:t>
+      </w:r>
+    </w:p>
+    <w:p>
+      <w:pPr>
+        <w:spacing w:line="360" w:after="200"/>
+      </w:pPr>
+      <w:r>
+        <w:rPr>
+          <w:rFonts w:ascii="Times New Roman" w:cs="Times New Roman" w:eastAsia="Times New Roman" w:hAnsi="Times New Roman"/>
+          <w:sz w:val="24"/>
+          <w:szCs w:val="24"/>
+        </w:rPr>
+        <w:t xml:space="preserve">A few things to keep in mind when reading this report:</w:t>
       </w:r>
     </w:p>
     <w:p>
@@ -8544,15 +9193,15 @@
           <w:sz w:val="24"/>
           <w:szCs w:val="24"/>
         </w:rPr>
-        <w:t xml:space="preserve">15-minute inflation module.</w:t>
-      </w:r>
-      <w:r>
-        <w:rPr>
-          <w:rFonts w:ascii="Times New Roman" w:cs="Times New Roman" w:eastAsia="Times New Roman" w:hAnsi="Times New Roman"/>
-          <w:sz w:val="24"/>
-          <w:szCs w:val="24"/>
-        </w:rPr>
-        <w:t xml:space="preserve"> Before covering the inflation chapter, spend 15 minutes on the distinction between "inflation is going down" (prices still rising, just more slowly) and "prices are going down" (deflation). A simple two-line graph - one showing the inflation rate, one showing the price level - makes this visual and sticky.</w:t>
+        <w:t xml:space="preserve">This is a single pre-test.</w:t>
+      </w:r>
+      <w:r>
+        <w:rPr>
+          <w:rFonts w:ascii="Times New Roman" w:cs="Times New Roman" w:eastAsia="Times New Roman" w:hAnsi="Times New Roman"/>
+          <w:sz w:val="24"/>
+          <w:szCs w:val="24"/>
+        </w:rPr>
+        <w:t xml:space="preserve"> We are describing what students knew before the course started. There are no learning gains, no before-and-after comparisons, and no way to tell from this data alone whether instruction changed anything. That analysis is planned for Paper 2, contingent on IRB approval.</w:t>
       </w:r>
     </w:p>
     <w:p>
@@ -8572,15 +9221,15 @@
           <w:sz w:val="24"/>
           <w:szCs w:val="24"/>
         </w:rPr>
-        <w:t xml:space="preserve">Insurance framing correction.</w:t>
-      </w:r>
-      <w:r>
-        <w:rPr>
-          <w:rFonts w:ascii="Times New Roman" w:cs="Times New Roman" w:eastAsia="Times New Roman" w:hAnsi="Times New Roman"/>
-          <w:sz w:val="24"/>
-          <w:szCs w:val="24"/>
-        </w:rPr>
-        <w:t xml:space="preserve"> Before the insurance module, open with this question: "What is the main reason people buy insurance?" Let students answer. Then show them that the answer is catastrophic financial protection, not covering routine expenses. The frequency-vs-severity framing (routine visits are common but cheap; hospitalizations are rare but financially devastating) maps well to how students already think about their own experience.</w:t>
+        <w:t xml:space="preserve">The diagnostic sample is not a random cross-section.</w:t>
+      </w:r>
+      <w:r>
+        <w:rPr>
+          <w:rFonts w:ascii="Times New Roman" w:cs="Times New Roman" w:eastAsia="Times New Roman" w:hAnsi="Times New Roman"/>
+          <w:sz w:val="24"/>
+          <w:szCs w:val="24"/>
+        </w:rPr>
+        <w:t xml:space="preserve"> SDM-10 diagnose items only go to students who answered incorrectly with high confidence. Confirm items only go to students who answered correctly with low confidence. The misconception rates in Section 6 describe the tails of the distribution, not the whole class.</w:t>
       </w:r>
     </w:p>
     <w:p>
@@ -8600,15 +9249,15 @@
           <w:sz w:val="24"/>
           <w:szCs w:val="24"/>
         </w:rPr>
-        <w:t xml:space="preserve">Bond pricing worked example.</w:t>
-      </w:r>
-      <w:r>
-        <w:rPr>
-          <w:rFonts w:ascii="Times New Roman" w:cs="Times New Roman" w:eastAsia="Times New Roman" w:hAnsi="Times New Roman"/>
-          <w:sz w:val="24"/>
-          <w:szCs w:val="24"/>
-        </w:rPr>
-        <w:t xml:space="preserve"> Prepare a one-page handout showing a $1,000 bond paying 5% interest. Then show what happens to its market value when new bonds start paying 6%. Walk through the arithmetic. Students who see the numbers tend to remember the inverse relationship; students who only hear "bond prices fall when rates rise" tend not to.</w:t>
+        <w:t xml:space="preserve">One AI model scored all open-ended responses.</w:t>
+      </w:r>
+      <w:r>
+        <w:rPr>
+          <w:rFonts w:ascii="Times New Roman" w:cs="Times New Roman" w:eastAsia="Times New Roman" w:hAnsi="Times New Roman"/>
+          <w:sz w:val="24"/>
+          <w:szCs w:val="24"/>
+        </w:rPr>
+        <w:t xml:space="preserve"> GPT-4.1 classified the 778 consented responses with zero processing errors and high internal confidence. But automated scoring may not agree with human judgment on every borderline case. A human-AI agreement study would strengthen reliability evidence.</w:t>
       </w:r>
     </w:p>
     <w:p>
@@ -8628,15 +9277,15 @@
           <w:sz w:val="24"/>
           <w:szCs w:val="24"/>
         </w:rPr>
-        <w:t xml:space="preserve">"Read the question twice" reminder.</w:t>
-      </w:r>
-      <w:r>
-        <w:rPr>
-          <w:rFonts w:ascii="Times New Roman" w:cs="Times New Roman" w:eastAsia="Times New Roman" w:hAnsi="Times New Roman"/>
-          <w:sz w:val="24"/>
-          <w:szCs w:val="24"/>
-        </w:rPr>
-        <w:t xml:space="preserve"> For the pre-test, nearly one in three high-confidence errors turned out to be selection errors. Mention to students - without giving away answers - that some questions are tricky to parse, and that reading carefully before answering is worth the extra few seconds. This sets expectations for the post-test.</w:t>
+        <w:t xml:space="preserve">Self-reported demographics.</w:t>
+      </w:r>
+      <w:r>
+        <w:rPr>
+          <w:rFonts w:ascii="Times New Roman" w:cs="Times New Roman" w:eastAsia="Times New Roman" w:hAnsi="Times New Roman"/>
+          <w:sz w:val="24"/>
+          <w:szCs w:val="24"/>
+        </w:rPr>
+        <w:t xml:space="preserve"> Students self-reported all demographic and financial background information. Response bias (social desirability, opt-out patterns) may affect these distributions.</w:t>
       </w:r>
     </w:p>
     <w:p>
@@ -8656,42 +9305,15 @@
           <w:sz w:val="24"/>
           <w:szCs w:val="24"/>
         </w:rPr>
-        <w:t xml:space="preserve">Review the misconception taxonomy.</w:t>
-      </w:r>
-      <w:r>
-        <w:rPr>
-          <w:rFonts w:ascii="Times New Roman" w:cs="Times New Roman" w:eastAsia="Times New Roman" w:hAnsi="Times New Roman"/>
-          <w:sz w:val="24"/>
-          <w:szCs w:val="24"/>
-        </w:rPr>
-        <w:t xml:space="preserve"> Skim the misconception taxonomy data (Appendix B) to see which codes appear most often. Use that to decide where to slow down during lectures and where to add practice problems. The top five codes account for the bulk of diagnosed misconceptions.</w:t>
-      </w:r>
-    </w:p>
-    <w:p>
-      <w:pPr>
-        <w:pStyle w:val="Heading2"/>
-        <w:spacing w:before="360" w:after="180"/>
-      </w:pPr>
-      <w:r>
-        <w:rPr>
-          <w:rFonts w:ascii="Times New Roman" w:cs="Times New Roman" w:eastAsia="Times New Roman" w:hAnsi="Times New Roman"/>
-          <w:sz w:val="24"/>
-          <w:szCs w:val="24"/>
-        </w:rPr>
-        <w:t xml:space="preserve">7.3 Mid-Semester Reinforcement</w:t>
-      </w:r>
-    </w:p>
-    <w:p>
-      <w:pPr>
-        <w:spacing w:line="360" w:after="200"/>
-      </w:pPr>
-      <w:r>
-        <w:rPr>
-          <w:rFonts w:ascii="Times New Roman" w:cs="Times New Roman" w:eastAsia="Times New Roman" w:hAnsi="Times New Roman"/>
-          <w:sz w:val="24"/>
-          <w:szCs w:val="24"/>
-        </w:rPr>
-        <w:t xml:space="preserve">Between mid-semester and the planned post-assessment, consider:</w:t>
+        <w:t xml:space="preserve">Subgroup performance patterns are descriptive only.</w:t>
+      </w:r>
+      <w:r>
+        <w:rPr>
+          <w:rFonts w:ascii="Times New Roman" w:cs="Times New Roman" w:eastAsia="Times New Roman" w:hAnsi="Times New Roman"/>
+          <w:sz w:val="24"/>
+          <w:szCs w:val="24"/>
+        </w:rPr>
+        <w:t xml:space="preserve"> Section 4.3 reports mean scores by demographic group, but this report makes no claims about why those differences exist. Many characteristics overlap (e.g., work status, financial stress, parental education), and disentangling their individual contributions would require multivariate analysis that is beyond the scope of an instructor-facing pre-test summary.</w:t>
       </w:r>
     </w:p>
     <w:p>
@@ -8699,2028 +9321,7 @@
         <w:pStyle w:val="ListParagraph"/>
         <w:numPr>
           <w:ilvl w:val="0"/>
-          <w:numId w:val="2"/>
-        </w:numPr>
-        <w:spacing w:line="360" w:after="100"/>
-      </w:pPr>
-      <w:r>
-        <w:rPr>
-          <w:rFonts w:ascii="Times New Roman" w:cs="Times New Roman" w:eastAsia="Times New Roman" w:hAnsi="Times New Roman"/>
-          <w:b/>
-          <w:bCs/>
-          <w:sz w:val="24"/>
-          <w:szCs w:val="24"/>
-        </w:rPr>
-        <w:t xml:space="preserve">Misconception spot-checks.</w:t>
-      </w:r>
-      <w:r>
-        <w:rPr>
-          <w:rFonts w:ascii="Times New Roman" w:cs="Times New Roman" w:eastAsia="Times New Roman" w:hAnsi="Times New Roman"/>
-          <w:sz w:val="24"/>
-          <w:szCs w:val="24"/>
-        </w:rPr>
-        <w:t xml:space="preserve"> After covering each domain, give students a short ungraded quiz that targets the top misconceptions from the pre-test (INF-01, INS-01, RISK-02). If the same errors show up, revisit the material.</w:t>
-      </w:r>
-    </w:p>
-    <w:p>
-      <w:pPr>
-        <w:pStyle w:val="ListParagraph"/>
-        <w:numPr>
-          <w:ilvl w:val="0"/>
-          <w:numId w:val="2"/>
-        </w:numPr>
-        <w:spacing w:line="360" w:after="100"/>
-      </w:pPr>
-      <w:r>
-        <w:rPr>
-          <w:rFonts w:ascii="Times New Roman" w:cs="Times New Roman" w:eastAsia="Times New Roman" w:hAnsi="Times New Roman"/>
-          <w:b/>
-          <w:bCs/>
-          <w:sz w:val="24"/>
-          <w:szCs w:val="24"/>
-        </w:rPr>
-        <w:t xml:space="preserve">"Myth or fact" exercises.</w:t>
-      </w:r>
-      <w:r>
-        <w:rPr>
-          <w:rFonts w:ascii="Times New Roman" w:cs="Times New Roman" w:eastAsia="Times New Roman" w:hAnsi="Times New Roman"/>
-          <w:sz w:val="24"/>
-          <w:szCs w:val="24"/>
-        </w:rPr>
-        <w:t xml:space="preserve"> Take the top misconception codes and turn them into true/false warm-ups at the start of class. For example: "Lower inflation means prices are going down - myth or fact?" This lets students self-correct without the pressure of a graded assessment.</w:t>
-      </w:r>
-    </w:p>
-    <w:p>
-      <w:pPr>
-        <w:pStyle w:val="ListParagraph"/>
-        <w:numPr>
-          <w:ilvl w:val="0"/>
-          <w:numId w:val="2"/>
-        </w:numPr>
-        <w:spacing w:line="360" w:after="100"/>
-      </w:pPr>
-      <w:r>
-        <w:rPr>
-          <w:rFonts w:ascii="Times New Roman" w:cs="Times New Roman" w:eastAsia="Times New Roman" w:hAnsi="Times New Roman"/>
-          <w:b/>
-          <w:bCs/>
-          <w:sz w:val="24"/>
-          <w:szCs w:val="24"/>
-        </w:rPr>
-        <w:t xml:space="preserve">Student-facing feedback.</w:t>
-      </w:r>
-      <w:r>
-        <w:rPr>
-          <w:rFonts w:ascii="Times New Roman" w:cs="Times New Roman" w:eastAsia="Times New Roman" w:hAnsi="Times New Roman"/>
-          <w:sz w:val="24"/>
-          <w:szCs w:val="24"/>
-        </w:rPr>
-        <w:t xml:space="preserve"> If the teaching team wants to go further, consider sharing anonymized class-level results (not individual scores) with students so they can see where the class struggled. Transparency about common misconceptions can normalize the idea that financial literacy is something to build, not something you either have or don't.</w:t>
-      </w:r>
-    </w:p>
-    <w:p>
-      <w:pPr>
-        <w:pStyle w:val="Heading1"/>
-        <w:pageBreakBefore/>
-        <w:spacing w:before="480" w:after="240"/>
-      </w:pPr>
-      <w:r>
-        <w:rPr>
-          <w:rFonts w:ascii="Times New Roman" w:cs="Times New Roman" w:eastAsia="Times New Roman" w:hAnsi="Times New Roman"/>
-          <w:sz w:val="24"/>
-          <w:szCs w:val="24"/>
-        </w:rPr>
-        <w:t xml:space="preserve">8. Recommendations</w:t>
-      </w:r>
-    </w:p>
-    <w:p>
-      <w:pPr>
-        <w:spacing w:line="360" w:after="200"/>
-      </w:pPr>
-      <w:r>
-        <w:rPr>
-          <w:rFonts w:ascii="Times New Roman" w:cs="Times New Roman" w:eastAsia="Times New Roman" w:hAnsi="Times New Roman"/>
-          <w:sz w:val="24"/>
-          <w:szCs w:val="24"/>
-        </w:rPr>
-        <w:t xml:space="preserve">The table below maps each major finding to a specific teaching or assessment change, with a note on how the planned post-assessment (Paper 2, contingent on IRB approval) could check whether the change made a difference.</w:t>
-      </w:r>
-    </w:p>
-    <w:p>
-      <w:pPr>
-        <w:spacing w:line="360" w:after="200"/>
-      </w:pPr>
-      <w:r>
-        <w:rPr>
-          <w:rFonts w:ascii="Times New Roman" w:cs="Times New Roman" w:eastAsia="Times New Roman" w:hAnsi="Times New Roman"/>
-          <w:b/>
-          <w:bCs/>
-          <w:sz w:val="24"/>
-          <w:szCs w:val="24"/>
-        </w:rPr>
-        <w:t xml:space="preserve">Table 8.1: Course Improvement Recommendations</w:t>
-      </w:r>
-    </w:p>
-    <w:tbl>
-      <w:tblPr>
-        <w:tblW w:type="dxa" w:w="9360"/>
-        <w:tblBorders>
-          <w:top w:val="single" w:color="000000" w:sz="4"/>
-          <w:left w:val="single" w:color="000000" w:sz="4"/>
-          <w:bottom w:val="single" w:color="000000" w:sz="4"/>
-          <w:right w:val="single" w:color="000000" w:sz="4"/>
-          <w:insideH w:val="single" w:color="000000" w:sz="4"/>
-          <w:insideV w:val="single" w:color="000000" w:sz="4"/>
-        </w:tblBorders>
-        <w:tblLayout w:type="fixed"/>
-        <w:tblCellMar>
-          <w:top w:type="dxa" w:w="60"/>
-          <w:left w:type="dxa" w:w="120"/>
-          <w:bottom w:type="dxa" w:w="60"/>
-          <w:right w:type="dxa" w:w="120"/>
-        </w:tblCellMar>
-      </w:tblPr>
-      <w:tblGrid>
-        <w:gridCol w:w="1560"/>
-        <w:gridCol w:w="1560"/>
-        <w:gridCol w:w="1560"/>
-        <w:gridCol w:w="1560"/>
-        <w:gridCol w:w="1560"/>
-        <w:gridCol w:w="1560"/>
-      </w:tblGrid>
-      <w:tr>
-        <w:trPr>
-          <w:tblHeader/>
-        </w:trPr>
-        <w:tc>
-          <w:tcPr>
-            <w:tcW w:type="dxa" w:w="1560"/>
-            <w:tcBorders>
-              <w:top w:val="single" w:color="000000" w:sz="4"/>
-              <w:left w:val="single" w:color="000000" w:sz="4"/>
-              <w:bottom w:val="single" w:color="000000" w:sz="4"/>
-              <w:right w:val="single" w:color="000000" w:sz="4"/>
-            </w:tcBorders>
-            <w:shd w:fill="D5E8F0" w:color="auto" w:val="clear"/>
-            <w:vAlign w:val="center"/>
-          </w:tcPr>
-          <w:p>
-            <w:pPr>
-              <w:jc w:val="center"/>
-            </w:pPr>
-            <w:r>
-              <w:rPr>
-                <w:rFonts w:ascii="Times New Roman" w:cs="Times New Roman" w:eastAsia="Times New Roman" w:hAnsi="Times New Roman"/>
-                <w:b/>
-                <w:bCs/>
-                <w:sz w:val="22"/>
-                <w:szCs w:val="22"/>
-              </w:rPr>
-              <w:t xml:space="preserve">#</w:t>
-            </w:r>
-          </w:p>
-        </w:tc>
-        <w:tc>
-          <w:tcPr>
-            <w:tcW w:type="dxa" w:w="1560"/>
-            <w:tcBorders>
-              <w:top w:val="single" w:color="000000" w:sz="4"/>
-              <w:left w:val="single" w:color="000000" w:sz="4"/>
-              <w:bottom w:val="single" w:color="000000" w:sz="4"/>
-              <w:right w:val="single" w:color="000000" w:sz="4"/>
-            </w:tcBorders>
-            <w:shd w:fill="D5E8F0" w:color="auto" w:val="clear"/>
-            <w:vAlign w:val="center"/>
-          </w:tcPr>
-          <w:p>
-            <w:pPr>
-              <w:jc w:val="center"/>
-            </w:pPr>
-            <w:r>
-              <w:rPr>
-                <w:rFonts w:ascii="Times New Roman" w:cs="Times New Roman" w:eastAsia="Times New Roman" w:hAnsi="Times New Roman"/>
-                <w:b/>
-                <w:bCs/>
-                <w:sz w:val="22"/>
-                <w:szCs w:val="22"/>
-              </w:rPr>
-              <w:t xml:space="preserve">Finding</w:t>
-            </w:r>
-          </w:p>
-        </w:tc>
-        <w:tc>
-          <w:tcPr>
-            <w:tcW w:type="dxa" w:w="1560"/>
-            <w:tcBorders>
-              <w:top w:val="single" w:color="000000" w:sz="4"/>
-              <w:left w:val="single" w:color="000000" w:sz="4"/>
-              <w:bottom w:val="single" w:color="000000" w:sz="4"/>
-              <w:right w:val="single" w:color="000000" w:sz="4"/>
-            </w:tcBorders>
-            <w:shd w:fill="D5E8F0" w:color="auto" w:val="clear"/>
-            <w:vAlign w:val="center"/>
-          </w:tcPr>
-          <w:p>
-            <w:pPr>
-              <w:jc w:val="center"/>
-            </w:pPr>
-            <w:r>
-              <w:rPr>
-                <w:rFonts w:ascii="Times New Roman" w:cs="Times New Roman" w:eastAsia="Times New Roman" w:hAnsi="Times New Roman"/>
-                <w:b/>
-                <w:bCs/>
-                <w:sz w:val="22"/>
-                <w:szCs w:val="22"/>
-              </w:rPr>
-              <w:t xml:space="preserve">Evidence (denominator, source)</w:t>
-            </w:r>
-          </w:p>
-        </w:tc>
-        <w:tc>
-          <w:tcPr>
-            <w:tcW w:type="dxa" w:w="1560"/>
-            <w:tcBorders>
-              <w:top w:val="single" w:color="000000" w:sz="4"/>
-              <w:left w:val="single" w:color="000000" w:sz="4"/>
-              <w:bottom w:val="single" w:color="000000" w:sz="4"/>
-              <w:right w:val="single" w:color="000000" w:sz="4"/>
-            </w:tcBorders>
-            <w:shd w:fill="D5E8F0" w:color="auto" w:val="clear"/>
-            <w:vAlign w:val="center"/>
-          </w:tcPr>
-          <w:p>
-            <w:pPr>
-              <w:jc w:val="center"/>
-            </w:pPr>
-            <w:r>
-              <w:rPr>
-                <w:rFonts w:ascii="Times New Roman" w:cs="Times New Roman" w:eastAsia="Times New Roman" w:hAnsi="Times New Roman"/>
-                <w:b/>
-                <w:bCs/>
-                <w:sz w:val="22"/>
-                <w:szCs w:val="22"/>
-              </w:rPr>
-              <w:t xml:space="preserve">Teaching Change</w:t>
-            </w:r>
-          </w:p>
-        </w:tc>
-        <w:tc>
-          <w:tcPr>
-            <w:tcW w:type="dxa" w:w="1560"/>
-            <w:tcBorders>
-              <w:top w:val="single" w:color="000000" w:sz="4"/>
-              <w:left w:val="single" w:color="000000" w:sz="4"/>
-              <w:bottom w:val="single" w:color="000000" w:sz="4"/>
-              <w:right w:val="single" w:color="000000" w:sz="4"/>
-            </w:tcBorders>
-            <w:shd w:fill="D5E8F0" w:color="auto" w:val="clear"/>
-            <w:vAlign w:val="center"/>
-          </w:tcPr>
-          <w:p>
-            <w:pPr>
-              <w:jc w:val="center"/>
-            </w:pPr>
-            <w:r>
-              <w:rPr>
-                <w:rFonts w:ascii="Times New Roman" w:cs="Times New Roman" w:eastAsia="Times New Roman" w:hAnsi="Times New Roman"/>
-                <w:b/>
-                <w:bCs/>
-                <w:sz w:val="22"/>
-                <w:szCs w:val="22"/>
-              </w:rPr>
-              <w:t xml:space="preserve">Assessment Change</w:t>
-            </w:r>
-          </w:p>
-        </w:tc>
-        <w:tc>
-          <w:tcPr>
-            <w:tcW w:type="dxa" w:w="1560"/>
-            <w:tcBorders>
-              <w:top w:val="single" w:color="000000" w:sz="4"/>
-              <w:left w:val="single" w:color="000000" w:sz="4"/>
-              <w:bottom w:val="single" w:color="000000" w:sz="4"/>
-              <w:right w:val="single" w:color="000000" w:sz="4"/>
-            </w:tcBorders>
-            <w:shd w:fill="D5E8F0" w:color="auto" w:val="clear"/>
-            <w:vAlign w:val="center"/>
-          </w:tcPr>
-          <w:p>
-            <w:pPr>
-              <w:jc w:val="center"/>
-            </w:pPr>
-            <w:r>
-              <w:rPr>
-                <w:rFonts w:ascii="Times New Roman" w:cs="Times New Roman" w:eastAsia="Times New Roman" w:hAnsi="Times New Roman"/>
-                <w:b/>
-                <w:bCs/>
-                <w:sz w:val="22"/>
-                <w:szCs w:val="22"/>
-              </w:rPr>
-              <w:t xml:space="preserve">Post-Test Check (planned, if approved)</w:t>
-            </w:r>
-          </w:p>
-        </w:tc>
-      </w:tr>
-      <w:tr>
-        <w:tc>
-          <w:tcPr>
-            <w:tcW w:type="dxa" w:w="1560"/>
-            <w:tcBorders>
-              <w:top w:val="single" w:color="000000" w:sz="4"/>
-              <w:left w:val="single" w:color="000000" w:sz="4"/>
-              <w:bottom w:val="single" w:color="000000" w:sz="4"/>
-              <w:right w:val="single" w:color="000000" w:sz="4"/>
-            </w:tcBorders>
-            <w:vAlign w:val="center"/>
-          </w:tcPr>
-          <w:p>
-            <w:pPr>
-              <w:jc w:val="center"/>
-            </w:pPr>
-            <w:r>
-              <w:rPr>
-                <w:rFonts w:ascii="Times New Roman" w:cs="Times New Roman" w:eastAsia="Times New Roman" w:hAnsi="Times New Roman"/>
-                <w:sz w:val="22"/>
-                <w:szCs w:val="22"/>
-              </w:rPr>
-              <w:t xml:space="preserve">1</w:t>
-            </w:r>
-          </w:p>
-        </w:tc>
-        <w:tc>
-          <w:tcPr>
-            <w:tcW w:type="dxa" w:w="1560"/>
-            <w:tcBorders>
-              <w:top w:val="single" w:color="000000" w:sz="4"/>
-              <w:left w:val="single" w:color="000000" w:sz="4"/>
-              <w:bottom w:val="single" w:color="000000" w:sz="4"/>
-              <w:right w:val="single" w:color="000000" w:sz="4"/>
-            </w:tcBorders>
-            <w:vAlign w:val="center"/>
-          </w:tcPr>
-          <w:p>
-            <w:pPr>
-              <w:jc w:val="center"/>
-            </w:pPr>
-            <w:r>
-              <w:rPr>
-                <w:rFonts w:ascii="Times New Roman" w:cs="Times New Roman" w:eastAsia="Times New Roman" w:hAnsi="Times New Roman"/>
-                <w:sz w:val="22"/>
-                <w:szCs w:val="22"/>
-              </w:rPr>
-              <w:t xml:space="preserve">79% of high-confidence errors on Q6 reflect confusion between inflation rate and price level (INF-01)</w:t>
-            </w:r>
-          </w:p>
-        </w:tc>
-        <w:tc>
-          <w:tcPr>
-            <w:tcW w:type="dxa" w:w="1560"/>
-            <w:tcBorders>
-              <w:top w:val="single" w:color="000000" w:sz="4"/>
-              <w:left w:val="single" w:color="000000" w:sz="4"/>
-              <w:bottom w:val="single" w:color="000000" w:sz="4"/>
-              <w:right w:val="single" w:color="000000" w:sz="4"/>
-            </w:tcBorders>
-            <w:vAlign w:val="center"/>
-          </w:tcPr>
-          <w:p>
-            <w:pPr>
-              <w:jc w:val="center"/>
-            </w:pPr>
-            <w:r>
-              <w:rPr>
-                <w:rFonts w:ascii="Times New Roman" w:cs="Times New Roman" w:eastAsia="Times New Roman" w:hAnsi="Times New Roman"/>
-                <w:sz w:val="22"/>
-                <w:szCs w:val="22"/>
-              </w:rPr>
-              <w:t xml:space="preserve">diagnose_by_item.csv, Q6 row: 42 of 53 misconceptions (n = 354 consented)</w:t>
-            </w:r>
-          </w:p>
-        </w:tc>
-        <w:tc>
-          <w:tcPr>
-            <w:tcW w:type="dxa" w:w="1560"/>
-            <w:tcBorders>
-              <w:top w:val="single" w:color="000000" w:sz="4"/>
-              <w:left w:val="single" w:color="000000" w:sz="4"/>
-              <w:bottom w:val="single" w:color="000000" w:sz="4"/>
-              <w:right w:val="single" w:color="000000" w:sz="4"/>
-            </w:tcBorders>
-            <w:vAlign w:val="center"/>
-          </w:tcPr>
-          <w:p>
-            <w:pPr>
-              <w:jc w:val="center"/>
-            </w:pPr>
-            <w:r>
-              <w:rPr>
-                <w:rFonts w:ascii="Times New Roman" w:cs="Times New Roman" w:eastAsia="Times New Roman" w:hAnsi="Times New Roman"/>
-                <w:sz w:val="22"/>
-                <w:szCs w:val="22"/>
-              </w:rPr>
-              <w:t xml:space="preserve">Dedicate instruction to distinguishing "lower inflation" from "falling prices" using rate-vs-level visual aids</w:t>
-            </w:r>
-          </w:p>
-        </w:tc>
-        <w:tc>
-          <w:tcPr>
-            <w:tcW w:type="dxa" w:w="1560"/>
-            <w:tcBorders>
-              <w:top w:val="single" w:color="000000" w:sz="4"/>
-              <w:left w:val="single" w:color="000000" w:sz="4"/>
-              <w:bottom w:val="single" w:color="000000" w:sz="4"/>
-              <w:right w:val="single" w:color="000000" w:sz="4"/>
-            </w:tcBorders>
-            <w:vAlign w:val="center"/>
-          </w:tcPr>
-          <w:p>
-            <w:pPr>
-              <w:jc w:val="center"/>
-            </w:pPr>
-            <w:r>
-              <w:rPr>
-                <w:rFonts w:ascii="Times New Roman" w:cs="Times New Roman" w:eastAsia="Times New Roman" w:hAnsi="Times New Roman"/>
-                <w:sz w:val="22"/>
-                <w:szCs w:val="22"/>
-              </w:rPr>
-              <w:t xml:space="preserve">-</w:t>
-            </w:r>
-          </w:p>
-        </w:tc>
-        <w:tc>
-          <w:tcPr>
-            <w:tcW w:type="dxa" w:w="1560"/>
-            <w:tcBorders>
-              <w:top w:val="single" w:color="000000" w:sz="4"/>
-              <w:left w:val="single" w:color="000000" w:sz="4"/>
-              <w:bottom w:val="single" w:color="000000" w:sz="4"/>
-              <w:right w:val="single" w:color="000000" w:sz="4"/>
-            </w:tcBorders>
-            <w:vAlign w:val="center"/>
-          </w:tcPr>
-          <w:p>
-            <w:pPr>
-              <w:jc w:val="center"/>
-            </w:pPr>
-            <w:r>
-              <w:rPr>
-                <w:rFonts w:ascii="Times New Roman" w:cs="Times New Roman" w:eastAsia="Times New Roman" w:hAnsi="Times New Roman"/>
-                <w:sz w:val="22"/>
-                <w:szCs w:val="22"/>
-              </w:rPr>
-              <w:t xml:space="preserve">Compare pre-post INF-01 prevalence on Q6</w:t>
-            </w:r>
-          </w:p>
-        </w:tc>
-      </w:tr>
-      <w:tr>
-        <w:tc>
-          <w:tcPr>
-            <w:tcW w:type="dxa" w:w="1560"/>
-            <w:tcBorders>
-              <w:top w:val="single" w:color="000000" w:sz="4"/>
-              <w:left w:val="single" w:color="000000" w:sz="4"/>
-              <w:bottom w:val="single" w:color="000000" w:sz="4"/>
-              <w:right w:val="single" w:color="000000" w:sz="4"/>
-            </w:tcBorders>
-            <w:vAlign w:val="center"/>
-          </w:tcPr>
-          <w:p>
-            <w:pPr>
-              <w:jc w:val="center"/>
-            </w:pPr>
-            <w:r>
-              <w:rPr>
-                <w:rFonts w:ascii="Times New Roman" w:cs="Times New Roman" w:eastAsia="Times New Roman" w:hAnsi="Times New Roman"/>
-                <w:sz w:val="22"/>
-                <w:szCs w:val="22"/>
-              </w:rPr>
-              <w:t xml:space="preserve">2</w:t>
-            </w:r>
-          </w:p>
-        </w:tc>
-        <w:tc>
-          <w:tcPr>
-            <w:tcW w:type="dxa" w:w="1560"/>
-            <w:tcBorders>
-              <w:top w:val="single" w:color="000000" w:sz="4"/>
-              <w:left w:val="single" w:color="000000" w:sz="4"/>
-              <w:bottom w:val="single" w:color="000000" w:sz="4"/>
-              <w:right w:val="single" w:color="000000" w:sz="4"/>
-            </w:tcBorders>
-            <w:vAlign w:val="center"/>
-          </w:tcPr>
-          <w:p>
-            <w:pPr>
-              <w:jc w:val="center"/>
-            </w:pPr>
-            <w:r>
-              <w:rPr>
-                <w:rFonts w:ascii="Times New Roman" w:cs="Times New Roman" w:eastAsia="Times New Roman" w:hAnsi="Times New Roman"/>
-                <w:sz w:val="22"/>
-                <w:szCs w:val="22"/>
-              </w:rPr>
-              <w:t xml:space="preserve">82% of high-confidence errors on Q12 reflect belief that routine care is insurance's main function (INS-01)</w:t>
-            </w:r>
-          </w:p>
-        </w:tc>
-        <w:tc>
-          <w:tcPr>
-            <w:tcW w:type="dxa" w:w="1560"/>
-            <w:tcBorders>
-              <w:top w:val="single" w:color="000000" w:sz="4"/>
-              <w:left w:val="single" w:color="000000" w:sz="4"/>
-              <w:bottom w:val="single" w:color="000000" w:sz="4"/>
-              <w:right w:val="single" w:color="000000" w:sz="4"/>
-            </w:tcBorders>
-            <w:vAlign w:val="center"/>
-          </w:tcPr>
-          <w:p>
-            <w:pPr>
-              <w:jc w:val="center"/>
-            </w:pPr>
-            <w:r>
-              <w:rPr>
-                <w:rFonts w:ascii="Times New Roman" w:cs="Times New Roman" w:eastAsia="Times New Roman" w:hAnsi="Times New Roman"/>
-                <w:sz w:val="22"/>
-                <w:szCs w:val="22"/>
-              </w:rPr>
-              <w:t xml:space="preserve">diagnose_by_item.csv, Q12 row: 23 of 28 misconceptions (n = 354)</w:t>
-            </w:r>
-          </w:p>
-        </w:tc>
-        <w:tc>
-          <w:tcPr>
-            <w:tcW w:type="dxa" w:w="1560"/>
-            <w:tcBorders>
-              <w:top w:val="single" w:color="000000" w:sz="4"/>
-              <w:left w:val="single" w:color="000000" w:sz="4"/>
-              <w:bottom w:val="single" w:color="000000" w:sz="4"/>
-              <w:right w:val="single" w:color="000000" w:sz="4"/>
-            </w:tcBorders>
-            <w:vAlign w:val="center"/>
-          </w:tcPr>
-          <w:p>
-            <w:pPr>
-              <w:jc w:val="center"/>
-            </w:pPr>
-            <w:r>
-              <w:rPr>
-                <w:rFonts w:ascii="Times New Roman" w:cs="Times New Roman" w:eastAsia="Times New Roman" w:hAnsi="Times New Roman"/>
-                <w:sz w:val="22"/>
-                <w:szCs w:val="22"/>
-              </w:rPr>
-              <w:t xml:space="preserve">Add module on health insurance purpose: catastrophic protection vs. routine care</w:t>
-            </w:r>
-          </w:p>
-        </w:tc>
-        <w:tc>
-          <w:tcPr>
-            <w:tcW w:type="dxa" w:w="1560"/>
-            <w:tcBorders>
-              <w:top w:val="single" w:color="000000" w:sz="4"/>
-              <w:left w:val="single" w:color="000000" w:sz="4"/>
-              <w:bottom w:val="single" w:color="000000" w:sz="4"/>
-              <w:right w:val="single" w:color="000000" w:sz="4"/>
-            </w:tcBorders>
-            <w:vAlign w:val="center"/>
-          </w:tcPr>
-          <w:p>
-            <w:pPr>
-              <w:jc w:val="center"/>
-            </w:pPr>
-            <w:r>
-              <w:rPr>
-                <w:rFonts w:ascii="Times New Roman" w:cs="Times New Roman" w:eastAsia="Times New Roman" w:hAnsi="Times New Roman"/>
-                <w:sz w:val="22"/>
-                <w:szCs w:val="22"/>
-              </w:rPr>
-              <w:t xml:space="preserve">-</w:t>
-            </w:r>
-          </w:p>
-        </w:tc>
-        <w:tc>
-          <w:tcPr>
-            <w:tcW w:type="dxa" w:w="1560"/>
-            <w:tcBorders>
-              <w:top w:val="single" w:color="000000" w:sz="4"/>
-              <w:left w:val="single" w:color="000000" w:sz="4"/>
-              <w:bottom w:val="single" w:color="000000" w:sz="4"/>
-              <w:right w:val="single" w:color="000000" w:sz="4"/>
-            </w:tcBorders>
-            <w:vAlign w:val="center"/>
-          </w:tcPr>
-          <w:p>
-            <w:pPr>
-              <w:jc w:val="center"/>
-            </w:pPr>
-            <w:r>
-              <w:rPr>
-                <w:rFonts w:ascii="Times New Roman" w:cs="Times New Roman" w:eastAsia="Times New Roman" w:hAnsi="Times New Roman"/>
-                <w:sz w:val="22"/>
-                <w:szCs w:val="22"/>
-              </w:rPr>
-              <w:t xml:space="preserve">Compare pre-post Q12 accuracy and INS-01 prevalence</w:t>
-            </w:r>
-          </w:p>
-        </w:tc>
-      </w:tr>
-      <w:tr>
-        <w:tc>
-          <w:tcPr>
-            <w:tcW w:type="dxa" w:w="1560"/>
-            <w:tcBorders>
-              <w:top w:val="single" w:color="000000" w:sz="4"/>
-              <w:left w:val="single" w:color="000000" w:sz="4"/>
-              <w:bottom w:val="single" w:color="000000" w:sz="4"/>
-              <w:right w:val="single" w:color="000000" w:sz="4"/>
-            </w:tcBorders>
-            <w:vAlign w:val="center"/>
-          </w:tcPr>
-          <w:p>
-            <w:pPr>
-              <w:jc w:val="center"/>
-            </w:pPr>
-            <w:r>
-              <w:rPr>
-                <w:rFonts w:ascii="Times New Roman" w:cs="Times New Roman" w:eastAsia="Times New Roman" w:hAnsi="Times New Roman"/>
-                <w:sz w:val="22"/>
-                <w:szCs w:val="22"/>
-              </w:rPr>
-              <w:t xml:space="preserve">3</w:t>
-            </w:r>
-          </w:p>
-        </w:tc>
-        <w:tc>
-          <w:tcPr>
-            <w:tcW w:type="dxa" w:w="1560"/>
-            <w:tcBorders>
-              <w:top w:val="single" w:color="000000" w:sz="4"/>
-              <w:left w:val="single" w:color="000000" w:sz="4"/>
-              <w:bottom w:val="single" w:color="000000" w:sz="4"/>
-              <w:right w:val="single" w:color="000000" w:sz="4"/>
-            </w:tcBorders>
-            <w:vAlign w:val="center"/>
-          </w:tcPr>
-          <w:p>
-            <w:pPr>
-              <w:jc w:val="center"/>
-            </w:pPr>
-            <w:r>
-              <w:rPr>
-                <w:rFonts w:ascii="Times New Roman" w:cs="Times New Roman" w:eastAsia="Times New Roman" w:hAnsi="Times New Roman"/>
-                <w:sz w:val="22"/>
-                <w:szCs w:val="22"/>
-              </w:rPr>
-              <w:t xml:space="preserve">82% of high-confidence errors on Q30 reflect reasoning-from-exceptions (RISK-02)</w:t>
-            </w:r>
-          </w:p>
-        </w:tc>
-        <w:tc>
-          <w:tcPr>
-            <w:tcW w:type="dxa" w:w="1560"/>
-            <w:tcBorders>
-              <w:top w:val="single" w:color="000000" w:sz="4"/>
-              <w:left w:val="single" w:color="000000" w:sz="4"/>
-              <w:bottom w:val="single" w:color="000000" w:sz="4"/>
-              <w:right w:val="single" w:color="000000" w:sz="4"/>
-            </w:tcBorders>
-            <w:vAlign w:val="center"/>
-          </w:tcPr>
-          <w:p>
-            <w:pPr>
-              <w:jc w:val="center"/>
-            </w:pPr>
-            <w:r>
-              <w:rPr>
-                <w:rFonts w:ascii="Times New Roman" w:cs="Times New Roman" w:eastAsia="Times New Roman" w:hAnsi="Times New Roman"/>
-                <w:sz w:val="22"/>
-                <w:szCs w:val="22"/>
-              </w:rPr>
-              <w:t xml:space="preserve">diagnose_by_item.csv, Q30 row: 14 of 17 misconceptions (n = 354)</w:t>
-            </w:r>
-          </w:p>
-        </w:tc>
-        <w:tc>
-          <w:tcPr>
-            <w:tcW w:type="dxa" w:w="1560"/>
-            <w:tcBorders>
-              <w:top w:val="single" w:color="000000" w:sz="4"/>
-              <w:left w:val="single" w:color="000000" w:sz="4"/>
-              <w:bottom w:val="single" w:color="000000" w:sz="4"/>
-              <w:right w:val="single" w:color="000000" w:sz="4"/>
-            </w:tcBorders>
-            <w:vAlign w:val="center"/>
-          </w:tcPr>
-          <w:p>
-            <w:pPr>
-              <w:jc w:val="center"/>
-            </w:pPr>
-            <w:r>
-              <w:rPr>
-                <w:rFonts w:ascii="Times New Roman" w:cs="Times New Roman" w:eastAsia="Times New Roman" w:hAnsi="Times New Roman"/>
-                <w:sz w:val="22"/>
-                <w:szCs w:val="22"/>
-              </w:rPr>
-              <w:t xml:space="preserve">Introduce risk-return using historical asset-class return data rather than abstract statements</w:t>
-            </w:r>
-          </w:p>
-        </w:tc>
-        <w:tc>
-          <w:tcPr>
-            <w:tcW w:type="dxa" w:w="1560"/>
-            <w:tcBorders>
-              <w:top w:val="single" w:color="000000" w:sz="4"/>
-              <w:left w:val="single" w:color="000000" w:sz="4"/>
-              <w:bottom w:val="single" w:color="000000" w:sz="4"/>
-              <w:right w:val="single" w:color="000000" w:sz="4"/>
-            </w:tcBorders>
-            <w:vAlign w:val="center"/>
-          </w:tcPr>
-          <w:p>
-            <w:pPr>
-              <w:jc w:val="center"/>
-            </w:pPr>
-            <w:r>
-              <w:rPr>
-                <w:rFonts w:ascii="Times New Roman" w:cs="Times New Roman" w:eastAsia="Times New Roman" w:hAnsi="Times New Roman"/>
-                <w:sz w:val="22"/>
-                <w:szCs w:val="22"/>
-              </w:rPr>
-              <w:t xml:space="preserve">-</w:t>
-            </w:r>
-          </w:p>
-        </w:tc>
-        <w:tc>
-          <w:tcPr>
-            <w:tcW w:type="dxa" w:w="1560"/>
-            <w:tcBorders>
-              <w:top w:val="single" w:color="000000" w:sz="4"/>
-              <w:left w:val="single" w:color="000000" w:sz="4"/>
-              <w:bottom w:val="single" w:color="000000" w:sz="4"/>
-              <w:right w:val="single" w:color="000000" w:sz="4"/>
-            </w:tcBorders>
-            <w:vAlign w:val="center"/>
-          </w:tcPr>
-          <w:p>
-            <w:pPr>
-              <w:jc w:val="center"/>
-            </w:pPr>
-            <w:r>
-              <w:rPr>
-                <w:rFonts w:ascii="Times New Roman" w:cs="Times New Roman" w:eastAsia="Times New Roman" w:hAnsi="Times New Roman"/>
-                <w:sz w:val="22"/>
-                <w:szCs w:val="22"/>
-              </w:rPr>
-              <w:t xml:space="preserve">Compare pre-post RISK-02 prevalence</w:t>
-            </w:r>
-          </w:p>
-        </w:tc>
-      </w:tr>
-      <w:tr>
-        <w:tc>
-          <w:tcPr>
-            <w:tcW w:type="dxa" w:w="1560"/>
-            <w:tcBorders>
-              <w:top w:val="single" w:color="000000" w:sz="4"/>
-              <w:left w:val="single" w:color="000000" w:sz="4"/>
-              <w:bottom w:val="single" w:color="000000" w:sz="4"/>
-              <w:right w:val="single" w:color="000000" w:sz="4"/>
-            </w:tcBorders>
-            <w:vAlign w:val="center"/>
-          </w:tcPr>
-          <w:p>
-            <w:pPr>
-              <w:jc w:val="center"/>
-            </w:pPr>
-            <w:r>
-              <w:rPr>
-                <w:rFonts w:ascii="Times New Roman" w:cs="Times New Roman" w:eastAsia="Times New Roman" w:hAnsi="Times New Roman"/>
-                <w:sz w:val="22"/>
-                <w:szCs w:val="22"/>
-              </w:rPr>
-              <w:t xml:space="preserve">4</w:t>
-            </w:r>
-          </w:p>
-        </w:tc>
-        <w:tc>
-          <w:tcPr>
-            <w:tcW w:type="dxa" w:w="1560"/>
-            <w:tcBorders>
-              <w:top w:val="single" w:color="000000" w:sz="4"/>
-              <w:left w:val="single" w:color="000000" w:sz="4"/>
-              <w:bottom w:val="single" w:color="000000" w:sz="4"/>
-              <w:right w:val="single" w:color="000000" w:sz="4"/>
-            </w:tcBorders>
-            <w:vAlign w:val="center"/>
-          </w:tcPr>
-          <w:p>
-            <w:pPr>
-              <w:jc w:val="center"/>
-            </w:pPr>
-            <w:r>
-              <w:rPr>
-                <w:rFonts w:ascii="Times New Roman" w:cs="Times New Roman" w:eastAsia="Times New Roman" w:hAnsi="Times New Roman"/>
-                <w:sz w:val="22"/>
-                <w:szCs w:val="22"/>
-              </w:rPr>
-              <w:t xml:space="preserve">81% of high-confidence errors on Q36 are selection errors from T/F format</w:t>
-            </w:r>
-          </w:p>
-        </w:tc>
-        <w:tc>
-          <w:tcPr>
-            <w:tcW w:type="dxa" w:w="1560"/>
-            <w:tcBorders>
-              <w:top w:val="single" w:color="000000" w:sz="4"/>
-              <w:left w:val="single" w:color="000000" w:sz="4"/>
-              <w:bottom w:val="single" w:color="000000" w:sz="4"/>
-              <w:right w:val="single" w:color="000000" w:sz="4"/>
-            </w:tcBorders>
-            <w:vAlign w:val="center"/>
-          </w:tcPr>
-          <w:p>
-            <w:pPr>
-              <w:jc w:val="center"/>
-            </w:pPr>
-            <w:r>
-              <w:rPr>
-                <w:rFonts w:ascii="Times New Roman" w:cs="Times New Roman" w:eastAsia="Times New Roman" w:hAnsi="Times New Roman"/>
-                <w:sz w:val="22"/>
-                <w:szCs w:val="22"/>
-              </w:rPr>
-              <w:t xml:space="preserve">diagnose_by_item.csv, Q36 row: 34 of 42 selection errors (n = 354)</w:t>
-            </w:r>
-          </w:p>
-        </w:tc>
-        <w:tc>
-          <w:tcPr>
-            <w:tcW w:type="dxa" w:w="1560"/>
-            <w:tcBorders>
-              <w:top w:val="single" w:color="000000" w:sz="4"/>
-              <w:left w:val="single" w:color="000000" w:sz="4"/>
-              <w:bottom w:val="single" w:color="000000" w:sz="4"/>
-              <w:right w:val="single" w:color="000000" w:sz="4"/>
-            </w:tcBorders>
-            <w:vAlign w:val="center"/>
-          </w:tcPr>
-          <w:p>
-            <w:pPr>
-              <w:jc w:val="center"/>
-            </w:pPr>
-            <w:r>
-              <w:rPr>
-                <w:rFonts w:ascii="Times New Roman" w:cs="Times New Roman" w:eastAsia="Times New Roman" w:hAnsi="Times New Roman"/>
-                <w:sz w:val="22"/>
-                <w:szCs w:val="22"/>
-              </w:rPr>
-              <w:t xml:space="preserve">-</w:t>
-            </w:r>
-          </w:p>
-        </w:tc>
-        <w:tc>
-          <w:tcPr>
-            <w:tcW w:type="dxa" w:w="1560"/>
-            <w:tcBorders>
-              <w:top w:val="single" w:color="000000" w:sz="4"/>
-              <w:left w:val="single" w:color="000000" w:sz="4"/>
-              <w:bottom w:val="single" w:color="000000" w:sz="4"/>
-              <w:right w:val="single" w:color="000000" w:sz="4"/>
-            </w:tcBorders>
-            <w:vAlign w:val="center"/>
-          </w:tcPr>
-          <w:p>
-            <w:pPr>
-              <w:jc w:val="center"/>
-            </w:pPr>
-            <w:r>
-              <w:rPr>
-                <w:rFonts w:ascii="Times New Roman" w:cs="Times New Roman" w:eastAsia="Times New Roman" w:hAnsi="Times New Roman"/>
-                <w:sz w:val="22"/>
-                <w:szCs w:val="22"/>
-              </w:rPr>
-              <w:t xml:space="preserve">Revise Q36 from True/False to standard MCQ</w:t>
-            </w:r>
-          </w:p>
-        </w:tc>
-        <w:tc>
-          <w:tcPr>
-            <w:tcW w:type="dxa" w:w="1560"/>
-            <w:tcBorders>
-              <w:top w:val="single" w:color="000000" w:sz="4"/>
-              <w:left w:val="single" w:color="000000" w:sz="4"/>
-              <w:bottom w:val="single" w:color="000000" w:sz="4"/>
-              <w:right w:val="single" w:color="000000" w:sz="4"/>
-            </w:tcBorders>
-            <w:vAlign w:val="center"/>
-          </w:tcPr>
-          <w:p>
-            <w:pPr>
-              <w:jc w:val="center"/>
-            </w:pPr>
-            <w:r>
-              <w:rPr>
-                <w:rFonts w:ascii="Times New Roman" w:cs="Times New Roman" w:eastAsia="Times New Roman" w:hAnsi="Times New Roman"/>
-                <w:sz w:val="22"/>
-                <w:szCs w:val="22"/>
-              </w:rPr>
-              <w:t xml:space="preserve">Compare Q36 selection error rate after revision</w:t>
-            </w:r>
-          </w:p>
-        </w:tc>
-      </w:tr>
-      <w:tr>
-        <w:tc>
-          <w:tcPr>
-            <w:tcW w:type="dxa" w:w="1560"/>
-            <w:tcBorders>
-              <w:top w:val="single" w:color="000000" w:sz="4"/>
-              <w:left w:val="single" w:color="000000" w:sz="4"/>
-              <w:bottom w:val="single" w:color="000000" w:sz="4"/>
-              <w:right w:val="single" w:color="000000" w:sz="4"/>
-            </w:tcBorders>
-            <w:vAlign w:val="center"/>
-          </w:tcPr>
-          <w:p>
-            <w:pPr>
-              <w:jc w:val="center"/>
-            </w:pPr>
-            <w:r>
-              <w:rPr>
-                <w:rFonts w:ascii="Times New Roman" w:cs="Times New Roman" w:eastAsia="Times New Roman" w:hAnsi="Times New Roman"/>
-                <w:sz w:val="22"/>
-                <w:szCs w:val="22"/>
-              </w:rPr>
-              <w:t xml:space="preserve">5</w:t>
-            </w:r>
-          </w:p>
-        </w:tc>
-        <w:tc>
-          <w:tcPr>
-            <w:tcW w:type="dxa" w:w="1560"/>
-            <w:tcBorders>
-              <w:top w:val="single" w:color="000000" w:sz="4"/>
-              <w:left w:val="single" w:color="000000" w:sz="4"/>
-              <w:bottom w:val="single" w:color="000000" w:sz="4"/>
-              <w:right w:val="single" w:color="000000" w:sz="4"/>
-            </w:tcBorders>
-            <w:vAlign w:val="center"/>
-          </w:tcPr>
-          <w:p>
-            <w:pPr>
-              <w:jc w:val="center"/>
-            </w:pPr>
-            <w:r>
-              <w:rPr>
-                <w:rFonts w:ascii="Times New Roman" w:cs="Times New Roman" w:eastAsia="Times New Roman" w:hAnsi="Times New Roman"/>
-                <w:sz w:val="22"/>
-                <w:szCs w:val="22"/>
-              </w:rPr>
-              <w:t xml:space="preserve">41% of high-confidence errors on Q10 are selection errors from negation framing</w:t>
-            </w:r>
-          </w:p>
-        </w:tc>
-        <w:tc>
-          <w:tcPr>
-            <w:tcW w:type="dxa" w:w="1560"/>
-            <w:tcBorders>
-              <w:top w:val="single" w:color="000000" w:sz="4"/>
-              <w:left w:val="single" w:color="000000" w:sz="4"/>
-              <w:bottom w:val="single" w:color="000000" w:sz="4"/>
-              <w:right w:val="single" w:color="000000" w:sz="4"/>
-            </w:tcBorders>
-            <w:vAlign w:val="center"/>
-          </w:tcPr>
-          <w:p>
-            <w:pPr>
-              <w:jc w:val="center"/>
-            </w:pPr>
-            <w:r>
-              <w:rPr>
-                <w:rFonts w:ascii="Times New Roman" w:cs="Times New Roman" w:eastAsia="Times New Roman" w:hAnsi="Times New Roman"/>
-                <w:sz w:val="22"/>
-                <w:szCs w:val="22"/>
-              </w:rPr>
-              <w:t xml:space="preserve">diagnose_by_item.csv, Q10 row: 16 of 39 selection errors (n = 354)</w:t>
-            </w:r>
-          </w:p>
-        </w:tc>
-        <w:tc>
-          <w:tcPr>
-            <w:tcW w:type="dxa" w:w="1560"/>
-            <w:tcBorders>
-              <w:top w:val="single" w:color="000000" w:sz="4"/>
-              <w:left w:val="single" w:color="000000" w:sz="4"/>
-              <w:bottom w:val="single" w:color="000000" w:sz="4"/>
-              <w:right w:val="single" w:color="000000" w:sz="4"/>
-            </w:tcBorders>
-            <w:vAlign w:val="center"/>
-          </w:tcPr>
-          <w:p>
-            <w:pPr>
-              <w:jc w:val="center"/>
-            </w:pPr>
-            <w:r>
-              <w:rPr>
-                <w:rFonts w:ascii="Times New Roman" w:cs="Times New Roman" w:eastAsia="Times New Roman" w:hAnsi="Times New Roman"/>
-                <w:sz w:val="22"/>
-                <w:szCs w:val="22"/>
-              </w:rPr>
-              <w:t xml:space="preserve">-</w:t>
-            </w:r>
-          </w:p>
-        </w:tc>
-        <w:tc>
-          <w:tcPr>
-            <w:tcW w:type="dxa" w:w="1560"/>
-            <w:tcBorders>
-              <w:top w:val="single" w:color="000000" w:sz="4"/>
-              <w:left w:val="single" w:color="000000" w:sz="4"/>
-              <w:bottom w:val="single" w:color="000000" w:sz="4"/>
-              <w:right w:val="single" w:color="000000" w:sz="4"/>
-            </w:tcBorders>
-            <w:vAlign w:val="center"/>
-          </w:tcPr>
-          <w:p>
-            <w:pPr>
-              <w:jc w:val="center"/>
-            </w:pPr>
-            <w:r>
-              <w:rPr>
-                <w:rFonts w:ascii="Times New Roman" w:cs="Times New Roman" w:eastAsia="Times New Roman" w:hAnsi="Times New Roman"/>
-                <w:sz w:val="22"/>
-                <w:szCs w:val="22"/>
-              </w:rPr>
-              <w:t xml:space="preserve">Rewrite Q10 to remove "which is FALSE" framing</w:t>
-            </w:r>
-          </w:p>
-        </w:tc>
-        <w:tc>
-          <w:tcPr>
-            <w:tcW w:type="dxa" w:w="1560"/>
-            <w:tcBorders>
-              <w:top w:val="single" w:color="000000" w:sz="4"/>
-              <w:left w:val="single" w:color="000000" w:sz="4"/>
-              <w:bottom w:val="single" w:color="000000" w:sz="4"/>
-              <w:right w:val="single" w:color="000000" w:sz="4"/>
-            </w:tcBorders>
-            <w:vAlign w:val="center"/>
-          </w:tcPr>
-          <w:p>
-            <w:pPr>
-              <w:jc w:val="center"/>
-            </w:pPr>
-            <w:r>
-              <w:rPr>
-                <w:rFonts w:ascii="Times New Roman" w:cs="Times New Roman" w:eastAsia="Times New Roman" w:hAnsi="Times New Roman"/>
-                <w:sz w:val="22"/>
-                <w:szCs w:val="22"/>
-              </w:rPr>
-              <w:t xml:space="preserve">Compare Q10 selection error rate after revision</w:t>
-            </w:r>
-          </w:p>
-        </w:tc>
-      </w:tr>
-      <w:tr>
-        <w:tc>
-          <w:tcPr>
-            <w:tcW w:type="dxa" w:w="1560"/>
-            <w:tcBorders>
-              <w:top w:val="single" w:color="000000" w:sz="4"/>
-              <w:left w:val="single" w:color="000000" w:sz="4"/>
-              <w:bottom w:val="single" w:color="000000" w:sz="4"/>
-              <w:right w:val="single" w:color="000000" w:sz="4"/>
-            </w:tcBorders>
-            <w:vAlign w:val="center"/>
-          </w:tcPr>
-          <w:p>
-            <w:pPr>
-              <w:jc w:val="center"/>
-            </w:pPr>
-            <w:r>
-              <w:rPr>
-                <w:rFonts w:ascii="Times New Roman" w:cs="Times New Roman" w:eastAsia="Times New Roman" w:hAnsi="Times New Roman"/>
-                <w:sz w:val="22"/>
-                <w:szCs w:val="22"/>
-              </w:rPr>
-              <w:t xml:space="preserve">6</w:t>
-            </w:r>
-          </w:p>
-        </w:tc>
-        <w:tc>
-          <w:tcPr>
-            <w:tcW w:type="dxa" w:w="1560"/>
-            <w:tcBorders>
-              <w:top w:val="single" w:color="000000" w:sz="4"/>
-              <w:left w:val="single" w:color="000000" w:sz="4"/>
-              <w:bottom w:val="single" w:color="000000" w:sz="4"/>
-              <w:right w:val="single" w:color="000000" w:sz="4"/>
-            </w:tcBorders>
-            <w:vAlign w:val="center"/>
-          </w:tcPr>
-          <w:p>
-            <w:pPr>
-              <w:jc w:val="center"/>
-            </w:pPr>
-            <w:r>
-              <w:rPr>
-                <w:rFonts w:ascii="Times New Roman" w:cs="Times New Roman" w:eastAsia="Times New Roman" w:hAnsi="Times New Roman"/>
-                <w:sz w:val="22"/>
-                <w:szCs w:val="22"/>
-              </w:rPr>
-              <w:t xml:space="preserve">Q29 shows 46% misconception rate (INT-06) and high guess rate among correct respondents</w:t>
-            </w:r>
-          </w:p>
-        </w:tc>
-        <w:tc>
-          <w:tcPr>
-            <w:tcW w:type="dxa" w:w="1560"/>
-            <w:tcBorders>
-              <w:top w:val="single" w:color="000000" w:sz="4"/>
-              <w:left w:val="single" w:color="000000" w:sz="4"/>
-              <w:bottom w:val="single" w:color="000000" w:sz="4"/>
-              <w:right w:val="single" w:color="000000" w:sz="4"/>
-            </w:tcBorders>
-            <w:vAlign w:val="center"/>
-          </w:tcPr>
-          <w:p>
-            <w:pPr>
-              <w:jc w:val="center"/>
-            </w:pPr>
-            <w:r>
-              <w:rPr>
-                <w:rFonts w:ascii="Times New Roman" w:cs="Times New Roman" w:eastAsia="Times New Roman" w:hAnsi="Times New Roman"/>
-                <w:sz w:val="22"/>
-                <w:szCs w:val="22"/>
-              </w:rPr>
-              <w:t xml:space="preserve">diagnose_by_item.csv, Q29 row (n = 24); confirm_by_item.csv, Q29 row (about one-third guesses)</w:t>
-            </w:r>
-          </w:p>
-        </w:tc>
-        <w:tc>
-          <w:tcPr>
-            <w:tcW w:type="dxa" w:w="1560"/>
-            <w:tcBorders>
-              <w:top w:val="single" w:color="000000" w:sz="4"/>
-              <w:left w:val="single" w:color="000000" w:sz="4"/>
-              <w:bottom w:val="single" w:color="000000" w:sz="4"/>
-              <w:right w:val="single" w:color="000000" w:sz="4"/>
-            </w:tcBorders>
-            <w:vAlign w:val="center"/>
-          </w:tcPr>
-          <w:p>
-            <w:pPr>
-              <w:jc w:val="center"/>
-            </w:pPr>
-            <w:r>
-              <w:rPr>
-                <w:rFonts w:ascii="Times New Roman" w:cs="Times New Roman" w:eastAsia="Times New Roman" w:hAnsi="Times New Roman"/>
-                <w:sz w:val="22"/>
-                <w:szCs w:val="22"/>
-              </w:rPr>
-              <w:t xml:space="preserve">Add bond pricing segment with worked numerical examples</w:t>
-            </w:r>
-          </w:p>
-        </w:tc>
-        <w:tc>
-          <w:tcPr>
-            <w:tcW w:type="dxa" w:w="1560"/>
-            <w:tcBorders>
-              <w:top w:val="single" w:color="000000" w:sz="4"/>
-              <w:left w:val="single" w:color="000000" w:sz="4"/>
-              <w:bottom w:val="single" w:color="000000" w:sz="4"/>
-              <w:right w:val="single" w:color="000000" w:sz="4"/>
-            </w:tcBorders>
-            <w:vAlign w:val="center"/>
-          </w:tcPr>
-          <w:p>
-            <w:pPr>
-              <w:jc w:val="center"/>
-            </w:pPr>
-            <w:r>
-              <w:rPr>
-                <w:rFonts w:ascii="Times New Roman" w:cs="Times New Roman" w:eastAsia="Times New Roman" w:hAnsi="Times New Roman"/>
-                <w:sz w:val="22"/>
-                <w:szCs w:val="22"/>
-              </w:rPr>
-              <w:t xml:space="preserve">-</w:t>
-            </w:r>
-          </w:p>
-        </w:tc>
-        <w:tc>
-          <w:tcPr>
-            <w:tcW w:type="dxa" w:w="1560"/>
-            <w:tcBorders>
-              <w:top w:val="single" w:color="000000" w:sz="4"/>
-              <w:left w:val="single" w:color="000000" w:sz="4"/>
-              <w:bottom w:val="single" w:color="000000" w:sz="4"/>
-              <w:right w:val="single" w:color="000000" w:sz="4"/>
-            </w:tcBorders>
-            <w:vAlign w:val="center"/>
-          </w:tcPr>
-          <w:p>
-            <w:pPr>
-              <w:jc w:val="center"/>
-            </w:pPr>
-            <w:r>
-              <w:rPr>
-                <w:rFonts w:ascii="Times New Roman" w:cs="Times New Roman" w:eastAsia="Times New Roman" w:hAnsi="Times New Roman"/>
-                <w:sz w:val="22"/>
-                <w:szCs w:val="22"/>
-              </w:rPr>
-              <w:t xml:space="preserve">Compare pre-post Q29 accuracy and INT-06 prevalence</w:t>
-            </w:r>
-          </w:p>
-        </w:tc>
-      </w:tr>
-      <w:tr>
-        <w:tc>
-          <w:tcPr>
-            <w:tcW w:type="dxa" w:w="1560"/>
-            <w:tcBorders>
-              <w:top w:val="single" w:color="000000" w:sz="4"/>
-              <w:left w:val="single" w:color="000000" w:sz="4"/>
-              <w:bottom w:val="single" w:color="000000" w:sz="4"/>
-              <w:right w:val="single" w:color="000000" w:sz="4"/>
-            </w:tcBorders>
-            <w:vAlign w:val="center"/>
-          </w:tcPr>
-          <w:p>
-            <w:pPr>
-              <w:jc w:val="center"/>
-            </w:pPr>
-            <w:r>
-              <w:rPr>
-                <w:rFonts w:ascii="Times New Roman" w:cs="Times New Roman" w:eastAsia="Times New Roman" w:hAnsi="Times New Roman"/>
-                <w:sz w:val="22"/>
-                <w:szCs w:val="22"/>
-              </w:rPr>
-              <w:t xml:space="preserve">7</w:t>
-            </w:r>
-          </w:p>
-        </w:tc>
-        <w:tc>
-          <w:tcPr>
-            <w:tcW w:type="dxa" w:w="1560"/>
-            <w:tcBorders>
-              <w:top w:val="single" w:color="000000" w:sz="4"/>
-              <w:left w:val="single" w:color="000000" w:sz="4"/>
-              <w:bottom w:val="single" w:color="000000" w:sz="4"/>
-              <w:right w:val="single" w:color="000000" w:sz="4"/>
-            </w:tcBorders>
-            <w:vAlign w:val="center"/>
-          </w:tcPr>
-          <w:p>
-            <w:pPr>
-              <w:jc w:val="center"/>
-            </w:pPr>
-            <w:r>
-              <w:rPr>
-                <w:rFonts w:ascii="Times New Roman" w:cs="Times New Roman" w:eastAsia="Times New Roman" w:hAnsi="Times New Roman"/>
-                <w:sz w:val="22"/>
-                <w:szCs w:val="22"/>
-              </w:rPr>
-              <w:t xml:space="preserve">Q13 shows a high knowledge gap rate - unfamiliarity with deductible terminology</w:t>
-            </w:r>
-          </w:p>
-        </w:tc>
-        <w:tc>
-          <w:tcPr>
-            <w:tcW w:type="dxa" w:w="1560"/>
-            <w:tcBorders>
-              <w:top w:val="single" w:color="000000" w:sz="4"/>
-              <w:left w:val="single" w:color="000000" w:sz="4"/>
-              <w:bottom w:val="single" w:color="000000" w:sz="4"/>
-              <w:right w:val="single" w:color="000000" w:sz="4"/>
-            </w:tcBorders>
-            <w:vAlign w:val="center"/>
-          </w:tcPr>
-          <w:p>
-            <w:pPr>
-              <w:jc w:val="center"/>
-            </w:pPr>
-            <w:r>
-              <w:rPr>
-                <w:rFonts w:ascii="Times New Roman" w:cs="Times New Roman" w:eastAsia="Times New Roman" w:hAnsi="Times New Roman"/>
-                <w:sz w:val="22"/>
-                <w:szCs w:val="22"/>
-              </w:rPr>
-              <w:t xml:space="preserve">diagnose_by_item.csv, Q13 row: about one-third knowledge gaps (n = 19, n = 354)</w:t>
-            </w:r>
-          </w:p>
-        </w:tc>
-        <w:tc>
-          <w:tcPr>
-            <w:tcW w:type="dxa" w:w="1560"/>
-            <w:tcBorders>
-              <w:top w:val="single" w:color="000000" w:sz="4"/>
-              <w:left w:val="single" w:color="000000" w:sz="4"/>
-              <w:bottom w:val="single" w:color="000000" w:sz="4"/>
-              <w:right w:val="single" w:color="000000" w:sz="4"/>
-            </w:tcBorders>
-            <w:vAlign w:val="center"/>
-          </w:tcPr>
-          <w:p>
-            <w:pPr>
-              <w:jc w:val="center"/>
-            </w:pPr>
-            <w:r>
-              <w:rPr>
-                <w:rFonts w:ascii="Times New Roman" w:cs="Times New Roman" w:eastAsia="Times New Roman" w:hAnsi="Times New Roman"/>
-                <w:sz w:val="22"/>
-                <w:szCs w:val="22"/>
-              </w:rPr>
-              <w:t xml:space="preserve">Add insurance terminology module: deductible, premium, copay, out-of-pocket maximum</w:t>
-            </w:r>
-          </w:p>
-        </w:tc>
-        <w:tc>
-          <w:tcPr>
-            <w:tcW w:type="dxa" w:w="1560"/>
-            <w:tcBorders>
-              <w:top w:val="single" w:color="000000" w:sz="4"/>
-              <w:left w:val="single" w:color="000000" w:sz="4"/>
-              <w:bottom w:val="single" w:color="000000" w:sz="4"/>
-              <w:right w:val="single" w:color="000000" w:sz="4"/>
-            </w:tcBorders>
-            <w:vAlign w:val="center"/>
-          </w:tcPr>
-          <w:p>
-            <w:pPr>
-              <w:jc w:val="center"/>
-            </w:pPr>
-            <w:r>
-              <w:rPr>
-                <w:rFonts w:ascii="Times New Roman" w:cs="Times New Roman" w:eastAsia="Times New Roman" w:hAnsi="Times New Roman"/>
-                <w:sz w:val="22"/>
-                <w:szCs w:val="22"/>
-              </w:rPr>
-              <w:t xml:space="preserve">-</w:t>
-            </w:r>
-          </w:p>
-        </w:tc>
-        <w:tc>
-          <w:tcPr>
-            <w:tcW w:type="dxa" w:w="1560"/>
-            <w:tcBorders>
-              <w:top w:val="single" w:color="000000" w:sz="4"/>
-              <w:left w:val="single" w:color="000000" w:sz="4"/>
-              <w:bottom w:val="single" w:color="000000" w:sz="4"/>
-              <w:right w:val="single" w:color="000000" w:sz="4"/>
-            </w:tcBorders>
-            <w:vAlign w:val="center"/>
-          </w:tcPr>
-          <w:p>
-            <w:pPr>
-              <w:jc w:val="center"/>
-            </w:pPr>
-            <w:r>
-              <w:rPr>
-                <w:rFonts w:ascii="Times New Roman" w:cs="Times New Roman" w:eastAsia="Times New Roman" w:hAnsi="Times New Roman"/>
-                <w:sz w:val="22"/>
-                <w:szCs w:val="22"/>
-              </w:rPr>
-              <w:t xml:space="preserve">Compare pre-post Q13 knowledge gap rate</w:t>
-            </w:r>
-          </w:p>
-        </w:tc>
-      </w:tr>
-      <w:tr>
-        <w:tc>
-          <w:tcPr>
-            <w:tcW w:type="dxa" w:w="1560"/>
-            <w:tcBorders>
-              <w:top w:val="single" w:color="000000" w:sz="4"/>
-              <w:left w:val="single" w:color="000000" w:sz="4"/>
-              <w:bottom w:val="single" w:color="000000" w:sz="4"/>
-              <w:right w:val="single" w:color="000000" w:sz="4"/>
-            </w:tcBorders>
-            <w:vAlign w:val="center"/>
-          </w:tcPr>
-          <w:p>
-            <w:pPr>
-              <w:jc w:val="center"/>
-            </w:pPr>
-            <w:r>
-              <w:rPr>
-                <w:rFonts w:ascii="Times New Roman" w:cs="Times New Roman" w:eastAsia="Times New Roman" w:hAnsi="Times New Roman"/>
-                <w:sz w:val="22"/>
-                <w:szCs w:val="22"/>
-              </w:rPr>
-              <w:t xml:space="preserve">8</w:t>
-            </w:r>
-          </w:p>
-        </w:tc>
-        <w:tc>
-          <w:tcPr>
-            <w:tcW w:type="dxa" w:w="1560"/>
-            <w:tcBorders>
-              <w:top w:val="single" w:color="000000" w:sz="4"/>
-              <w:left w:val="single" w:color="000000" w:sz="4"/>
-              <w:bottom w:val="single" w:color="000000" w:sz="4"/>
-              <w:right w:val="single" w:color="000000" w:sz="4"/>
-            </w:tcBorders>
-            <w:vAlign w:val="center"/>
-          </w:tcPr>
-          <w:p>
-            <w:pPr>
-              <w:jc w:val="center"/>
-            </w:pPr>
-            <w:r>
-              <w:rPr>
-                <w:rFonts w:ascii="Times New Roman" w:cs="Times New Roman" w:eastAsia="Times New Roman" w:hAnsi="Times New Roman"/>
-                <w:sz w:val="22"/>
-                <w:szCs w:val="22"/>
-              </w:rPr>
-              <w:t xml:space="preserve">Several items show format-driven selection errors disproportionate to actual misunderstanding</w:t>
-            </w:r>
-          </w:p>
-        </w:tc>
-        <w:tc>
-          <w:tcPr>
-            <w:tcW w:type="dxa" w:w="1560"/>
-            <w:tcBorders>
-              <w:top w:val="single" w:color="000000" w:sz="4"/>
-              <w:left w:val="single" w:color="000000" w:sz="4"/>
-              <w:bottom w:val="single" w:color="000000" w:sz="4"/>
-              <w:right w:val="single" w:color="000000" w:sz="4"/>
-            </w:tcBorders>
-            <w:vAlign w:val="center"/>
-          </w:tcPr>
-          <w:p>
-            <w:pPr>
-              <w:jc w:val="center"/>
-            </w:pPr>
-            <w:r>
-              <w:rPr>
-                <w:rFonts w:ascii="Times New Roman" w:cs="Times New Roman" w:eastAsia="Times New Roman" w:hAnsi="Times New Roman"/>
-                <w:sz w:val="22"/>
-                <w:szCs w:val="22"/>
-              </w:rPr>
-              <w:t xml:space="preserve">diagnose_by_item.csv, multiple items with high SE% (n = 354)</w:t>
-            </w:r>
-          </w:p>
-        </w:tc>
-        <w:tc>
-          <w:tcPr>
-            <w:tcW w:type="dxa" w:w="1560"/>
-            <w:tcBorders>
-              <w:top w:val="single" w:color="000000" w:sz="4"/>
-              <w:left w:val="single" w:color="000000" w:sz="4"/>
-              <w:bottom w:val="single" w:color="000000" w:sz="4"/>
-              <w:right w:val="single" w:color="000000" w:sz="4"/>
-            </w:tcBorders>
-            <w:vAlign w:val="center"/>
-          </w:tcPr>
-          <w:p>
-            <w:pPr>
-              <w:jc w:val="center"/>
-            </w:pPr>
-            <w:r>
-              <w:rPr>
-                <w:rFonts w:ascii="Times New Roman" w:cs="Times New Roman" w:eastAsia="Times New Roman" w:hAnsi="Times New Roman"/>
-                <w:sz w:val="22"/>
-                <w:szCs w:val="22"/>
-              </w:rPr>
-              <w:t xml:space="preserve">-</w:t>
-            </w:r>
-          </w:p>
-        </w:tc>
-        <w:tc>
-          <w:tcPr>
-            <w:tcW w:type="dxa" w:w="1560"/>
-            <w:tcBorders>
-              <w:top w:val="single" w:color="000000" w:sz="4"/>
-              <w:left w:val="single" w:color="000000" w:sz="4"/>
-              <w:bottom w:val="single" w:color="000000" w:sz="4"/>
-              <w:right w:val="single" w:color="000000" w:sz="4"/>
-            </w:tcBorders>
-            <w:vAlign w:val="center"/>
-          </w:tcPr>
-          <w:p>
-            <w:pPr>
-              <w:jc w:val="center"/>
-            </w:pPr>
-            <w:r>
-              <w:rPr>
-                <w:rFonts w:ascii="Times New Roman" w:cs="Times New Roman" w:eastAsia="Times New Roman" w:hAnsi="Times New Roman"/>
-                <w:sz w:val="22"/>
-                <w:szCs w:val="22"/>
-              </w:rPr>
-              <w:t xml:space="preserve">Flag Q9 and Q14 for format revision; consider converting to MCQ</w:t>
-            </w:r>
-          </w:p>
-        </w:tc>
-        <w:tc>
-          <w:tcPr>
-            <w:tcW w:type="dxa" w:w="1560"/>
-            <w:tcBorders>
-              <w:top w:val="single" w:color="000000" w:sz="4"/>
-              <w:left w:val="single" w:color="000000" w:sz="4"/>
-              <w:bottom w:val="single" w:color="000000" w:sz="4"/>
-              <w:right w:val="single" w:color="000000" w:sz="4"/>
-            </w:tcBorders>
-            <w:vAlign w:val="center"/>
-          </w:tcPr>
-          <w:p>
-            <w:pPr>
-              <w:jc w:val="center"/>
-            </w:pPr>
-            <w:r>
-              <w:rPr>
-                <w:rFonts w:ascii="Times New Roman" w:cs="Times New Roman" w:eastAsia="Times New Roman" w:hAnsi="Times New Roman"/>
-                <w:sz w:val="22"/>
-                <w:szCs w:val="22"/>
-              </w:rPr>
-              <w:t xml:space="preserve">Compare SE rates before and after revision</w:t>
-            </w:r>
-          </w:p>
-        </w:tc>
-      </w:tr>
-      <w:tr>
-        <w:tc>
-          <w:tcPr>
-            <w:tcW w:type="dxa" w:w="1560"/>
-            <w:tcBorders>
-              <w:top w:val="single" w:color="000000" w:sz="4"/>
-              <w:left w:val="single" w:color="000000" w:sz="4"/>
-              <w:bottom w:val="single" w:color="000000" w:sz="4"/>
-              <w:right w:val="single" w:color="000000" w:sz="4"/>
-            </w:tcBorders>
-            <w:vAlign w:val="center"/>
-          </w:tcPr>
-          <w:p>
-            <w:pPr>
-              <w:jc w:val="center"/>
-            </w:pPr>
-            <w:r>
-              <w:rPr>
-                <w:rFonts w:ascii="Times New Roman" w:cs="Times New Roman" w:eastAsia="Times New Roman" w:hAnsi="Times New Roman"/>
-                <w:sz w:val="22"/>
-                <w:szCs w:val="22"/>
-              </w:rPr>
-              <w:t xml:space="preserve">9</w:t>
-            </w:r>
-          </w:p>
-        </w:tc>
-        <w:tc>
-          <w:tcPr>
-            <w:tcW w:type="dxa" w:w="1560"/>
-            <w:tcBorders>
-              <w:top w:val="single" w:color="000000" w:sz="4"/>
-              <w:left w:val="single" w:color="000000" w:sz="4"/>
-              <w:bottom w:val="single" w:color="000000" w:sz="4"/>
-              <w:right w:val="single" w:color="000000" w:sz="4"/>
-            </w:tcBorders>
-            <w:vAlign w:val="center"/>
-          </w:tcPr>
-          <w:p>
-            <w:pPr>
-              <w:jc w:val="center"/>
-            </w:pPr>
-            <w:r>
-              <w:rPr>
-                <w:rFonts w:ascii="Times New Roman" w:cs="Times New Roman" w:eastAsia="Times New Roman" w:hAnsi="Times New Roman"/>
-                <w:sz w:val="22"/>
-                <w:szCs w:val="22"/>
-              </w:rPr>
-              <w:t xml:space="preserve">Q2 and Q8 reveal gaps in borrowing mechanics and loan negotiation knowledge</w:t>
-            </w:r>
-          </w:p>
-        </w:tc>
-        <w:tc>
-          <w:tcPr>
-            <w:tcW w:type="dxa" w:w="1560"/>
-            <w:tcBorders>
-              <w:top w:val="single" w:color="000000" w:sz="4"/>
-              <w:left w:val="single" w:color="000000" w:sz="4"/>
-              <w:bottom w:val="single" w:color="000000" w:sz="4"/>
-              <w:right w:val="single" w:color="000000" w:sz="4"/>
-            </w:tcBorders>
-            <w:vAlign w:val="center"/>
-          </w:tcPr>
-          <w:p>
-            <w:pPr>
-              <w:jc w:val="center"/>
-            </w:pPr>
-            <w:r>
-              <w:rPr>
-                <w:rFonts w:ascii="Times New Roman" w:cs="Times New Roman" w:eastAsia="Times New Roman" w:hAnsi="Times New Roman"/>
-                <w:sz w:val="22"/>
-                <w:szCs w:val="22"/>
-              </w:rPr>
-              <w:t xml:space="preserve">diagnose_by_item.csv, Q8 row: 19 of 34 misconceptions, 56% (n = 354); Q2 row: over one-third knowledge gaps</w:t>
-            </w:r>
-          </w:p>
-        </w:tc>
-        <w:tc>
-          <w:tcPr>
-            <w:tcW w:type="dxa" w:w="1560"/>
-            <w:tcBorders>
-              <w:top w:val="single" w:color="000000" w:sz="4"/>
-              <w:left w:val="single" w:color="000000" w:sz="4"/>
-              <w:bottom w:val="single" w:color="000000" w:sz="4"/>
-              <w:right w:val="single" w:color="000000" w:sz="4"/>
-            </w:tcBorders>
-            <w:vAlign w:val="center"/>
-          </w:tcPr>
-          <w:p>
-            <w:pPr>
-              <w:jc w:val="center"/>
-            </w:pPr>
-            <w:r>
-              <w:rPr>
-                <w:rFonts w:ascii="Times New Roman" w:cs="Times New Roman" w:eastAsia="Times New Roman" w:hAnsi="Times New Roman"/>
-                <w:sz w:val="22"/>
-                <w:szCs w:val="22"/>
-              </w:rPr>
-              <w:t xml:space="preserve">Add credit-literacy module covering mortgage term/interest tradeoffs and consumer loan negotiation</w:t>
-            </w:r>
-          </w:p>
-        </w:tc>
-        <w:tc>
-          <w:tcPr>
-            <w:tcW w:type="dxa" w:w="1560"/>
-            <w:tcBorders>
-              <w:top w:val="single" w:color="000000" w:sz="4"/>
-              <w:left w:val="single" w:color="000000" w:sz="4"/>
-              <w:bottom w:val="single" w:color="000000" w:sz="4"/>
-              <w:right w:val="single" w:color="000000" w:sz="4"/>
-            </w:tcBorders>
-            <w:vAlign w:val="center"/>
-          </w:tcPr>
-          <w:p>
-            <w:pPr>
-              <w:jc w:val="center"/>
-            </w:pPr>
-            <w:r>
-              <w:rPr>
-                <w:rFonts w:ascii="Times New Roman" w:cs="Times New Roman" w:eastAsia="Times New Roman" w:hAnsi="Times New Roman"/>
-                <w:sz w:val="22"/>
-                <w:szCs w:val="22"/>
-              </w:rPr>
-              <w:t xml:space="preserve">-</w:t>
-            </w:r>
-          </w:p>
-        </w:tc>
-        <w:tc>
-          <w:tcPr>
-            <w:tcW w:type="dxa" w:w="1560"/>
-            <w:tcBorders>
-              <w:top w:val="single" w:color="000000" w:sz="4"/>
-              <w:left w:val="single" w:color="000000" w:sz="4"/>
-              <w:bottom w:val="single" w:color="000000" w:sz="4"/>
-              <w:right w:val="single" w:color="000000" w:sz="4"/>
-            </w:tcBorders>
-            <w:vAlign w:val="center"/>
-          </w:tcPr>
-          <w:p>
-            <w:pPr>
-              <w:jc w:val="center"/>
-            </w:pPr>
-            <w:r>
-              <w:rPr>
-                <w:rFonts w:ascii="Times New Roman" w:cs="Times New Roman" w:eastAsia="Times New Roman" w:hAnsi="Times New Roman"/>
-                <w:sz w:val="22"/>
-                <w:szCs w:val="22"/>
-              </w:rPr>
-              <w:t xml:space="preserve">Compare pre-post accuracy on Q2 and Q8</w:t>
-            </w:r>
-          </w:p>
-        </w:tc>
-      </w:tr>
-      <w:tr>
-        <w:tc>
-          <w:tcPr>
-            <w:tcW w:type="dxa" w:w="1560"/>
-            <w:tcBorders>
-              <w:top w:val="single" w:color="000000" w:sz="4"/>
-              <w:left w:val="single" w:color="000000" w:sz="4"/>
-              <w:bottom w:val="single" w:color="000000" w:sz="4"/>
-              <w:right w:val="single" w:color="000000" w:sz="4"/>
-            </w:tcBorders>
-            <w:vAlign w:val="center"/>
-          </w:tcPr>
-          <w:p>
-            <w:pPr>
-              <w:jc w:val="center"/>
-            </w:pPr>
-            <w:r>
-              <w:rPr>
-                <w:rFonts w:ascii="Times New Roman" w:cs="Times New Roman" w:eastAsia="Times New Roman" w:hAnsi="Times New Roman"/>
-                <w:sz w:val="22"/>
-                <w:szCs w:val="22"/>
-              </w:rPr>
-              <w:t xml:space="preserve">10</w:t>
-            </w:r>
-          </w:p>
-        </w:tc>
-        <w:tc>
-          <w:tcPr>
-            <w:tcW w:type="dxa" w:w="1560"/>
-            <w:tcBorders>
-              <w:top w:val="single" w:color="000000" w:sz="4"/>
-              <w:left w:val="single" w:color="000000" w:sz="4"/>
-              <w:bottom w:val="single" w:color="000000" w:sz="4"/>
-              <w:right w:val="single" w:color="000000" w:sz="4"/>
-            </w:tcBorders>
-            <w:vAlign w:val="center"/>
-          </w:tcPr>
-          <w:p>
-            <w:pPr>
-              <w:jc w:val="center"/>
-            </w:pPr>
-            <w:r>
-              <w:rPr>
-                <w:rFonts w:ascii="Times New Roman" w:cs="Times New Roman" w:eastAsia="Times New Roman" w:hAnsi="Times New Roman"/>
-                <w:sz w:val="22"/>
-                <w:szCs w:val="22"/>
-              </w:rPr>
-              <w:t xml:space="preserve">Five dominant misconception clusters emerged across the assessment</w:t>
-            </w:r>
-          </w:p>
-        </w:tc>
-        <w:tc>
-          <w:tcPr>
-            <w:tcW w:type="dxa" w:w="1560"/>
-            <w:tcBorders>
-              <w:top w:val="single" w:color="000000" w:sz="4"/>
-              <w:left w:val="single" w:color="000000" w:sz="4"/>
-              <w:bottom w:val="single" w:color="000000" w:sz="4"/>
-              <w:right w:val="single" w:color="000000" w:sz="4"/>
-            </w:tcBorders>
-            <w:vAlign w:val="center"/>
-          </w:tcPr>
-          <w:p>
-            <w:pPr>
-              <w:jc w:val="center"/>
-            </w:pPr>
-            <w:r>
-              <w:rPr>
-                <w:rFonts w:ascii="Times New Roman" w:cs="Times New Roman" w:eastAsia="Times New Roman" w:hAnsi="Times New Roman"/>
-                <w:sz w:val="22"/>
-                <w:szCs w:val="22"/>
-              </w:rPr>
-              <w:t xml:space="preserve">misconception_taxonomy_observed.csv (62 codes); diagnose_by_item.csv cross-item patterns</w:t>
-            </w:r>
-          </w:p>
-        </w:tc>
-        <w:tc>
-          <w:tcPr>
-            <w:tcW w:type="dxa" w:w="1560"/>
-            <w:tcBorders>
-              <w:top w:val="single" w:color="000000" w:sz="4"/>
-              <w:left w:val="single" w:color="000000" w:sz="4"/>
-              <w:bottom w:val="single" w:color="000000" w:sz="4"/>
-              <w:right w:val="single" w:color="000000" w:sz="4"/>
-            </w:tcBorders>
-            <w:vAlign w:val="center"/>
-          </w:tcPr>
-          <w:p>
-            <w:pPr>
-              <w:jc w:val="center"/>
-            </w:pPr>
-            <w:r>
-              <w:rPr>
-                <w:rFonts w:ascii="Times New Roman" w:cs="Times New Roman" w:eastAsia="Times New Roman" w:hAnsi="Times New Roman"/>
-                <w:sz w:val="22"/>
-                <w:szCs w:val="22"/>
-              </w:rPr>
-              <w:t xml:space="preserve">Generate per-student misconception profiles from pre-course data; distribute targeted review materials before mid-term</w:t>
-            </w:r>
-          </w:p>
-        </w:tc>
-        <w:tc>
-          <w:tcPr>
-            <w:tcW w:type="dxa" w:w="1560"/>
-            <w:tcBorders>
-              <w:top w:val="single" w:color="000000" w:sz="4"/>
-              <w:left w:val="single" w:color="000000" w:sz="4"/>
-              <w:bottom w:val="single" w:color="000000" w:sz="4"/>
-              <w:right w:val="single" w:color="000000" w:sz="4"/>
-            </w:tcBorders>
-            <w:vAlign w:val="center"/>
-          </w:tcPr>
-          <w:p>
-            <w:pPr>
-              <w:jc w:val="center"/>
-            </w:pPr>
-            <w:r>
-              <w:rPr>
-                <w:rFonts w:ascii="Times New Roman" w:cs="Times New Roman" w:eastAsia="Times New Roman" w:hAnsi="Times New Roman"/>
-                <w:sz w:val="22"/>
-                <w:szCs w:val="22"/>
-              </w:rPr>
-              <w:t xml:space="preserve">-</w:t>
-            </w:r>
-          </w:p>
-        </w:tc>
-        <w:tc>
-          <w:tcPr>
-            <w:tcW w:type="dxa" w:w="1560"/>
-            <w:tcBorders>
-              <w:top w:val="single" w:color="000000" w:sz="4"/>
-              <w:left w:val="single" w:color="000000" w:sz="4"/>
-              <w:bottom w:val="single" w:color="000000" w:sz="4"/>
-              <w:right w:val="single" w:color="000000" w:sz="4"/>
-            </w:tcBorders>
-            <w:vAlign w:val="center"/>
-          </w:tcPr>
-          <w:p>
-            <w:pPr>
-              <w:jc w:val="center"/>
-            </w:pPr>
-            <w:r>
-              <w:rPr>
-                <w:rFonts w:ascii="Times New Roman" w:cs="Times New Roman" w:eastAsia="Times New Roman" w:hAnsi="Times New Roman"/>
-                <w:sz w:val="22"/>
-                <w:szCs w:val="22"/>
-              </w:rPr>
-              <w:t xml:space="preserve">Track within-student misconception resolution rate in pre-post comparison</w:t>
-            </w:r>
-          </w:p>
-        </w:tc>
-      </w:tr>
-    </w:tbl>
-    <w:p>
-      <w:pPr>
-        <w:spacing w:after="200"/>
-      </w:pPr>
-    </w:p>
-    <w:p>
-      <w:pPr>
-        <w:pStyle w:val="Heading1"/>
-        <w:pageBreakBefore/>
-        <w:spacing w:before="480" w:after="240"/>
-      </w:pPr>
-      <w:r>
-        <w:rPr>
-          <w:rFonts w:ascii="Times New Roman" w:cs="Times New Roman" w:eastAsia="Times New Roman" w:hAnsi="Times New Roman"/>
-          <w:sz w:val="24"/>
-          <w:szCs w:val="24"/>
-        </w:rPr>
-        <w:t xml:space="preserve">9. Limitations</w:t>
-      </w:r>
-    </w:p>
-    <w:p>
-      <w:pPr>
-        <w:spacing w:line="360" w:after="200"/>
-      </w:pPr>
-      <w:r>
-        <w:rPr>
-          <w:rFonts w:ascii="Times New Roman" w:cs="Times New Roman" w:eastAsia="Times New Roman" w:hAnsi="Times New Roman"/>
-          <w:sz w:val="24"/>
-          <w:szCs w:val="24"/>
-        </w:rPr>
-        <w:t xml:space="preserve">A few things to keep in mind when reading this report:</w:t>
-      </w:r>
-    </w:p>
-    <w:p>
-      <w:pPr>
-        <w:pStyle w:val="ListParagraph"/>
-        <w:numPr>
-          <w:ilvl w:val="0"/>
-          <w:numId w:val="7"/>
-        </w:numPr>
-        <w:spacing w:line="360" w:after="100"/>
-      </w:pPr>
-      <w:r>
-        <w:rPr>
-          <w:rFonts w:ascii="Times New Roman" w:cs="Times New Roman" w:eastAsia="Times New Roman" w:hAnsi="Times New Roman"/>
-          <w:b/>
-          <w:bCs/>
-          <w:sz w:val="24"/>
-          <w:szCs w:val="24"/>
-        </w:rPr>
-        <w:t xml:space="preserve">This is a single pre-test.</w:t>
-      </w:r>
-      <w:r>
-        <w:rPr>
-          <w:rFonts w:ascii="Times New Roman" w:cs="Times New Roman" w:eastAsia="Times New Roman" w:hAnsi="Times New Roman"/>
-          <w:sz w:val="24"/>
-          <w:szCs w:val="24"/>
-        </w:rPr>
-        <w:t xml:space="preserve"> We are describing what students knew before the course started. There are no learning gains, no before-and-after comparisons, and no way to tell from this data alone whether instruction changed anything. That analysis is planned for Paper 2, contingent on IRB approval.</w:t>
-      </w:r>
-    </w:p>
-    <w:p>
-      <w:pPr>
-        <w:pStyle w:val="ListParagraph"/>
-        <w:numPr>
-          <w:ilvl w:val="0"/>
-          <w:numId w:val="7"/>
-        </w:numPr>
-        <w:spacing w:line="360" w:after="100"/>
-      </w:pPr>
-      <w:r>
-        <w:rPr>
-          <w:rFonts w:ascii="Times New Roman" w:cs="Times New Roman" w:eastAsia="Times New Roman" w:hAnsi="Times New Roman"/>
-          <w:b/>
-          <w:bCs/>
-          <w:sz w:val="24"/>
-          <w:szCs w:val="24"/>
-        </w:rPr>
-        <w:t xml:space="preserve">The diagnostic sample is not a random cross-section.</w:t>
-      </w:r>
-      <w:r>
-        <w:rPr>
-          <w:rFonts w:ascii="Times New Roman" w:cs="Times New Roman" w:eastAsia="Times New Roman" w:hAnsi="Times New Roman"/>
-          <w:sz w:val="24"/>
-          <w:szCs w:val="24"/>
-        </w:rPr>
-        <w:t xml:space="preserve"> SDM-10 diagnose items only go to students who answered incorrectly with high confidence. Confirm items only go to students who answered correctly with low confidence. The misconception rates in Section 6 describe the tails of the distribution, not the whole class.</w:t>
-      </w:r>
-    </w:p>
-    <w:p>
-      <w:pPr>
-        <w:pStyle w:val="ListParagraph"/>
-        <w:numPr>
-          <w:ilvl w:val="0"/>
-          <w:numId w:val="7"/>
-        </w:numPr>
-        <w:spacing w:line="360" w:after="100"/>
-      </w:pPr>
-      <w:r>
-        <w:rPr>
-          <w:rFonts w:ascii="Times New Roman" w:cs="Times New Roman" w:eastAsia="Times New Roman" w:hAnsi="Times New Roman"/>
-          <w:b/>
-          <w:bCs/>
-          <w:sz w:val="24"/>
-          <w:szCs w:val="24"/>
-        </w:rPr>
-        <w:t xml:space="preserve">One AI model scored all open-ended responses.</w:t>
-      </w:r>
-      <w:r>
-        <w:rPr>
-          <w:rFonts w:ascii="Times New Roman" w:cs="Times New Roman" w:eastAsia="Times New Roman" w:hAnsi="Times New Roman"/>
-          <w:sz w:val="24"/>
-          <w:szCs w:val="24"/>
-        </w:rPr>
-        <w:t xml:space="preserve"> GPT-4.1 classified the 778 consented responses with zero processing errors and high internal confidence. But automated scoring may not agree with human judgment on every borderline case. A human-AI agreement study would strengthen reliability evidence.</w:t>
-      </w:r>
-    </w:p>
-    <w:p>
-      <w:pPr>
-        <w:pStyle w:val="ListParagraph"/>
-        <w:numPr>
-          <w:ilvl w:val="0"/>
-          <w:numId w:val="7"/>
-        </w:numPr>
-        <w:spacing w:line="360" w:after="100"/>
-      </w:pPr>
-      <w:r>
-        <w:rPr>
-          <w:rFonts w:ascii="Times New Roman" w:cs="Times New Roman" w:eastAsia="Times New Roman" w:hAnsi="Times New Roman"/>
-          <w:b/>
-          <w:bCs/>
-          <w:sz w:val="24"/>
-          <w:szCs w:val="24"/>
-        </w:rPr>
-        <w:t xml:space="preserve">Self-reported demographics.</w:t>
-      </w:r>
-      <w:r>
-        <w:rPr>
-          <w:rFonts w:ascii="Times New Roman" w:cs="Times New Roman" w:eastAsia="Times New Roman" w:hAnsi="Times New Roman"/>
-          <w:sz w:val="24"/>
-          <w:szCs w:val="24"/>
-        </w:rPr>
-        <w:t xml:space="preserve"> Students self-reported all demographic and financial background information. Response bias (social desirability, opt-out patterns) may affect these distributions.</w:t>
-      </w:r>
-    </w:p>
-    <w:p>
-      <w:pPr>
-        <w:pStyle w:val="ListParagraph"/>
-        <w:numPr>
-          <w:ilvl w:val="0"/>
-          <w:numId w:val="7"/>
-        </w:numPr>
-        <w:spacing w:line="360" w:after="100"/>
-      </w:pPr>
-      <w:r>
-        <w:rPr>
-          <w:rFonts w:ascii="Times New Roman" w:cs="Times New Roman" w:eastAsia="Times New Roman" w:hAnsi="Times New Roman"/>
-          <w:b/>
-          <w:bCs/>
-          <w:sz w:val="24"/>
-          <w:szCs w:val="24"/>
-        </w:rPr>
-        <w:t xml:space="preserve">Subgroup performance patterns are descriptive only.</w:t>
-      </w:r>
-      <w:r>
-        <w:rPr>
-          <w:rFonts w:ascii="Times New Roman" w:cs="Times New Roman" w:eastAsia="Times New Roman" w:hAnsi="Times New Roman"/>
-          <w:sz w:val="24"/>
-          <w:szCs w:val="24"/>
-        </w:rPr>
-        <w:t xml:space="preserve"> Section 4.3 reports mean scores by demographic group, but this report makes no claims about why those differences exist. Many characteristics overlap (e.g., work status, financial stress, parental education), and disentangling their individual contributions would require multivariate analysis that is beyond the scope of an instructor-facing pre-test summary.</w:t>
-      </w:r>
-    </w:p>
-    <w:p>
-      <w:pPr>
-        <w:pStyle w:val="ListParagraph"/>
-        <w:numPr>
-          <w:ilvl w:val="0"/>
-          <w:numId w:val="7"/>
+          <w:numId w:val="6"/>
         </w:numPr>
         <w:spacing w:line="360" w:after="100"/>
       </w:pPr>
@@ -11440,7 +10041,7 @@
                 <w:sz w:val="22"/>
                 <w:szCs w:val="22"/>
               </w:rPr>
-              <w:t xml:space="preserve">Mean scores by demographic group (N = 431, read-only DB queries)</w:t>
+              <w:t xml:space="preserve">Mean scores by demographic group (N = 431, prepared prior to report build)</w:t>
             </w:r>
           </w:p>
         </w:tc>
@@ -11594,7 +10195,7 @@
                 <w:sz w:val="22"/>
                 <w:szCs w:val="22"/>
               </w:rPr>
-              <w:t xml:space="preserve">Domain performance bar chart with error bars (patched: ylim=105)</w:t>
+              <w:t xml:space="preserve">Domain performance bar chart with error bars (patched: ylim=112, title repositioned)</w:t>
             </w:r>
           </w:p>
         </w:tc>
@@ -12081,7 +10682,7 @@
                 <w:sz w:val="22"/>
                 <w:szCs w:val="22"/>
               </w:rPr>
-              <w:t xml:space="preserve">Sections 6.1, 6.3, 6.4, Table 8.1</w:t>
+              <w:t xml:space="preserve">Sections 6.1, 6.3, 6.4, 7</w:t>
             </w:r>
           </w:p>
         </w:tc>
@@ -12287,7 +10888,7 @@
                 <w:sz w:val="22"/>
                 <w:szCs w:val="22"/>
               </w:rPr>
-              <w:t xml:space="preserve">Chart generation script; source for domain means (lines 85-86), confidence calibration counts (lines 190-191), item difficulty data (lines 229-256), demographic percentages (lines 297-420)</w:t>
+              <w:t xml:space="preserve">Chart generation script with hardcoded data values (prepared prior to report build); source for domain means (lines 85-86), confidence calibration counts (lines 190-191), item difficulty data (lines 229-256), demographic percentages (lines 297-420)</w:t>
             </w:r>
           </w:p>
         </w:tc>
@@ -12585,12 +11186,6 @@
     </w:lvlOverride>
   </w:num>
   <w:num w:numId="6">
-    <w:abstractNumId w:val="3"/>
-    <w:lvlOverride w:ilvl="0">
-      <w:startOverride w:val="1"/>
-    </w:lvlOverride>
-  </w:num>
-  <w:num w:numId="7">
     <w:abstractNumId w:val="3"/>
     <w:lvlOverride w:ilvl="0">
       <w:startOverride w:val="1"/>
